--- a/docs/agent-platform-design.docx
+++ b/docs/agent-platform-design.docx
@@ -745,7 +745,7 @@
                 <w:b w:val="0"/>
                 <w:sz w:val="19"/>
               </w:rPr>
-              <w:t>PDF/Word/MD/TXT 解析切片；智谱 embedding-3 向量化(2048维)</w:t>
+              <w:t>按文件类型差异化分片(文本/Markdown/PDF/Word/表格/图片OCR)，智谱 embedding-3 向量化</w:t>
             </w:r>
           </w:p>
         </w:tc>
@@ -807,7 +807,7 @@
                 <w:b w:val="0"/>
                 <w:sz w:val="19"/>
               </w:rPr>
-              <w:t>pgvector 余弦检索 + 引用回填</w:t>
+              <w:t>混合召回(向量+关键词)加权融合重排 + 引用回填</w:t>
             </w:r>
           </w:p>
         </w:tc>
@@ -869,7 +869,7 @@
                 <w:b w:val="0"/>
                 <w:sz w:val="19"/>
               </w:rPr>
-              <w:t>React Flow 拖拽，5 类节点</w:t>
+              <w:t>React Flow 拖拽，8 类节点(含知识库检索/代码执行/HTTP请求)</w:t>
             </w:r>
           </w:p>
         </w:tc>

--- a/docs/agent-platform-design.docx
+++ b/docs/agent-platform-design.docx
@@ -586,7 +586,7 @@
                 <w:i w:val="0"/>
                 <w:sz w:val="19"/>
               </w:rPr>
-              <w:t>供外部系统调用平台接口的长期凭据（管理功能已实现，鉴权接入规划中）</w:t>
+              <w:t>供外部系统调用平台接口的长期凭据，与 JWT 共用 Bearer 头，以归属用户身份执行并按次扣配额</w:t>
             </w:r>
           </w:p>
         </w:tc>
@@ -1977,7 +1977,7 @@
                 <w:i w:val="0"/>
                 <w:sz w:val="19"/>
               </w:rPr>
-              <w:t>记录登录成功/失败、模型创建/删除、智能体发布、对话中的知识库检索（含召回切片与鉴权剔除数）。管理员可查看最近 200 条</w:t>
+              <w:t>记录登录成功/失败、模型创建/删除、智能体发布、对话中的知识库检索（含召回切片与鉴权剔除数）。管理员分页查看，可按动作、资源、用户名筛选</w:t>
             </w:r>
           </w:p>
         </w:tc>
@@ -2043,7 +2043,7 @@
                 <w:i w:val="0"/>
                 <w:sz w:val="19"/>
               </w:rPr>
-              <w:t>部分实现</w:t>
+              <w:t>已实现</w:t>
             </w:r>
           </w:p>
         </w:tc>
@@ -2059,25 +2059,7 @@
                 <w:i w:val="0"/>
                 <w:sz w:val="19"/>
               </w:rPr>
-              <w:t>生成（明文仅返回一次，库中只存哈希）、列表、启用/禁用、删除，带配额与用量字段。</w:t>
-            </w:r>
-            <w:r>
-              <w:rPr>
-                <w:rFonts w:ascii="宋体" w:hAnsi="宋体" w:eastAsia="宋体"/>
-                <w:b/>
-                <w:i w:val="0"/>
-                <w:sz w:val="19"/>
-              </w:rPr>
-              <w:t>用 Key 调用接口的鉴权与配额扣减尚未实现</w:t>
-            </w:r>
-            <w:r>
-              <w:rPr>
-                <w:rFonts w:ascii="宋体" w:hAnsi="宋体" w:eastAsia="宋体"/>
-                <w:b w:val="0"/>
-                <w:i w:val="0"/>
-                <w:sz w:val="19"/>
-              </w:rPr>
-              <w:t>，见 FR-021</w:t>
+              <w:t>生成（明文仅返回一次，库中只存哈希）、列表、启用/禁用、删除，带配额与用量字段；调用方式见 FR-021</w:t>
             </w:r>
           </w:p>
         </w:tc>
@@ -2143,7 +2125,7 @@
                 <w:i w:val="0"/>
                 <w:sz w:val="19"/>
               </w:rPr>
-              <w:t>规划</w:t>
+              <w:t>已实现</w:t>
             </w:r>
           </w:p>
         </w:tc>
@@ -2159,7 +2141,25 @@
                 <w:i w:val="0"/>
                 <w:sz w:val="19"/>
               </w:rPr>
-              <w:t>外部系统用 API Key 调用对话等接口；按 Key 归属用户鉴权、扣减配额、记录最后使用时间。下一迭代实现</w:t>
+              <w:t xml:space="preserve">外部系统用 </w:t>
+            </w:r>
+            <w:r>
+              <w:rPr>
+                <w:rFonts w:ascii="Consolas" w:hAnsi="Consolas" w:eastAsia="Consolas"/>
+                <w:b w:val="0"/>
+                <w:i w:val="0"/>
+                <w:sz w:val="18"/>
+              </w:rPr>
+              <w:t>Authorization: Bearer ak_...</w:t>
+            </w:r>
+            <w:r>
+              <w:rPr>
+                <w:rFonts w:ascii="宋体" w:hAnsi="宋体" w:eastAsia="宋体"/>
+                <w:b w:val="0"/>
+                <w:i w:val="0"/>
+                <w:sz w:val="19"/>
+              </w:rPr>
+              <w:t xml:space="preserve"> 调用对话、会话、工作流运行接口，以 Key 归属用户的身份执行；每个请求扣 1 次配额，用尽返回 429；管理类接口不接受 API Key</w:t>
             </w:r>
           </w:p>
         </w:tc>
@@ -3867,7 +3867,7 @@
                 <w:i w:val="0"/>
                 <w:sz w:val="19"/>
               </w:rPr>
-              <w:t>运行记录列表（最近 200 条）、详情（输入输出、节点日志）、token 用量、按模型单价折算成本、耗时；待审核的运行可在此通过或拒绝</w:t>
+              <w:t>运行记录分页列表，可按类型与状态筛选；顶部统计由接口全库聚合；详情含输入输出、节点日志、token、按模型单价折算的成本、耗时；待审核的运行可在此通过或拒绝</w:t>
             </w:r>
           </w:p>
         </w:tc>
@@ -3949,7 +3949,7 @@
                 <w:i w:val="0"/>
                 <w:sz w:val="19"/>
               </w:rPr>
-              <w:t>pytest 用例覆盖认证、模型、智能体、工具、知识库、工作流、运行记录收尾</w:t>
+              <w:t>pytest 用例覆盖认证、模型、智能体、工具、知识库、工作流、运行记录收尾、API Key 鉴权</w:t>
             </w:r>
           </w:p>
         </w:tc>
@@ -4097,7 +4097,7 @@
                 <w:i w:val="0"/>
                 <w:sz w:val="19"/>
               </w:rPr>
-              <w:t>规划</w:t>
+              <w:t>已实现</w:t>
             </w:r>
           </w:p>
         </w:tc>
@@ -4113,7 +4113,7 @@
                 <w:i w:val="0"/>
                 <w:sz w:val="19"/>
               </w:rPr>
-              <w:t xml:space="preserve">全部列表接口服务端分页，统一参数与响应结构。下一迭代实现，契约见 </w:t>
+              <w:t>除会话消息外全部列表接口服务端分页，</w:t>
             </w:r>
             <w:r>
               <w:rPr>
@@ -4122,7 +4122,52 @@
                 <w:i w:val="0"/>
                 <w:sz w:val="18"/>
               </w:rPr>
+              <w:t>page / page_size</w:t>
+            </w:r>
+            <w:r>
+              <w:rPr>
+                <w:rFonts w:ascii="宋体" w:hAnsi="宋体" w:eastAsia="宋体"/>
+                <w:b w:val="0"/>
+                <w:i w:val="0"/>
+                <w:sz w:val="19"/>
+              </w:rPr>
+              <w:t xml:space="preserve">（上限 100）+ </w:t>
+            </w:r>
+            <w:r>
+              <w:rPr>
+                <w:rFonts w:ascii="Consolas" w:hAnsi="Consolas" w:eastAsia="Consolas"/>
+                <w:b w:val="0"/>
+                <w:i w:val="0"/>
+                <w:sz w:val="18"/>
+              </w:rPr>
+              <w:t>{items, total, page, page_size}</w:t>
+            </w:r>
+            <w:r>
+              <w:rPr>
+                <w:rFonts w:ascii="宋体" w:hAnsi="宋体" w:eastAsia="宋体"/>
+                <w:b w:val="0"/>
+                <w:i w:val="0"/>
+                <w:sz w:val="19"/>
+              </w:rPr>
+              <w:t xml:space="preserve">；筛选下推；契约见 </w:t>
+            </w:r>
+            <w:r>
+              <w:rPr>
+                <w:rFonts w:ascii="Consolas" w:hAnsi="Consolas" w:eastAsia="Consolas"/>
+                <w:b w:val="0"/>
+                <w:i w:val="0"/>
+                <w:sz w:val="18"/>
+              </w:rPr>
               <w:t>04-接口设计.md</w:t>
+            </w:r>
+            <w:r>
+              <w:rPr>
+                <w:rFonts w:ascii="宋体" w:hAnsi="宋体" w:eastAsia="宋体"/>
+                <w:b w:val="0"/>
+                <w:i w:val="0"/>
+                <w:sz w:val="19"/>
+              </w:rPr>
+              <w:t xml:space="preserve"> 2.3</w:t>
             </w:r>
           </w:p>
         </w:tc>
@@ -4996,7 +5041,7 @@
                 <w:i w:val="0"/>
                 <w:sz w:val="19"/>
               </w:rPr>
-              <w:t>审计日志记录关键操作；API Key 可生成管理；定时任务按 Cron 触发并留下运行记录</w:t>
+              <w:t>审计日志记录关键操作；API Key 可生成并能以 Bearer 头调用对话接口，配额用尽返回 429；定时任务按 Cron 触发并留下运行记录</w:t>
             </w:r>
           </w:p>
         </w:tc>
@@ -7337,7 +7382,7 @@
           <w:i w:val="0"/>
           <w:sz w:val="21"/>
         </w:rPr>
-        <w:t xml:space="preserve">API Key 鉴权尚未接入 </w:t>
+        <w:t>API Key 与 JWT 共用 Bearer 头：</w:t>
       </w:r>
       <w:r>
         <w:rPr>
@@ -7346,7 +7391,7 @@
           <w:i w:val="0"/>
           <w:sz w:val="20"/>
         </w:rPr>
-        <w:t>deps</w:t>
+        <w:t>get_current_user</w:t>
       </w:r>
       <w:r>
         <w:rPr>
@@ -7355,7 +7400,7 @@
           <w:i w:val="0"/>
           <w:sz w:val="21"/>
         </w:rPr>
-        <w:t xml:space="preserve">，规划在同一依赖里按 </w:t>
+        <w:t xml:space="preserve"> 按 </w:t>
       </w:r>
       <w:r>
         <w:rPr>
@@ -7373,7 +7418,7 @@
           <w:i w:val="0"/>
           <w:sz w:val="21"/>
         </w:rPr>
-        <w:t xml:space="preserve"> 前缀分流，见 </w:t>
+        <w:t xml:space="preserve"> 前缀分流到 </w:t>
       </w:r>
       <w:r>
         <w:rPr>
@@ -7382,7 +7427,7 @@
           <w:i w:val="0"/>
           <w:sz w:val="20"/>
         </w:rPr>
-        <w:t>04-接口设计.md</w:t>
+        <w:t>api_key_service.authenticate</w:t>
       </w:r>
       <w:r>
         <w:rPr>
@@ -7391,7 +7436,61 @@
           <w:i w:val="0"/>
           <w:sz w:val="21"/>
         </w:rPr>
-        <w:t>。</w:t>
+        <w:t xml:space="preserve">（校验、原子扣配额），鉴权来源记在 </w:t>
+      </w:r>
+      <w:r>
+        <w:rPr>
+          <w:rFonts w:ascii="Consolas" w:hAnsi="Consolas" w:eastAsia="Consolas"/>
+          <w:b w:val="0"/>
+          <w:i w:val="0"/>
+          <w:sz w:val="20"/>
+        </w:rPr>
+        <w:t>request.state.auth_via</w:t>
+      </w:r>
+      <w:r>
+        <w:rPr>
+          <w:rFonts w:ascii="宋体" w:hAnsi="宋体" w:eastAsia="宋体"/>
+          <w:b w:val="0"/>
+          <w:i w:val="0"/>
+          <w:sz w:val="21"/>
+        </w:rPr>
+        <w:t>；</w:t>
+      </w:r>
+      <w:r>
+        <w:rPr>
+          <w:rFonts w:ascii="Consolas" w:hAnsi="Consolas" w:eastAsia="Consolas"/>
+          <w:b w:val="0"/>
+          <w:i w:val="0"/>
+          <w:sz w:val="20"/>
+        </w:rPr>
+        <w:t>require_roles</w:t>
+      </w:r>
+      <w:r>
+        <w:rPr>
+          <w:rFonts w:ascii="宋体" w:hAnsi="宋体" w:eastAsia="宋体"/>
+          <w:b w:val="0"/>
+          <w:i w:val="0"/>
+          <w:sz w:val="21"/>
+        </w:rPr>
+        <w:t xml:space="preserve"> 默认拒绝 API Key，执行类接口显式 </w:t>
+      </w:r>
+      <w:r>
+        <w:rPr>
+          <w:rFonts w:ascii="Consolas" w:hAnsi="Consolas" w:eastAsia="Consolas"/>
+          <w:b w:val="0"/>
+          <w:i w:val="0"/>
+          <w:sz w:val="20"/>
+        </w:rPr>
+        <w:t>allow_api_key=True</w:t>
+      </w:r>
+      <w:r>
+        <w:rPr>
+          <w:rFonts w:ascii="宋体" w:hAnsi="宋体" w:eastAsia="宋体"/>
+          <w:b w:val="0"/>
+          <w:i w:val="0"/>
+          <w:sz w:val="21"/>
+        </w:rPr>
+        <w:t xml:space="preserve"> 开放。</w:t>
       </w:r>
     </w:p>
     <w:p>
@@ -10909,7 +11008,7 @@
                 <w:i w:val="0"/>
                 <w:sz w:val="19"/>
               </w:rPr>
-              <w:t>列表接口无分页</w:t>
+              <w:t>下拉选项取分页第一页最多 100 条</w:t>
             </w:r>
           </w:p>
         </w:tc>
@@ -10925,7 +11024,7 @@
                 <w:i w:val="0"/>
                 <w:sz w:val="19"/>
               </w:rPr>
-              <w:t>早期数据量小</w:t>
+              <w:t>不为选项再开一套无界接口</w:t>
             </w:r>
           </w:p>
         </w:tc>
@@ -10941,7 +11040,7 @@
                 <w:i w:val="0"/>
                 <w:sz w:val="19"/>
               </w:rPr>
-              <w:t>运行记录已过千条，下一迭代统一分页</w:t>
+              <w:t>超过 100 项时要改为服务端搜索</w:t>
             </w:r>
           </w:p>
         </w:tc>
@@ -21550,7 +21649,25 @@
                 <w:i w:val="0"/>
                 <w:sz w:val="19"/>
               </w:rPr>
-              <w:t>已用次数（鉴权接入后扣减）</w:t>
+              <w:t>已用次数，每个通过鉴权的请求 +1；</w:t>
+            </w:r>
+            <w:r>
+              <w:rPr>
+                <w:rFonts w:ascii="Consolas" w:hAnsi="Consolas" w:eastAsia="Consolas"/>
+                <w:b w:val="0"/>
+                <w:i w:val="0"/>
+                <w:sz w:val="18"/>
+              </w:rPr>
+              <w:t>used &lt; quota</w:t>
+            </w:r>
+            <w:r>
+              <w:rPr>
+                <w:rFonts w:ascii="宋体" w:hAnsi="宋体" w:eastAsia="宋体"/>
+                <w:b w:val="0"/>
+                <w:i w:val="0"/>
+                <w:sz w:val="19"/>
+              </w:rPr>
+              <w:t xml:space="preserve"> 作为扣减前置条件</w:t>
             </w:r>
           </w:p>
         </w:tc>
@@ -23832,7 +23949,7 @@
                 <w:i w:val="0"/>
                 <w:sz w:val="19"/>
               </w:rPr>
-              <w:t>user_id</w:t>
+              <w:t>user_id、key_hash</w:t>
             </w:r>
           </w:p>
         </w:tc>
@@ -23848,7 +23965,7 @@
                 <w:i w:val="0"/>
                 <w:sz w:val="19"/>
               </w:rPr>
-              <w:t>按 key_hash 查找尚无索引，鉴权接入时补</w:t>
+              <w:t>归属查询；鉴权按哈希查找</w:t>
             </w:r>
           </w:p>
         </w:tc>
@@ -24337,6 +24454,40 @@
                 <w:sz w:val="19"/>
               </w:rPr>
               <w:t>关闭历史遗留的永久 running 运行记录</w:t>
+            </w:r>
+          </w:p>
+        </w:tc>
+      </w:tr>
+      <w:tr>
+        <w:tc>
+          <w:tcPr>
+            <w:tcW w:type="dxa" w:w="4320"/>
+          </w:tcPr>
+          <w:p>
+            <w:r>
+              <w:rPr>
+                <w:rFonts w:ascii="Consolas" w:hAnsi="Consolas" w:eastAsia="Consolas"/>
+                <w:b w:val="0"/>
+                <w:i w:val="0"/>
+                <w:sz w:val="18"/>
+              </w:rPr>
+              <w:t>20260904_133000_k4h5i6_api_keys_key_hash_index.py</w:t>
+            </w:r>
+          </w:p>
+        </w:tc>
+        <w:tc>
+          <w:tcPr>
+            <w:tcW w:type="dxa" w:w="4320"/>
+          </w:tcPr>
+          <w:p>
+            <w:r>
+              <w:rPr>
+                <w:rFonts w:ascii="宋体" w:hAnsi="宋体" w:eastAsia="宋体"/>
+                <w:b w:val="0"/>
+                <w:i w:val="0"/>
+                <w:sz w:val="19"/>
+              </w:rPr>
+              <w:t>api_keys.key_hash 加索引</w:t>
             </w:r>
           </w:p>
         </w:tc>
@@ -25651,7 +25802,7 @@
           <w:i w:val="0"/>
           <w:sz w:val="24"/>
         </w:rPr>
-        <w:t>2.3 分页（规划，FR-022）</w:t>
+        <w:t>2.3 分页（FR-022）</w:t>
       </w:r>
     </w:p>
     <w:p>
@@ -25662,18 +25813,7 @@
           <w:i w:val="0"/>
           <w:sz w:val="21"/>
         </w:rPr>
-        <w:t>现状：列表接口全量返回；运行记录与审计日志固定取最近 200 条。</w:t>
-      </w:r>
-    </w:p>
-    <w:p>
-      <w:r>
-        <w:rPr>
-          <w:rFonts w:ascii="宋体" w:hAnsi="宋体" w:eastAsia="宋体"/>
-          <w:b w:val="0"/>
-          <w:i w:val="0"/>
-          <w:sz w:val="21"/>
-        </w:rPr>
-        <w:t>目标契约：</w:t>
+        <w:t>除会话消息外，所有列表接口都是服务端分页，参数与响应结构统一：</w:t>
       </w:r>
     </w:p>
     <w:p>
@@ -25899,7 +26039,7 @@
           <w:i w:val="0"/>
           <w:sz w:val="21"/>
         </w:rPr>
-        <w:t xml:space="preserve"> 正序（配置类）。空结果 </w:t>
+        <w:t xml:space="preserve"> 正序（配置类），都带 </w:t>
       </w:r>
       <w:r>
         <w:rPr>
@@ -25908,7 +26048,7 @@
           <w:i w:val="0"/>
           <w:sz w:val="20"/>
         </w:rPr>
-        <w:t>items</w:t>
+        <w:t>id</w:t>
       </w:r>
       <w:r>
         <w:rPr>
@@ -25917,7 +26057,7 @@
           <w:i w:val="0"/>
           <w:sz w:val="21"/>
         </w:rPr>
-        <w:t xml:space="preserve"> 为 </w:t>
+        <w:t xml:space="preserve"> 作副键保证翻页稳定。空结果 </w:t>
       </w:r>
       <w:r>
         <w:rPr>
@@ -25926,7 +26066,7 @@
           <w:i w:val="0"/>
           <w:sz w:val="20"/>
         </w:rPr>
-        <w:t>[]</w:t>
+        <w:t>items</w:t>
       </w:r>
       <w:r>
         <w:rPr>
@@ -25935,7 +26075,108 @@
           <w:i w:val="0"/>
           <w:sz w:val="21"/>
         </w:rPr>
-        <w:t>。</w:t>
+        <w:t xml:space="preserve"> 为 </w:t>
+      </w:r>
+      <w:r>
+        <w:rPr>
+          <w:rFonts w:ascii="Consolas" w:hAnsi="Consolas" w:eastAsia="Consolas"/>
+          <w:b w:val="0"/>
+          <w:i w:val="0"/>
+          <w:sz w:val="20"/>
+        </w:rPr>
+        <w:t>[]</w:t>
+      </w:r>
+      <w:r>
+        <w:rPr>
+          <w:rFonts w:ascii="宋体" w:hAnsi="宋体" w:eastAsia="宋体"/>
+          <w:b w:val="0"/>
+          <w:i w:val="0"/>
+          <w:sz w:val="21"/>
+        </w:rPr>
+        <w:t>。筛选参数全部在服务端生效，枚举型参数取值非法返回 422。</w:t>
+      </w:r>
+    </w:p>
+    <w:p>
+      <w:r>
+        <w:rPr>
+          <w:rFonts w:ascii="宋体" w:hAnsi="宋体" w:eastAsia="宋体"/>
+          <w:b w:val="0"/>
+          <w:i w:val="0"/>
+          <w:sz w:val="21"/>
+        </w:rPr>
+        <w:t xml:space="preserve">会话消息 </w:t>
+      </w:r>
+      <w:r>
+        <w:rPr>
+          <w:rFonts w:ascii="Consolas" w:hAnsi="Consolas" w:eastAsia="Consolas"/>
+          <w:b w:val="0"/>
+          <w:i w:val="0"/>
+          <w:sz w:val="20"/>
+        </w:rPr>
+        <w:t>GET /conversations/{id}/messages</w:t>
+      </w:r>
+      <w:r>
+        <w:rPr>
+          <w:rFonts w:ascii="宋体" w:hAnsi="宋体" w:eastAsia="宋体"/>
+          <w:b w:val="0"/>
+          <w:i w:val="0"/>
+          <w:sz w:val="21"/>
+        </w:rPr>
+        <w:t xml:space="preserve"> 是唯一例外：对话页需要整段历史，返回数组。前端下拉框取 </w:t>
+      </w:r>
+      <w:r>
+        <w:rPr>
+          <w:rFonts w:ascii="Consolas" w:hAnsi="Consolas" w:eastAsia="Consolas"/>
+          <w:b w:val="0"/>
+          <w:i w:val="0"/>
+          <w:sz w:val="20"/>
+        </w:rPr>
+        <w:t>page_size=100</w:t>
+      </w:r>
+      <w:r>
+        <w:rPr>
+          <w:rFonts w:ascii="宋体" w:hAnsi="宋体" w:eastAsia="宋体"/>
+          <w:b w:val="0"/>
+          <w:i w:val="0"/>
+          <w:sz w:val="21"/>
+        </w:rPr>
+        <w:t xml:space="preserve"> 的第一页（</w:t>
+      </w:r>
+      <w:r>
+        <w:rPr>
+          <w:rFonts w:ascii="Consolas" w:hAnsi="Consolas" w:eastAsia="Consolas"/>
+          <w:b w:val="0"/>
+          <w:i w:val="0"/>
+          <w:sz w:val="20"/>
+        </w:rPr>
+        <w:t>OPTIONS_PAGE</w:t>
+      </w:r>
+      <w:r>
+        <w:rPr>
+          <w:rFonts w:ascii="宋体" w:hAnsi="宋体" w:eastAsia="宋体"/>
+          <w:b w:val="0"/>
+          <w:i w:val="0"/>
+          <w:sz w:val="21"/>
+        </w:rPr>
+        <w:t xml:space="preserve">），超过 100 项时要改为带 </w:t>
+      </w:r>
+      <w:r>
+        <w:rPr>
+          <w:rFonts w:ascii="Consolas" w:hAnsi="Consolas" w:eastAsia="Consolas"/>
+          <w:b w:val="0"/>
+          <w:i w:val="0"/>
+          <w:sz w:val="20"/>
+        </w:rPr>
+        <w:t>q</w:t>
+      </w:r>
+      <w:r>
+        <w:rPr>
+          <w:rFonts w:ascii="宋体" w:hAnsi="宋体" w:eastAsia="宋体"/>
+          <w:b w:val="0"/>
+          <w:i w:val="0"/>
+          <w:sz w:val="21"/>
+        </w:rPr>
+        <w:t xml:space="preserve"> 的服务端搜索，见演进路线。</w:t>
       </w:r>
     </w:p>
     <w:p>
@@ -26304,7 +26545,7 @@
           <w:i w:val="0"/>
           <w:sz w:val="24"/>
         </w:rPr>
-        <w:t>3.3 API Key 调用（规划，FR-021）</w:t>
+        <w:t>3.3 API Key 调用（FR-021）</w:t>
       </w:r>
     </w:p>
     <w:p>
@@ -26336,7 +26577,7 @@
           <w:i w:val="0"/>
           <w:sz w:val="21"/>
         </w:rPr>
-        <w:t xml:space="preserve">；后端按 </w:t>
+        <w:t>。</w:t>
       </w:r>
       <w:r>
         <w:rPr>
@@ -26345,7 +26586,7 @@
           <w:i w:val="0"/>
           <w:sz w:val="20"/>
         </w:rPr>
-        <w:t>ak_</w:t>
+        <w:t>get_current_user</w:t>
       </w:r>
       <w:r>
         <w:rPr>
@@ -26354,7 +26595,7 @@
           <w:i w:val="0"/>
           <w:sz w:val="21"/>
         </w:rPr>
-        <w:t xml:space="preserve"> 前缀分流：查 </w:t>
+        <w:t xml:space="preserve"> 按 </w:t>
       </w:r>
       <w:r>
         <w:rPr>
@@ -26363,7 +26604,7 @@
           <w:i w:val="0"/>
           <w:sz w:val="20"/>
         </w:rPr>
-        <w:t>api_keys.key_hash = sha256(明文)</w:t>
+        <w:t>ak_</w:t>
       </w:r>
       <w:r>
         <w:rPr>
@@ -26372,7 +26613,7 @@
           <w:i w:val="0"/>
           <w:sz w:val="21"/>
         </w:rPr>
-        <w:t xml:space="preserve">，要求 </w:t>
+        <w:t xml:space="preserve"> 前缀分流到 </w:t>
       </w:r>
       <w:r>
         <w:rPr>
@@ -26381,7 +26622,7 @@
           <w:i w:val="0"/>
           <w:sz w:val="20"/>
         </w:rPr>
-        <w:t>is_enabled</w:t>
+        <w:t>api_key_service.authenticate</w:t>
       </w:r>
       <w:r>
         <w:rPr>
@@ -26390,7 +26631,7 @@
           <w:i w:val="0"/>
           <w:sz w:val="21"/>
         </w:rPr>
-        <w:t xml:space="preserve"> 且 </w:t>
+        <w:t xml:space="preserve">：查 </w:t>
       </w:r>
       <w:r>
         <w:rPr>
@@ -26399,7 +26640,61 @@
           <w:i w:val="0"/>
           <w:sz w:val="20"/>
         </w:rPr>
-        <w:t>used &lt; quota</w:t>
+        <w:t>api_keys.key_hash = sha256(明文)</w:t>
+      </w:r>
+      <w:r>
+        <w:rPr>
+          <w:rFonts w:ascii="宋体" w:hAnsi="宋体" w:eastAsia="宋体"/>
+          <w:b w:val="0"/>
+          <w:i w:val="0"/>
+          <w:sz w:val="21"/>
+        </w:rPr>
+        <w:t xml:space="preserve">，要求 </w:t>
+      </w:r>
+      <w:r>
+        <w:rPr>
+          <w:rFonts w:ascii="Consolas" w:hAnsi="Consolas" w:eastAsia="Consolas"/>
+          <w:b w:val="0"/>
+          <w:i w:val="0"/>
+          <w:sz w:val="20"/>
+        </w:rPr>
+        <w:t>is_enabled</w:t>
+      </w:r>
+      <w:r>
+        <w:rPr>
+          <w:rFonts w:ascii="宋体" w:hAnsi="宋体" w:eastAsia="宋体"/>
+          <w:b w:val="0"/>
+          <w:i w:val="0"/>
+          <w:sz w:val="21"/>
+        </w:rPr>
+        <w:t xml:space="preserve">；再校验归属用户存在且启用；最后用带前置条件的 </w:t>
+      </w:r>
+      <w:r>
+        <w:rPr>
+          <w:rFonts w:ascii="Consolas" w:hAnsi="Consolas" w:eastAsia="Consolas"/>
+          <w:b w:val="0"/>
+          <w:i w:val="0"/>
+          <w:sz w:val="20"/>
+        </w:rPr>
+        <w:t>UPDATE ... WHERE used &lt; quota</w:t>
+      </w:r>
+      <w:r>
+        <w:rPr>
+          <w:rFonts w:ascii="宋体" w:hAnsi="宋体" w:eastAsia="宋体"/>
+          <w:b w:val="0"/>
+          <w:i w:val="0"/>
+          <w:sz w:val="21"/>
+        </w:rPr>
+        <w:t xml:space="preserve"> 扣 1 次配额并更新 </w:t>
+      </w:r>
+      <w:r>
+        <w:rPr>
+          <w:rFonts w:ascii="Consolas" w:hAnsi="Consolas" w:eastAsia="Consolas"/>
+          <w:b w:val="0"/>
+          <w:i w:val="0"/>
+          <w:sz w:val="20"/>
+        </w:rPr>
+        <w:t>last_used_at</w:t>
       </w:r>
       <w:r>
         <w:rPr>
@@ -26424,6 +26719,24 @@
         </w:rPr>
         <w:t>通过后以 Key 归属用户的身份与角色执行，等同于该用户登录。</w:t>
       </w:r>
+      <w:r>
+        <w:rPr>
+          <w:rFonts w:ascii="宋体" w:hAnsi="宋体" w:eastAsia="宋体"/>
+          <w:b/>
+          <w:i w:val="0"/>
+          <w:sz w:val="21"/>
+        </w:rPr>
+        <w:t>每个通过鉴权的请求消耗 1 次配额</w:t>
+      </w:r>
+      <w:r>
+        <w:rPr>
+          <w:rFonts w:ascii="宋体" w:hAnsi="宋体" w:eastAsia="宋体"/>
+          <w:b w:val="0"/>
+          <w:i w:val="0"/>
+          <w:sz w:val="21"/>
+        </w:rPr>
+        <w:t>，与业务是否成功无关。</w:t>
+      </w:r>
     </w:p>
     <w:p>
       <w:pPr>
@@ -26436,43 +26749,7 @@
           <w:i w:val="0"/>
           <w:sz w:val="21"/>
         </w:rPr>
-        <w:t xml:space="preserve">每次成功鉴权 </w:t>
-      </w:r>
-      <w:r>
-        <w:rPr>
-          <w:rFonts w:ascii="Consolas" w:hAnsi="Consolas" w:eastAsia="Consolas"/>
-          <w:b w:val="0"/>
-          <w:i w:val="0"/>
-          <w:sz w:val="20"/>
-        </w:rPr>
-        <w:t>used + 1</w:t>
-      </w:r>
-      <w:r>
-        <w:rPr>
-          <w:rFonts w:ascii="宋体" w:hAnsi="宋体" w:eastAsia="宋体"/>
-          <w:b w:val="0"/>
-          <w:i w:val="0"/>
-          <w:sz w:val="21"/>
-        </w:rPr>
-        <w:t xml:space="preserve">、更新 </w:t>
-      </w:r>
-      <w:r>
-        <w:rPr>
-          <w:rFonts w:ascii="Consolas" w:hAnsi="Consolas" w:eastAsia="Consolas"/>
-          <w:b w:val="0"/>
-          <w:i w:val="0"/>
-          <w:sz w:val="20"/>
-        </w:rPr>
-        <w:t>last_used_at</w:t>
-      </w:r>
-      <w:r>
-        <w:rPr>
-          <w:rFonts w:ascii="宋体" w:hAnsi="宋体" w:eastAsia="宋体"/>
-          <w:b w:val="0"/>
-          <w:i w:val="0"/>
-          <w:sz w:val="21"/>
-        </w:rPr>
-        <w:t>；配额用尽返回 429，detail "API Key 配额已用尽"；Key 无效或停用返回 401。</w:t>
+        <w:t>错误：401 "API Key 无效或已停用"；403 "API Key 归属账号不可用"；429 "API Key 配额已用尽"（不再累加 used）。</w:t>
       </w:r>
     </w:p>
     <w:p>
@@ -26486,7 +26763,129 @@
           <w:i w:val="0"/>
           <w:sz w:val="21"/>
         </w:rPr>
-        <w:t>首批开放的接口：对话、会话查询、工作流运行；管理类接口不接受 API Key。</w:t>
+        <w:t>可用范围：所有只要求登录的接口（</w:t>
+      </w:r>
+      <w:r>
+        <w:rPr>
+          <w:rFonts w:ascii="Consolas" w:hAnsi="Consolas" w:eastAsia="Consolas"/>
+          <w:b w:val="0"/>
+          <w:i w:val="0"/>
+          <w:sz w:val="20"/>
+        </w:rPr>
+        <w:t>/auth/me</w:t>
+      </w:r>
+      <w:r>
+        <w:rPr>
+          <w:rFonts w:ascii="宋体" w:hAnsi="宋体" w:eastAsia="宋体"/>
+          <w:b w:val="0"/>
+          <w:i w:val="0"/>
+          <w:sz w:val="21"/>
+        </w:rPr>
+        <w:t>、</w:t>
+      </w:r>
+      <w:r>
+        <w:rPr>
+          <w:rFonts w:ascii="Consolas" w:hAnsi="Consolas" w:eastAsia="Consolas"/>
+          <w:b w:val="0"/>
+          <w:i w:val="0"/>
+          <w:sz w:val="20"/>
+        </w:rPr>
+        <w:t>/agents/{id}/chat</w:t>
+      </w:r>
+      <w:r>
+        <w:rPr>
+          <w:rFonts w:ascii="宋体" w:hAnsi="宋体" w:eastAsia="宋体"/>
+          <w:b w:val="0"/>
+          <w:i w:val="0"/>
+          <w:sz w:val="21"/>
+        </w:rPr>
+        <w:t>、</w:t>
+      </w:r>
+      <w:r>
+        <w:rPr>
+          <w:rFonts w:ascii="Consolas" w:hAnsi="Consolas" w:eastAsia="Consolas"/>
+          <w:b w:val="0"/>
+          <w:i w:val="0"/>
+          <w:sz w:val="20"/>
+        </w:rPr>
+        <w:t>/conversations*</w:t>
+      </w:r>
+      <w:r>
+        <w:rPr>
+          <w:rFonts w:ascii="宋体" w:hAnsi="宋体" w:eastAsia="宋体"/>
+          <w:b w:val="0"/>
+          <w:i w:val="0"/>
+          <w:sz w:val="21"/>
+        </w:rPr>
+        <w:t xml:space="preserve">），以及显式开放的 </w:t>
+      </w:r>
+      <w:r>
+        <w:rPr>
+          <w:rFonts w:ascii="Consolas" w:hAnsi="Consolas" w:eastAsia="Consolas"/>
+          <w:b w:val="0"/>
+          <w:i w:val="0"/>
+          <w:sz w:val="20"/>
+        </w:rPr>
+        <w:t>POST /workflows/{id}/run</w:t>
+      </w:r>
+      <w:r>
+        <w:rPr>
+          <w:rFonts w:ascii="宋体" w:hAnsi="宋体" w:eastAsia="宋体"/>
+          <w:b w:val="0"/>
+          <w:i w:val="0"/>
+          <w:sz w:val="21"/>
+        </w:rPr>
+        <w:t xml:space="preserve"> 与 </w:t>
+      </w:r>
+      <w:r>
+        <w:rPr>
+          <w:rFonts w:ascii="Consolas" w:hAnsi="Consolas" w:eastAsia="Consolas"/>
+          <w:b w:val="0"/>
+          <w:i w:val="0"/>
+          <w:sz w:val="20"/>
+        </w:rPr>
+        <w:t>POST /workflows/{id}/runs/{run_id}/resume</w:t>
+      </w:r>
+      <w:r>
+        <w:rPr>
+          <w:rFonts w:ascii="宋体" w:hAnsi="宋体" w:eastAsia="宋体"/>
+          <w:b w:val="0"/>
+          <w:i w:val="0"/>
+          <w:sz w:val="21"/>
+        </w:rPr>
+        <w:t>。其余管理接口对 API Key 返回 403 "API Key 不能访问管理接口"。</w:t>
+      </w:r>
+    </w:p>
+    <w:p>
+      <w:pPr>
+        <w:pStyle w:val="ListBullet"/>
+      </w:pPr>
+      <w:r>
+        <w:rPr>
+          <w:rFonts w:ascii="宋体" w:hAnsi="宋体" w:eastAsia="宋体"/>
+          <w:b w:val="0"/>
+          <w:i w:val="0"/>
+          <w:sz w:val="21"/>
+        </w:rPr>
+        <w:t xml:space="preserve">开放新的执行类接口给 API Key：路由依赖改为 </w:t>
+      </w:r>
+      <w:r>
+        <w:rPr>
+          <w:rFonts w:ascii="Consolas" w:hAnsi="Consolas" w:eastAsia="Consolas"/>
+          <w:b w:val="0"/>
+          <w:i w:val="0"/>
+          <w:sz w:val="20"/>
+        </w:rPr>
+        <w:t>require_roles(..., allow_api_key=True)</w:t>
+      </w:r>
+      <w:r>
+        <w:rPr>
+          <w:rFonts w:ascii="宋体" w:hAnsi="宋体" w:eastAsia="宋体"/>
+          <w:b w:val="0"/>
+          <w:i w:val="0"/>
+          <w:sz w:val="21"/>
+        </w:rPr>
+        <w:t>，并在本节登记。</w:t>
       </w:r>
     </w:p>
     <w:p>
@@ -26942,13 +27341,50 @@
           <w:tcPr>
             <w:tcW w:type="dxa" w:w="2160"/>
           </w:tcPr>
-          <w:p/>
-        </w:tc>
-        <w:tc>
-          <w:tcPr>
-            <w:tcW w:type="dxa" w:w="2160"/>
-          </w:tcPr>
-          <w:p>
+          <w:p>
+            <w:r>
+              <w:rPr>
+                <w:rFonts w:ascii="宋体" w:hAnsi="宋体" w:eastAsia="宋体"/>
+                <w:b w:val="0"/>
+                <w:i w:val="0"/>
+                <w:sz w:val="19"/>
+              </w:rPr>
+              <w:t>分页参数；</w:t>
+            </w:r>
+            <w:r>
+              <w:rPr>
+                <w:rFonts w:ascii="Consolas" w:hAnsi="Consolas" w:eastAsia="Consolas"/>
+                <w:b w:val="0"/>
+                <w:i w:val="0"/>
+                <w:sz w:val="18"/>
+              </w:rPr>
+              <w:t>q</w:t>
+            </w:r>
+            <w:r>
+              <w:rPr>
+                <w:rFonts w:ascii="宋体" w:hAnsi="宋体" w:eastAsia="宋体"/>
+                <w:b w:val="0"/>
+                <w:i w:val="0"/>
+                <w:sz w:val="19"/>
+              </w:rPr>
+              <w:t xml:space="preserve"> 用户名模糊</w:t>
+            </w:r>
+          </w:p>
+        </w:tc>
+        <w:tc>
+          <w:tcPr>
+            <w:tcW w:type="dxa" w:w="2160"/>
+          </w:tcPr>
+          <w:p>
+            <w:r>
+              <w:rPr>
+                <w:rFonts w:ascii="宋体" w:hAnsi="宋体" w:eastAsia="宋体"/>
+                <w:b w:val="0"/>
+                <w:i w:val="0"/>
+                <w:sz w:val="19"/>
+              </w:rPr>
+              <w:t xml:space="preserve">分页信封，items </w:t>
+            </w:r>
             <w:r>
               <w:rPr>
                 <w:rFonts w:ascii="Consolas" w:hAnsi="Consolas" w:eastAsia="Consolas"/>
@@ -27299,13 +27735,50 @@
           <w:tcPr>
             <w:tcW w:type="dxa" w:w="2160"/>
           </w:tcPr>
-          <w:p/>
-        </w:tc>
-        <w:tc>
-          <w:tcPr>
-            <w:tcW w:type="dxa" w:w="2160"/>
-          </w:tcPr>
-          <w:p>
+          <w:p>
+            <w:r>
+              <w:rPr>
+                <w:rFonts w:ascii="宋体" w:hAnsi="宋体" w:eastAsia="宋体"/>
+                <w:b w:val="0"/>
+                <w:i w:val="0"/>
+                <w:sz w:val="19"/>
+              </w:rPr>
+              <w:t>分页参数；</w:t>
+            </w:r>
+            <w:r>
+              <w:rPr>
+                <w:rFonts w:ascii="Consolas" w:hAnsi="Consolas" w:eastAsia="Consolas"/>
+                <w:b w:val="0"/>
+                <w:i w:val="0"/>
+                <w:sz w:val="18"/>
+              </w:rPr>
+              <w:t>q</w:t>
+            </w:r>
+            <w:r>
+              <w:rPr>
+                <w:rFonts w:ascii="宋体" w:hAnsi="宋体" w:eastAsia="宋体"/>
+                <w:b w:val="0"/>
+                <w:i w:val="0"/>
+                <w:sz w:val="19"/>
+              </w:rPr>
+              <w:t xml:space="preserve"> 名称模糊</w:t>
+            </w:r>
+          </w:p>
+        </w:tc>
+        <w:tc>
+          <w:tcPr>
+            <w:tcW w:type="dxa" w:w="2160"/>
+          </w:tcPr>
+          <w:p>
+            <w:r>
+              <w:rPr>
+                <w:rFonts w:ascii="宋体" w:hAnsi="宋体" w:eastAsia="宋体"/>
+                <w:b w:val="0"/>
+                <w:i w:val="0"/>
+                <w:sz w:val="19"/>
+              </w:rPr>
+              <w:t xml:space="preserve">分页信封，items </w:t>
+            </w:r>
             <w:r>
               <w:rPr>
                 <w:rFonts w:ascii="Consolas" w:hAnsi="Consolas" w:eastAsia="Consolas"/>
@@ -27804,13 +28277,68 @@
           <w:tcPr>
             <w:tcW w:type="dxa" w:w="2160"/>
           </w:tcPr>
-          <w:p/>
-        </w:tc>
-        <w:tc>
-          <w:tcPr>
-            <w:tcW w:type="dxa" w:w="2160"/>
-          </w:tcPr>
-          <w:p>
+          <w:p>
+            <w:r>
+              <w:rPr>
+                <w:rFonts w:ascii="宋体" w:hAnsi="宋体" w:eastAsia="宋体"/>
+                <w:b w:val="0"/>
+                <w:i w:val="0"/>
+                <w:sz w:val="19"/>
+              </w:rPr>
+              <w:t>分页参数；</w:t>
+            </w:r>
+            <w:r>
+              <w:rPr>
+                <w:rFonts w:ascii="Consolas" w:hAnsi="Consolas" w:eastAsia="Consolas"/>
+                <w:b w:val="0"/>
+                <w:i w:val="0"/>
+                <w:sz w:val="18"/>
+              </w:rPr>
+              <w:t>q</w:t>
+            </w:r>
+            <w:r>
+              <w:rPr>
+                <w:rFonts w:ascii="宋体" w:hAnsi="宋体" w:eastAsia="宋体"/>
+                <w:b w:val="0"/>
+                <w:i w:val="0"/>
+                <w:sz w:val="19"/>
+              </w:rPr>
+              <w:t xml:space="preserve"> 名称模糊；</w:t>
+            </w:r>
+            <w:r>
+              <w:rPr>
+                <w:rFonts w:ascii="Consolas" w:hAnsi="Consolas" w:eastAsia="Consolas"/>
+                <w:b w:val="0"/>
+                <w:i w:val="0"/>
+                <w:sz w:val="18"/>
+              </w:rPr>
+              <w:t>status</w:t>
+            </w:r>
+            <w:r>
+              <w:rPr>
+                <w:rFonts w:ascii="宋体" w:hAnsi="宋体" w:eastAsia="宋体"/>
+                <w:b w:val="0"/>
+                <w:i w:val="0"/>
+                <w:sz w:val="19"/>
+              </w:rPr>
+              <w:t xml:space="preserve"> = draft / published</w:t>
+            </w:r>
+          </w:p>
+        </w:tc>
+        <w:tc>
+          <w:tcPr>
+            <w:tcW w:type="dxa" w:w="2160"/>
+          </w:tcPr>
+          <w:p>
+            <w:r>
+              <w:rPr>
+                <w:rFonts w:ascii="宋体" w:hAnsi="宋体" w:eastAsia="宋体"/>
+                <w:b w:val="0"/>
+                <w:i w:val="0"/>
+                <w:sz w:val="19"/>
+              </w:rPr>
+              <w:t xml:space="preserve">分页信封，items </w:t>
+            </w:r>
             <w:r>
               <w:rPr>
                 <w:rFonts w:ascii="Consolas" w:hAnsi="Consolas" w:eastAsia="Consolas"/>
@@ -28169,13 +28697,32 @@
           <w:tcPr>
             <w:tcW w:type="dxa" w:w="2160"/>
           </w:tcPr>
-          <w:p/>
-        </w:tc>
-        <w:tc>
-          <w:tcPr>
-            <w:tcW w:type="dxa" w:w="2160"/>
-          </w:tcPr>
-          <w:p>
+          <w:p>
+            <w:r>
+              <w:rPr>
+                <w:rFonts w:ascii="宋体" w:hAnsi="宋体" w:eastAsia="宋体"/>
+                <w:b w:val="0"/>
+                <w:i w:val="0"/>
+                <w:sz w:val="19"/>
+              </w:rPr>
+              <w:t>分页参数</w:t>
+            </w:r>
+          </w:p>
+        </w:tc>
+        <w:tc>
+          <w:tcPr>
+            <w:tcW w:type="dxa" w:w="2160"/>
+          </w:tcPr>
+          <w:p>
+            <w:r>
+              <w:rPr>
+                <w:rFonts w:ascii="宋体" w:hAnsi="宋体" w:eastAsia="宋体"/>
+                <w:b w:val="0"/>
+                <w:i w:val="0"/>
+                <w:sz w:val="19"/>
+              </w:rPr>
+              <w:t xml:space="preserve">分页信封，items </w:t>
+            </w:r>
             <w:r>
               <w:rPr>
                 <w:rFonts w:ascii="Consolas" w:hAnsi="Consolas" w:eastAsia="Consolas"/>
@@ -28620,13 +29167,41 @@
           <w:tcPr>
             <w:tcW w:type="dxa" w:w="2160"/>
           </w:tcPr>
-          <w:p/>
-        </w:tc>
-        <w:tc>
-          <w:tcPr>
-            <w:tcW w:type="dxa" w:w="2160"/>
-          </w:tcPr>
-          <w:p>
+          <w:p>
+            <w:r>
+              <w:rPr>
+                <w:rFonts w:ascii="宋体" w:hAnsi="宋体" w:eastAsia="宋体"/>
+                <w:b w:val="0"/>
+                <w:i w:val="0"/>
+                <w:sz w:val="19"/>
+              </w:rPr>
+              <w:t>分页参数；</w:t>
+            </w:r>
+            <w:r>
+              <w:rPr>
+                <w:rFonts w:ascii="Consolas" w:hAnsi="Consolas" w:eastAsia="Consolas"/>
+                <w:b w:val="0"/>
+                <w:i w:val="0"/>
+                <w:sz w:val="18"/>
+              </w:rPr>
+              <w:t>agent_id</w:t>
+            </w:r>
+          </w:p>
+        </w:tc>
+        <w:tc>
+          <w:tcPr>
+            <w:tcW w:type="dxa" w:w="2160"/>
+          </w:tcPr>
+          <w:p>
+            <w:r>
+              <w:rPr>
+                <w:rFonts w:ascii="宋体" w:hAnsi="宋体" w:eastAsia="宋体"/>
+                <w:b w:val="0"/>
+                <w:i w:val="0"/>
+                <w:sz w:val="19"/>
+              </w:rPr>
+              <w:t xml:space="preserve">分页信封，items </w:t>
+            </w:r>
             <w:r>
               <w:rPr>
                 <w:rFonts w:ascii="Consolas" w:hAnsi="Consolas" w:eastAsia="Consolas"/>
@@ -28901,13 +29476,50 @@
           <w:tcPr>
             <w:tcW w:type="dxa" w:w="2160"/>
           </w:tcPr>
-          <w:p/>
-        </w:tc>
-        <w:tc>
-          <w:tcPr>
-            <w:tcW w:type="dxa" w:w="2160"/>
-          </w:tcPr>
-          <w:p>
+          <w:p>
+            <w:r>
+              <w:rPr>
+                <w:rFonts w:ascii="宋体" w:hAnsi="宋体" w:eastAsia="宋体"/>
+                <w:b w:val="0"/>
+                <w:i w:val="0"/>
+                <w:sz w:val="19"/>
+              </w:rPr>
+              <w:t>分页参数；</w:t>
+            </w:r>
+            <w:r>
+              <w:rPr>
+                <w:rFonts w:ascii="Consolas" w:hAnsi="Consolas" w:eastAsia="Consolas"/>
+                <w:b w:val="0"/>
+                <w:i w:val="0"/>
+                <w:sz w:val="18"/>
+              </w:rPr>
+              <w:t>q</w:t>
+            </w:r>
+            <w:r>
+              <w:rPr>
+                <w:rFonts w:ascii="宋体" w:hAnsi="宋体" w:eastAsia="宋体"/>
+                <w:b w:val="0"/>
+                <w:i w:val="0"/>
+                <w:sz w:val="19"/>
+              </w:rPr>
+              <w:t xml:space="preserve"> 名称模糊</w:t>
+            </w:r>
+          </w:p>
+        </w:tc>
+        <w:tc>
+          <w:tcPr>
+            <w:tcW w:type="dxa" w:w="2160"/>
+          </w:tcPr>
+          <w:p>
+            <w:r>
+              <w:rPr>
+                <w:rFonts w:ascii="宋体" w:hAnsi="宋体" w:eastAsia="宋体"/>
+                <w:b w:val="0"/>
+                <w:i w:val="0"/>
+                <w:sz w:val="19"/>
+              </w:rPr>
+              <w:t xml:space="preserve">分页信封，items </w:t>
+            </w:r>
             <w:r>
               <w:rPr>
                 <w:rFonts w:ascii="Consolas" w:hAnsi="Consolas" w:eastAsia="Consolas"/>
@@ -29333,13 +29945,50 @@
           <w:tcPr>
             <w:tcW w:type="dxa" w:w="2160"/>
           </w:tcPr>
-          <w:p/>
-        </w:tc>
-        <w:tc>
-          <w:tcPr>
-            <w:tcW w:type="dxa" w:w="2160"/>
-          </w:tcPr>
-          <w:p>
+          <w:p>
+            <w:r>
+              <w:rPr>
+                <w:rFonts w:ascii="宋体" w:hAnsi="宋体" w:eastAsia="宋体"/>
+                <w:b w:val="0"/>
+                <w:i w:val="0"/>
+                <w:sz w:val="19"/>
+              </w:rPr>
+              <w:t>分页参数；</w:t>
+            </w:r>
+            <w:r>
+              <w:rPr>
+                <w:rFonts w:ascii="Consolas" w:hAnsi="Consolas" w:eastAsia="Consolas"/>
+                <w:b w:val="0"/>
+                <w:i w:val="0"/>
+                <w:sz w:val="18"/>
+              </w:rPr>
+              <w:t>q</w:t>
+            </w:r>
+            <w:r>
+              <w:rPr>
+                <w:rFonts w:ascii="宋体" w:hAnsi="宋体" w:eastAsia="宋体"/>
+                <w:b w:val="0"/>
+                <w:i w:val="0"/>
+                <w:sz w:val="19"/>
+              </w:rPr>
+              <w:t xml:space="preserve"> 名称模糊</w:t>
+            </w:r>
+          </w:p>
+        </w:tc>
+        <w:tc>
+          <w:tcPr>
+            <w:tcW w:type="dxa" w:w="2160"/>
+          </w:tcPr>
+          <w:p>
+            <w:r>
+              <w:rPr>
+                <w:rFonts w:ascii="宋体" w:hAnsi="宋体" w:eastAsia="宋体"/>
+                <w:b w:val="0"/>
+                <w:i w:val="0"/>
+                <w:sz w:val="19"/>
+              </w:rPr>
+              <w:t xml:space="preserve">分页信封，items </w:t>
+            </w:r>
             <w:r>
               <w:rPr>
                 <w:rFonts w:ascii="Consolas" w:hAnsi="Consolas" w:eastAsia="Consolas"/>
@@ -29735,13 +30384,16 @@
           <w:tcPr>
             <w:tcW w:type="dxa" w:w="2160"/>
           </w:tcPr>
-          <w:p/>
-        </w:tc>
-        <w:tc>
-          <w:tcPr>
-            <w:tcW w:type="dxa" w:w="2160"/>
-          </w:tcPr>
-          <w:p>
+          <w:p>
+            <w:r>
+              <w:rPr>
+                <w:rFonts w:ascii="宋体" w:hAnsi="宋体" w:eastAsia="宋体"/>
+                <w:b w:val="0"/>
+                <w:i w:val="0"/>
+                <w:sz w:val="19"/>
+              </w:rPr>
+              <w:t>分页参数；</w:t>
+            </w:r>
             <w:r>
               <w:rPr>
                 <w:rFonts w:ascii="Consolas" w:hAnsi="Consolas" w:eastAsia="Consolas"/>
@@ -29749,7 +30401,50 @@
                 <w:i w:val="0"/>
                 <w:sz w:val="18"/>
               </w:rPr>
+              <w:t>status</w:t>
+            </w:r>
+            <w:r>
+              <w:rPr>
+                <w:rFonts w:ascii="宋体" w:hAnsi="宋体" w:eastAsia="宋体"/>
+                <w:b w:val="0"/>
+                <w:i w:val="0"/>
+                <w:sz w:val="19"/>
+              </w:rPr>
+              <w:t xml:space="preserve"> = uploading / parsing / chunking / ready / failed</w:t>
+            </w:r>
+          </w:p>
+        </w:tc>
+        <w:tc>
+          <w:tcPr>
+            <w:tcW w:type="dxa" w:w="2160"/>
+          </w:tcPr>
+          <w:p>
+            <w:r>
+              <w:rPr>
+                <w:rFonts w:ascii="宋体" w:hAnsi="宋体" w:eastAsia="宋体"/>
+                <w:b w:val="0"/>
+                <w:i w:val="0"/>
+                <w:sz w:val="19"/>
+              </w:rPr>
+              <w:t xml:space="preserve">分页信封，items </w:t>
+            </w:r>
+            <w:r>
+              <w:rPr>
+                <w:rFonts w:ascii="Consolas" w:hAnsi="Consolas" w:eastAsia="Consolas"/>
+                <w:b w:val="0"/>
+                <w:i w:val="0"/>
+                <w:sz w:val="18"/>
+              </w:rPr>
               <w:t>[{id, name, file_type, status, chunk_count, error}]</w:t>
+            </w:r>
+            <w:r>
+              <w:rPr>
+                <w:rFonts w:ascii="宋体" w:hAnsi="宋体" w:eastAsia="宋体"/>
+                <w:b w:val="0"/>
+                <w:i w:val="0"/>
+                <w:sz w:val="19"/>
+              </w:rPr>
+              <w:t xml:space="preserve"> id 倒序</w:t>
             </w:r>
           </w:p>
         </w:tc>
@@ -29791,13 +30486,32 @@
           <w:tcPr>
             <w:tcW w:type="dxa" w:w="2160"/>
           </w:tcPr>
-          <w:p/>
-        </w:tc>
-        <w:tc>
-          <w:tcPr>
-            <w:tcW w:type="dxa" w:w="2160"/>
-          </w:tcPr>
-          <w:p>
+          <w:p>
+            <w:r>
+              <w:rPr>
+                <w:rFonts w:ascii="宋体" w:hAnsi="宋体" w:eastAsia="宋体"/>
+                <w:b w:val="0"/>
+                <w:i w:val="0"/>
+                <w:sz w:val="19"/>
+              </w:rPr>
+              <w:t>分页参数</w:t>
+            </w:r>
+          </w:p>
+        </w:tc>
+        <w:tc>
+          <w:tcPr>
+            <w:tcW w:type="dxa" w:w="2160"/>
+          </w:tcPr>
+          <w:p>
+            <w:r>
+              <w:rPr>
+                <w:rFonts w:ascii="宋体" w:hAnsi="宋体" w:eastAsia="宋体"/>
+                <w:b w:val="0"/>
+                <w:i w:val="0"/>
+                <w:sz w:val="19"/>
+              </w:rPr>
+              <w:t xml:space="preserve">分页信封 + </w:t>
+            </w:r>
             <w:r>
               <w:rPr>
                 <w:rFonts w:ascii="Consolas" w:hAnsi="Consolas" w:eastAsia="Consolas"/>
@@ -29805,7 +30519,52 @@
                 <w:i w:val="0"/>
                 <w:sz w:val="18"/>
               </w:rPr>
-              <w:t>{doc_id, doc_name, chunk_count, items: [{id, content, meta, token_count}]}</w:t>
+              <w:t>doc_id, doc_name</w:t>
+            </w:r>
+            <w:r>
+              <w:rPr>
+                <w:rFonts w:ascii="宋体" w:hAnsi="宋体" w:eastAsia="宋体"/>
+                <w:b w:val="0"/>
+                <w:i w:val="0"/>
+                <w:sz w:val="19"/>
+              </w:rPr>
+              <w:t xml:space="preserve">；items </w:t>
+            </w:r>
+            <w:r>
+              <w:rPr>
+                <w:rFonts w:ascii="Consolas" w:hAnsi="Consolas" w:eastAsia="Consolas"/>
+                <w:b w:val="0"/>
+                <w:i w:val="0"/>
+                <w:sz w:val="18"/>
+              </w:rPr>
+              <w:t>[{id, content, meta, token_count}]</w:t>
+            </w:r>
+            <w:r>
+              <w:rPr>
+                <w:rFonts w:ascii="宋体" w:hAnsi="宋体" w:eastAsia="宋体"/>
+                <w:b w:val="0"/>
+                <w:i w:val="0"/>
+                <w:sz w:val="19"/>
+              </w:rPr>
+              <w:t>，</w:t>
+            </w:r>
+            <w:r>
+              <w:rPr>
+                <w:rFonts w:ascii="Consolas" w:hAnsi="Consolas" w:eastAsia="Consolas"/>
+                <w:b w:val="0"/>
+                <w:i w:val="0"/>
+                <w:sz w:val="18"/>
+              </w:rPr>
+              <w:t>total</w:t>
+            </w:r>
+            <w:r>
+              <w:rPr>
+                <w:rFonts w:ascii="宋体" w:hAnsi="宋体" w:eastAsia="宋体"/>
+                <w:b w:val="0"/>
+                <w:i w:val="0"/>
+                <w:sz w:val="19"/>
+              </w:rPr>
+              <w:t xml:space="preserve"> 即切片总数</w:t>
             </w:r>
           </w:p>
         </w:tc>
@@ -30156,13 +30915,50 @@
           <w:tcPr>
             <w:tcW w:type="dxa" w:w="2160"/>
           </w:tcPr>
-          <w:p/>
-        </w:tc>
-        <w:tc>
-          <w:tcPr>
-            <w:tcW w:type="dxa" w:w="2160"/>
-          </w:tcPr>
-          <w:p>
+          <w:p>
+            <w:r>
+              <w:rPr>
+                <w:rFonts w:ascii="宋体" w:hAnsi="宋体" w:eastAsia="宋体"/>
+                <w:b w:val="0"/>
+                <w:i w:val="0"/>
+                <w:sz w:val="19"/>
+              </w:rPr>
+              <w:t>分页参数；</w:t>
+            </w:r>
+            <w:r>
+              <w:rPr>
+                <w:rFonts w:ascii="Consolas" w:hAnsi="Consolas" w:eastAsia="Consolas"/>
+                <w:b w:val="0"/>
+                <w:i w:val="0"/>
+                <w:sz w:val="18"/>
+              </w:rPr>
+              <w:t>q</w:t>
+            </w:r>
+            <w:r>
+              <w:rPr>
+                <w:rFonts w:ascii="宋体" w:hAnsi="宋体" w:eastAsia="宋体"/>
+                <w:b w:val="0"/>
+                <w:i w:val="0"/>
+                <w:sz w:val="19"/>
+              </w:rPr>
+              <w:t xml:space="preserve"> 名称模糊</w:t>
+            </w:r>
+          </w:p>
+        </w:tc>
+        <w:tc>
+          <w:tcPr>
+            <w:tcW w:type="dxa" w:w="2160"/>
+          </w:tcPr>
+          <w:p>
+            <w:r>
+              <w:rPr>
+                <w:rFonts w:ascii="宋体" w:hAnsi="宋体" w:eastAsia="宋体"/>
+                <w:b w:val="0"/>
+                <w:i w:val="0"/>
+                <w:sz w:val="19"/>
+              </w:rPr>
+              <w:t xml:space="preserve">分页信封，items </w:t>
+            </w:r>
             <w:r>
               <w:rPr>
                 <w:rFonts w:ascii="Consolas" w:hAnsi="Consolas" w:eastAsia="Consolas"/>
@@ -30681,13 +31477,16 @@
           <w:tcPr>
             <w:tcW w:type="dxa" w:w="2160"/>
           </w:tcPr>
-          <w:p/>
-        </w:tc>
-        <w:tc>
-          <w:tcPr>
-            <w:tcW w:type="dxa" w:w="2160"/>
-          </w:tcPr>
-          <w:p>
+          <w:p>
+            <w:r>
+              <w:rPr>
+                <w:rFonts w:ascii="宋体" w:hAnsi="宋体" w:eastAsia="宋体"/>
+                <w:b w:val="0"/>
+                <w:i w:val="0"/>
+                <w:sz w:val="19"/>
+              </w:rPr>
+              <w:t>分页参数；</w:t>
+            </w:r>
             <w:r>
               <w:rPr>
                 <w:rFonts w:ascii="Consolas" w:hAnsi="Consolas" w:eastAsia="Consolas"/>
@@ -30695,7 +31494,32 @@
                 <w:i w:val="0"/>
                 <w:sz w:val="18"/>
               </w:rPr>
-              <w:t>[{id, status, error, output}]</w:t>
+              <w:t>status</w:t>
+            </w:r>
+          </w:p>
+        </w:tc>
+        <w:tc>
+          <w:tcPr>
+            <w:tcW w:type="dxa" w:w="2160"/>
+          </w:tcPr>
+          <w:p>
+            <w:r>
+              <w:rPr>
+                <w:rFonts w:ascii="宋体" w:hAnsi="宋体" w:eastAsia="宋体"/>
+                <w:b w:val="0"/>
+                <w:i w:val="0"/>
+                <w:sz w:val="19"/>
+              </w:rPr>
+              <w:t xml:space="preserve">分页信封，items </w:t>
+            </w:r>
+            <w:r>
+              <w:rPr>
+                <w:rFonts w:ascii="Consolas" w:hAnsi="Consolas" w:eastAsia="Consolas"/>
+                <w:b w:val="0"/>
+                <w:i w:val="0"/>
+                <w:sz w:val="18"/>
+              </w:rPr>
+              <w:t>[{id, status, error, output, started_at, finished_at}]</w:t>
             </w:r>
             <w:r>
               <w:rPr>
@@ -30942,6 +31766,144 @@
           <w:tcPr>
             <w:tcW w:type="dxa" w:w="2160"/>
           </w:tcPr>
+          <w:p>
+            <w:r>
+              <w:rPr>
+                <w:rFonts w:ascii="宋体" w:hAnsi="宋体" w:eastAsia="宋体"/>
+                <w:b w:val="0"/>
+                <w:i w:val="0"/>
+                <w:sz w:val="19"/>
+              </w:rPr>
+              <w:t>分页参数；</w:t>
+            </w:r>
+            <w:r>
+              <w:rPr>
+                <w:rFonts w:ascii="Consolas" w:hAnsi="Consolas" w:eastAsia="Consolas"/>
+                <w:b w:val="0"/>
+                <w:i w:val="0"/>
+                <w:sz w:val="18"/>
+              </w:rPr>
+              <w:t>run_type</w:t>
+            </w:r>
+            <w:r>
+              <w:rPr>
+                <w:rFonts w:ascii="宋体" w:hAnsi="宋体" w:eastAsia="宋体"/>
+                <w:b w:val="0"/>
+                <w:i w:val="0"/>
+                <w:sz w:val="19"/>
+              </w:rPr>
+              <w:t xml:space="preserve"> = chat / workflow；</w:t>
+            </w:r>
+            <w:r>
+              <w:rPr>
+                <w:rFonts w:ascii="Consolas" w:hAnsi="Consolas" w:eastAsia="Consolas"/>
+                <w:b w:val="0"/>
+                <w:i w:val="0"/>
+                <w:sz w:val="18"/>
+              </w:rPr>
+              <w:t>status</w:t>
+            </w:r>
+            <w:r>
+              <w:rPr>
+                <w:rFonts w:ascii="宋体" w:hAnsi="宋体" w:eastAsia="宋体"/>
+                <w:b w:val="0"/>
+                <w:i w:val="0"/>
+                <w:sz w:val="19"/>
+              </w:rPr>
+              <w:t>；</w:t>
+            </w:r>
+            <w:r>
+              <w:rPr>
+                <w:rFonts w:ascii="Consolas" w:hAnsi="Consolas" w:eastAsia="Consolas"/>
+                <w:b w:val="0"/>
+                <w:i w:val="0"/>
+                <w:sz w:val="18"/>
+              </w:rPr>
+              <w:t>agent_id</w:t>
+            </w:r>
+            <w:r>
+              <w:rPr>
+                <w:rFonts w:ascii="宋体" w:hAnsi="宋体" w:eastAsia="宋体"/>
+                <w:b w:val="0"/>
+                <w:i w:val="0"/>
+                <w:sz w:val="19"/>
+              </w:rPr>
+              <w:t>；</w:t>
+            </w:r>
+            <w:r>
+              <w:rPr>
+                <w:rFonts w:ascii="Consolas" w:hAnsi="Consolas" w:eastAsia="Consolas"/>
+                <w:b w:val="0"/>
+                <w:i w:val="0"/>
+                <w:sz w:val="18"/>
+              </w:rPr>
+              <w:t>workflow_id</w:t>
+            </w:r>
+          </w:p>
+        </w:tc>
+        <w:tc>
+          <w:tcPr>
+            <w:tcW w:type="dxa" w:w="2160"/>
+          </w:tcPr>
+          <w:p>
+            <w:r>
+              <w:rPr>
+                <w:rFonts w:ascii="宋体" w:hAnsi="宋体" w:eastAsia="宋体"/>
+                <w:b w:val="0"/>
+                <w:i w:val="0"/>
+                <w:sz w:val="19"/>
+              </w:rPr>
+              <w:t xml:space="preserve">分页信封，items </w:t>
+            </w:r>
+            <w:r>
+              <w:rPr>
+                <w:rFonts w:ascii="Consolas" w:hAnsi="Consolas" w:eastAsia="Consolas"/>
+                <w:b w:val="0"/>
+                <w:i w:val="0"/>
+                <w:sz w:val="18"/>
+              </w:rPr>
+              <w:t>[{id, run_type, agent_id, workflow_id, status, error, output, latency_ms, token_usage, cost, started_at, finished_at}]</w:t>
+            </w:r>
+          </w:p>
+        </w:tc>
+      </w:tr>
+      <w:tr>
+        <w:tc>
+          <w:tcPr>
+            <w:tcW w:type="dxa" w:w="2160"/>
+          </w:tcPr>
+          <w:p>
+            <w:r>
+              <w:rPr>
+                <w:rFonts w:ascii="宋体" w:hAnsi="宋体" w:eastAsia="宋体"/>
+                <w:b w:val="0"/>
+                <w:i w:val="0"/>
+                <w:sz w:val="19"/>
+              </w:rPr>
+              <w:t>GET /runs/summary</w:t>
+            </w:r>
+          </w:p>
+        </w:tc>
+        <w:tc>
+          <w:tcPr>
+            <w:tcW w:type="dxa" w:w="2160"/>
+          </w:tcPr>
+          <w:p>
+            <w:r>
+              <w:rPr>
+                <w:rFonts w:ascii="宋体" w:hAnsi="宋体" w:eastAsia="宋体"/>
+                <w:b w:val="0"/>
+                <w:i w:val="0"/>
+                <w:sz w:val="19"/>
+              </w:rPr>
+              <w:t>AD</w:t>
+            </w:r>
+          </w:p>
+        </w:tc>
+        <w:tc>
+          <w:tcPr>
+            <w:tcW w:type="dxa" w:w="2160"/>
+          </w:tcPr>
           <w:p/>
         </w:tc>
         <w:tc>
@@ -30951,21 +31913,21 @@
           <w:p>
             <w:r>
               <w:rPr>
-                <w:rFonts w:ascii="宋体" w:hAnsi="宋体" w:eastAsia="宋体"/>
-                <w:b w:val="0"/>
-                <w:i w:val="0"/>
-                <w:sz w:val="19"/>
-              </w:rPr>
-              <w:t xml:space="preserve">最近 200 条 </w:t>
-            </w:r>
-            <w:r>
-              <w:rPr>
                 <w:rFonts w:ascii="Consolas" w:hAnsi="Consolas" w:eastAsia="Consolas"/>
                 <w:b w:val="0"/>
                 <w:i w:val="0"/>
                 <w:sz w:val="18"/>
               </w:rPr>
-              <w:t>[{id, run_type, agent_id, workflow_id, status, error, output, latency_ms, token_usage, cost, started_at, finished_at}]</w:t>
+              <w:t>{total, running, success, failed, cancelled, awaiting_review, total_tokens, total_cost}</w:t>
+            </w:r>
+            <w:r>
+              <w:rPr>
+                <w:rFonts w:ascii="宋体" w:hAnsi="宋体" w:eastAsia="宋体"/>
+                <w:b w:val="0"/>
+                <w:i w:val="0"/>
+                <w:sz w:val="19"/>
+              </w:rPr>
+              <w:t>，全库聚合</w:t>
             </w:r>
           </w:p>
         </w:tc>
@@ -31259,7 +32221,61 @@
                 <w:i w:val="0"/>
                 <w:sz w:val="19"/>
               </w:rPr>
-              <w:t xml:space="preserve">最近 200 条 </w:t>
+              <w:t>分页参数；</w:t>
+            </w:r>
+            <w:r>
+              <w:rPr>
+                <w:rFonts w:ascii="Consolas" w:hAnsi="Consolas" w:eastAsia="Consolas"/>
+                <w:b w:val="0"/>
+                <w:i w:val="0"/>
+                <w:sz w:val="18"/>
+              </w:rPr>
+              <w:t>action</w:t>
+            </w:r>
+            <w:r>
+              <w:rPr>
+                <w:rFonts w:ascii="宋体" w:hAnsi="宋体" w:eastAsia="宋体"/>
+                <w:b w:val="0"/>
+                <w:i w:val="0"/>
+                <w:sz w:val="19"/>
+              </w:rPr>
+              <w:t>；</w:t>
+            </w:r>
+            <w:r>
+              <w:rPr>
+                <w:rFonts w:ascii="Consolas" w:hAnsi="Consolas" w:eastAsia="Consolas"/>
+                <w:b w:val="0"/>
+                <w:i w:val="0"/>
+                <w:sz w:val="18"/>
+              </w:rPr>
+              <w:t>resource</w:t>
+            </w:r>
+            <w:r>
+              <w:rPr>
+                <w:rFonts w:ascii="宋体" w:hAnsi="宋体" w:eastAsia="宋体"/>
+                <w:b w:val="0"/>
+                <w:i w:val="0"/>
+                <w:sz w:val="19"/>
+              </w:rPr>
+              <w:t>；</w:t>
+            </w:r>
+            <w:r>
+              <w:rPr>
+                <w:rFonts w:ascii="Consolas" w:hAnsi="Consolas" w:eastAsia="Consolas"/>
+                <w:b w:val="0"/>
+                <w:i w:val="0"/>
+                <w:sz w:val="18"/>
+              </w:rPr>
+              <w:t>username</w:t>
+            </w:r>
+            <w:r>
+              <w:rPr>
+                <w:rFonts w:ascii="宋体" w:hAnsi="宋体" w:eastAsia="宋体"/>
+                <w:b w:val="0"/>
+                <w:i w:val="0"/>
+                <w:sz w:val="19"/>
+              </w:rPr>
+              <w:t xml:space="preserve"> 模糊 → 分页信封，items </w:t>
             </w:r>
             <w:r>
               <w:rPr>
@@ -31414,13 +32430,32 @@
           <w:tcPr>
             <w:tcW w:type="dxa" w:w="2160"/>
           </w:tcPr>
-          <w:p/>
-        </w:tc>
-        <w:tc>
-          <w:tcPr>
-            <w:tcW w:type="dxa" w:w="2160"/>
-          </w:tcPr>
-          <w:p>
+          <w:p>
+            <w:r>
+              <w:rPr>
+                <w:rFonts w:ascii="宋体" w:hAnsi="宋体" w:eastAsia="宋体"/>
+                <w:b w:val="0"/>
+                <w:i w:val="0"/>
+                <w:sz w:val="19"/>
+              </w:rPr>
+              <w:t>分页参数</w:t>
+            </w:r>
+          </w:p>
+        </w:tc>
+        <w:tc>
+          <w:tcPr>
+            <w:tcW w:type="dxa" w:w="2160"/>
+          </w:tcPr>
+          <w:p>
+            <w:r>
+              <w:rPr>
+                <w:rFonts w:ascii="宋体" w:hAnsi="宋体" w:eastAsia="宋体"/>
+                <w:b w:val="0"/>
+                <w:i w:val="0"/>
+                <w:sz w:val="19"/>
+              </w:rPr>
+              <w:t xml:space="preserve">分页信封，items </w:t>
+            </w:r>
             <w:r>
               <w:rPr>
                 <w:rFonts w:ascii="Consolas" w:hAnsi="Consolas" w:eastAsia="Consolas"/>
@@ -31770,13 +32805,32 @@
           <w:tcPr>
             <w:tcW w:type="dxa" w:w="2160"/>
           </w:tcPr>
-          <w:p/>
-        </w:tc>
-        <w:tc>
-          <w:tcPr>
-            <w:tcW w:type="dxa" w:w="2160"/>
-          </w:tcPr>
-          <w:p>
+          <w:p>
+            <w:r>
+              <w:rPr>
+                <w:rFonts w:ascii="宋体" w:hAnsi="宋体" w:eastAsia="宋体"/>
+                <w:b w:val="0"/>
+                <w:i w:val="0"/>
+                <w:sz w:val="19"/>
+              </w:rPr>
+              <w:t>分页参数</w:t>
+            </w:r>
+          </w:p>
+        </w:tc>
+        <w:tc>
+          <w:tcPr>
+            <w:tcW w:type="dxa" w:w="2160"/>
+          </w:tcPr>
+          <w:p>
+            <w:r>
+              <w:rPr>
+                <w:rFonts w:ascii="宋体" w:hAnsi="宋体" w:eastAsia="宋体"/>
+                <w:b w:val="0"/>
+                <w:i w:val="0"/>
+                <w:sz w:val="19"/>
+              </w:rPr>
+              <w:t xml:space="preserve">分页信封，items </w:t>
+            </w:r>
             <w:r>
               <w:rPr>
                 <w:rFonts w:ascii="Consolas" w:hAnsi="Consolas" w:eastAsia="Consolas"/>

--- a/docs/agent-platform-design.docx
+++ b/docs/agent-platform-design.docx
@@ -71,7 +71,7 @@
           <w:i w:val="0"/>
           <w:sz w:val="21"/>
         </w:rPr>
-        <w:t>版本 V2.1 · 2026-09-04 · 与代码现状同步</w:t>
+        <w:t>版本 V2.2 · 2026-09-04 · 与代码现状同步</w:t>
       </w:r>
     </w:p>
     <w:p>
@@ -4172,6 +4172,269 @@
           </w:p>
         </w:tc>
       </w:tr>
+      <w:tr>
+        <w:tc>
+          <w:tcPr>
+            <w:tcW w:type="dxa" w:w="1728"/>
+          </w:tcPr>
+          <w:p>
+            <w:r>
+              <w:rPr>
+                <w:rFonts w:ascii="宋体" w:hAnsi="宋体" w:eastAsia="宋体"/>
+                <w:b w:val="0"/>
+                <w:i w:val="0"/>
+                <w:sz w:val="19"/>
+              </w:rPr>
+              <w:t>FR-023</w:t>
+            </w:r>
+          </w:p>
+        </w:tc>
+        <w:tc>
+          <w:tcPr>
+            <w:tcW w:type="dxa" w:w="1728"/>
+          </w:tcPr>
+          <w:p>
+            <w:r>
+              <w:rPr>
+                <w:rFonts w:ascii="宋体" w:hAnsi="宋体" w:eastAsia="宋体"/>
+                <w:b w:val="0"/>
+                <w:i w:val="0"/>
+                <w:sz w:val="19"/>
+              </w:rPr>
+              <w:t>请求追踪</w:t>
+            </w:r>
+          </w:p>
+        </w:tc>
+        <w:tc>
+          <w:tcPr>
+            <w:tcW w:type="dxa" w:w="1728"/>
+          </w:tcPr>
+          <w:p>
+            <w:r>
+              <w:rPr>
+                <w:rFonts w:ascii="宋体" w:hAnsi="宋体" w:eastAsia="宋体"/>
+                <w:b w:val="0"/>
+                <w:i w:val="0"/>
+                <w:sz w:val="19"/>
+              </w:rPr>
+              <w:t>P0</w:t>
+            </w:r>
+          </w:p>
+        </w:tc>
+        <w:tc>
+          <w:tcPr>
+            <w:tcW w:type="dxa" w:w="1728"/>
+          </w:tcPr>
+          <w:p>
+            <w:r>
+              <w:rPr>
+                <w:rFonts w:ascii="宋体" w:hAnsi="宋体" w:eastAsia="宋体"/>
+                <w:b w:val="0"/>
+                <w:i w:val="0"/>
+                <w:sz w:val="19"/>
+              </w:rPr>
+              <w:t>已实现</w:t>
+            </w:r>
+          </w:p>
+        </w:tc>
+        <w:tc>
+          <w:tcPr>
+            <w:tcW w:type="dxa" w:w="1728"/>
+          </w:tcPr>
+          <w:p>
+            <w:r>
+              <w:rPr>
+                <w:rFonts w:ascii="宋体" w:hAnsi="宋体" w:eastAsia="宋体"/>
+                <w:b w:val="0"/>
+                <w:i w:val="0"/>
+                <w:sz w:val="19"/>
+              </w:rPr>
+              <w:t xml:space="preserve">每个请求分配 </w:t>
+            </w:r>
+            <w:r>
+              <w:rPr>
+                <w:rFonts w:ascii="Consolas" w:hAnsi="Consolas" w:eastAsia="Consolas"/>
+                <w:b w:val="0"/>
+                <w:i w:val="0"/>
+                <w:sz w:val="18"/>
+              </w:rPr>
+              <w:t>X-Request-Id</w:t>
+            </w:r>
+            <w:r>
+              <w:rPr>
+                <w:rFonts w:ascii="宋体" w:hAnsi="宋体" w:eastAsia="宋体"/>
+                <w:b w:val="0"/>
+                <w:i w:val="0"/>
+                <w:sz w:val="19"/>
+              </w:rPr>
+              <w:t xml:space="preserve">，贯穿日志、响应头与错误体 </w:t>
+            </w:r>
+            <w:r>
+              <w:rPr>
+                <w:rFonts w:ascii="Consolas" w:hAnsi="Consolas" w:eastAsia="Consolas"/>
+                <w:b w:val="0"/>
+                <w:i w:val="0"/>
+                <w:sz w:val="18"/>
+              </w:rPr>
+              <w:t>trace_id</w:t>
+            </w:r>
+            <w:r>
+              <w:rPr>
+                <w:rFonts w:ascii="宋体" w:hAnsi="宋体" w:eastAsia="宋体"/>
+                <w:b w:val="0"/>
+                <w:i w:val="0"/>
+                <w:sz w:val="19"/>
+              </w:rPr>
+              <w:t>；调用方可自带；每请求一条访问日志（方法/路径/状态码/耗时）</w:t>
+            </w:r>
+          </w:p>
+        </w:tc>
+      </w:tr>
+      <w:tr>
+        <w:tc>
+          <w:tcPr>
+            <w:tcW w:type="dxa" w:w="1728"/>
+          </w:tcPr>
+          <w:p>
+            <w:r>
+              <w:rPr>
+                <w:rFonts w:ascii="宋体" w:hAnsi="宋体" w:eastAsia="宋体"/>
+                <w:b w:val="0"/>
+                <w:i w:val="0"/>
+                <w:sz w:val="19"/>
+              </w:rPr>
+              <w:t>FR-024</w:t>
+            </w:r>
+          </w:p>
+        </w:tc>
+        <w:tc>
+          <w:tcPr>
+            <w:tcW w:type="dxa" w:w="1728"/>
+          </w:tcPr>
+          <w:p>
+            <w:r>
+              <w:rPr>
+                <w:rFonts w:ascii="宋体" w:hAnsi="宋体" w:eastAsia="宋体"/>
+                <w:b w:val="0"/>
+                <w:i w:val="0"/>
+                <w:sz w:val="19"/>
+              </w:rPr>
+              <w:t>降级状态可见</w:t>
+            </w:r>
+          </w:p>
+        </w:tc>
+        <w:tc>
+          <w:tcPr>
+            <w:tcW w:type="dxa" w:w="1728"/>
+          </w:tcPr>
+          <w:p>
+            <w:r>
+              <w:rPr>
+                <w:rFonts w:ascii="宋体" w:hAnsi="宋体" w:eastAsia="宋体"/>
+                <w:b w:val="0"/>
+                <w:i w:val="0"/>
+                <w:sz w:val="19"/>
+              </w:rPr>
+              <w:t>P0</w:t>
+            </w:r>
+          </w:p>
+        </w:tc>
+        <w:tc>
+          <w:tcPr>
+            <w:tcW w:type="dxa" w:w="1728"/>
+          </w:tcPr>
+          <w:p>
+            <w:r>
+              <w:rPr>
+                <w:rFonts w:ascii="宋体" w:hAnsi="宋体" w:eastAsia="宋体"/>
+                <w:b w:val="0"/>
+                <w:i w:val="0"/>
+                <w:sz w:val="19"/>
+              </w:rPr>
+              <w:t>已实现</w:t>
+            </w:r>
+          </w:p>
+        </w:tc>
+        <w:tc>
+          <w:tcPr>
+            <w:tcW w:type="dxa" w:w="1728"/>
+          </w:tcPr>
+          <w:p>
+            <w:r>
+              <w:rPr>
+                <w:rFonts w:ascii="Consolas" w:hAnsi="Consolas" w:eastAsia="Consolas"/>
+                <w:b w:val="0"/>
+                <w:i w:val="0"/>
+                <w:sz w:val="18"/>
+              </w:rPr>
+              <w:t>GET /system/status</w:t>
+            </w:r>
+            <w:r>
+              <w:rPr>
+                <w:rFonts w:ascii="宋体" w:hAnsi="宋体" w:eastAsia="宋体"/>
+                <w:b w:val="0"/>
+                <w:i w:val="0"/>
+                <w:sz w:val="19"/>
+              </w:rPr>
+              <w:t xml:space="preserve"> 汇总降级项（向量后端、登录限流、数据库、调度器）；</w:t>
+            </w:r>
+            <w:r>
+              <w:rPr>
+                <w:rFonts w:ascii="Consolas" w:hAnsi="Consolas" w:eastAsia="Consolas"/>
+                <w:b w:val="0"/>
+                <w:i w:val="0"/>
+                <w:sz w:val="18"/>
+              </w:rPr>
+              <w:t>/health</w:t>
+            </w:r>
+            <w:r>
+              <w:rPr>
+                <w:rFonts w:ascii="宋体" w:hAnsi="宋体" w:eastAsia="宋体"/>
+                <w:b w:val="0"/>
+                <w:i w:val="0"/>
+                <w:sz w:val="19"/>
+              </w:rPr>
+              <w:t xml:space="preserve"> 报 </w:t>
+            </w:r>
+            <w:r>
+              <w:rPr>
+                <w:rFonts w:ascii="Consolas" w:hAnsi="Consolas" w:eastAsia="Consolas"/>
+                <w:b w:val="0"/>
+                <w:i w:val="0"/>
+                <w:sz w:val="18"/>
+              </w:rPr>
+              <w:t>embedding_mode</w:t>
+            </w:r>
+            <w:r>
+              <w:rPr>
+                <w:rFonts w:ascii="宋体" w:hAnsi="宋体" w:eastAsia="宋体"/>
+                <w:b w:val="0"/>
+                <w:i w:val="0"/>
+                <w:sz w:val="19"/>
+              </w:rPr>
+              <w:t xml:space="preserve">；切片 </w:t>
+            </w:r>
+            <w:r>
+              <w:rPr>
+                <w:rFonts w:ascii="Consolas" w:hAnsi="Consolas" w:eastAsia="Consolas"/>
+                <w:b w:val="0"/>
+                <w:i w:val="0"/>
+                <w:sz w:val="18"/>
+              </w:rPr>
+              <w:t>meta</w:t>
+            </w:r>
+            <w:r>
+              <w:rPr>
+                <w:rFonts w:ascii="宋体" w:hAnsi="宋体" w:eastAsia="宋体"/>
+                <w:b w:val="0"/>
+                <w:i w:val="0"/>
+                <w:sz w:val="19"/>
+              </w:rPr>
+              <w:t xml:space="preserve"> 记录入库时的向量后端；知识库页顶部告警</w:t>
+            </w:r>
+          </w:p>
+        </w:tc>
+      </w:tr>
     </w:tbl>
     <w:p/>
     <w:p>
@@ -4651,23 +4914,41 @@
                 <w:i w:val="0"/>
                 <w:sz w:val="19"/>
               </w:rPr>
-              <w:t>应用日志可查；运行记录完整；错误不静默</w:t>
-            </w:r>
-          </w:p>
-        </w:tc>
-        <w:tc>
-          <w:tcPr>
-            <w:tcW w:type="dxa" w:w="2160"/>
-          </w:tcPr>
-          <w:p>
-            <w:r>
-              <w:rPr>
-                <w:rFonts w:ascii="宋体" w:hAnsi="宋体" w:eastAsia="宋体"/>
-                <w:b w:val="0"/>
-                <w:i w:val="0"/>
-                <w:sz w:val="19"/>
-              </w:rPr>
-              <w:t>最小日志配置已加；无请求追踪 ID</w:t>
+              <w:t>应用日志可查；运行记录完整；错误不静默；降级可见</w:t>
+            </w:r>
+          </w:p>
+        </w:tc>
+        <w:tc>
+          <w:tcPr>
+            <w:tcW w:type="dxa" w:w="2160"/>
+          </w:tcPr>
+          <w:p>
+            <w:r>
+              <w:rPr>
+                <w:rFonts w:ascii="宋体" w:hAnsi="宋体" w:eastAsia="宋体"/>
+                <w:b w:val="0"/>
+                <w:i w:val="0"/>
+                <w:sz w:val="19"/>
+              </w:rPr>
+              <w:t xml:space="preserve">已实现：日志带请求追踪 ID、每请求一条访问日志、宽泛异常捕获全部留痕、降级状态经 </w:t>
+            </w:r>
+            <w:r>
+              <w:rPr>
+                <w:rFonts w:ascii="Consolas" w:hAnsi="Consolas" w:eastAsia="Consolas"/>
+                <w:b w:val="0"/>
+                <w:i w:val="0"/>
+                <w:sz w:val="18"/>
+              </w:rPr>
+              <w:t>/system/status</w:t>
+            </w:r>
+            <w:r>
+              <w:rPr>
+                <w:rFonts w:ascii="宋体" w:hAnsi="宋体" w:eastAsia="宋体"/>
+                <w:b w:val="0"/>
+                <w:i w:val="0"/>
+                <w:sz w:val="19"/>
+              </w:rPr>
+              <w:t xml:space="preserve"> 汇报</w:t>
             </w:r>
           </w:p>
         </w:tc>
@@ -5076,6 +5357,164 @@
                 <w:sz w:val="19"/>
               </w:rPr>
               <w:t>pytest 全部通过；Docker Compose 在干净环境一键拉起并可登录</w:t>
+            </w:r>
+          </w:p>
+        </w:tc>
+      </w:tr>
+      <w:tr>
+        <w:tc>
+          <w:tcPr>
+            <w:tcW w:type="dxa" w:w="4320"/>
+          </w:tcPr>
+          <w:p>
+            <w:r>
+              <w:rPr>
+                <w:rFonts w:ascii="宋体" w:hAnsi="宋体" w:eastAsia="宋体"/>
+                <w:b w:val="0"/>
+                <w:i w:val="0"/>
+                <w:sz w:val="19"/>
+              </w:rPr>
+              <w:t>AC-009</w:t>
+            </w:r>
+          </w:p>
+        </w:tc>
+        <w:tc>
+          <w:tcPr>
+            <w:tcW w:type="dxa" w:w="4320"/>
+          </w:tcPr>
+          <w:p>
+            <w:r>
+              <w:rPr>
+                <w:rFonts w:ascii="宋体" w:hAnsi="宋体" w:eastAsia="宋体"/>
+                <w:b w:val="0"/>
+                <w:i w:val="0"/>
+                <w:sz w:val="19"/>
+              </w:rPr>
+              <w:t xml:space="preserve">任一错误响应都带 </w:t>
+            </w:r>
+            <w:r>
+              <w:rPr>
+                <w:rFonts w:ascii="Consolas" w:hAnsi="Consolas" w:eastAsia="Consolas"/>
+                <w:b w:val="0"/>
+                <w:i w:val="0"/>
+                <w:sz w:val="18"/>
+              </w:rPr>
+              <w:t>trace_id</w:t>
+            </w:r>
+            <w:r>
+              <w:rPr>
+                <w:rFonts w:ascii="宋体" w:hAnsi="宋体" w:eastAsia="宋体"/>
+                <w:b w:val="0"/>
+                <w:i w:val="0"/>
+                <w:sz w:val="19"/>
+              </w:rPr>
+              <w:t>，用它能在日志中检索到该次请求的全部记录；未处理异常返回 500 且不外泄堆栈</w:t>
+            </w:r>
+          </w:p>
+        </w:tc>
+      </w:tr>
+      <w:tr>
+        <w:tc>
+          <w:tcPr>
+            <w:tcW w:type="dxa" w:w="4320"/>
+          </w:tcPr>
+          <w:p>
+            <w:r>
+              <w:rPr>
+                <w:rFonts w:ascii="宋体" w:hAnsi="宋体" w:eastAsia="宋体"/>
+                <w:b w:val="0"/>
+                <w:i w:val="0"/>
+                <w:sz w:val="19"/>
+              </w:rPr>
+              <w:t>AC-010</w:t>
+            </w:r>
+          </w:p>
+        </w:tc>
+        <w:tc>
+          <w:tcPr>
+            <w:tcW w:type="dxa" w:w="4320"/>
+          </w:tcPr>
+          <w:p>
+            <w:r>
+              <w:rPr>
+                <w:rFonts w:ascii="宋体" w:hAnsi="宋体" w:eastAsia="宋体"/>
+                <w:b w:val="0"/>
+                <w:i w:val="0"/>
+                <w:sz w:val="19"/>
+              </w:rPr>
+              <w:t>未配置向量模型时，</w:t>
+            </w:r>
+            <w:r>
+              <w:rPr>
+                <w:rFonts w:ascii="Consolas" w:hAnsi="Consolas" w:eastAsia="Consolas"/>
+                <w:b w:val="0"/>
+                <w:i w:val="0"/>
+                <w:sz w:val="18"/>
+              </w:rPr>
+              <w:t>/health</w:t>
+            </w:r>
+            <w:r>
+              <w:rPr>
+                <w:rFonts w:ascii="宋体" w:hAnsi="宋体" w:eastAsia="宋体"/>
+                <w:b w:val="0"/>
+                <w:i w:val="0"/>
+                <w:sz w:val="19"/>
+              </w:rPr>
+              <w:t xml:space="preserve"> 报 </w:t>
+            </w:r>
+            <w:r>
+              <w:rPr>
+                <w:rFonts w:ascii="Consolas" w:hAnsi="Consolas" w:eastAsia="Consolas"/>
+                <w:b w:val="0"/>
+                <w:i w:val="0"/>
+                <w:sz w:val="18"/>
+              </w:rPr>
+              <w:t>embedding_mode=hash</w:t>
+            </w:r>
+            <w:r>
+              <w:rPr>
+                <w:rFonts w:ascii="宋体" w:hAnsi="宋体" w:eastAsia="宋体"/>
+                <w:b w:val="0"/>
+                <w:i w:val="0"/>
+                <w:sz w:val="19"/>
+              </w:rPr>
+              <w:t>，</w:t>
+            </w:r>
+            <w:r>
+              <w:rPr>
+                <w:rFonts w:ascii="Consolas" w:hAnsi="Consolas" w:eastAsia="Consolas"/>
+                <w:b w:val="0"/>
+                <w:i w:val="0"/>
+                <w:sz w:val="18"/>
+              </w:rPr>
+              <w:t>/system/status</w:t>
+            </w:r>
+            <w:r>
+              <w:rPr>
+                <w:rFonts w:ascii="宋体" w:hAnsi="宋体" w:eastAsia="宋体"/>
+                <w:b w:val="0"/>
+                <w:i w:val="0"/>
+                <w:sz w:val="19"/>
+              </w:rPr>
+              <w:t xml:space="preserve"> 的 </w:t>
+            </w:r>
+            <w:r>
+              <w:rPr>
+                <w:rFonts w:ascii="Consolas" w:hAnsi="Consolas" w:eastAsia="Consolas"/>
+                <w:b w:val="0"/>
+                <w:i w:val="0"/>
+                <w:sz w:val="18"/>
+              </w:rPr>
+              <w:t>degraded</w:t>
+            </w:r>
+            <w:r>
+              <w:rPr>
+                <w:rFonts w:ascii="宋体" w:hAnsi="宋体" w:eastAsia="宋体"/>
+                <w:b w:val="0"/>
+                <w:i w:val="0"/>
+                <w:sz w:val="19"/>
+              </w:rPr>
+              <w:t xml:space="preserve"> 点名 embedding，知识库页顶部有告警</w:t>
             </w:r>
           </w:p>
         </w:tc>
@@ -5308,6 +5747,56 @@
           </w:p>
         </w:tc>
       </w:tr>
+      <w:tr>
+        <w:tc>
+          <w:tcPr>
+            <w:tcW w:type="dxa" w:w="2880"/>
+          </w:tcPr>
+          <w:p>
+            <w:r>
+              <w:rPr>
+                <w:rFonts w:ascii="宋体" w:hAnsi="宋体" w:eastAsia="宋体"/>
+                <w:b w:val="0"/>
+                <w:i w:val="0"/>
+                <w:sz w:val="19"/>
+              </w:rPr>
+              <w:t>V2.2</w:t>
+            </w:r>
+          </w:p>
+        </w:tc>
+        <w:tc>
+          <w:tcPr>
+            <w:tcW w:type="dxa" w:w="2880"/>
+          </w:tcPr>
+          <w:p>
+            <w:r>
+              <w:rPr>
+                <w:rFonts w:ascii="宋体" w:hAnsi="宋体" w:eastAsia="宋体"/>
+                <w:b w:val="0"/>
+                <w:i w:val="0"/>
+                <w:sz w:val="19"/>
+              </w:rPr>
+              <w:t>2026-09-04</w:t>
+            </w:r>
+          </w:p>
+        </w:tc>
+        <w:tc>
+          <w:tcPr>
+            <w:tcW w:type="dxa" w:w="2880"/>
+          </w:tcPr>
+          <w:p>
+            <w:r>
+              <w:rPr>
+                <w:rFonts w:ascii="宋体" w:hAnsi="宋体" w:eastAsia="宋体"/>
+                <w:b w:val="0"/>
+                <w:i w:val="0"/>
+                <w:sz w:val="19"/>
+              </w:rPr>
+              <w:t>新增 FR-023 请求追踪、FR-024 降级状态可见；NFR-006 更新为已实现；新增 AC-009 / AC-010</w:t>
+            </w:r>
+          </w:p>
+        </w:tc>
+      </w:tr>
     </w:tbl>
     <w:p/>
     <w:p>
@@ -5337,7 +5826,7 @@
           <w:i w:val="0"/>
           <w:sz w:val="21"/>
         </w:rPr>
-        <w:t>版本 V2.1 · 2026-09-04 · 与代码现状同步</w:t>
+        <w:t>版本 V2.2 · 2026-09-04 · 与代码现状同步</w:t>
       </w:r>
     </w:p>
     <w:p>
@@ -5860,7 +6349,7 @@
                 <w:i w:val="0"/>
                 <w:sz w:val="19"/>
               </w:rPr>
-              <w:t>应用装配：日志、CORS、路由挂载、异常处理、启动时建表与初始化管理员、启动调度器</w:t>
+              <w:t>应用装配：日志、CORS、请求 ID 中间件、路由挂载、三类异常处理器、启动时建表与初始化管理员、启动调度器</w:t>
             </w:r>
           </w:p>
         </w:tc>
@@ -6218,7 +6707,43 @@
                 <w:i w:val="0"/>
                 <w:sz w:val="19"/>
               </w:rPr>
-              <w:t xml:space="preserve"> 调度器</w:t>
+              <w:t xml:space="preserve"> 调度器，</w:t>
+            </w:r>
+            <w:r>
+              <w:rPr>
+                <w:rFonts w:ascii="Consolas" w:hAnsi="Consolas" w:eastAsia="Consolas"/>
+                <w:b w:val="0"/>
+                <w:i w:val="0"/>
+                <w:sz w:val="18"/>
+              </w:rPr>
+              <w:t>request_context</w:t>
+            </w:r>
+            <w:r>
+              <w:rPr>
+                <w:rFonts w:ascii="宋体" w:hAnsi="宋体" w:eastAsia="宋体"/>
+                <w:b w:val="0"/>
+                <w:i w:val="0"/>
+                <w:sz w:val="19"/>
+              </w:rPr>
+              <w:t xml:space="preserve"> 追踪 ID，</w:t>
+            </w:r>
+            <w:r>
+              <w:rPr>
+                <w:rFonts w:ascii="Consolas" w:hAnsi="Consolas" w:eastAsia="Consolas"/>
+                <w:b w:val="0"/>
+                <w:i w:val="0"/>
+                <w:sz w:val="18"/>
+              </w:rPr>
+              <w:t>middleware</w:t>
+            </w:r>
+            <w:r>
+              <w:rPr>
+                <w:rFonts w:ascii="宋体" w:hAnsi="宋体" w:eastAsia="宋体"/>
+                <w:b w:val="0"/>
+                <w:i w:val="0"/>
+                <w:sz w:val="19"/>
+              </w:rPr>
+              <w:t xml:space="preserve"> 请求 ID 与访问日志</w:t>
             </w:r>
           </w:p>
         </w:tc>
@@ -7733,7 +8258,7 @@
           <w:i w:val="0"/>
           <w:sz w:val="20"/>
         </w:rPr>
-        <w:t>embed_texts</w:t>
+        <w:t>embed_texts_detailed</w:t>
       </w:r>
       <w:r>
         <w:rPr>
@@ -7778,7 +8303,7 @@
           <w:i w:val="0"/>
           <w:sz w:val="21"/>
         </w:rPr>
-        <w:t>），未配置或调用失败退化为 hash 向量（词与二元组哈希后归一化）。</w:t>
+        <w:t>），未配置或调用失败退化为 hash 向量（词与二元组哈希后归一化）并打 WARN，返回值同时带回实际使用的后端。</w:t>
       </w:r>
     </w:p>
     <w:p>
@@ -7846,7 +8371,25 @@
           <w:i w:val="0"/>
           <w:sz w:val="21"/>
         </w:rPr>
-        <w:t>）供检索过滤与审计。</w:t>
+        <w:t>）供检索过滤与审计，以及本批实际使用的向量后端（</w:t>
+      </w:r>
+      <w:r>
+        <w:rPr>
+          <w:rFonts w:ascii="Consolas" w:hAnsi="Consolas" w:eastAsia="Consolas"/>
+          <w:b w:val="0"/>
+          <w:i w:val="0"/>
+          <w:sz w:val="20"/>
+        </w:rPr>
+        <w:t>embedding_mode / embedding_model / embedding_dim</w:t>
+      </w:r>
+      <w:r>
+        <w:rPr>
+          <w:rFonts w:ascii="宋体" w:hAnsi="宋体" w:eastAsia="宋体"/>
+          <w:b w:val="0"/>
+          <w:i w:val="0"/>
+          <w:sz w:val="21"/>
+        </w:rPr>
+        <w:t>）供事后重建。</w:t>
       </w:r>
     </w:p>
     <w:p>
@@ -10479,6 +11022,277 @@
           <w:rFonts w:ascii="黑体" w:hAnsi="黑体" w:eastAsia="黑体"/>
           <w:b/>
           <w:i w:val="0"/>
+          <w:sz w:val="24"/>
+        </w:rPr>
+        <w:t>4.9 可观测性与降级</w:t>
+      </w:r>
+    </w:p>
+    <w:p>
+      <w:pPr>
+        <w:ind w:left="240"/>
+      </w:pPr>
+      <w:r>
+        <w:rPr>
+          <w:rFonts w:ascii="Consolas" w:hAnsi="Consolas" w:eastAsia="Consolas"/>
+          <w:b w:val="0"/>
+          <w:i w:val="0"/>
+          <w:color w:val="1F2937"/>
+          <w:sz w:val="18"/>
+        </w:rPr>
+        <w:t>请求 → RequestContextMiddleware（分配/沿用 X-Request-Id，写 contextvar 与 scope）</w:t>
+        <w:br/>
+        <w:t xml:space="preserve">     → 业务处理（所有日志自动带 [request_id]）</w:t>
+        <w:br/>
+        <w:t xml:space="preserve">     → 响应（头 X-Request-Id；错误体带 trace_id）</w:t>
+        <w:br/>
+        <w:t xml:space="preserve">     → 访问日志：方法 路径 状态码 耗时</w:t>
+      </w:r>
+    </w:p>
+    <w:p>
+      <w:pPr>
+        <w:pStyle w:val="ListBullet"/>
+      </w:pPr>
+      <w:r>
+        <w:rPr>
+          <w:rFonts w:ascii="宋体" w:hAnsi="宋体" w:eastAsia="宋体"/>
+          <w:b w:val="0"/>
+          <w:i w:val="0"/>
+          <w:sz w:val="21"/>
+        </w:rPr>
+        <w:t xml:space="preserve">日志格式 </w:t>
+      </w:r>
+      <w:r>
+        <w:rPr>
+          <w:rFonts w:ascii="Consolas" w:hAnsi="Consolas" w:eastAsia="Consolas"/>
+          <w:b w:val="0"/>
+          <w:i w:val="0"/>
+          <w:sz w:val="20"/>
+        </w:rPr>
+        <w:t>时间 级别 [request_id] logger: 消息</w:t>
+      </w:r>
+      <w:r>
+        <w:rPr>
+          <w:rFonts w:ascii="宋体" w:hAnsi="宋体" w:eastAsia="宋体"/>
+          <w:b w:val="0"/>
+          <w:i w:val="0"/>
+          <w:sz w:val="21"/>
+        </w:rPr>
+        <w:t xml:space="preserve">；无请求上下文时为 </w:t>
+      </w:r>
+      <w:r>
+        <w:rPr>
+          <w:rFonts w:ascii="Consolas" w:hAnsi="Consolas" w:eastAsia="Consolas"/>
+          <w:b w:val="0"/>
+          <w:i w:val="0"/>
+          <w:sz w:val="20"/>
+        </w:rPr>
+        <w:t>-</w:t>
+      </w:r>
+      <w:r>
+        <w:rPr>
+          <w:rFonts w:ascii="宋体" w:hAnsi="宋体" w:eastAsia="宋体"/>
+          <w:b w:val="0"/>
+          <w:i w:val="0"/>
+          <w:sz w:val="21"/>
+        </w:rPr>
+        <w:t>（启动、调度线程、线程池）。</w:t>
+      </w:r>
+    </w:p>
+    <w:p>
+      <w:pPr>
+        <w:pStyle w:val="ListBullet"/>
+      </w:pPr>
+      <w:r>
+        <w:rPr>
+          <w:rFonts w:ascii="宋体" w:hAnsi="宋体" w:eastAsia="宋体"/>
+          <w:b w:val="0"/>
+          <w:i w:val="0"/>
+          <w:sz w:val="21"/>
+        </w:rPr>
+        <w:t>三类异常出口：</w:t>
+      </w:r>
+      <w:r>
+        <w:rPr>
+          <w:rFonts w:ascii="Consolas" w:hAnsi="Consolas" w:eastAsia="Consolas"/>
+          <w:b w:val="0"/>
+          <w:i w:val="0"/>
+          <w:sz w:val="20"/>
+        </w:rPr>
+        <w:t>BizError</w:t>
+      </w:r>
+      <w:r>
+        <w:rPr>
+          <w:rFonts w:ascii="宋体" w:hAnsi="宋体" w:eastAsia="宋体"/>
+          <w:b w:val="0"/>
+          <w:i w:val="0"/>
+          <w:sz w:val="21"/>
+        </w:rPr>
+        <w:t xml:space="preserve"> 记 INFO 按原状态码返回；</w:t>
+      </w:r>
+      <w:r>
+        <w:rPr>
+          <w:rFonts w:ascii="Consolas" w:hAnsi="Consolas" w:eastAsia="Consolas"/>
+          <w:b w:val="0"/>
+          <w:i w:val="0"/>
+          <w:sz w:val="20"/>
+        </w:rPr>
+        <w:t>HTTPException</w:t>
+      </w:r>
+      <w:r>
+        <w:rPr>
+          <w:rFonts w:ascii="宋体" w:hAnsi="宋体" w:eastAsia="宋体"/>
+          <w:b w:val="0"/>
+          <w:i w:val="0"/>
+          <w:sz w:val="21"/>
+        </w:rPr>
+        <w:t xml:space="preserve"> 保持 </w:t>
+      </w:r>
+      <w:r>
+        <w:rPr>
+          <w:rFonts w:ascii="Consolas" w:hAnsi="Consolas" w:eastAsia="Consolas"/>
+          <w:b w:val="0"/>
+          <w:i w:val="0"/>
+          <w:sz w:val="20"/>
+        </w:rPr>
+        <w:t>{"detail"}</w:t>
+      </w:r>
+      <w:r>
+        <w:rPr>
+          <w:rFonts w:ascii="宋体" w:hAnsi="宋体" w:eastAsia="宋体"/>
+          <w:b w:val="0"/>
+          <w:i w:val="0"/>
+          <w:sz w:val="21"/>
+        </w:rPr>
+        <w:t xml:space="preserve"> 并补 </w:t>
+      </w:r>
+      <w:r>
+        <w:rPr>
+          <w:rFonts w:ascii="Consolas" w:hAnsi="Consolas" w:eastAsia="Consolas"/>
+          <w:b w:val="0"/>
+          <w:i w:val="0"/>
+          <w:sz w:val="20"/>
+        </w:rPr>
+        <w:t>trace_id</w:t>
+      </w:r>
+      <w:r>
+        <w:rPr>
+          <w:rFonts w:ascii="宋体" w:hAnsi="宋体" w:eastAsia="宋体"/>
+          <w:b w:val="0"/>
+          <w:i w:val="0"/>
+          <w:sz w:val="21"/>
+        </w:rPr>
+        <w:t xml:space="preserve">；其他异常记完整堆栈、对外只给固定文案与 </w:t>
+      </w:r>
+      <w:r>
+        <w:rPr>
+          <w:rFonts w:ascii="Consolas" w:hAnsi="Consolas" w:eastAsia="Consolas"/>
+          <w:b w:val="0"/>
+          <w:i w:val="0"/>
+          <w:sz w:val="20"/>
+        </w:rPr>
+        <w:t>trace_id</w:t>
+      </w:r>
+      <w:r>
+        <w:rPr>
+          <w:rFonts w:ascii="宋体" w:hAnsi="宋体" w:eastAsia="宋体"/>
+          <w:b w:val="0"/>
+          <w:i w:val="0"/>
+          <w:sz w:val="21"/>
+        </w:rPr>
+        <w:t>。</w:t>
+      </w:r>
+    </w:p>
+    <w:p>
+      <w:pPr>
+        <w:pStyle w:val="ListBullet"/>
+      </w:pPr>
+      <w:r>
+        <w:rPr>
+          <w:rFonts w:ascii="宋体" w:hAnsi="宋体" w:eastAsia="宋体"/>
+          <w:b w:val="0"/>
+          <w:i w:val="0"/>
+          <w:sz w:val="21"/>
+        </w:rPr>
+        <w:t xml:space="preserve">中间件是纯 ASGI 实现而不是 </w:t>
+      </w:r>
+      <w:r>
+        <w:rPr>
+          <w:rFonts w:ascii="Consolas" w:hAnsi="Consolas" w:eastAsia="Consolas"/>
+          <w:b w:val="0"/>
+          <w:i w:val="0"/>
+          <w:sz w:val="20"/>
+        </w:rPr>
+        <w:t>BaseHTTPMiddleware</w:t>
+      </w:r>
+      <w:r>
+        <w:rPr>
+          <w:rFonts w:ascii="宋体" w:hAnsi="宋体" w:eastAsia="宋体"/>
+          <w:b w:val="0"/>
+          <w:i w:val="0"/>
+          <w:sz w:val="21"/>
+        </w:rPr>
+        <w:t>：后者会重新包装响应体，影响 SSE 流式与客户端中断时的收尾逻辑。</w:t>
+      </w:r>
+    </w:p>
+    <w:p>
+      <w:pPr>
+        <w:pStyle w:val="ListBullet"/>
+      </w:pPr>
+      <w:r>
+        <w:rPr>
+          <w:rFonts w:ascii="宋体" w:hAnsi="宋体" w:eastAsia="宋体"/>
+          <w:b w:val="0"/>
+          <w:i w:val="0"/>
+          <w:sz w:val="21"/>
+        </w:rPr>
+        <w:t xml:space="preserve">降级状态集中在 </w:t>
+      </w:r>
+      <w:r>
+        <w:rPr>
+          <w:rFonts w:ascii="Consolas" w:hAnsi="Consolas" w:eastAsia="Consolas"/>
+          <w:b w:val="0"/>
+          <w:i w:val="0"/>
+          <w:sz w:val="20"/>
+        </w:rPr>
+        <w:t>services/system_service.get_system_status</w:t>
+      </w:r>
+      <w:r>
+        <w:rPr>
+          <w:rFonts w:ascii="宋体" w:hAnsi="宋体" w:eastAsia="宋体"/>
+          <w:b w:val="0"/>
+          <w:i w:val="0"/>
+          <w:sz w:val="21"/>
+        </w:rPr>
+        <w:t>：向量后端、登录限流、数据库、调度器注册数，</w:t>
+      </w:r>
+      <w:r>
+        <w:rPr>
+          <w:rFonts w:ascii="Consolas" w:hAnsi="Consolas" w:eastAsia="Consolas"/>
+          <w:b w:val="0"/>
+          <w:i w:val="0"/>
+          <w:sz w:val="20"/>
+        </w:rPr>
+        <w:t>degraded</w:t>
+      </w:r>
+      <w:r>
+        <w:rPr>
+          <w:rFonts w:ascii="宋体" w:hAnsi="宋体" w:eastAsia="宋体"/>
+          <w:b w:val="0"/>
+          <w:i w:val="0"/>
+          <w:sz w:val="21"/>
+        </w:rPr>
+        <w:t xml:space="preserve"> 汇总当前所有降级项，前端知识库页据此提示。</w:t>
+      </w:r>
+    </w:p>
+    <w:p>
+      <w:pPr>
+        <w:spacing w:before="160" w:after="60"/>
+      </w:pPr>
+      <w:r>
+        <w:rPr>
+          <w:rFonts w:ascii="黑体" w:hAnsi="黑体" w:eastAsia="黑体"/>
+          <w:b/>
+          <w:i w:val="0"/>
           <w:sz w:val="26"/>
         </w:rPr>
         <w:t>5. 关键设计决策与取舍</w:t>
@@ -10754,7 +11568,61 @@
                 <w:i w:val="0"/>
                 <w:sz w:val="19"/>
               </w:rPr>
-              <w:t>退化是静默的，检索质量只剩词面匹配；需要靠日志与评测页发现</w:t>
+              <w:t>检索质量只剩词面匹配。2026-09-04 起不再静默：降级打 WARN、</w:t>
+            </w:r>
+            <w:r>
+              <w:rPr>
+                <w:rFonts w:ascii="Consolas" w:hAnsi="Consolas" w:eastAsia="Consolas"/>
+                <w:b w:val="0"/>
+                <w:i w:val="0"/>
+                <w:sz w:val="18"/>
+              </w:rPr>
+              <w:t>/system/status</w:t>
+            </w:r>
+            <w:r>
+              <w:rPr>
+                <w:rFonts w:ascii="宋体" w:hAnsi="宋体" w:eastAsia="宋体"/>
+                <w:b w:val="0"/>
+                <w:i w:val="0"/>
+                <w:sz w:val="19"/>
+              </w:rPr>
+              <w:t xml:space="preserve"> 与 </w:t>
+            </w:r>
+            <w:r>
+              <w:rPr>
+                <w:rFonts w:ascii="Consolas" w:hAnsi="Consolas" w:eastAsia="Consolas"/>
+                <w:b w:val="0"/>
+                <w:i w:val="0"/>
+                <w:sz w:val="18"/>
+              </w:rPr>
+              <w:t>/health</w:t>
+            </w:r>
+            <w:r>
+              <w:rPr>
+                <w:rFonts w:ascii="宋体" w:hAnsi="宋体" w:eastAsia="宋体"/>
+                <w:b w:val="0"/>
+                <w:i w:val="0"/>
+                <w:sz w:val="19"/>
+              </w:rPr>
+              <w:t xml:space="preserve"> 报模式、切片 </w:t>
+            </w:r>
+            <w:r>
+              <w:rPr>
+                <w:rFonts w:ascii="Consolas" w:hAnsi="Consolas" w:eastAsia="Consolas"/>
+                <w:b w:val="0"/>
+                <w:i w:val="0"/>
+                <w:sz w:val="18"/>
+              </w:rPr>
+              <w:t>meta</w:t>
+            </w:r>
+            <w:r>
+              <w:rPr>
+                <w:rFonts w:ascii="宋体" w:hAnsi="宋体" w:eastAsia="宋体"/>
+                <w:b w:val="0"/>
+                <w:i w:val="0"/>
+                <w:sz w:val="19"/>
+              </w:rPr>
+              <w:t xml:space="preserve"> 记录入库时用的后端、知识库页顶部告警</w:t>
             </w:r>
           </w:p>
         </w:tc>
@@ -11117,7 +11985,7 @@
           <w:i w:val="0"/>
           <w:sz w:val="21"/>
         </w:rPr>
-        <w:t xml:space="preserve">版本 V2.1 · 2026-09-04 · 以 </w:t>
+        <w:t xml:space="preserve">版本 V2.2 · 2026-09-04 · 以 </w:t>
       </w:r>
       <w:r>
         <w:rPr>
@@ -22753,7 +23621,9 @@
         <w:br/>
         <w:t xml:space="preserve">  "type": "pdf", "page": 3, "index": 7,</w:t>
         <w:br/>
-        <w:t xml:space="preserve">  "kb_id": 1, "doc_id": 5, "is_public": true, "visible_roles": [], "policy_version": 1</w:t>
+        <w:t xml:space="preserve">  "kb_id": 1, "doc_id": 5, "is_public": true, "visible_roles": [], "policy_version": 1,</w:t>
+        <w:br/>
+        <w:t xml:space="preserve">  "embedding_mode": "hash", "embedding_model": "hash-fallback", "embedding_dim": 1024</w:t>
         <w:br/>
         <w:t>}</w:t>
       </w:r>
@@ -22839,6 +23709,100 @@
           <w:sz w:val="21"/>
         </w:rPr>
         <w:t>（Markdown）。权限类字段是入库时的快照。</w:t>
+      </w:r>
+    </w:p>
+    <w:p>
+      <w:r>
+        <w:rPr>
+          <w:rFonts w:ascii="宋体" w:hAnsi="宋体" w:eastAsia="宋体"/>
+          <w:b w:val="0"/>
+          <w:i w:val="0"/>
+          <w:sz w:val="21"/>
+        </w:rPr>
+        <w:t>向量类字段记录</w:t>
+      </w:r>
+      <w:r>
+        <w:rPr>
+          <w:rFonts w:ascii="宋体" w:hAnsi="宋体" w:eastAsia="宋体"/>
+          <w:b/>
+          <w:i w:val="0"/>
+          <w:sz w:val="21"/>
+        </w:rPr>
+        <w:t>这批切片实际是用什么向量化的</w:t>
+      </w:r>
+      <w:r>
+        <w:rPr>
+          <w:rFonts w:ascii="宋体" w:hAnsi="宋体" w:eastAsia="宋体"/>
+          <w:b w:val="0"/>
+          <w:i w:val="0"/>
+          <w:sz w:val="21"/>
+        </w:rPr>
+        <w:t>：</w:t>
+      </w:r>
+      <w:r>
+        <w:rPr>
+          <w:rFonts w:ascii="Consolas" w:hAnsi="Consolas" w:eastAsia="Consolas"/>
+          <w:b w:val="0"/>
+          <w:i w:val="0"/>
+          <w:sz w:val="20"/>
+        </w:rPr>
+        <w:t>embedding_mode</w:t>
+      </w:r>
+      <w:r>
+        <w:rPr>
+          <w:rFonts w:ascii="宋体" w:hAnsi="宋体" w:eastAsia="宋体"/>
+          <w:b w:val="0"/>
+          <w:i w:val="0"/>
+          <w:sz w:val="21"/>
+        </w:rPr>
+        <w:t xml:space="preserve"> 取 </w:t>
+      </w:r>
+      <w:r>
+        <w:rPr>
+          <w:rFonts w:ascii="Consolas" w:hAnsi="Consolas" w:eastAsia="Consolas"/>
+          <w:b w:val="0"/>
+          <w:i w:val="0"/>
+          <w:sz w:val="20"/>
+        </w:rPr>
+        <w:t>model</w:t>
+      </w:r>
+      <w:r>
+        <w:rPr>
+          <w:rFonts w:ascii="宋体" w:hAnsi="宋体" w:eastAsia="宋体"/>
+          <w:b w:val="0"/>
+          <w:i w:val="0"/>
+          <w:sz w:val="21"/>
+        </w:rPr>
+        <w:t xml:space="preserve">（真实向量模型）或 </w:t>
+      </w:r>
+      <w:r>
+        <w:rPr>
+          <w:rFonts w:ascii="Consolas" w:hAnsi="Consolas" w:eastAsia="Consolas"/>
+          <w:b w:val="0"/>
+          <w:i w:val="0"/>
+          <w:sz w:val="20"/>
+        </w:rPr>
+        <w:t>hash</w:t>
+      </w:r>
+      <w:r>
+        <w:rPr>
+          <w:rFonts w:ascii="宋体" w:hAnsi="宋体" w:eastAsia="宋体"/>
+          <w:b w:val="0"/>
+          <w:i w:val="0"/>
+          <w:sz w:val="21"/>
+        </w:rPr>
+        <w:t>（本地兜底）。</w:t>
+      </w:r>
+    </w:p>
+    <w:p>
+      <w:r>
+        <w:rPr>
+          <w:rFonts w:ascii="宋体" w:hAnsi="宋体" w:eastAsia="宋体"/>
+          <w:b w:val="0"/>
+          <w:i w:val="0"/>
+          <w:sz w:val="21"/>
+        </w:rPr>
+        <w:t>换模型或从降级恢复后，据此筛出需要重新处理的文档；没有这三个字段时只能全库重建。存量切片（2026-09-04 之前入库）没有这些字段。</w:t>
       </w:r>
     </w:p>
     <w:p>
@@ -24681,7 +25645,7 @@
           <w:i w:val="0"/>
           <w:sz w:val="21"/>
         </w:rPr>
-        <w:t xml:space="preserve">版本 V2.1 · 2026-09-04 · 以 </w:t>
+        <w:t xml:space="preserve">版本 V2.2 · 2026-09-04 · 以 </w:t>
       </w:r>
       <w:r>
         <w:rPr>
@@ -25053,6 +26017,76 @@
                 <w:i w:val="0"/>
                 <w:sz w:val="19"/>
               </w:rPr>
+              <w:t>追踪 ID</w:t>
+            </w:r>
+          </w:p>
+        </w:tc>
+        <w:tc>
+          <w:tcPr>
+            <w:tcW w:type="dxa" w:w="4320"/>
+          </w:tcPr>
+          <w:p>
+            <w:r>
+              <w:rPr>
+                <w:rFonts w:ascii="宋体" w:hAnsi="宋体" w:eastAsia="宋体"/>
+                <w:b w:val="0"/>
+                <w:i w:val="0"/>
+                <w:sz w:val="19"/>
+              </w:rPr>
+              <w:t xml:space="preserve">每个响应都带 </w:t>
+            </w:r>
+            <w:r>
+              <w:rPr>
+                <w:rFonts w:ascii="Consolas" w:hAnsi="Consolas" w:eastAsia="Consolas"/>
+                <w:b w:val="0"/>
+                <w:i w:val="0"/>
+                <w:sz w:val="18"/>
+              </w:rPr>
+              <w:t>X-Request-Id</w:t>
+            </w:r>
+            <w:r>
+              <w:rPr>
+                <w:rFonts w:ascii="宋体" w:hAnsi="宋体" w:eastAsia="宋体"/>
+                <w:b w:val="0"/>
+                <w:i w:val="0"/>
+                <w:sz w:val="19"/>
+              </w:rPr>
+              <w:t xml:space="preserve"> 头；调用方可用同名请求头指定（限 </w:t>
+            </w:r>
+            <w:r>
+              <w:rPr>
+                <w:rFonts w:ascii="Consolas" w:hAnsi="Consolas" w:eastAsia="Consolas"/>
+                <w:b w:val="0"/>
+                <w:i w:val="0"/>
+                <w:sz w:val="18"/>
+              </w:rPr>
+              <w:t>[A-Za-z0-9._-]{1,64}</w:t>
+            </w:r>
+            <w:r>
+              <w:rPr>
+                <w:rFonts w:ascii="宋体" w:hAnsi="宋体" w:eastAsia="宋体"/>
+                <w:b w:val="0"/>
+                <w:i w:val="0"/>
+                <w:sz w:val="19"/>
+              </w:rPr>
+              <w:t>，非法值被忽略并另行生成）</w:t>
+            </w:r>
+          </w:p>
+        </w:tc>
+      </w:tr>
+      <w:tr>
+        <w:tc>
+          <w:tcPr>
+            <w:tcW w:type="dxa" w:w="4320"/>
+          </w:tcPr>
+          <w:p>
+            <w:r>
+              <w:rPr>
+                <w:rFonts w:ascii="宋体" w:hAnsi="宋体" w:eastAsia="宋体"/>
+                <w:b w:val="0"/>
+                <w:i w:val="0"/>
+                <w:sz w:val="19"/>
+              </w:rPr>
               <w:t>交互式文档</w:t>
             </w:r>
           </w:p>
@@ -25286,7 +26320,7 @@
           <w:i w:val="0"/>
           <w:sz w:val="20"/>
         </w:rPr>
-        <w:t>{"detail": ...}</w:t>
+        <w:t>{"detail": ..., "trace_id": "&lt;X-Request-Id&gt;"}</w:t>
       </w:r>
       <w:r>
         <w:rPr>
@@ -25296,6 +26330,21 @@
           <w:sz w:val="21"/>
         </w:rPr>
         <w:t>。</w:t>
+      </w:r>
+    </w:p>
+    <w:p>
+      <w:pPr>
+        <w:ind w:left="240"/>
+      </w:pPr>
+      <w:r>
+        <w:rPr>
+          <w:rFonts w:ascii="Consolas" w:hAnsi="Consolas" w:eastAsia="Consolas"/>
+          <w:b w:val="0"/>
+          <w:i w:val="0"/>
+          <w:color w:val="1F2937"/>
+          <w:sz w:val="18"/>
+        </w:rPr>
+        <w:t>{"detail": "工作流不存在", "trace_id": "1de7aa9bfeef4a18"}</w:t>
       </w:r>
     </w:p>
     <w:tbl>
@@ -25655,7 +26704,25 @@
                 <w:i w:val="0"/>
                 <w:sz w:val="19"/>
               </w:rPr>
-              <w:t>FastAPI 生成的数组，逐字段说明</w:t>
+              <w:t xml:space="preserve">FastAPI 生成的数组，逐字段说明（此响应无 </w:t>
+            </w:r>
+            <w:r>
+              <w:rPr>
+                <w:rFonts w:ascii="Consolas" w:hAnsi="Consolas" w:eastAsia="Consolas"/>
+                <w:b w:val="0"/>
+                <w:i w:val="0"/>
+                <w:sz w:val="18"/>
+              </w:rPr>
+              <w:t>trace_id</w:t>
+            </w:r>
+            <w:r>
+              <w:rPr>
+                <w:rFonts w:ascii="宋体" w:hAnsi="宋体" w:eastAsia="宋体"/>
+                <w:b w:val="0"/>
+                <w:i w:val="0"/>
+                <w:sz w:val="19"/>
+              </w:rPr>
+              <w:t>，追踪 ID 见响应头）</w:t>
             </w:r>
           </w:p>
         </w:tc>
@@ -25689,7 +26756,7 @@
                 <w:i w:val="0"/>
                 <w:sz w:val="19"/>
               </w:rPr>
-              <w:t>登录失败次数过多</w:t>
+              <w:t>登录失败次数过多、API Key 配额用尽</w:t>
             </w:r>
           </w:p>
         </w:tc>
@@ -25755,7 +26822,7 @@
                 <w:i w:val="0"/>
                 <w:sz w:val="19"/>
               </w:rPr>
-              <w:t>框架默认文本；服务端日志有堆栈</w:t>
+              <w:t>固定文案"服务器内部错误，请携带 trace_id 联系管理员"；堆栈只进服务端日志，不外泄</w:t>
             </w:r>
           </w:p>
         </w:tc>
@@ -25789,6 +26856,80 @@
           <w:sz w:val="21"/>
         </w:rPr>
         <w:t>，全局处理器转成上述结构。没有独立的业务错误码，前端按 HTTP 状态码与 detail 文案处理。</w:t>
+      </w:r>
+    </w:p>
+    <w:p>
+      <w:r>
+        <w:rPr>
+          <w:rFonts w:ascii="Consolas" w:hAnsi="Consolas" w:eastAsia="Consolas"/>
+          <w:b w:val="0"/>
+          <w:i w:val="0"/>
+          <w:sz w:val="20"/>
+        </w:rPr>
+        <w:t>trace_id</w:t>
+      </w:r>
+      <w:r>
+        <w:rPr>
+          <w:rFonts w:ascii="宋体" w:hAnsi="宋体" w:eastAsia="宋体"/>
+          <w:b w:val="0"/>
+          <w:i w:val="0"/>
+          <w:sz w:val="21"/>
+        </w:rPr>
+        <w:t xml:space="preserve"> 与响应头 </w:t>
+      </w:r>
+      <w:r>
+        <w:rPr>
+          <w:rFonts w:ascii="Consolas" w:hAnsi="Consolas" w:eastAsia="Consolas"/>
+          <w:b w:val="0"/>
+          <w:i w:val="0"/>
+          <w:sz w:val="20"/>
+        </w:rPr>
+        <w:t>X-Request-Id</w:t>
+      </w:r>
+      <w:r>
+        <w:rPr>
+          <w:rFonts w:ascii="宋体" w:hAnsi="宋体" w:eastAsia="宋体"/>
+          <w:b w:val="0"/>
+          <w:i w:val="0"/>
+          <w:sz w:val="21"/>
+        </w:rPr>
+        <w:t xml:space="preserve"> 是同一个值，也是服务端日志里 </w:t>
+      </w:r>
+      <w:r>
+        <w:rPr>
+          <w:rFonts w:ascii="Consolas" w:hAnsi="Consolas" w:eastAsia="Consolas"/>
+          <w:b w:val="0"/>
+          <w:i w:val="0"/>
+          <w:sz w:val="20"/>
+        </w:rPr>
+        <w:t>[...]</w:t>
+      </w:r>
+      <w:r>
+        <w:rPr>
+          <w:rFonts w:ascii="宋体" w:hAnsi="宋体" w:eastAsia="宋体"/>
+          <w:b w:val="0"/>
+          <w:i w:val="0"/>
+          <w:sz w:val="21"/>
+        </w:rPr>
+        <w:t xml:space="preserve"> 的那一段：拿它 grep 日志即可取到该次请求的全部记录。前端 axios 拦截器会把 5xx 的 </w:t>
+      </w:r>
+      <w:r>
+        <w:rPr>
+          <w:rFonts w:ascii="Consolas" w:hAnsi="Consolas" w:eastAsia="Consolas"/>
+          <w:b w:val="0"/>
+          <w:i w:val="0"/>
+          <w:sz w:val="20"/>
+        </w:rPr>
+        <w:t>trace_id</w:t>
+      </w:r>
+      <w:r>
+        <w:rPr>
+          <w:rFonts w:ascii="宋体" w:hAnsi="宋体" w:eastAsia="宋体"/>
+          <w:b w:val="0"/>
+          <w:i w:val="0"/>
+          <w:sz w:val="21"/>
+        </w:rPr>
+        <w:t xml:space="preserve"> 拼进错误提示，用户截图即可定位。</w:t>
       </w:r>
     </w:p>
     <w:p>
@@ -33081,10 +34222,167 @@
           <w:i w:val="0"/>
           <w:sz w:val="24"/>
         </w:rPr>
-        <w:t>4.14 健康检查</w:t>
+        <w:t xml:space="preserve">4.14 系统状态 </w:t>
+      </w:r>
+      <w:r>
+        <w:rPr>
+          <w:rFonts w:ascii="Consolas" w:hAnsi="Consolas" w:eastAsia="Consolas"/>
+          <w:b/>
+          <w:i w:val="0"/>
+          <w:sz w:val="23"/>
+        </w:rPr>
+        <w:t>/system</w:t>
+      </w:r>
+    </w:p>
+    <w:tbl>
+      <w:tblPr>
+        <w:tblStyle w:val="TableGrid"/>
+        <w:tblW w:type="auto" w:w="0"/>
+        <w:jc w:val="center"/>
+        <w:tblLook w:firstColumn="1" w:firstRow="1" w:lastColumn="0" w:lastRow="0" w:noHBand="0" w:noVBand="1" w:val="04A0"/>
+      </w:tblPr>
+      <w:tblGrid>
+        <w:gridCol w:w="2880"/>
+        <w:gridCol w:w="2880"/>
+        <w:gridCol w:w="2880"/>
+      </w:tblGrid>
+      <w:tr>
+        <w:tc>
+          <w:tcPr>
+            <w:tcW w:type="dxa" w:w="2880"/>
+          </w:tcPr>
+          <w:p>
+            <w:r>
+              <w:rPr>
+                <w:rFonts w:ascii="黑体" w:hAnsi="黑体" w:eastAsia="黑体"/>
+                <w:b/>
+                <w:i w:val="0"/>
+                <w:sz w:val="19"/>
+              </w:rPr>
+              <w:t>方法 路径</w:t>
+            </w:r>
+          </w:p>
+        </w:tc>
+        <w:tc>
+          <w:tcPr>
+            <w:tcW w:type="dxa" w:w="2880"/>
+          </w:tcPr>
+          <w:p>
+            <w:r>
+              <w:rPr>
+                <w:rFonts w:ascii="黑体" w:hAnsi="黑体" w:eastAsia="黑体"/>
+                <w:b/>
+                <w:i w:val="0"/>
+                <w:sz w:val="19"/>
+              </w:rPr>
+              <w:t>角色</w:t>
+            </w:r>
+          </w:p>
+        </w:tc>
+        <w:tc>
+          <w:tcPr>
+            <w:tcW w:type="dxa" w:w="2880"/>
+          </w:tcPr>
+          <w:p>
+            <w:r>
+              <w:rPr>
+                <w:rFonts w:ascii="黑体" w:hAnsi="黑体" w:eastAsia="黑体"/>
+                <w:b/>
+                <w:i w:val="0"/>
+                <w:sz w:val="19"/>
+              </w:rPr>
+              <w:t>响应</w:t>
+            </w:r>
+          </w:p>
+        </w:tc>
+      </w:tr>
+      <w:tr>
+        <w:tc>
+          <w:tcPr>
+            <w:tcW w:type="dxa" w:w="2880"/>
+          </w:tcPr>
+          <w:p>
+            <w:r>
+              <w:rPr>
+                <w:rFonts w:ascii="宋体" w:hAnsi="宋体" w:eastAsia="宋体"/>
+                <w:b w:val="0"/>
+                <w:i w:val="0"/>
+                <w:sz w:val="19"/>
+              </w:rPr>
+              <w:t>GET /system/status</w:t>
+            </w:r>
+          </w:p>
+        </w:tc>
+        <w:tc>
+          <w:tcPr>
+            <w:tcW w:type="dxa" w:w="2880"/>
+          </w:tcPr>
+          <w:p>
+            <w:r>
+              <w:rPr>
+                <w:rFonts w:ascii="宋体" w:hAnsi="宋体" w:eastAsia="宋体"/>
+                <w:b w:val="0"/>
+                <w:i w:val="0"/>
+                <w:sz w:val="19"/>
+              </w:rPr>
+              <w:t>AD</w:t>
+            </w:r>
+          </w:p>
+        </w:tc>
+        <w:tc>
+          <w:tcPr>
+            <w:tcW w:type="dxa" w:w="2880"/>
+          </w:tcPr>
+          <w:p>
+            <w:r>
+              <w:rPr>
+                <w:rFonts w:ascii="宋体" w:hAnsi="宋体" w:eastAsia="宋体"/>
+                <w:b w:val="0"/>
+                <w:i w:val="0"/>
+                <w:sz w:val="19"/>
+              </w:rPr>
+              <w:t>见下；含依赖可用性，不对 caller 与 API Key 开放</w:t>
+            </w:r>
+          </w:p>
+        </w:tc>
+      </w:tr>
+    </w:tbl>
+    <w:p/>
+    <w:p>
+      <w:pPr>
+        <w:ind w:left="240"/>
+      </w:pPr>
+      <w:r>
+        <w:rPr>
+          <w:rFonts w:ascii="Consolas" w:hAnsi="Consolas" w:eastAsia="Consolas"/>
+          <w:b w:val="0"/>
+          <w:i w:val="0"/>
+          <w:color w:val="1F2937"/>
+          <w:sz w:val="18"/>
+        </w:rPr>
+        <w:t>{</w:t>
+        <w:br/>
+        <w:t xml:space="preserve">  "app": "Agent Platform",</w:t>
+        <w:br/>
+        <w:t xml:space="preserve">  "database": {"ok": true, "reason": null},</w:t>
+        <w:br/>
+        <w:t xml:space="preserve">  "embedding": {"mode": "hash", "model": "hash-fallback", "dim": 1024,</w:t>
+        <w:br/>
+        <w:t xml:space="preserve">                "configured": false, "reason": "未配置 EMBEDDING_API_KEY…", "last_error": null},</w:t>
+        <w:br/>
+        <w:t xml:space="preserve">  "login_guard": {"enabled": true, "reason": null, "max_fail": 5, "lock_seconds": 600},</w:t>
+        <w:br/>
+        <w:t xml:space="preserve">  "scheduler": {"running": true, "registered_jobs": 0, "enabled_jobs": 0},</w:t>
+        <w:br/>
+        <w:t xml:space="preserve">  "degraded": [{"item": "embedding", "message": "未配置 EMBEDDING_API_KEY…"}]</w:t>
+        <w:br/>
+        <w:t>}</w:t>
       </w:r>
     </w:p>
     <w:p>
+      <w:pPr>
+        <w:pStyle w:val="ListBullet"/>
+      </w:pPr>
       <w:r>
         <w:rPr>
           <w:rFonts w:ascii="Consolas" w:hAnsi="Consolas" w:eastAsia="Consolas"/>
@@ -33092,7 +34390,7 @@
           <w:i w:val="0"/>
           <w:sz w:val="20"/>
         </w:rPr>
-        <w:t>GET /health</w:t>
+        <w:t>embedding.mode</w:t>
       </w:r>
       <w:r>
         <w:rPr>
@@ -33101,7 +34399,7 @@
           <w:i w:val="0"/>
           <w:sz w:val="21"/>
         </w:rPr>
-        <w:t xml:space="preserve"> → </w:t>
+        <w:t>：</w:t>
       </w:r>
       <w:r>
         <w:rPr>
@@ -33110,7 +34408,7 @@
           <w:i w:val="0"/>
           <w:sz w:val="20"/>
         </w:rPr>
-        <w:t>{"status": "ok", "app": "&lt;APP_NAME&gt;"}</w:t>
+        <w:t>model</w:t>
       </w:r>
       <w:r>
         <w:rPr>
@@ -33119,7 +34417,252 @@
           <w:i w:val="0"/>
           <w:sz w:val="21"/>
         </w:rPr>
-        <w:t>，不校验依赖服务。</w:t>
+        <w:t xml:space="preserve"> 用真实向量模型，</w:t>
+      </w:r>
+      <w:r>
+        <w:rPr>
+          <w:rFonts w:ascii="Consolas" w:hAnsi="Consolas" w:eastAsia="Consolas"/>
+          <w:b w:val="0"/>
+          <w:i w:val="0"/>
+          <w:sz w:val="20"/>
+        </w:rPr>
+        <w:t>hash</w:t>
+      </w:r>
+      <w:r>
+        <w:rPr>
+          <w:rFonts w:ascii="宋体" w:hAnsi="宋体" w:eastAsia="宋体"/>
+          <w:b w:val="0"/>
+          <w:i w:val="0"/>
+          <w:sz w:val="21"/>
+        </w:rPr>
+        <w:t xml:space="preserve"> 表示检索正在降级运行。</w:t>
+      </w:r>
+    </w:p>
+    <w:p>
+      <w:pPr>
+        <w:pStyle w:val="ListBullet"/>
+      </w:pPr>
+      <w:r>
+        <w:rPr>
+          <w:rFonts w:ascii="Consolas" w:hAnsi="Consolas" w:eastAsia="Consolas"/>
+          <w:b w:val="0"/>
+          <w:i w:val="0"/>
+          <w:sz w:val="20"/>
+        </w:rPr>
+        <w:t>embedding.configured=false</w:t>
+      </w:r>
+      <w:r>
+        <w:rPr>
+          <w:rFonts w:ascii="宋体" w:hAnsi="宋体" w:eastAsia="宋体"/>
+          <w:b w:val="0"/>
+          <w:i w:val="0"/>
+          <w:sz w:val="21"/>
+        </w:rPr>
+        <w:t xml:space="preserve"> 是配置性降级（没配 key），</w:t>
+      </w:r>
+      <w:r>
+        <w:rPr>
+          <w:rFonts w:ascii="Consolas" w:hAnsi="Consolas" w:eastAsia="Consolas"/>
+          <w:b w:val="0"/>
+          <w:i w:val="0"/>
+          <w:sz w:val="20"/>
+        </w:rPr>
+        <w:t>configured=true</w:t>
+      </w:r>
+      <w:r>
+        <w:rPr>
+          <w:rFonts w:ascii="宋体" w:hAnsi="宋体" w:eastAsia="宋体"/>
+          <w:b w:val="0"/>
+          <w:i w:val="0"/>
+          <w:sz w:val="21"/>
+        </w:rPr>
+        <w:t xml:space="preserve"> 且 </w:t>
+      </w:r>
+      <w:r>
+        <w:rPr>
+          <w:rFonts w:ascii="Consolas" w:hAnsi="Consolas" w:eastAsia="Consolas"/>
+          <w:b w:val="0"/>
+          <w:i w:val="0"/>
+          <w:sz w:val="20"/>
+        </w:rPr>
+        <w:t>last_error</w:t>
+      </w:r>
+      <w:r>
+        <w:rPr>
+          <w:rFonts w:ascii="宋体" w:hAnsi="宋体" w:eastAsia="宋体"/>
+          <w:b w:val="0"/>
+          <w:i w:val="0"/>
+          <w:sz w:val="21"/>
+        </w:rPr>
+        <w:t xml:space="preserve"> 非空是故障性降级。</w:t>
+      </w:r>
+    </w:p>
+    <w:p>
+      <w:pPr>
+        <w:pStyle w:val="ListBullet"/>
+      </w:pPr>
+      <w:r>
+        <w:rPr>
+          <w:rFonts w:ascii="Consolas" w:hAnsi="Consolas" w:eastAsia="Consolas"/>
+          <w:b w:val="0"/>
+          <w:i w:val="0"/>
+          <w:sz w:val="20"/>
+        </w:rPr>
+        <w:t>login_guard.enabled=false</w:t>
+      </w:r>
+      <w:r>
+        <w:rPr>
+          <w:rFonts w:ascii="宋体" w:hAnsi="宋体" w:eastAsia="宋体"/>
+          <w:b w:val="0"/>
+          <w:i w:val="0"/>
+          <w:sz w:val="21"/>
+        </w:rPr>
+        <w:t xml:space="preserve"> 表示 Redis 不可用、登录限流当前没有生效。</w:t>
+      </w:r>
+    </w:p>
+    <w:p>
+      <w:pPr>
+        <w:pStyle w:val="ListBullet"/>
+      </w:pPr>
+      <w:r>
+        <w:rPr>
+          <w:rFonts w:ascii="Consolas" w:hAnsi="Consolas" w:eastAsia="Consolas"/>
+          <w:b w:val="0"/>
+          <w:i w:val="0"/>
+          <w:sz w:val="20"/>
+        </w:rPr>
+        <w:t>scheduler.registered_jobs</w:t>
+      </w:r>
+      <w:r>
+        <w:rPr>
+          <w:rFonts w:ascii="宋体" w:hAnsi="宋体" w:eastAsia="宋体"/>
+          <w:b w:val="0"/>
+          <w:i w:val="0"/>
+          <w:sz w:val="21"/>
+        </w:rPr>
+        <w:t xml:space="preserve"> 小于 </w:t>
+      </w:r>
+      <w:r>
+        <w:rPr>
+          <w:rFonts w:ascii="Consolas" w:hAnsi="Consolas" w:eastAsia="Consolas"/>
+          <w:b w:val="0"/>
+          <w:i w:val="0"/>
+          <w:sz w:val="20"/>
+        </w:rPr>
+        <w:t>enabled_jobs</w:t>
+      </w:r>
+      <w:r>
+        <w:rPr>
+          <w:rFonts w:ascii="宋体" w:hAnsi="宋体" w:eastAsia="宋体"/>
+          <w:b w:val="0"/>
+          <w:i w:val="0"/>
+          <w:sz w:val="21"/>
+        </w:rPr>
+        <w:t xml:space="preserve"> 通常意味着有任务的 cron 表达式非法被跳过。</w:t>
+      </w:r>
+    </w:p>
+    <w:p>
+      <w:pPr>
+        <w:pStyle w:val="ListBullet"/>
+      </w:pPr>
+      <w:r>
+        <w:rPr>
+          <w:rFonts w:ascii="Consolas" w:hAnsi="Consolas" w:eastAsia="Consolas"/>
+          <w:b w:val="0"/>
+          <w:i w:val="0"/>
+          <w:sz w:val="20"/>
+        </w:rPr>
+        <w:t>degraded</w:t>
+      </w:r>
+      <w:r>
+        <w:rPr>
+          <w:rFonts w:ascii="宋体" w:hAnsi="宋体" w:eastAsia="宋体"/>
+          <w:b w:val="0"/>
+          <w:i w:val="0"/>
+          <w:sz w:val="21"/>
+        </w:rPr>
+        <w:t xml:space="preserve"> 为空即一切正常；前端只看这一项就能决定是否提示。</w:t>
+      </w:r>
+    </w:p>
+    <w:p>
+      <w:pPr>
+        <w:spacing w:before="160" w:after="60"/>
+      </w:pPr>
+      <w:r>
+        <w:rPr>
+          <w:rFonts w:ascii="黑体" w:hAnsi="黑体" w:eastAsia="黑体"/>
+          <w:b/>
+          <w:i w:val="0"/>
+          <w:sz w:val="24"/>
+        </w:rPr>
+        <w:t>4.15 健康检查</w:t>
+      </w:r>
+    </w:p>
+    <w:p>
+      <w:r>
+        <w:rPr>
+          <w:rFonts w:ascii="Consolas" w:hAnsi="Consolas" w:eastAsia="Consolas"/>
+          <w:b w:val="0"/>
+          <w:i w:val="0"/>
+          <w:sz w:val="20"/>
+        </w:rPr>
+        <w:t>GET /health</w:t>
+      </w:r>
+      <w:r>
+        <w:rPr>
+          <w:rFonts w:ascii="宋体" w:hAnsi="宋体" w:eastAsia="宋体"/>
+          <w:b w:val="0"/>
+          <w:i w:val="0"/>
+          <w:sz w:val="21"/>
+        </w:rPr>
+        <w:t xml:space="preserve"> → </w:t>
+      </w:r>
+      <w:r>
+        <w:rPr>
+          <w:rFonts w:ascii="Consolas" w:hAnsi="Consolas" w:eastAsia="Consolas"/>
+          <w:b w:val="0"/>
+          <w:i w:val="0"/>
+          <w:sz w:val="20"/>
+        </w:rPr>
+        <w:t>{"status": "ok", "app": "&lt;APP_NAME&gt;", "embedding_mode": "model|hash"}</w:t>
+      </w:r>
+      <w:r>
+        <w:rPr>
+          <w:rFonts w:ascii="宋体" w:hAnsi="宋体" w:eastAsia="宋体"/>
+          <w:b w:val="0"/>
+          <w:i w:val="0"/>
+          <w:sz w:val="21"/>
+        </w:rPr>
+        <w:t>。</w:t>
+      </w:r>
+    </w:p>
+    <w:p>
+      <w:r>
+        <w:rPr>
+          <w:rFonts w:ascii="宋体" w:hAnsi="宋体" w:eastAsia="宋体"/>
+          <w:b w:val="0"/>
+          <w:i w:val="0"/>
+          <w:sz w:val="21"/>
+        </w:rPr>
+        <w:t xml:space="preserve">不查库、不连 Redis，只报进程存活与向量后端模式，供探活与快速判断是否降级。完整依赖状态用 </w:t>
+      </w:r>
+      <w:r>
+        <w:rPr>
+          <w:rFonts w:ascii="Consolas" w:hAnsi="Consolas" w:eastAsia="Consolas"/>
+          <w:b w:val="0"/>
+          <w:i w:val="0"/>
+          <w:sz w:val="20"/>
+        </w:rPr>
+        <w:t>/system/status</w:t>
+      </w:r>
+      <w:r>
+        <w:rPr>
+          <w:rFonts w:ascii="宋体" w:hAnsi="宋体" w:eastAsia="宋体"/>
+          <w:b w:val="0"/>
+          <w:i w:val="0"/>
+          <w:sz w:val="21"/>
+        </w:rPr>
+        <w:t>。</w:t>
       </w:r>
     </w:p>
     <w:p>

--- a/docs/agent-platform-design.docx
+++ b/docs/agent-platform-design.docx
@@ -71,7 +71,7 @@
           <w:i w:val="0"/>
           <w:sz w:val="21"/>
         </w:rPr>
-        <w:t>版本 V2.2 · 2026-09-04 · 与代码现状同步</w:t>
+        <w:t>版本 V2.3 · 2026-09-05 · 与代码现状同步</w:t>
       </w:r>
     </w:p>
     <w:p>
@@ -4446,6 +4446,1074 @@
           <w:rFonts w:ascii="黑体" w:hAnsi="黑体" w:eastAsia="黑体"/>
           <w:b/>
           <w:i w:val="0"/>
+          <w:sz w:val="24"/>
+        </w:rPr>
+        <w:t>4.7 差距补齐批次（规划中）</w:t>
+      </w:r>
+    </w:p>
+    <w:p>
+      <w:r>
+        <w:rPr>
+          <w:rFonts w:ascii="宋体" w:hAnsi="宋体" w:eastAsia="宋体"/>
+          <w:b w:val="0"/>
+          <w:i w:val="0"/>
+          <w:sz w:val="21"/>
+        </w:rPr>
+        <w:t xml:space="preserve">以下需求来自 </w:t>
+      </w:r>
+      <w:r>
+        <w:rPr>
+          <w:rFonts w:ascii="Consolas" w:hAnsi="Consolas" w:eastAsia="Consolas"/>
+          <w:b w:val="0"/>
+          <w:i w:val="0"/>
+          <w:sz w:val="20"/>
+        </w:rPr>
+        <w:t>10-差距分析.md</w:t>
+      </w:r>
+      <w:r>
+        <w:rPr>
+          <w:rFonts w:ascii="宋体" w:hAnsi="宋体" w:eastAsia="宋体"/>
+          <w:b w:val="0"/>
+          <w:i w:val="0"/>
+          <w:sz w:val="21"/>
+        </w:rPr>
+        <w:t xml:space="preserve"> 第 4 节的短期 / 中期建议。契约、数据变更与验收标准详见 </w:t>
+      </w:r>
+      <w:r>
+        <w:rPr>
+          <w:rFonts w:ascii="Consolas" w:hAnsi="Consolas" w:eastAsia="Consolas"/>
+          <w:b w:val="0"/>
+          <w:i w:val="0"/>
+          <w:sz w:val="20"/>
+        </w:rPr>
+        <w:t>11-差距补齐PRD.md</w:t>
+      </w:r>
+      <w:r>
+        <w:rPr>
+          <w:rFonts w:ascii="宋体" w:hAnsi="宋体" w:eastAsia="宋体"/>
+          <w:b w:val="0"/>
+          <w:i w:val="0"/>
+          <w:sz w:val="21"/>
+        </w:rPr>
+        <w:t xml:space="preserve">，执行拆分与进度见 </w:t>
+      </w:r>
+      <w:r>
+        <w:rPr>
+          <w:rFonts w:ascii="Consolas" w:hAnsi="Consolas" w:eastAsia="Consolas"/>
+          <w:b w:val="0"/>
+          <w:i w:val="0"/>
+          <w:sz w:val="20"/>
+        </w:rPr>
+        <w:t>12-差距补齐开发计划.md</w:t>
+      </w:r>
+      <w:r>
+        <w:rPr>
+          <w:rFonts w:ascii="宋体" w:hAnsi="宋体" w:eastAsia="宋体"/>
+          <w:b w:val="0"/>
+          <w:i w:val="0"/>
+          <w:sz w:val="21"/>
+        </w:rPr>
+        <w:t>。每条实现后把状态改为已实现，并把说明合并到上面对应的小节。</w:t>
+      </w:r>
+    </w:p>
+    <w:tbl>
+      <w:tblPr>
+        <w:tblStyle w:val="TableGrid"/>
+        <w:tblW w:type="auto" w:w="0"/>
+        <w:jc w:val="center"/>
+        <w:tblLook w:firstColumn="1" w:firstRow="1" w:lastColumn="0" w:lastRow="0" w:noHBand="0" w:noVBand="1" w:val="04A0"/>
+      </w:tblPr>
+      <w:tblGrid>
+        <w:gridCol w:w="1728"/>
+        <w:gridCol w:w="1728"/>
+        <w:gridCol w:w="1728"/>
+        <w:gridCol w:w="1728"/>
+        <w:gridCol w:w="1728"/>
+      </w:tblGrid>
+      <w:tr>
+        <w:tc>
+          <w:tcPr>
+            <w:tcW w:type="dxa" w:w="1728"/>
+          </w:tcPr>
+          <w:p>
+            <w:r>
+              <w:rPr>
+                <w:rFonts w:ascii="黑体" w:hAnsi="黑体" w:eastAsia="黑体"/>
+                <w:b/>
+                <w:i w:val="0"/>
+                <w:sz w:val="19"/>
+              </w:rPr>
+              <w:t>编号</w:t>
+            </w:r>
+          </w:p>
+        </w:tc>
+        <w:tc>
+          <w:tcPr>
+            <w:tcW w:type="dxa" w:w="1728"/>
+          </w:tcPr>
+          <w:p>
+            <w:r>
+              <w:rPr>
+                <w:rFonts w:ascii="黑体" w:hAnsi="黑体" w:eastAsia="黑体"/>
+                <w:b/>
+                <w:i w:val="0"/>
+                <w:sz w:val="19"/>
+              </w:rPr>
+              <w:t>名称</w:t>
+            </w:r>
+          </w:p>
+        </w:tc>
+        <w:tc>
+          <w:tcPr>
+            <w:tcW w:type="dxa" w:w="1728"/>
+          </w:tcPr>
+          <w:p>
+            <w:r>
+              <w:rPr>
+                <w:rFonts w:ascii="黑体" w:hAnsi="黑体" w:eastAsia="黑体"/>
+                <w:b/>
+                <w:i w:val="0"/>
+                <w:sz w:val="19"/>
+              </w:rPr>
+              <w:t>优先级</w:t>
+            </w:r>
+          </w:p>
+        </w:tc>
+        <w:tc>
+          <w:tcPr>
+            <w:tcW w:type="dxa" w:w="1728"/>
+          </w:tcPr>
+          <w:p>
+            <w:r>
+              <w:rPr>
+                <w:rFonts w:ascii="黑体" w:hAnsi="黑体" w:eastAsia="黑体"/>
+                <w:b/>
+                <w:i w:val="0"/>
+                <w:sz w:val="19"/>
+              </w:rPr>
+              <w:t>状态</w:t>
+            </w:r>
+          </w:p>
+        </w:tc>
+        <w:tc>
+          <w:tcPr>
+            <w:tcW w:type="dxa" w:w="1728"/>
+          </w:tcPr>
+          <w:p>
+            <w:r>
+              <w:rPr>
+                <w:rFonts w:ascii="黑体" w:hAnsi="黑体" w:eastAsia="黑体"/>
+                <w:b/>
+                <w:i w:val="0"/>
+                <w:sz w:val="19"/>
+              </w:rPr>
+              <w:t>说明</w:t>
+            </w:r>
+          </w:p>
+        </w:tc>
+      </w:tr>
+      <w:tr>
+        <w:tc>
+          <w:tcPr>
+            <w:tcW w:type="dxa" w:w="1728"/>
+          </w:tcPr>
+          <w:p>
+            <w:r>
+              <w:rPr>
+                <w:rFonts w:ascii="宋体" w:hAnsi="宋体" w:eastAsia="宋体"/>
+                <w:b w:val="0"/>
+                <w:i w:val="0"/>
+                <w:sz w:val="19"/>
+              </w:rPr>
+              <w:t>FR-025</w:t>
+            </w:r>
+          </w:p>
+        </w:tc>
+        <w:tc>
+          <w:tcPr>
+            <w:tcW w:type="dxa" w:w="1728"/>
+          </w:tcPr>
+          <w:p>
+            <w:r>
+              <w:rPr>
+                <w:rFonts w:ascii="宋体" w:hAnsi="宋体" w:eastAsia="宋体"/>
+                <w:b w:val="0"/>
+                <w:i w:val="0"/>
+                <w:sz w:val="19"/>
+              </w:rPr>
+              <w:t>入口限流</w:t>
+            </w:r>
+          </w:p>
+        </w:tc>
+        <w:tc>
+          <w:tcPr>
+            <w:tcW w:type="dxa" w:w="1728"/>
+          </w:tcPr>
+          <w:p>
+            <w:r>
+              <w:rPr>
+                <w:rFonts w:ascii="宋体" w:hAnsi="宋体" w:eastAsia="宋体"/>
+                <w:b w:val="0"/>
+                <w:i w:val="0"/>
+                <w:sz w:val="19"/>
+              </w:rPr>
+              <w:t>P0</w:t>
+            </w:r>
+          </w:p>
+        </w:tc>
+        <w:tc>
+          <w:tcPr>
+            <w:tcW w:type="dxa" w:w="1728"/>
+          </w:tcPr>
+          <w:p>
+            <w:r>
+              <w:rPr>
+                <w:rFonts w:ascii="宋体" w:hAnsi="宋体" w:eastAsia="宋体"/>
+                <w:b w:val="0"/>
+                <w:i w:val="0"/>
+                <w:sz w:val="19"/>
+              </w:rPr>
+              <w:t>规划</w:t>
+            </w:r>
+          </w:p>
+        </w:tc>
+        <w:tc>
+          <w:tcPr>
+            <w:tcW w:type="dxa" w:w="1728"/>
+          </w:tcPr>
+          <w:p>
+            <w:r>
+              <w:rPr>
+                <w:rFonts w:ascii="宋体" w:hAnsi="宋体" w:eastAsia="宋体"/>
+                <w:b w:val="0"/>
+                <w:i w:val="0"/>
+                <w:sz w:val="19"/>
+              </w:rPr>
+              <w:t xml:space="preserve">按 API Key / 登录用户 / 匿名 IP 三个维度做每分钟固定窗口限流，超限 429 并带 </w:t>
+            </w:r>
+            <w:r>
+              <w:rPr>
+                <w:rFonts w:ascii="Consolas" w:hAnsi="Consolas" w:eastAsia="Consolas"/>
+                <w:b w:val="0"/>
+                <w:i w:val="0"/>
+                <w:sz w:val="18"/>
+              </w:rPr>
+              <w:t>Retry-After</w:t>
+            </w:r>
+            <w:r>
+              <w:rPr>
+                <w:rFonts w:ascii="宋体" w:hAnsi="宋体" w:eastAsia="宋体"/>
+                <w:b w:val="0"/>
+                <w:i w:val="0"/>
+                <w:sz w:val="19"/>
+              </w:rPr>
+              <w:t xml:space="preserve">；被限流的请求不扣配额；Redis 不可用时放行并在 </w:t>
+            </w:r>
+            <w:r>
+              <w:rPr>
+                <w:rFonts w:ascii="Consolas" w:hAnsi="Consolas" w:eastAsia="Consolas"/>
+                <w:b w:val="0"/>
+                <w:i w:val="0"/>
+                <w:sz w:val="18"/>
+              </w:rPr>
+              <w:t>/system/status</w:t>
+            </w:r>
+            <w:r>
+              <w:rPr>
+                <w:rFonts w:ascii="宋体" w:hAnsi="宋体" w:eastAsia="宋体"/>
+                <w:b w:val="0"/>
+                <w:i w:val="0"/>
+                <w:sz w:val="19"/>
+              </w:rPr>
+              <w:t xml:space="preserve"> 报降级</w:t>
+            </w:r>
+          </w:p>
+        </w:tc>
+      </w:tr>
+      <w:tr>
+        <w:tc>
+          <w:tcPr>
+            <w:tcW w:type="dxa" w:w="1728"/>
+          </w:tcPr>
+          <w:p>
+            <w:r>
+              <w:rPr>
+                <w:rFonts w:ascii="宋体" w:hAnsi="宋体" w:eastAsia="宋体"/>
+                <w:b w:val="0"/>
+                <w:i w:val="0"/>
+                <w:sz w:val="19"/>
+              </w:rPr>
+              <w:t>FR-026</w:t>
+            </w:r>
+          </w:p>
+        </w:tc>
+        <w:tc>
+          <w:tcPr>
+            <w:tcW w:type="dxa" w:w="1728"/>
+          </w:tcPr>
+          <w:p>
+            <w:r>
+              <w:rPr>
+                <w:rFonts w:ascii="宋体" w:hAnsi="宋体" w:eastAsia="宋体"/>
+                <w:b w:val="0"/>
+                <w:i w:val="0"/>
+                <w:sz w:val="19"/>
+              </w:rPr>
+              <w:t>来源 IP 管控</w:t>
+            </w:r>
+          </w:p>
+        </w:tc>
+        <w:tc>
+          <w:tcPr>
+            <w:tcW w:type="dxa" w:w="1728"/>
+          </w:tcPr>
+          <w:p>
+            <w:r>
+              <w:rPr>
+                <w:rFonts w:ascii="宋体" w:hAnsi="宋体" w:eastAsia="宋体"/>
+                <w:b w:val="0"/>
+                <w:i w:val="0"/>
+                <w:sz w:val="19"/>
+              </w:rPr>
+              <w:t>P0</w:t>
+            </w:r>
+          </w:p>
+        </w:tc>
+        <w:tc>
+          <w:tcPr>
+            <w:tcW w:type="dxa" w:w="1728"/>
+          </w:tcPr>
+          <w:p>
+            <w:r>
+              <w:rPr>
+                <w:rFonts w:ascii="宋体" w:hAnsi="宋体" w:eastAsia="宋体"/>
+                <w:b w:val="0"/>
+                <w:i w:val="0"/>
+                <w:sz w:val="19"/>
+              </w:rPr>
+              <w:t>规划</w:t>
+            </w:r>
+          </w:p>
+        </w:tc>
+        <w:tc>
+          <w:tcPr>
+            <w:tcW w:type="dxa" w:w="1728"/>
+          </w:tcPr>
+          <w:p>
+            <w:r>
+              <w:rPr>
+                <w:rFonts w:ascii="宋体" w:hAnsi="宋体" w:eastAsia="宋体"/>
+                <w:b w:val="0"/>
+                <w:i w:val="0"/>
+                <w:sz w:val="19"/>
+              </w:rPr>
+              <w:t xml:space="preserve">API Key 级 IP 白名单（CIDR）+ 全局 IP 黑名单；API Key 按创建人隔离（developer 只见、只改本人的）；拒绝时 403 且不扣配额；同批补写 </w:t>
+            </w:r>
+            <w:r>
+              <w:rPr>
+                <w:rFonts w:ascii="Consolas" w:hAnsi="Consolas" w:eastAsia="Consolas"/>
+                <w:b w:val="0"/>
+                <w:i w:val="0"/>
+                <w:sz w:val="18"/>
+              </w:rPr>
+              <w:t>audit_logs.ip</w:t>
+            </w:r>
+          </w:p>
+        </w:tc>
+      </w:tr>
+      <w:tr>
+        <w:tc>
+          <w:tcPr>
+            <w:tcW w:type="dxa" w:w="1728"/>
+          </w:tcPr>
+          <w:p>
+            <w:r>
+              <w:rPr>
+                <w:rFonts w:ascii="宋体" w:hAnsi="宋体" w:eastAsia="宋体"/>
+                <w:b w:val="0"/>
+                <w:i w:val="0"/>
+                <w:sz w:val="19"/>
+              </w:rPr>
+              <w:t>FR-027</w:t>
+            </w:r>
+          </w:p>
+        </w:tc>
+        <w:tc>
+          <w:tcPr>
+            <w:tcW w:type="dxa" w:w="1728"/>
+          </w:tcPr>
+          <w:p>
+            <w:r>
+              <w:rPr>
+                <w:rFonts w:ascii="宋体" w:hAnsi="宋体" w:eastAsia="宋体"/>
+                <w:b w:val="0"/>
+                <w:i w:val="0"/>
+                <w:sz w:val="19"/>
+              </w:rPr>
+              <w:t>模型调用熔断</w:t>
+            </w:r>
+          </w:p>
+        </w:tc>
+        <w:tc>
+          <w:tcPr>
+            <w:tcW w:type="dxa" w:w="1728"/>
+          </w:tcPr>
+          <w:p>
+            <w:r>
+              <w:rPr>
+                <w:rFonts w:ascii="宋体" w:hAnsi="宋体" w:eastAsia="宋体"/>
+                <w:b w:val="0"/>
+                <w:i w:val="0"/>
+                <w:sz w:val="19"/>
+              </w:rPr>
+              <w:t>P1</w:t>
+            </w:r>
+          </w:p>
+        </w:tc>
+        <w:tc>
+          <w:tcPr>
+            <w:tcW w:type="dxa" w:w="1728"/>
+          </w:tcPr>
+          <w:p>
+            <w:r>
+              <w:rPr>
+                <w:rFonts w:ascii="宋体" w:hAnsi="宋体" w:eastAsia="宋体"/>
+                <w:b w:val="0"/>
+                <w:i w:val="0"/>
+                <w:sz w:val="19"/>
+              </w:rPr>
+              <w:t>规划</w:t>
+            </w:r>
+          </w:p>
+        </w:tc>
+        <w:tc>
+          <w:tcPr>
+            <w:tcW w:type="dxa" w:w="1728"/>
+          </w:tcPr>
+          <w:p>
+            <w:r>
+              <w:rPr>
+                <w:rFonts w:ascii="宋体" w:hAnsi="宋体" w:eastAsia="宋体"/>
+                <w:b w:val="0"/>
+                <w:i w:val="0"/>
+                <w:sz w:val="19"/>
+              </w:rPr>
+              <w:t xml:space="preserve">按模型连续失败计数熔断，熔断期内快速失败 503，半开探测自动恢复；状态经 </w:t>
+            </w:r>
+            <w:r>
+              <w:rPr>
+                <w:rFonts w:ascii="Consolas" w:hAnsi="Consolas" w:eastAsia="Consolas"/>
+                <w:b w:val="0"/>
+                <w:i w:val="0"/>
+                <w:sz w:val="18"/>
+              </w:rPr>
+              <w:t>/system/status</w:t>
+            </w:r>
+            <w:r>
+              <w:rPr>
+                <w:rFonts w:ascii="宋体" w:hAnsi="宋体" w:eastAsia="宋体"/>
+                <w:b w:val="0"/>
+                <w:i w:val="0"/>
+                <w:sz w:val="19"/>
+              </w:rPr>
+              <w:t xml:space="preserve"> 可见</w:t>
+            </w:r>
+          </w:p>
+        </w:tc>
+      </w:tr>
+      <w:tr>
+        <w:tc>
+          <w:tcPr>
+            <w:tcW w:type="dxa" w:w="1728"/>
+          </w:tcPr>
+          <w:p>
+            <w:r>
+              <w:rPr>
+                <w:rFonts w:ascii="宋体" w:hAnsi="宋体" w:eastAsia="宋体"/>
+                <w:b w:val="0"/>
+                <w:i w:val="0"/>
+                <w:sz w:val="19"/>
+              </w:rPr>
+              <w:t>FR-028</w:t>
+            </w:r>
+          </w:p>
+        </w:tc>
+        <w:tc>
+          <w:tcPr>
+            <w:tcW w:type="dxa" w:w="1728"/>
+          </w:tcPr>
+          <w:p>
+            <w:r>
+              <w:rPr>
+                <w:rFonts w:ascii="宋体" w:hAnsi="宋体" w:eastAsia="宋体"/>
+                <w:b w:val="0"/>
+                <w:i w:val="0"/>
+                <w:sz w:val="19"/>
+              </w:rPr>
+              <w:t>Prompt 模板管理</w:t>
+            </w:r>
+          </w:p>
+        </w:tc>
+        <w:tc>
+          <w:tcPr>
+            <w:tcW w:type="dxa" w:w="1728"/>
+          </w:tcPr>
+          <w:p>
+            <w:r>
+              <w:rPr>
+                <w:rFonts w:ascii="宋体" w:hAnsi="宋体" w:eastAsia="宋体"/>
+                <w:b w:val="0"/>
+                <w:i w:val="0"/>
+                <w:sz w:val="19"/>
+              </w:rPr>
+              <w:t>P1</w:t>
+            </w:r>
+          </w:p>
+        </w:tc>
+        <w:tc>
+          <w:tcPr>
+            <w:tcW w:type="dxa" w:w="1728"/>
+          </w:tcPr>
+          <w:p>
+            <w:r>
+              <w:rPr>
+                <w:rFonts w:ascii="宋体" w:hAnsi="宋体" w:eastAsia="宋体"/>
+                <w:b w:val="0"/>
+                <w:i w:val="0"/>
+                <w:sz w:val="19"/>
+              </w:rPr>
+              <w:t>规划</w:t>
+            </w:r>
+          </w:p>
+        </w:tc>
+        <w:tc>
+          <w:tcPr>
+            <w:tcW w:type="dxa" w:w="1728"/>
+          </w:tcPr>
+          <w:p>
+            <w:r>
+              <w:rPr>
+                <w:rFonts w:ascii="宋体" w:hAnsi="宋体" w:eastAsia="宋体"/>
+                <w:b w:val="0"/>
+                <w:i w:val="0"/>
+                <w:sz w:val="19"/>
+              </w:rPr>
+              <w:t xml:space="preserve">模板 + 变量声明 + 自动版本与回滚 + 渲染预览；智能体可绑定模板，保存时渲染进 </w:t>
+            </w:r>
+            <w:r>
+              <w:rPr>
+                <w:rFonts w:ascii="Consolas" w:hAnsi="Consolas" w:eastAsia="Consolas"/>
+                <w:b w:val="0"/>
+                <w:i w:val="0"/>
+                <w:sz w:val="18"/>
+              </w:rPr>
+              <w:t>system_prompt</w:t>
+            </w:r>
+            <w:r>
+              <w:rPr>
+                <w:rFonts w:ascii="宋体" w:hAnsi="宋体" w:eastAsia="宋体"/>
+                <w:b w:val="0"/>
+                <w:i w:val="0"/>
+                <w:sz w:val="19"/>
+              </w:rPr>
+              <w:t>，运行时链路不变</w:t>
+            </w:r>
+          </w:p>
+        </w:tc>
+      </w:tr>
+      <w:tr>
+        <w:tc>
+          <w:tcPr>
+            <w:tcW w:type="dxa" w:w="1728"/>
+          </w:tcPr>
+          <w:p>
+            <w:r>
+              <w:rPr>
+                <w:rFonts w:ascii="宋体" w:hAnsi="宋体" w:eastAsia="宋体"/>
+                <w:b w:val="0"/>
+                <w:i w:val="0"/>
+                <w:sz w:val="19"/>
+              </w:rPr>
+              <w:t>FR-029</w:t>
+            </w:r>
+          </w:p>
+        </w:tc>
+        <w:tc>
+          <w:tcPr>
+            <w:tcW w:type="dxa" w:w="1728"/>
+          </w:tcPr>
+          <w:p>
+            <w:r>
+              <w:rPr>
+                <w:rFonts w:ascii="宋体" w:hAnsi="宋体" w:eastAsia="宋体"/>
+                <w:b w:val="0"/>
+                <w:i w:val="0"/>
+                <w:sz w:val="19"/>
+              </w:rPr>
+              <w:t>工作流并行节点</w:t>
+            </w:r>
+          </w:p>
+        </w:tc>
+        <w:tc>
+          <w:tcPr>
+            <w:tcW w:type="dxa" w:w="1728"/>
+          </w:tcPr>
+          <w:p>
+            <w:r>
+              <w:rPr>
+                <w:rFonts w:ascii="宋体" w:hAnsi="宋体" w:eastAsia="宋体"/>
+                <w:b w:val="0"/>
+                <w:i w:val="0"/>
+                <w:sz w:val="19"/>
+              </w:rPr>
+              <w:t>P1</w:t>
+            </w:r>
+          </w:p>
+        </w:tc>
+        <w:tc>
+          <w:tcPr>
+            <w:tcW w:type="dxa" w:w="1728"/>
+          </w:tcPr>
+          <w:p>
+            <w:r>
+              <w:rPr>
+                <w:rFonts w:ascii="宋体" w:hAnsi="宋体" w:eastAsia="宋体"/>
+                <w:b w:val="0"/>
+                <w:i w:val="0"/>
+                <w:sz w:val="19"/>
+              </w:rPr>
+              <w:t>规划</w:t>
+            </w:r>
+          </w:p>
+        </w:tc>
+        <w:tc>
+          <w:tcPr>
+            <w:tcW w:type="dxa" w:w="1728"/>
+          </w:tcPr>
+          <w:p>
+            <w:r>
+              <w:rPr>
+                <w:rFonts w:ascii="宋体" w:hAnsi="宋体" w:eastAsia="宋体"/>
+                <w:b w:val="0"/>
+                <w:i w:val="0"/>
+                <w:sz w:val="19"/>
+              </w:rPr>
+              <w:t xml:space="preserve">新增 </w:t>
+            </w:r>
+            <w:r>
+              <w:rPr>
+                <w:rFonts w:ascii="Consolas" w:hAnsi="Consolas" w:eastAsia="Consolas"/>
+                <w:b w:val="0"/>
+                <w:i w:val="0"/>
+                <w:sz w:val="18"/>
+              </w:rPr>
+              <w:t>parallel</w:t>
+            </w:r>
+            <w:r>
+              <w:rPr>
+                <w:rFonts w:ascii="宋体" w:hAnsi="宋体" w:eastAsia="宋体"/>
+                <w:b w:val="0"/>
+                <w:i w:val="0"/>
+                <w:sz w:val="19"/>
+              </w:rPr>
+              <w:t xml:space="preserve">（扇出）与 </w:t>
+            </w:r>
+            <w:r>
+              <w:rPr>
+                <w:rFonts w:ascii="Consolas" w:hAnsi="Consolas" w:eastAsia="Consolas"/>
+                <w:b w:val="0"/>
+                <w:i w:val="0"/>
+                <w:sz w:val="18"/>
+              </w:rPr>
+              <w:t>join</w:t>
+            </w:r>
+            <w:r>
+              <w:rPr>
+                <w:rFonts w:ascii="宋体" w:hAnsi="宋体" w:eastAsia="宋体"/>
+                <w:b w:val="0"/>
+                <w:i w:val="0"/>
+                <w:sz w:val="19"/>
+              </w:rPr>
+              <w:t>（汇聚）两类节点；分支内只允许线性节点；保存与运行前校验图</w:t>
+            </w:r>
+          </w:p>
+        </w:tc>
+      </w:tr>
+      <w:tr>
+        <w:tc>
+          <w:tcPr>
+            <w:tcW w:type="dxa" w:w="1728"/>
+          </w:tcPr>
+          <w:p>
+            <w:r>
+              <w:rPr>
+                <w:rFonts w:ascii="宋体" w:hAnsi="宋体" w:eastAsia="宋体"/>
+                <w:b w:val="0"/>
+                <w:i w:val="0"/>
+                <w:sz w:val="19"/>
+              </w:rPr>
+              <w:t>FR-030</w:t>
+            </w:r>
+          </w:p>
+        </w:tc>
+        <w:tc>
+          <w:tcPr>
+            <w:tcW w:type="dxa" w:w="1728"/>
+          </w:tcPr>
+          <w:p>
+            <w:r>
+              <w:rPr>
+                <w:rFonts w:ascii="宋体" w:hAnsi="宋体" w:eastAsia="宋体"/>
+                <w:b w:val="0"/>
+                <w:i w:val="0"/>
+                <w:sz w:val="19"/>
+              </w:rPr>
+              <w:t>工具参数 schema</w:t>
+            </w:r>
+          </w:p>
+        </w:tc>
+        <w:tc>
+          <w:tcPr>
+            <w:tcW w:type="dxa" w:w="1728"/>
+          </w:tcPr>
+          <w:p>
+            <w:r>
+              <w:rPr>
+                <w:rFonts w:ascii="宋体" w:hAnsi="宋体" w:eastAsia="宋体"/>
+                <w:b w:val="0"/>
+                <w:i w:val="0"/>
+                <w:sz w:val="19"/>
+              </w:rPr>
+              <w:t>P1</w:t>
+            </w:r>
+          </w:p>
+        </w:tc>
+        <w:tc>
+          <w:tcPr>
+            <w:tcW w:type="dxa" w:w="1728"/>
+          </w:tcPr>
+          <w:p>
+            <w:r>
+              <w:rPr>
+                <w:rFonts w:ascii="宋体" w:hAnsi="宋体" w:eastAsia="宋体"/>
+                <w:b w:val="0"/>
+                <w:i w:val="0"/>
+                <w:sz w:val="19"/>
+              </w:rPr>
+              <w:t>规划</w:t>
+            </w:r>
+          </w:p>
+        </w:tc>
+        <w:tc>
+          <w:tcPr>
+            <w:tcW w:type="dxa" w:w="1728"/>
+          </w:tcPr>
+          <w:p>
+            <w:r>
+              <w:rPr>
+                <w:rFonts w:ascii="Consolas" w:hAnsi="Consolas" w:eastAsia="Consolas"/>
+                <w:b w:val="0"/>
+                <w:i w:val="0"/>
+                <w:sz w:val="18"/>
+              </w:rPr>
+              <w:t>tools.config.parameters</w:t>
+            </w:r>
+            <w:r>
+              <w:rPr>
+                <w:rFonts w:ascii="宋体" w:hAnsi="宋体" w:eastAsia="宋体"/>
+                <w:b w:val="0"/>
+                <w:i w:val="0"/>
+                <w:sz w:val="19"/>
+              </w:rPr>
+              <w:t xml:space="preserve"> 声明 JSON Schema 子集，模型按结构化参数调用；测试接口按 schema 校验入参</w:t>
+            </w:r>
+          </w:p>
+        </w:tc>
+      </w:tr>
+      <w:tr>
+        <w:tc>
+          <w:tcPr>
+            <w:tcW w:type="dxa" w:w="1728"/>
+          </w:tcPr>
+          <w:p>
+            <w:r>
+              <w:rPr>
+                <w:rFonts w:ascii="宋体" w:hAnsi="宋体" w:eastAsia="宋体"/>
+                <w:b w:val="0"/>
+                <w:i w:val="0"/>
+                <w:sz w:val="19"/>
+              </w:rPr>
+              <w:t>FR-031</w:t>
+            </w:r>
+          </w:p>
+        </w:tc>
+        <w:tc>
+          <w:tcPr>
+            <w:tcW w:type="dxa" w:w="1728"/>
+          </w:tcPr>
+          <w:p>
+            <w:r>
+              <w:rPr>
+                <w:rFonts w:ascii="宋体" w:hAnsi="宋体" w:eastAsia="宋体"/>
+                <w:b w:val="0"/>
+                <w:i w:val="0"/>
+                <w:sz w:val="19"/>
+              </w:rPr>
+              <w:t>对话摘要持久化</w:t>
+            </w:r>
+          </w:p>
+        </w:tc>
+        <w:tc>
+          <w:tcPr>
+            <w:tcW w:type="dxa" w:w="1728"/>
+          </w:tcPr>
+          <w:p>
+            <w:r>
+              <w:rPr>
+                <w:rFonts w:ascii="宋体" w:hAnsi="宋体" w:eastAsia="宋体"/>
+                <w:b w:val="0"/>
+                <w:i w:val="0"/>
+                <w:sz w:val="19"/>
+              </w:rPr>
+              <w:t>P1</w:t>
+            </w:r>
+          </w:p>
+        </w:tc>
+        <w:tc>
+          <w:tcPr>
+            <w:tcW w:type="dxa" w:w="1728"/>
+          </w:tcPr>
+          <w:p>
+            <w:r>
+              <w:rPr>
+                <w:rFonts w:ascii="宋体" w:hAnsi="宋体" w:eastAsia="宋体"/>
+                <w:b w:val="0"/>
+                <w:i w:val="0"/>
+                <w:sz w:val="19"/>
+              </w:rPr>
+              <w:t>规划</w:t>
+            </w:r>
+          </w:p>
+        </w:tc>
+        <w:tc>
+          <w:tcPr>
+            <w:tcW w:type="dxa" w:w="1728"/>
+          </w:tcPr>
+          <w:p>
+            <w:r>
+              <w:rPr>
+                <w:rFonts w:ascii="宋体" w:hAnsi="宋体" w:eastAsia="宋体"/>
+                <w:b w:val="0"/>
+                <w:i w:val="0"/>
+                <w:sz w:val="19"/>
+              </w:rPr>
+              <w:t>摘要与已覆盖的消息 ID 存到会话；按批增量折叠，不再每轮重算</w:t>
+            </w:r>
+          </w:p>
+        </w:tc>
+      </w:tr>
+      <w:tr>
+        <w:tc>
+          <w:tcPr>
+            <w:tcW w:type="dxa" w:w="1728"/>
+          </w:tcPr>
+          <w:p>
+            <w:r>
+              <w:rPr>
+                <w:rFonts w:ascii="宋体" w:hAnsi="宋体" w:eastAsia="宋体"/>
+                <w:b w:val="0"/>
+                <w:i w:val="0"/>
+                <w:sz w:val="19"/>
+              </w:rPr>
+              <w:t>FR-032</w:t>
+            </w:r>
+          </w:p>
+        </w:tc>
+        <w:tc>
+          <w:tcPr>
+            <w:tcW w:type="dxa" w:w="1728"/>
+          </w:tcPr>
+          <w:p>
+            <w:r>
+              <w:rPr>
+                <w:rFonts w:ascii="宋体" w:hAnsi="宋体" w:eastAsia="宋体"/>
+                <w:b w:val="0"/>
+                <w:i w:val="0"/>
+                <w:sz w:val="19"/>
+              </w:rPr>
+              <w:t>Rerank 模型接入</w:t>
+            </w:r>
+          </w:p>
+        </w:tc>
+        <w:tc>
+          <w:tcPr>
+            <w:tcW w:type="dxa" w:w="1728"/>
+          </w:tcPr>
+          <w:p>
+            <w:r>
+              <w:rPr>
+                <w:rFonts w:ascii="宋体" w:hAnsi="宋体" w:eastAsia="宋体"/>
+                <w:b w:val="0"/>
+                <w:i w:val="0"/>
+                <w:sz w:val="19"/>
+              </w:rPr>
+              <w:t>P2</w:t>
+            </w:r>
+          </w:p>
+        </w:tc>
+        <w:tc>
+          <w:tcPr>
+            <w:tcW w:type="dxa" w:w="1728"/>
+          </w:tcPr>
+          <w:p>
+            <w:r>
+              <w:rPr>
+                <w:rFonts w:ascii="宋体" w:hAnsi="宋体" w:eastAsia="宋体"/>
+                <w:b w:val="0"/>
+                <w:i w:val="0"/>
+                <w:sz w:val="19"/>
+              </w:rPr>
+              <w:t>规划</w:t>
+            </w:r>
+          </w:p>
+        </w:tc>
+        <w:tc>
+          <w:tcPr>
+            <w:tcW w:type="dxa" w:w="1728"/>
+          </w:tcPr>
+          <w:p>
+            <w:r>
+              <w:rPr>
+                <w:rFonts w:ascii="宋体" w:hAnsi="宋体" w:eastAsia="宋体"/>
+                <w:b w:val="0"/>
+                <w:i w:val="0"/>
+                <w:sz w:val="19"/>
+              </w:rPr>
+              <w:t>可配置的重排模型（Cohere/Jina 兼容协议或 DashScope），失败退回词法重排并报降级；前置条件是已配置向量模型</w:t>
+            </w:r>
+          </w:p>
+        </w:tc>
+      </w:tr>
+      <w:tr>
+        <w:tc>
+          <w:tcPr>
+            <w:tcW w:type="dxa" w:w="1728"/>
+          </w:tcPr>
+          <w:p>
+            <w:r>
+              <w:rPr>
+                <w:rFonts w:ascii="宋体" w:hAnsi="宋体" w:eastAsia="宋体"/>
+                <w:b w:val="0"/>
+                <w:i w:val="0"/>
+                <w:sz w:val="19"/>
+              </w:rPr>
+              <w:t>FR-033</w:t>
+            </w:r>
+          </w:p>
+        </w:tc>
+        <w:tc>
+          <w:tcPr>
+            <w:tcW w:type="dxa" w:w="1728"/>
+          </w:tcPr>
+          <w:p>
+            <w:r>
+              <w:rPr>
+                <w:rFonts w:ascii="宋体" w:hAnsi="宋体" w:eastAsia="宋体"/>
+                <w:b w:val="0"/>
+                <w:i w:val="0"/>
+                <w:sz w:val="19"/>
+              </w:rPr>
+              <w:t>轻量多租户骨架</w:t>
+            </w:r>
+          </w:p>
+        </w:tc>
+        <w:tc>
+          <w:tcPr>
+            <w:tcW w:type="dxa" w:w="1728"/>
+          </w:tcPr>
+          <w:p>
+            <w:r>
+              <w:rPr>
+                <w:rFonts w:ascii="宋体" w:hAnsi="宋体" w:eastAsia="宋体"/>
+                <w:b w:val="0"/>
+                <w:i w:val="0"/>
+                <w:sz w:val="19"/>
+              </w:rPr>
+              <w:t>P2</w:t>
+            </w:r>
+          </w:p>
+        </w:tc>
+        <w:tc>
+          <w:tcPr>
+            <w:tcW w:type="dxa" w:w="1728"/>
+          </w:tcPr>
+          <w:p>
+            <w:r>
+              <w:rPr>
+                <w:rFonts w:ascii="宋体" w:hAnsi="宋体" w:eastAsia="宋体"/>
+                <w:b w:val="0"/>
+                <w:i w:val="0"/>
+                <w:sz w:val="19"/>
+              </w:rPr>
+              <w:t>规划</w:t>
+            </w:r>
+          </w:p>
+        </w:tc>
+        <w:tc>
+          <w:tcPr>
+            <w:tcW w:type="dxa" w:w="1728"/>
+          </w:tcPr>
+          <w:p>
+            <w:r>
+              <w:rPr>
+                <w:rFonts w:ascii="Consolas" w:hAnsi="Consolas" w:eastAsia="Consolas"/>
+                <w:b w:val="0"/>
+                <w:i w:val="0"/>
+                <w:sz w:val="18"/>
+              </w:rPr>
+              <w:t>tenants</w:t>
+            </w:r>
+            <w:r>
+              <w:rPr>
+                <w:rFonts w:ascii="宋体" w:hAnsi="宋体" w:eastAsia="宋体"/>
+                <w:b w:val="0"/>
+                <w:i w:val="0"/>
+                <w:sz w:val="19"/>
+              </w:rPr>
+              <w:t xml:space="preserve"> 表 + 全部资源表 </w:t>
+            </w:r>
+            <w:r>
+              <w:rPr>
+                <w:rFonts w:ascii="Consolas" w:hAnsi="Consolas" w:eastAsia="Consolas"/>
+                <w:b w:val="0"/>
+                <w:i w:val="0"/>
+                <w:sz w:val="18"/>
+              </w:rPr>
+              <w:t>tenant_id</w:t>
+            </w:r>
+            <w:r>
+              <w:rPr>
+                <w:rFonts w:ascii="宋体" w:hAnsi="宋体" w:eastAsia="宋体"/>
+                <w:b w:val="0"/>
+                <w:i w:val="0"/>
+                <w:sz w:val="19"/>
+              </w:rPr>
+              <w:t xml:space="preserve"> + 服务层按租户过滤；有明确触发条件才启动，见开发计划第三阶段</w:t>
+            </w:r>
+          </w:p>
+        </w:tc>
+      </w:tr>
+    </w:tbl>
+    <w:p/>
+    <w:p>
+      <w:pPr>
+        <w:spacing w:before="160" w:after="60"/>
+      </w:pPr>
+      <w:r>
+        <w:rPr>
+          <w:rFonts w:ascii="黑体" w:hAnsi="黑体" w:eastAsia="黑体"/>
+          <w:b/>
+          <w:i w:val="0"/>
           <w:sz w:val="26"/>
         </w:rPr>
         <w:t>5. 非功能需求</w:t>
@@ -5793,6 +6861,65 @@
                 <w:sz w:val="19"/>
               </w:rPr>
               <w:t>新增 FR-023 请求追踪、FR-024 降级状态可见；NFR-006 更新为已实现；新增 AC-009 / AC-010</w:t>
+            </w:r>
+          </w:p>
+        </w:tc>
+      </w:tr>
+      <w:tr>
+        <w:tc>
+          <w:tcPr>
+            <w:tcW w:type="dxa" w:w="2880"/>
+          </w:tcPr>
+          <w:p>
+            <w:r>
+              <w:rPr>
+                <w:rFonts w:ascii="宋体" w:hAnsi="宋体" w:eastAsia="宋体"/>
+                <w:b w:val="0"/>
+                <w:i w:val="0"/>
+                <w:sz w:val="19"/>
+              </w:rPr>
+              <w:t>V2.3</w:t>
+            </w:r>
+          </w:p>
+        </w:tc>
+        <w:tc>
+          <w:tcPr>
+            <w:tcW w:type="dxa" w:w="2880"/>
+          </w:tcPr>
+          <w:p>
+            <w:r>
+              <w:rPr>
+                <w:rFonts w:ascii="宋体" w:hAnsi="宋体" w:eastAsia="宋体"/>
+                <w:b w:val="0"/>
+                <w:i w:val="0"/>
+                <w:sz w:val="19"/>
+              </w:rPr>
+              <w:t>2026-09-05</w:t>
+            </w:r>
+          </w:p>
+        </w:tc>
+        <w:tc>
+          <w:tcPr>
+            <w:tcW w:type="dxa" w:w="2880"/>
+          </w:tcPr>
+          <w:p>
+            <w:r>
+              <w:rPr>
+                <w:rFonts w:ascii="宋体" w:hAnsi="宋体" w:eastAsia="宋体"/>
+                <w:b w:val="0"/>
+                <w:i w:val="0"/>
+                <w:sz w:val="19"/>
+              </w:rPr>
+              <w:t xml:space="preserve">新增 4.7 差距补齐批次 FR-025～FR-033（状态：规划），详细契约见 </w:t>
+            </w:r>
+            <w:r>
+              <w:rPr>
+                <w:rFonts w:ascii="Consolas" w:hAnsi="Consolas" w:eastAsia="Consolas"/>
+                <w:b w:val="0"/>
+                <w:i w:val="0"/>
+                <w:sz w:val="18"/>
+              </w:rPr>
+              <w:t>11-差距补齐PRD.md</w:t>
             </w:r>
           </w:p>
         </w:tc>

--- a/docs/agent-platform-design.docx
+++ b/docs/agent-platform-design.docx
@@ -4791,7 +4791,7 @@
                 <w:i w:val="0"/>
                 <w:sz w:val="19"/>
               </w:rPr>
-              <w:t>规划</w:t>
+              <w:t>部分实现</w:t>
             </w:r>
           </w:p>
         </w:tc>
@@ -4807,7 +4807,7 @@
                 <w:i w:val="0"/>
                 <w:sz w:val="19"/>
               </w:rPr>
-              <w:t xml:space="preserve">API Key 级 IP 白名单（CIDR）+ 全局 IP 黑名单；API Key 按创建人隔离（developer 只见、只改本人的）；拒绝时 403 且不扣配额；同批补写 </w:t>
+              <w:t>已实现（2026-09-05，</w:t>
             </w:r>
             <w:r>
               <w:rPr>
@@ -4816,7 +4816,97 @@
                 <w:i w:val="0"/>
                 <w:sz w:val="18"/>
               </w:rPr>
-              <w:t>audit_logs.ip</w:t>
+              <w:t>12</w:t>
+            </w:r>
+            <w:r>
+              <w:rPr>
+                <w:rFonts w:ascii="宋体" w:hAnsi="宋体" w:eastAsia="宋体"/>
+                <w:b w:val="0"/>
+                <w:i w:val="0"/>
+                <w:sz w:val="19"/>
+              </w:rPr>
+              <w:t xml:space="preserve"> 第 1.1 步）：全局 IP 黑名单 </w:t>
+            </w:r>
+            <w:r>
+              <w:rPr>
+                <w:rFonts w:ascii="Consolas" w:hAnsi="Consolas" w:eastAsia="Consolas"/>
+                <w:b w:val="0"/>
+                <w:i w:val="0"/>
+                <w:sz w:val="18"/>
+              </w:rPr>
+              <w:t>IP_DENYLIST</w:t>
+            </w:r>
+            <w:r>
+              <w:rPr>
+                <w:rFonts w:ascii="宋体" w:hAnsi="宋体" w:eastAsia="宋体"/>
+                <w:b w:val="0"/>
+                <w:i w:val="0"/>
+                <w:sz w:val="19"/>
+              </w:rPr>
+              <w:t>（中间件 403，</w:t>
+            </w:r>
+            <w:r>
+              <w:rPr>
+                <w:rFonts w:ascii="Consolas" w:hAnsi="Consolas" w:eastAsia="Consolas"/>
+                <w:b w:val="0"/>
+                <w:i w:val="0"/>
+                <w:sz w:val="18"/>
+              </w:rPr>
+              <w:t>/health</w:t>
+            </w:r>
+            <w:r>
+              <w:rPr>
+                <w:rFonts w:ascii="宋体" w:hAnsi="宋体" w:eastAsia="宋体"/>
+                <w:b w:val="0"/>
+                <w:i w:val="0"/>
+                <w:sz w:val="19"/>
+              </w:rPr>
+              <w:t xml:space="preserve"> 豁免）、客户端 IP 解析（</w:t>
+            </w:r>
+            <w:r>
+              <w:rPr>
+                <w:rFonts w:ascii="Consolas" w:hAnsi="Consolas" w:eastAsia="Consolas"/>
+                <w:b w:val="0"/>
+                <w:i w:val="0"/>
+                <w:sz w:val="18"/>
+              </w:rPr>
+              <w:t>TRUSTED_PROXY_ENABLED</w:t>
+            </w:r>
+            <w:r>
+              <w:rPr>
+                <w:rFonts w:ascii="宋体" w:hAnsi="宋体" w:eastAsia="宋体"/>
+                <w:b w:val="0"/>
+                <w:i w:val="0"/>
+                <w:sz w:val="19"/>
+              </w:rPr>
+              <w:t xml:space="preserve"> 决定是否信任转发头）、审计自动写 </w:t>
+            </w:r>
+            <w:r>
+              <w:rPr>
+                <w:rFonts w:ascii="Consolas" w:hAnsi="Consolas" w:eastAsia="Consolas"/>
+                <w:b w:val="0"/>
+                <w:i w:val="0"/>
+                <w:sz w:val="18"/>
+              </w:rPr>
+              <w:t>ip</w:t>
+            </w:r>
+            <w:r>
+              <w:rPr>
+                <w:rFonts w:ascii="宋体" w:hAnsi="宋体" w:eastAsia="宋体"/>
+                <w:b w:val="0"/>
+                <w:i w:val="0"/>
+                <w:sz w:val="19"/>
+              </w:rPr>
+              <w:t xml:space="preserve">。待做：API Key 级 IP 白名单（CIDR）、API Key 按创建人隔离（developer 只见、只改本人的）、拒绝时 403 且不扣配额并写审计 </w:t>
+            </w:r>
+            <w:r>
+              <w:rPr>
+                <w:rFonts w:ascii="Consolas" w:hAnsi="Consolas" w:eastAsia="Consolas"/>
+                <w:b w:val="0"/>
+                <w:i w:val="0"/>
+                <w:sz w:val="18"/>
+              </w:rPr>
+              <w:t>api_key_ip_rejected</w:t>
             </w:r>
           </w:p>
         </w:tc>
@@ -5709,7 +5799,7 @@
                 <w:i w:val="0"/>
                 <w:sz w:val="19"/>
               </w:rPr>
-              <w:t>密码 bcrypt 哈希；模型密钥 AES 加密；JWT 鉴权；登录限流；操作审计；日志与接口不泄露密钥</w:t>
+              <w:t>密码 bcrypt 哈希；模型密钥 AES 加密；JWT 鉴权；登录限流；操作审计（带来源 IP）；CORS 白名单；全局 IP 黑名单；日志与接口不泄露密钥</w:t>
             </w:r>
           </w:p>
         </w:tc>
@@ -7476,7 +7566,7 @@
                 <w:i w:val="0"/>
                 <w:sz w:val="19"/>
               </w:rPr>
-              <w:t>应用装配：日志、CORS、请求 ID 中间件、路由挂载、三类异常处理器、启动时建表与初始化管理员、启动调度器</w:t>
+              <w:t>应用装配：日志、IP 黑名单 / CORS / 请求 ID 三层中间件、路由挂载、三类异常处理器、启动时建表与初始化管理员、启动调度器</w:t>
             </w:r>
           </w:p>
         </w:tc>
@@ -7852,7 +7942,7 @@
                 <w:i w:val="0"/>
                 <w:sz w:val="19"/>
               </w:rPr>
-              <w:t xml:space="preserve"> 追踪 ID，</w:t>
+              <w:t xml:space="preserve"> 追踪 ID 与客户端 IP，</w:t>
             </w:r>
             <w:r>
               <w:rPr>
@@ -7870,7 +7960,43 @@
                 <w:i w:val="0"/>
                 <w:sz w:val="19"/>
               </w:rPr>
-              <w:t xml:space="preserve"> 请求 ID 与访问日志</w:t>
+              <w:t xml:space="preserve"> 请求 ID 与访问日志，</w:t>
+            </w:r>
+            <w:r>
+              <w:rPr>
+                <w:rFonts w:ascii="Consolas" w:hAnsi="Consolas" w:eastAsia="Consolas"/>
+                <w:b w:val="0"/>
+                <w:i w:val="0"/>
+                <w:sz w:val="18"/>
+              </w:rPr>
+              <w:t>ip_filter</w:t>
+            </w:r>
+            <w:r>
+              <w:rPr>
+                <w:rFonts w:ascii="宋体" w:hAnsi="宋体" w:eastAsia="宋体"/>
+                <w:b w:val="0"/>
+                <w:i w:val="0"/>
+                <w:sz w:val="19"/>
+              </w:rPr>
+              <w:t xml:space="preserve"> IP 黑名单中间件，</w:t>
+            </w:r>
+            <w:r>
+              <w:rPr>
+                <w:rFonts w:ascii="Consolas" w:hAnsi="Consolas" w:eastAsia="Consolas"/>
+                <w:b w:val="0"/>
+                <w:i w:val="0"/>
+                <w:sz w:val="18"/>
+              </w:rPr>
+              <w:t>redis_client</w:t>
+            </w:r>
+            <w:r>
+              <w:rPr>
+                <w:rFonts w:ascii="宋体" w:hAnsi="宋体" w:eastAsia="宋体"/>
+                <w:b w:val="0"/>
+                <w:i w:val="0"/>
+                <w:sz w:val="19"/>
+              </w:rPr>
+              <w:t xml:space="preserve"> 共享 Redis 客户端与故障记录</w:t>
             </w:r>
           </w:p>
         </w:tc>
@@ -12166,9 +12292,13 @@
           <w:color w:val="1F2937"/>
           <w:sz w:val="18"/>
         </w:rPr>
-        <w:t>请求 → RequestContextMiddleware（分配/沿用 X-Request-Id，写 contextvar 与 scope）</w:t>
+        <w:t>请求 → RequestContextMiddleware（分配/沿用 X-Request-Id，解析客户端 IP，写 contextvar 与 scope）</w:t>
         <w:br/>
-        <w:t xml:space="preserve">     → 业务处理（所有日志自动带 [request_id]）</w:t>
+        <w:t xml:space="preserve">     → CORSMiddleware（按 CORS_ORIGINS 白名单）</w:t>
+        <w:br/>
+        <w:t xml:space="preserve">     → IpFilterMiddleware（命中 IP_DENYLIST 直接 403，带跨域头与 trace_id；/health 豁免）</w:t>
+        <w:br/>
+        <w:t xml:space="preserve">     → 业务处理（所有日志自动带 [request_id]；审计自动带来源 IP）</w:t>
         <w:br/>
         <w:t xml:space="preserve">     → 响应（头 X-Request-Id；错误体带 trace_id）</w:t>
         <w:br/>
@@ -12223,6 +12353,124 @@
           <w:sz w:val="21"/>
         </w:rPr>
         <w:t>（启动、调度线程、线程池）。</w:t>
+      </w:r>
+    </w:p>
+    <w:p>
+      <w:pPr>
+        <w:pStyle w:val="ListBullet"/>
+      </w:pPr>
+      <w:r>
+        <w:rPr>
+          <w:rFonts w:ascii="宋体" w:hAnsi="宋体" w:eastAsia="宋体"/>
+          <w:b w:val="0"/>
+          <w:i w:val="0"/>
+          <w:sz w:val="21"/>
+        </w:rPr>
+        <w:t>客户端 IP 默认取连接对端；</w:t>
+      </w:r>
+      <w:r>
+        <w:rPr>
+          <w:rFonts w:ascii="Consolas" w:hAnsi="Consolas" w:eastAsia="Consolas"/>
+          <w:b w:val="0"/>
+          <w:i w:val="0"/>
+          <w:sz w:val="20"/>
+        </w:rPr>
+        <w:t>TRUSTED_PROXY_ENABLED</w:t>
+      </w:r>
+      <w:r>
+        <w:rPr>
+          <w:rFonts w:ascii="宋体" w:hAnsi="宋体" w:eastAsia="宋体"/>
+          <w:b w:val="0"/>
+          <w:i w:val="0"/>
+          <w:sz w:val="21"/>
+        </w:rPr>
+        <w:t xml:space="preserve"> 打开时才信任 </w:t>
+      </w:r>
+      <w:r>
+        <w:rPr>
+          <w:rFonts w:ascii="Consolas" w:hAnsi="Consolas" w:eastAsia="Consolas"/>
+          <w:b w:val="0"/>
+          <w:i w:val="0"/>
+          <w:sz w:val="20"/>
+        </w:rPr>
+        <w:t>X-Real-IP</w:t>
+      </w:r>
+      <w:r>
+        <w:rPr>
+          <w:rFonts w:ascii="宋体" w:hAnsi="宋体" w:eastAsia="宋体"/>
+          <w:b w:val="0"/>
+          <w:i w:val="0"/>
+          <w:sz w:val="21"/>
+        </w:rPr>
+        <w:t xml:space="preserve"> / </w:t>
+      </w:r>
+      <w:r>
+        <w:rPr>
+          <w:rFonts w:ascii="Consolas" w:hAnsi="Consolas" w:eastAsia="Consolas"/>
+          <w:b w:val="0"/>
+          <w:i w:val="0"/>
+          <w:sz w:val="20"/>
+        </w:rPr>
+        <w:t>X-Forwarded-For</w:t>
+      </w:r>
+      <w:r>
+        <w:rPr>
+          <w:rFonts w:ascii="宋体" w:hAnsi="宋体" w:eastAsia="宋体"/>
+          <w:b w:val="0"/>
+          <w:i w:val="0"/>
+          <w:sz w:val="21"/>
+        </w:rPr>
+        <w:t>，且只接受合法 IP 字面量，非法值回退到对端。</w:t>
+      </w:r>
+    </w:p>
+    <w:p>
+      <w:pPr>
+        <w:pStyle w:val="ListBullet"/>
+      </w:pPr>
+      <w:r>
+        <w:rPr>
+          <w:rFonts w:ascii="宋体" w:hAnsi="宋体" w:eastAsia="宋体"/>
+          <w:b w:val="0"/>
+          <w:i w:val="0"/>
+          <w:sz w:val="21"/>
+        </w:rPr>
+        <w:t xml:space="preserve">依赖 Redis 的限流共用 </w:t>
+      </w:r>
+      <w:r>
+        <w:rPr>
+          <w:rFonts w:ascii="Consolas" w:hAnsi="Consolas" w:eastAsia="Consolas"/>
+          <w:b w:val="0"/>
+          <w:i w:val="0"/>
+          <w:sz w:val="20"/>
+        </w:rPr>
+        <w:t>core/redis_client</w:t>
+      </w:r>
+      <w:r>
+        <w:rPr>
+          <w:rFonts w:ascii="宋体" w:hAnsi="宋体" w:eastAsia="宋体"/>
+          <w:b w:val="0"/>
+          <w:i w:val="0"/>
+          <w:sz w:val="21"/>
+        </w:rPr>
+        <w:t xml:space="preserve">：Redis 不可用则放行，故障原因经 </w:t>
+      </w:r>
+      <w:r>
+        <w:rPr>
+          <w:rFonts w:ascii="Consolas" w:hAnsi="Consolas" w:eastAsia="Consolas"/>
+          <w:b w:val="0"/>
+          <w:i w:val="0"/>
+          <w:sz w:val="20"/>
+        </w:rPr>
+        <w:t>/system/status</w:t>
+      </w:r>
+      <w:r>
+        <w:rPr>
+          <w:rFonts w:ascii="宋体" w:hAnsi="宋体" w:eastAsia="宋体"/>
+          <w:b w:val="0"/>
+          <w:i w:val="0"/>
+          <w:sz w:val="21"/>
+        </w:rPr>
+        <w:t xml:space="preserve"> 暴露，恢复时打 INFO。</w:t>
       </w:r>
     </w:p>
     <w:p>
@@ -27665,7 +27913,25 @@
                 <w:i w:val="0"/>
                 <w:sz w:val="19"/>
               </w:rPr>
-              <w:t>无权限、账号停用、智能体未发布</w:t>
+              <w:t>无权限、账号停用、智能体未发布、来源 IP 命中黑名单（detail 固定"来源 IP 被拒绝"，由中间件在路由之前返回，</w:t>
+            </w:r>
+            <w:r>
+              <w:rPr>
+                <w:rFonts w:ascii="Consolas" w:hAnsi="Consolas" w:eastAsia="Consolas"/>
+                <w:b w:val="0"/>
+                <w:i w:val="0"/>
+                <w:sz w:val="18"/>
+              </w:rPr>
+              <w:t>/health</w:t>
+            </w:r>
+            <w:r>
+              <w:rPr>
+                <w:rFonts w:ascii="宋体" w:hAnsi="宋体" w:eastAsia="宋体"/>
+                <w:b w:val="0"/>
+                <w:i w:val="0"/>
+                <w:sz w:val="19"/>
+              </w:rPr>
+              <w:t xml:space="preserve"> 不受影响）</w:t>
             </w:r>
           </w:p>
         </w:tc>

--- a/docs/agent-platform-design.docx
+++ b/docs/agent-platform-design.docx
@@ -1397,7 +1397,73 @@
                 <w:i w:val="0"/>
                 <w:sz w:val="19"/>
               </w:rPr>
-              <w:t>API Key、定时任务</w:t>
+              <w:t>API Key</w:t>
+            </w:r>
+          </w:p>
+        </w:tc>
+        <w:tc>
+          <w:tcPr>
+            <w:tcW w:type="dxa" w:w="2160"/>
+          </w:tcPr>
+          <w:p>
+            <w:r>
+              <w:rPr>
+                <w:rFonts w:ascii="宋体" w:hAnsi="宋体" w:eastAsia="宋体"/>
+                <w:b w:val="0"/>
+                <w:i w:val="0"/>
+                <w:sz w:val="19"/>
+              </w:rPr>
+              <w:t>✓（全部）</w:t>
+            </w:r>
+          </w:p>
+        </w:tc>
+        <w:tc>
+          <w:tcPr>
+            <w:tcW w:type="dxa" w:w="2160"/>
+          </w:tcPr>
+          <w:p>
+            <w:r>
+              <w:rPr>
+                <w:rFonts w:ascii="宋体" w:hAnsi="宋体" w:eastAsia="宋体"/>
+                <w:b w:val="0"/>
+                <w:i w:val="0"/>
+                <w:sz w:val="19"/>
+              </w:rPr>
+              <w:t>✓（仅本人创建的；他人的一律 404）</w:t>
+            </w:r>
+          </w:p>
+        </w:tc>
+        <w:tc>
+          <w:tcPr>
+            <w:tcW w:type="dxa" w:w="2160"/>
+          </w:tcPr>
+          <w:p>
+            <w:r>
+              <w:rPr>
+                <w:rFonts w:ascii="宋体" w:hAnsi="宋体" w:eastAsia="宋体"/>
+                <w:b w:val="0"/>
+                <w:i w:val="0"/>
+                <w:sz w:val="19"/>
+              </w:rPr>
+              <w:t>✗</w:t>
+            </w:r>
+          </w:p>
+        </w:tc>
+      </w:tr>
+      <w:tr>
+        <w:tc>
+          <w:tcPr>
+            <w:tcW w:type="dxa" w:w="2160"/>
+          </w:tcPr>
+          <w:p>
+            <w:r>
+              <w:rPr>
+                <w:rFonts w:ascii="宋体" w:hAnsi="宋体" w:eastAsia="宋体"/>
+                <w:b w:val="0"/>
+                <w:i w:val="0"/>
+                <w:sz w:val="19"/>
+              </w:rPr>
+              <w:t>定时任务</w:t>
             </w:r>
           </w:p>
         </w:tc>
@@ -1526,7 +1592,7 @@
           <w:i w:val="0"/>
           <w:sz w:val="21"/>
         </w:rPr>
-        <w:t xml:space="preserve">数据行级隔离目前只有两处：会话只能操作本人的；知识库按"公开 / 指定角色可见"过滤检索结果。其余资源在角色内全员可见，这是内部平台的有意取舍，见 </w:t>
+        <w:t xml:space="preserve">数据行级隔离目前有三处：会话只能操作本人的；知识库按"公开 / 指定角色可见"过滤检索结果；API Key 按创建人隔离（admin 例外）。其余资源在角色内全员可见，这是内部平台的有意取舍，见 </w:t>
       </w:r>
       <w:r>
         <w:rPr>
@@ -4673,7 +4739,7 @@
                 <w:i w:val="0"/>
                 <w:sz w:val="19"/>
               </w:rPr>
-              <w:t>规划</w:t>
+              <w:t>部分实现</w:t>
             </w:r>
           </w:p>
         </w:tc>
@@ -4689,7 +4755,7 @@
                 <w:i w:val="0"/>
                 <w:sz w:val="19"/>
               </w:rPr>
-              <w:t xml:space="preserve">按 API Key / 登录用户 / 匿名 IP 三个维度做每分钟固定窗口限流，超限 429 并带 </w:t>
+              <w:t>已实现（2026-09-05，</w:t>
             </w:r>
             <w:r>
               <w:rPr>
@@ -4698,6 +4764,42 @@
                 <w:i w:val="0"/>
                 <w:sz w:val="18"/>
               </w:rPr>
+              <w:t>12</w:t>
+            </w:r>
+            <w:r>
+              <w:rPr>
+                <w:rFonts w:ascii="宋体" w:hAnsi="宋体" w:eastAsia="宋体"/>
+                <w:b w:val="0"/>
+                <w:i w:val="0"/>
+                <w:sz w:val="19"/>
+              </w:rPr>
+              <w:t xml:space="preserve"> 第 1.2 步）：API Key 维度按自然分钟固定窗口限流，单 Key </w:t>
+            </w:r>
+            <w:r>
+              <w:rPr>
+                <w:rFonts w:ascii="Consolas" w:hAnsi="Consolas" w:eastAsia="Consolas"/>
+                <w:b w:val="0"/>
+                <w:i w:val="0"/>
+                <w:sz w:val="18"/>
+              </w:rPr>
+              <w:t>rate_limit_per_minute</w:t>
+            </w:r>
+            <w:r>
+              <w:rPr>
+                <w:rFonts w:ascii="宋体" w:hAnsi="宋体" w:eastAsia="宋体"/>
+                <w:b w:val="0"/>
+                <w:i w:val="0"/>
+                <w:sz w:val="19"/>
+              </w:rPr>
+              <w:t xml:space="preserve"> 可覆盖全局默认，超限 429 且不扣配额，Redis 不可用时放行并记录故障。待做：登录用户与匿名 IP 维度、</w:t>
+            </w:r>
+            <w:r>
+              <w:rPr>
+                <w:rFonts w:ascii="Consolas" w:hAnsi="Consolas" w:eastAsia="Consolas"/>
+                <w:b w:val="0"/>
+                <w:i w:val="0"/>
+                <w:sz w:val="18"/>
+              </w:rPr>
               <w:t>Retry-After</w:t>
             </w:r>
             <w:r>
@@ -4707,7 +4809,7 @@
                 <w:i w:val="0"/>
                 <w:sz w:val="19"/>
               </w:rPr>
-              <w:t xml:space="preserve">；被限流的请求不扣配额；Redis 不可用时放行并在 </w:t>
+              <w:t xml:space="preserve"> 与 </w:t>
             </w:r>
             <w:r>
               <w:rPr>
@@ -4716,6 +4818,24 @@
                 <w:i w:val="0"/>
                 <w:sz w:val="18"/>
               </w:rPr>
+              <w:t>X-RateLimit-*</w:t>
+            </w:r>
+            <w:r>
+              <w:rPr>
+                <w:rFonts w:ascii="宋体" w:hAnsi="宋体" w:eastAsia="宋体"/>
+                <w:b w:val="0"/>
+                <w:i w:val="0"/>
+                <w:sz w:val="19"/>
+              </w:rPr>
+              <w:t xml:space="preserve"> 响应头、</w:t>
+            </w:r>
+            <w:r>
+              <w:rPr>
+                <w:rFonts w:ascii="Consolas" w:hAnsi="Consolas" w:eastAsia="Consolas"/>
+                <w:b w:val="0"/>
+                <w:i w:val="0"/>
+                <w:sz w:val="18"/>
+              </w:rPr>
               <w:t>/system/status</w:t>
             </w:r>
             <w:r>
@@ -4725,7 +4845,7 @@
                 <w:i w:val="0"/>
                 <w:sz w:val="19"/>
               </w:rPr>
-              <w:t xml:space="preserve"> 报降级</w:t>
+              <w:t xml:space="preserve"> 汇报（1.3）</w:t>
             </w:r>
           </w:p>
         </w:tc>
@@ -4825,7 +4945,7 @@
                 <w:i w:val="0"/>
                 <w:sz w:val="19"/>
               </w:rPr>
-              <w:t xml:space="preserve"> 第 1.1 步）：全局 IP 黑名单 </w:t>
+              <w:t xml:space="preserve"> 第 1.1 / 1.2 步）：全局 IP 黑名单 </w:t>
             </w:r>
             <w:r>
               <w:rPr>
@@ -4897,7 +5017,7 @@
                 <w:i w:val="0"/>
                 <w:sz w:val="19"/>
               </w:rPr>
-              <w:t xml:space="preserve">。待做：API Key 级 IP 白名单（CIDR）、API Key 按创建人隔离（developer 只见、只改本人的）、拒绝时 403 且不扣配额并写审计 </w:t>
+              <w:t xml:space="preserve">、API Key 级 IP 白名单（CIDR，拒绝时 403 不扣配额并写审计 </w:t>
             </w:r>
             <w:r>
               <w:rPr>
@@ -4907,6 +5027,33 @@
                 <w:sz w:val="18"/>
               </w:rPr>
               <w:t>api_key_ip_rejected</w:t>
+            </w:r>
+            <w:r>
+              <w:rPr>
+                <w:rFonts w:ascii="宋体" w:hAnsi="宋体" w:eastAsia="宋体"/>
+                <w:b w:val="0"/>
+                <w:i w:val="0"/>
+                <w:sz w:val="19"/>
+              </w:rPr>
+              <w:t xml:space="preserve">）、API Key 按创建人隔离与 </w:t>
+            </w:r>
+            <w:r>
+              <w:rPr>
+                <w:rFonts w:ascii="Consolas" w:hAnsi="Consolas" w:eastAsia="Consolas"/>
+                <w:b w:val="0"/>
+                <w:i w:val="0"/>
+                <w:sz w:val="18"/>
+              </w:rPr>
+              <w:t>PUT /api-keys/{id}</w:t>
+            </w:r>
+            <w:r>
+              <w:rPr>
+                <w:rFonts w:ascii="宋体" w:hAnsi="宋体" w:eastAsia="宋体"/>
+                <w:b w:val="0"/>
+                <w:i w:val="0"/>
+                <w:sz w:val="19"/>
+              </w:rPr>
+              <w:t>。待做：前端 API Key 页的编辑入口、白名单与限速字段、菜单对 developer 开放（1.3）</w:t>
             </w:r>
           </w:p>
         </w:tc>
@@ -23928,6 +24075,165 @@
                 <w:i w:val="0"/>
                 <w:sz w:val="19"/>
               </w:rPr>
+              <w:t>allowed_ips</w:t>
+            </w:r>
+          </w:p>
+        </w:tc>
+        <w:tc>
+          <w:tcPr>
+            <w:tcW w:type="dxa" w:w="2160"/>
+          </w:tcPr>
+          <w:p>
+            <w:r>
+              <w:rPr>
+                <w:rFonts w:ascii="宋体" w:hAnsi="宋体" w:eastAsia="宋体"/>
+                <w:b w:val="0"/>
+                <w:i w:val="0"/>
+                <w:sz w:val="19"/>
+              </w:rPr>
+              <w:t>jsonb</w:t>
+            </w:r>
+          </w:p>
+        </w:tc>
+        <w:tc>
+          <w:tcPr>
+            <w:tcW w:type="dxa" w:w="2160"/>
+          </w:tcPr>
+          <w:p>
+            <w:r>
+              <w:rPr>
+                <w:rFonts w:ascii="宋体" w:hAnsi="宋体" w:eastAsia="宋体"/>
+                <w:b w:val="0"/>
+                <w:i w:val="0"/>
+                <w:sz w:val="19"/>
+              </w:rPr>
+              <w:t xml:space="preserve">非空，默认 </w:t>
+            </w:r>
+            <w:r>
+              <w:rPr>
+                <w:rFonts w:ascii="Consolas" w:hAnsi="Consolas" w:eastAsia="Consolas"/>
+                <w:b w:val="0"/>
+                <w:i w:val="0"/>
+                <w:sz w:val="18"/>
+              </w:rPr>
+              <w:t>[]</w:t>
+            </w:r>
+          </w:p>
+        </w:tc>
+        <w:tc>
+          <w:tcPr>
+            <w:tcW w:type="dxa" w:w="2160"/>
+          </w:tcPr>
+          <w:p>
+            <w:r>
+              <w:rPr>
+                <w:rFonts w:ascii="宋体" w:hAnsi="宋体" w:eastAsia="宋体"/>
+                <w:b w:val="0"/>
+                <w:i w:val="0"/>
+                <w:sz w:val="19"/>
+              </w:rPr>
+              <w:t xml:space="preserve">来源 IP 白名单（IP 或 CIDR 列表）；空表示不限制。来源不在名单内 → 403，不扣配额，写审计 </w:t>
+            </w:r>
+            <w:r>
+              <w:rPr>
+                <w:rFonts w:ascii="Consolas" w:hAnsi="Consolas" w:eastAsia="Consolas"/>
+                <w:b w:val="0"/>
+                <w:i w:val="0"/>
+                <w:sz w:val="18"/>
+              </w:rPr>
+              <w:t>api_key_ip_rejected</w:t>
+            </w:r>
+          </w:p>
+        </w:tc>
+      </w:tr>
+      <w:tr>
+        <w:tc>
+          <w:tcPr>
+            <w:tcW w:type="dxa" w:w="2160"/>
+          </w:tcPr>
+          <w:p>
+            <w:r>
+              <w:rPr>
+                <w:rFonts w:ascii="宋体" w:hAnsi="宋体" w:eastAsia="宋体"/>
+                <w:b w:val="0"/>
+                <w:i w:val="0"/>
+                <w:sz w:val="19"/>
+              </w:rPr>
+              <w:t>rate_limit_per_minute</w:t>
+            </w:r>
+          </w:p>
+        </w:tc>
+        <w:tc>
+          <w:tcPr>
+            <w:tcW w:type="dxa" w:w="2160"/>
+          </w:tcPr>
+          <w:p>
+            <w:r>
+              <w:rPr>
+                <w:rFonts w:ascii="宋体" w:hAnsi="宋体" w:eastAsia="宋体"/>
+                <w:b w:val="0"/>
+                <w:i w:val="0"/>
+                <w:sz w:val="19"/>
+              </w:rPr>
+              <w:t>integer</w:t>
+            </w:r>
+          </w:p>
+        </w:tc>
+        <w:tc>
+          <w:tcPr>
+            <w:tcW w:type="dxa" w:w="2160"/>
+          </w:tcPr>
+          <w:p>
+            <w:r>
+              <w:rPr>
+                <w:rFonts w:ascii="宋体" w:hAnsi="宋体" w:eastAsia="宋体"/>
+                <w:b w:val="0"/>
+                <w:i w:val="0"/>
+                <w:sz w:val="19"/>
+              </w:rPr>
+              <w:t>非空，默认 0</w:t>
+            </w:r>
+          </w:p>
+        </w:tc>
+        <w:tc>
+          <w:tcPr>
+            <w:tcW w:type="dxa" w:w="2160"/>
+          </w:tcPr>
+          <w:p>
+            <w:r>
+              <w:rPr>
+                <w:rFonts w:ascii="宋体" w:hAnsi="宋体" w:eastAsia="宋体"/>
+                <w:b w:val="0"/>
+                <w:i w:val="0"/>
+                <w:sz w:val="19"/>
+              </w:rPr>
+              <w:t xml:space="preserve">每分钟限速；0 表示用全局 </w:t>
+            </w:r>
+            <w:r>
+              <w:rPr>
+                <w:rFonts w:ascii="Consolas" w:hAnsi="Consolas" w:eastAsia="Consolas"/>
+                <w:b w:val="0"/>
+                <w:i w:val="0"/>
+                <w:sz w:val="18"/>
+              </w:rPr>
+              <w:t>RATE_LIMIT_API_KEY_PER_MINUTE</w:t>
+            </w:r>
+          </w:p>
+        </w:tc>
+      </w:tr>
+      <w:tr>
+        <w:tc>
+          <w:tcPr>
+            <w:tcW w:type="dxa" w:w="2160"/>
+          </w:tcPr>
+          <w:p>
+            <w:r>
+              <w:rPr>
+                <w:rFonts w:ascii="宋体" w:hAnsi="宋体" w:eastAsia="宋体"/>
+                <w:b w:val="0"/>
+                <w:i w:val="0"/>
+                <w:sz w:val="19"/>
+              </w:rPr>
               <w:t>last_used_at</w:t>
             </w:r>
           </w:p>
@@ -26831,6 +27137,40 @@
           </w:p>
         </w:tc>
       </w:tr>
+      <w:tr>
+        <w:tc>
+          <w:tcPr>
+            <w:tcW w:type="dxa" w:w="4320"/>
+          </w:tcPr>
+          <w:p>
+            <w:r>
+              <w:rPr>
+                <w:rFonts w:ascii="Consolas" w:hAnsi="Consolas" w:eastAsia="Consolas"/>
+                <w:b w:val="0"/>
+                <w:i w:val="0"/>
+                <w:sz w:val="18"/>
+              </w:rPr>
+              <w:t>20260905_120000_p3q4r5_api_keys_governance_fields.py</w:t>
+            </w:r>
+          </w:p>
+        </w:tc>
+        <w:tc>
+          <w:tcPr>
+            <w:tcW w:type="dxa" w:w="4320"/>
+          </w:tcPr>
+          <w:p>
+            <w:r>
+              <w:rPr>
+                <w:rFonts w:ascii="宋体" w:hAnsi="宋体" w:eastAsia="宋体"/>
+                <w:b w:val="0"/>
+                <w:i w:val="0"/>
+                <w:sz w:val="19"/>
+              </w:rPr>
+              <w:t>api_keys 增加 allowed_ips / rate_limit_per_minute（入口治理）</w:t>
+            </w:r>
+          </w:p>
+        </w:tc>
+      </w:tr>
     </w:tbl>
     <w:p/>
     <w:p>
@@ -29165,7 +29505,7 @@
           <w:i w:val="0"/>
           <w:sz w:val="21"/>
         </w:rPr>
-        <w:t xml:space="preserve">：查 </w:t>
+        <w:t xml:space="preserve">，判定顺序固定：① 查 </w:t>
       </w:r>
       <w:r>
         <w:rPr>
@@ -29183,7 +29523,7 @@
           <w:i w:val="0"/>
           <w:sz w:val="21"/>
         </w:rPr>
-        <w:t xml:space="preserve">，要求 </w:t>
+        <w:t xml:space="preserve"> 且 </w:t>
       </w:r>
       <w:r>
         <w:rPr>
@@ -29201,7 +29541,61 @@
           <w:i w:val="0"/>
           <w:sz w:val="21"/>
         </w:rPr>
-        <w:t xml:space="preserve">；再校验归属用户存在且启用；最后用带前置条件的 </w:t>
+        <w:t xml:space="preserve">；② 归属用户存在且启用；③ 来源 IP 在 </w:t>
+      </w:r>
+      <w:r>
+        <w:rPr>
+          <w:rFonts w:ascii="Consolas" w:hAnsi="Consolas" w:eastAsia="Consolas"/>
+          <w:b w:val="0"/>
+          <w:i w:val="0"/>
+          <w:sz w:val="20"/>
+        </w:rPr>
+        <w:t>allowed_ips</w:t>
+      </w:r>
+      <w:r>
+        <w:rPr>
+          <w:rFonts w:ascii="宋体" w:hAnsi="宋体" w:eastAsia="宋体"/>
+          <w:b w:val="0"/>
+          <w:i w:val="0"/>
+          <w:sz w:val="21"/>
+        </w:rPr>
+        <w:t xml:space="preserve"> 白名单内（空名单不限制）；④ 限流：单 Key </w:t>
+      </w:r>
+      <w:r>
+        <w:rPr>
+          <w:rFonts w:ascii="Consolas" w:hAnsi="Consolas" w:eastAsia="Consolas"/>
+          <w:b w:val="0"/>
+          <w:i w:val="0"/>
+          <w:sz w:val="20"/>
+        </w:rPr>
+        <w:t>rate_limit_per_minute</w:t>
+      </w:r>
+      <w:r>
+        <w:rPr>
+          <w:rFonts w:ascii="宋体" w:hAnsi="宋体" w:eastAsia="宋体"/>
+          <w:b w:val="0"/>
+          <w:i w:val="0"/>
+          <w:sz w:val="21"/>
+        </w:rPr>
+        <w:t xml:space="preserve">，为 0 时用全局 </w:t>
+      </w:r>
+      <w:r>
+        <w:rPr>
+          <w:rFonts w:ascii="Consolas" w:hAnsi="Consolas" w:eastAsia="Consolas"/>
+          <w:b w:val="0"/>
+          <w:i w:val="0"/>
+          <w:sz w:val="20"/>
+        </w:rPr>
+        <w:t>RATE_LIMIT_API_KEY_PER_MINUTE</w:t>
+      </w:r>
+      <w:r>
+        <w:rPr>
+          <w:rFonts w:ascii="宋体" w:hAnsi="宋体" w:eastAsia="宋体"/>
+          <w:b w:val="0"/>
+          <w:i w:val="0"/>
+          <w:sz w:val="21"/>
+        </w:rPr>
+        <w:t xml:space="preserve">，按自然分钟固定窗口计数；⑤ 用带前置条件的 </w:t>
       </w:r>
       <w:r>
         <w:rPr>
@@ -29269,7 +29663,7 @@
           <w:i w:val="0"/>
           <w:sz w:val="21"/>
         </w:rPr>
-        <w:t>，与业务是否成功无关。</w:t>
+        <w:t>，与业务是否成功无关；被白名单拒绝或被限流的请求不扣配额。</w:t>
       </w:r>
     </w:p>
     <w:p>
@@ -29283,7 +29677,129 @@
           <w:i w:val="0"/>
           <w:sz w:val="21"/>
         </w:rPr>
-        <w:t>错误：401 "API Key 无效或已停用"；403 "API Key 归属账号不可用"；429 "API Key 配额已用尽"（不再累加 used）。</w:t>
+        <w:t xml:space="preserve">错误：401 "API Key 无效或已停用"；403 "API Key 归属账号不可用"；403 "API Key 不允许从该 IP 调用"（同时写审计 </w:t>
+      </w:r>
+      <w:r>
+        <w:rPr>
+          <w:rFonts w:ascii="Consolas" w:hAnsi="Consolas" w:eastAsia="Consolas"/>
+          <w:b w:val="0"/>
+          <w:i w:val="0"/>
+          <w:sz w:val="20"/>
+        </w:rPr>
+        <w:t>api_key_ip_rejected</w:t>
+      </w:r>
+      <w:r>
+        <w:rPr>
+          <w:rFonts w:ascii="宋体" w:hAnsi="宋体" w:eastAsia="宋体"/>
+          <w:b w:val="0"/>
+          <w:i w:val="0"/>
+          <w:sz w:val="21"/>
+        </w:rPr>
+        <w:t>，detail 含来源 IP 与 Key 前缀）；429 "请求过于频繁，请 N 秒后重试"（限流）；429 "API Key 配额已用尽"（不再累加 used）。</w:t>
+      </w:r>
+    </w:p>
+    <w:p>
+      <w:pPr>
+        <w:pStyle w:val="ListBullet"/>
+      </w:pPr>
+      <w:r>
+        <w:rPr>
+          <w:rFonts w:ascii="宋体" w:hAnsi="宋体" w:eastAsia="宋体"/>
+          <w:b w:val="0"/>
+          <w:i w:val="0"/>
+          <w:sz w:val="21"/>
+        </w:rPr>
+        <w:t>限流依赖 Redis：Redis 不可用时放行并记录故障。</w:t>
+      </w:r>
+      <w:r>
+        <w:rPr>
+          <w:rFonts w:ascii="Consolas" w:hAnsi="Consolas" w:eastAsia="Consolas"/>
+          <w:b w:val="0"/>
+          <w:i w:val="0"/>
+          <w:sz w:val="20"/>
+        </w:rPr>
+        <w:t>Retry-After</w:t>
+      </w:r>
+      <w:r>
+        <w:rPr>
+          <w:rFonts w:ascii="宋体" w:hAnsi="宋体" w:eastAsia="宋体"/>
+          <w:b w:val="0"/>
+          <w:i w:val="0"/>
+          <w:sz w:val="21"/>
+        </w:rPr>
+        <w:t xml:space="preserve"> / </w:t>
+      </w:r>
+      <w:r>
+        <w:rPr>
+          <w:rFonts w:ascii="Consolas" w:hAnsi="Consolas" w:eastAsia="Consolas"/>
+          <w:b w:val="0"/>
+          <w:i w:val="0"/>
+          <w:sz w:val="20"/>
+        </w:rPr>
+        <w:t>X-RateLimit-*</w:t>
+      </w:r>
+      <w:r>
+        <w:rPr>
+          <w:rFonts w:ascii="宋体" w:hAnsi="宋体" w:eastAsia="宋体"/>
+          <w:b w:val="0"/>
+          <w:i w:val="0"/>
+          <w:sz w:val="21"/>
+        </w:rPr>
+        <w:t xml:space="preserve"> 响应头与 </w:t>
+      </w:r>
+      <w:r>
+        <w:rPr>
+          <w:rFonts w:ascii="Consolas" w:hAnsi="Consolas" w:eastAsia="Consolas"/>
+          <w:b w:val="0"/>
+          <w:i w:val="0"/>
+          <w:sz w:val="20"/>
+        </w:rPr>
+        <w:t>/system/status</w:t>
+      </w:r>
+      <w:r>
+        <w:rPr>
+          <w:rFonts w:ascii="宋体" w:hAnsi="宋体" w:eastAsia="宋体"/>
+          <w:b w:val="0"/>
+          <w:i w:val="0"/>
+          <w:sz w:val="21"/>
+        </w:rPr>
+        <w:t xml:space="preserve"> 的 </w:t>
+      </w:r>
+      <w:r>
+        <w:rPr>
+          <w:rFonts w:ascii="Consolas" w:hAnsi="Consolas" w:eastAsia="Consolas"/>
+          <w:b w:val="0"/>
+          <w:i w:val="0"/>
+          <w:sz w:val="20"/>
+        </w:rPr>
+        <w:t>rate_limit</w:t>
+      </w:r>
+      <w:r>
+        <w:rPr>
+          <w:rFonts w:ascii="宋体" w:hAnsi="宋体" w:eastAsia="宋体"/>
+          <w:b w:val="0"/>
+          <w:i w:val="0"/>
+          <w:sz w:val="21"/>
+        </w:rPr>
+        <w:t xml:space="preserve"> 块尚未接入，见 </w:t>
+      </w:r>
+      <w:r>
+        <w:rPr>
+          <w:rFonts w:ascii="Consolas" w:hAnsi="Consolas" w:eastAsia="Consolas"/>
+          <w:b w:val="0"/>
+          <w:i w:val="0"/>
+          <w:sz w:val="20"/>
+        </w:rPr>
+        <w:t>12-差距补齐开发计划.md</w:t>
+      </w:r>
+      <w:r>
+        <w:rPr>
+          <w:rFonts w:ascii="宋体" w:hAnsi="宋体" w:eastAsia="宋体"/>
+          <w:b w:val="0"/>
+          <w:i w:val="0"/>
+          <w:sz w:val="21"/>
+        </w:rPr>
+        <w:t xml:space="preserve"> 1.3。</w:t>
       </w:r>
     </w:p>
     <w:p>
@@ -34997,7 +35513,16 @@
                 <w:i w:val="0"/>
                 <w:sz w:val="18"/>
               </w:rPr>
-              <w:t>[{id, name, key_prefix, quota, used, is_enabled, last_used_at, created_at}]</w:t>
+              <w:t>[{id, name, key_prefix, quota, used, is_enabled, allowed_ips, rate_limit_per_minute, last_used_at, created_at}]</w:t>
+            </w:r>
+            <w:r>
+              <w:rPr>
+                <w:rFonts w:ascii="宋体" w:hAnsi="宋体" w:eastAsia="宋体"/>
+                <w:b w:val="0"/>
+                <w:i w:val="0"/>
+                <w:sz w:val="19"/>
+              </w:rPr>
+              <w:t>；developer 只返回本人创建的</w:t>
             </w:r>
           </w:p>
         </w:tc>
@@ -35047,15 +35572,17 @@
                 <w:i w:val="0"/>
                 <w:sz w:val="18"/>
               </w:rPr>
-              <w:t>{name, quota=1000}</w:t>
-            </w:r>
-          </w:p>
-        </w:tc>
-        <w:tc>
-          <w:tcPr>
-            <w:tcW w:type="dxa" w:w="2160"/>
-          </w:tcPr>
-          <w:p>
+              <w:t>{name, quota=1000, allowed_ips=[], rate_limit_per_minute=0}</w:t>
+            </w:r>
+            <w:r>
+              <w:rPr>
+                <w:rFonts w:ascii="宋体" w:hAnsi="宋体" w:eastAsia="宋体"/>
+                <w:b w:val="0"/>
+                <w:i w:val="0"/>
+                <w:sz w:val="19"/>
+              </w:rPr>
+              <w:t>；</w:t>
+            </w:r>
             <w:r>
               <w:rPr>
                 <w:rFonts w:ascii="Consolas" w:hAnsi="Consolas" w:eastAsia="Consolas"/>
@@ -35063,7 +35590,41 @@
                 <w:i w:val="0"/>
                 <w:sz w:val="18"/>
               </w:rPr>
-              <w:t>{id, name, key, key_prefix, quota, used, is_enabled}</w:t>
+              <w:t>allowed_ips</w:t>
+            </w:r>
+            <w:r>
+              <w:rPr>
+                <w:rFonts w:ascii="宋体" w:hAnsi="宋体" w:eastAsia="宋体"/>
+                <w:b w:val="0"/>
+                <w:i w:val="0"/>
+                <w:sz w:val="19"/>
+              </w:rPr>
+              <w:t xml:space="preserve"> 每项须为合法 IP/CIDR 且 ≤ 50 项、限速 0～10000，违反 422</w:t>
+            </w:r>
+          </w:p>
+        </w:tc>
+        <w:tc>
+          <w:tcPr>
+            <w:tcW w:type="dxa" w:w="2160"/>
+          </w:tcPr>
+          <w:p>
+            <w:r>
+              <w:rPr>
+                <w:rFonts w:ascii="宋体" w:hAnsi="宋体" w:eastAsia="宋体"/>
+                <w:b w:val="0"/>
+                <w:i w:val="0"/>
+                <w:sz w:val="19"/>
+              </w:rPr>
+              <w:t xml:space="preserve">列表对象的全部字段 + </w:t>
+            </w:r>
+            <w:r>
+              <w:rPr>
+                <w:rFonts w:ascii="Consolas" w:hAnsi="Consolas" w:eastAsia="Consolas"/>
+                <w:b w:val="0"/>
+                <w:i w:val="0"/>
+                <w:sz w:val="18"/>
+              </w:rPr>
+              <w:t>key</w:t>
             </w:r>
             <w:r>
               <w:rPr>
@@ -35099,7 +35660,7 @@
                 <w:i w:val="0"/>
                 <w:sz w:val="19"/>
               </w:rPr>
-              <w:t>POST /api-keys/{id}/toggle</w:t>
+              <w:t>PUT /api-keys/{id}</w:t>
             </w:r>
           </w:p>
         </w:tc>
@@ -35123,12 +35684,6 @@
           <w:tcPr>
             <w:tcW w:type="dxa" w:w="2160"/>
           </w:tcPr>
-          <w:p/>
-        </w:tc>
-        <w:tc>
-          <w:tcPr>
-            <w:tcW w:type="dxa" w:w="2160"/>
-          </w:tcPr>
           <w:p>
             <w:r>
               <w:rPr>
@@ -35137,7 +35692,32 @@
                 <w:i w:val="0"/>
                 <w:sz w:val="18"/>
               </w:rPr>
-              <w:t>{id, is_enabled}</w:t>
+              <w:t>{name?, quota?, allowed_ips?, rate_limit_per_minute?}</w:t>
+            </w:r>
+            <w:r>
+              <w:rPr>
+                <w:rFonts w:ascii="宋体" w:hAnsi="宋体" w:eastAsia="宋体"/>
+                <w:b w:val="0"/>
+                <w:i w:val="0"/>
+                <w:sz w:val="19"/>
+              </w:rPr>
+              <w:t>，只更新传了的字段</w:t>
+            </w:r>
+          </w:p>
+        </w:tc>
+        <w:tc>
+          <w:tcPr>
+            <w:tcW w:type="dxa" w:w="2160"/>
+          </w:tcPr>
+          <w:p>
+            <w:r>
+              <w:rPr>
+                <w:rFonts w:ascii="宋体" w:hAnsi="宋体" w:eastAsia="宋体"/>
+                <w:b w:val="0"/>
+                <w:i w:val="0"/>
+                <w:sz w:val="19"/>
+              </w:rPr>
+              <w:t>列表对象；developer 改他人创建的 → 404</w:t>
             </w:r>
           </w:p>
         </w:tc>
@@ -35155,6 +35735,71 @@
                 <w:i w:val="0"/>
                 <w:sz w:val="19"/>
               </w:rPr>
+              <w:t>POST /api-keys/{id}/toggle</w:t>
+            </w:r>
+          </w:p>
+        </w:tc>
+        <w:tc>
+          <w:tcPr>
+            <w:tcW w:type="dxa" w:w="2160"/>
+          </w:tcPr>
+          <w:p>
+            <w:r>
+              <w:rPr>
+                <w:rFonts w:ascii="宋体" w:hAnsi="宋体" w:eastAsia="宋体"/>
+                <w:b w:val="0"/>
+                <w:i w:val="0"/>
+                <w:sz w:val="19"/>
+              </w:rPr>
+              <w:t>AD</w:t>
+            </w:r>
+          </w:p>
+        </w:tc>
+        <w:tc>
+          <w:tcPr>
+            <w:tcW w:type="dxa" w:w="2160"/>
+          </w:tcPr>
+          <w:p/>
+        </w:tc>
+        <w:tc>
+          <w:tcPr>
+            <w:tcW w:type="dxa" w:w="2160"/>
+          </w:tcPr>
+          <w:p>
+            <w:r>
+              <w:rPr>
+                <w:rFonts w:ascii="Consolas" w:hAnsi="Consolas" w:eastAsia="Consolas"/>
+                <w:b w:val="0"/>
+                <w:i w:val="0"/>
+                <w:sz w:val="18"/>
+              </w:rPr>
+              <w:t>{id, is_enabled}</w:t>
+            </w:r>
+            <w:r>
+              <w:rPr>
+                <w:rFonts w:ascii="宋体" w:hAnsi="宋体" w:eastAsia="宋体"/>
+                <w:b w:val="0"/>
+                <w:i w:val="0"/>
+                <w:sz w:val="19"/>
+              </w:rPr>
+              <w:t>；developer 操作他人创建的 → 404</w:t>
+            </w:r>
+          </w:p>
+        </w:tc>
+      </w:tr>
+      <w:tr>
+        <w:tc>
+          <w:tcPr>
+            <w:tcW w:type="dxa" w:w="2160"/>
+          </w:tcPr>
+          <w:p>
+            <w:r>
+              <w:rPr>
+                <w:rFonts w:ascii="宋体" w:hAnsi="宋体" w:eastAsia="宋体"/>
+                <w:b w:val="0"/>
+                <w:i w:val="0"/>
+                <w:sz w:val="19"/>
+              </w:rPr>
               <w:t>DELETE /api-keys/{id}</w:t>
             </w:r>
           </w:p>
@@ -35194,6 +35839,15 @@
                 <w:sz w:val="18"/>
               </w:rPr>
               <w:t>{code:0}</w:t>
+            </w:r>
+            <w:r>
+              <w:rPr>
+                <w:rFonts w:ascii="宋体" w:hAnsi="宋体" w:eastAsia="宋体"/>
+                <w:b w:val="0"/>
+                <w:i w:val="0"/>
+                <w:sz w:val="19"/>
+              </w:rPr>
+              <w:t>；developer 删他人创建的 → 404</w:t>
             </w:r>
           </w:p>
         </w:tc>

--- a/docs/agent-platform-design.docx
+++ b/docs/agent-platform-design.docx
@@ -71,7 +71,7 @@
           <w:i w:val="0"/>
           <w:sz w:val="21"/>
         </w:rPr>
-        <w:t>版本 V2.3 · 2026-09-05 · 与代码现状同步</w:t>
+        <w:t>版本 V2.4 · 2026-09-05 · 与代码现状同步</w:t>
       </w:r>
     </w:p>
     <w:p>
@@ -2230,6 +2230,404 @@
           </w:p>
         </w:tc>
       </w:tr>
+      <w:tr>
+        <w:tc>
+          <w:tcPr>
+            <w:tcW w:type="dxa" w:w="1728"/>
+          </w:tcPr>
+          <w:p>
+            <w:r>
+              <w:rPr>
+                <w:rFonts w:ascii="宋体" w:hAnsi="宋体" w:eastAsia="宋体"/>
+                <w:b w:val="0"/>
+                <w:i w:val="0"/>
+                <w:sz w:val="19"/>
+              </w:rPr>
+              <w:t>FR-025</w:t>
+            </w:r>
+          </w:p>
+        </w:tc>
+        <w:tc>
+          <w:tcPr>
+            <w:tcW w:type="dxa" w:w="1728"/>
+          </w:tcPr>
+          <w:p>
+            <w:r>
+              <w:rPr>
+                <w:rFonts w:ascii="宋体" w:hAnsi="宋体" w:eastAsia="宋体"/>
+                <w:b w:val="0"/>
+                <w:i w:val="0"/>
+                <w:sz w:val="19"/>
+              </w:rPr>
+              <w:t>入口限流</w:t>
+            </w:r>
+          </w:p>
+        </w:tc>
+        <w:tc>
+          <w:tcPr>
+            <w:tcW w:type="dxa" w:w="1728"/>
+          </w:tcPr>
+          <w:p>
+            <w:r>
+              <w:rPr>
+                <w:rFonts w:ascii="宋体" w:hAnsi="宋体" w:eastAsia="宋体"/>
+                <w:b w:val="0"/>
+                <w:i w:val="0"/>
+                <w:sz w:val="19"/>
+              </w:rPr>
+              <w:t>P0</w:t>
+            </w:r>
+          </w:p>
+        </w:tc>
+        <w:tc>
+          <w:tcPr>
+            <w:tcW w:type="dxa" w:w="1728"/>
+          </w:tcPr>
+          <w:p>
+            <w:r>
+              <w:rPr>
+                <w:rFonts w:ascii="宋体" w:hAnsi="宋体" w:eastAsia="宋体"/>
+                <w:b w:val="0"/>
+                <w:i w:val="0"/>
+                <w:sz w:val="19"/>
+              </w:rPr>
+              <w:t>已实现</w:t>
+            </w:r>
+          </w:p>
+        </w:tc>
+        <w:tc>
+          <w:tcPr>
+            <w:tcW w:type="dxa" w:w="1728"/>
+          </w:tcPr>
+          <w:p>
+            <w:r>
+              <w:rPr>
+                <w:rFonts w:ascii="宋体" w:hAnsi="宋体" w:eastAsia="宋体"/>
+                <w:b w:val="0"/>
+                <w:i w:val="0"/>
+                <w:sz w:val="19"/>
+              </w:rPr>
+              <w:t xml:space="preserve">按 API Key（单 Key </w:t>
+            </w:r>
+            <w:r>
+              <w:rPr>
+                <w:rFonts w:ascii="Consolas" w:hAnsi="Consolas" w:eastAsia="Consolas"/>
+                <w:b w:val="0"/>
+                <w:i w:val="0"/>
+                <w:sz w:val="18"/>
+              </w:rPr>
+              <w:t>rate_limit_per_minute</w:t>
+            </w:r>
+            <w:r>
+              <w:rPr>
+                <w:rFonts w:ascii="宋体" w:hAnsi="宋体" w:eastAsia="宋体"/>
+                <w:b w:val="0"/>
+                <w:i w:val="0"/>
+                <w:sz w:val="19"/>
+              </w:rPr>
+              <w:t xml:space="preserve"> 可覆盖全局默认）、登录用户、登录接口来源 IP 三个维度做每分钟固定窗口限流；超限 429 并带 </w:t>
+            </w:r>
+            <w:r>
+              <w:rPr>
+                <w:rFonts w:ascii="Consolas" w:hAnsi="Consolas" w:eastAsia="Consolas"/>
+                <w:b w:val="0"/>
+                <w:i w:val="0"/>
+                <w:sz w:val="18"/>
+              </w:rPr>
+              <w:t>Retry-After</w:t>
+            </w:r>
+            <w:r>
+              <w:rPr>
+                <w:rFonts w:ascii="宋体" w:hAnsi="宋体" w:eastAsia="宋体"/>
+                <w:b w:val="0"/>
+                <w:i w:val="0"/>
+                <w:sz w:val="19"/>
+              </w:rPr>
+              <w:t xml:space="preserve"> 与 </w:t>
+            </w:r>
+            <w:r>
+              <w:rPr>
+                <w:rFonts w:ascii="Consolas" w:hAnsi="Consolas" w:eastAsia="Consolas"/>
+                <w:b w:val="0"/>
+                <w:i w:val="0"/>
+                <w:sz w:val="18"/>
+              </w:rPr>
+              <w:t>X-RateLimit-*</w:t>
+            </w:r>
+            <w:r>
+              <w:rPr>
+                <w:rFonts w:ascii="宋体" w:hAnsi="宋体" w:eastAsia="宋体"/>
+                <w:b w:val="0"/>
+                <w:i w:val="0"/>
+                <w:sz w:val="19"/>
+              </w:rPr>
+              <w:t xml:space="preserve">，通过的请求带剩余额度；被限流的请求不扣配额；Redis 不可用时放行并在 </w:t>
+            </w:r>
+            <w:r>
+              <w:rPr>
+                <w:rFonts w:ascii="Consolas" w:hAnsi="Consolas" w:eastAsia="Consolas"/>
+                <w:b w:val="0"/>
+                <w:i w:val="0"/>
+                <w:sz w:val="18"/>
+              </w:rPr>
+              <w:t>/system/status</w:t>
+            </w:r>
+            <w:r>
+              <w:rPr>
+                <w:rFonts w:ascii="宋体" w:hAnsi="宋体" w:eastAsia="宋体"/>
+                <w:b w:val="0"/>
+                <w:i w:val="0"/>
+                <w:sz w:val="19"/>
+              </w:rPr>
+              <w:t xml:space="preserve"> 报降级，配置关闭不算降级（2026-09-05，</w:t>
+            </w:r>
+            <w:r>
+              <w:rPr>
+                <w:rFonts w:ascii="Consolas" w:hAnsi="Consolas" w:eastAsia="Consolas"/>
+                <w:b w:val="0"/>
+                <w:i w:val="0"/>
+                <w:sz w:val="18"/>
+              </w:rPr>
+              <w:t>12</w:t>
+            </w:r>
+            <w:r>
+              <w:rPr>
+                <w:rFonts w:ascii="宋体" w:hAnsi="宋体" w:eastAsia="宋体"/>
+                <w:b w:val="0"/>
+                <w:i w:val="0"/>
+                <w:sz w:val="19"/>
+              </w:rPr>
+              <w:t xml:space="preserve"> 第 1.2～1.3 步）</w:t>
+            </w:r>
+          </w:p>
+        </w:tc>
+      </w:tr>
+      <w:tr>
+        <w:tc>
+          <w:tcPr>
+            <w:tcW w:type="dxa" w:w="1728"/>
+          </w:tcPr>
+          <w:p>
+            <w:r>
+              <w:rPr>
+                <w:rFonts w:ascii="宋体" w:hAnsi="宋体" w:eastAsia="宋体"/>
+                <w:b w:val="0"/>
+                <w:i w:val="0"/>
+                <w:sz w:val="19"/>
+              </w:rPr>
+              <w:t>FR-026</w:t>
+            </w:r>
+          </w:p>
+        </w:tc>
+        <w:tc>
+          <w:tcPr>
+            <w:tcW w:type="dxa" w:w="1728"/>
+          </w:tcPr>
+          <w:p>
+            <w:r>
+              <w:rPr>
+                <w:rFonts w:ascii="宋体" w:hAnsi="宋体" w:eastAsia="宋体"/>
+                <w:b w:val="0"/>
+                <w:i w:val="0"/>
+                <w:sz w:val="19"/>
+              </w:rPr>
+              <w:t>来源 IP 管控</w:t>
+            </w:r>
+          </w:p>
+        </w:tc>
+        <w:tc>
+          <w:tcPr>
+            <w:tcW w:type="dxa" w:w="1728"/>
+          </w:tcPr>
+          <w:p>
+            <w:r>
+              <w:rPr>
+                <w:rFonts w:ascii="宋体" w:hAnsi="宋体" w:eastAsia="宋体"/>
+                <w:b w:val="0"/>
+                <w:i w:val="0"/>
+                <w:sz w:val="19"/>
+              </w:rPr>
+              <w:t>P0</w:t>
+            </w:r>
+          </w:p>
+        </w:tc>
+        <w:tc>
+          <w:tcPr>
+            <w:tcW w:type="dxa" w:w="1728"/>
+          </w:tcPr>
+          <w:p>
+            <w:r>
+              <w:rPr>
+                <w:rFonts w:ascii="宋体" w:hAnsi="宋体" w:eastAsia="宋体"/>
+                <w:b w:val="0"/>
+                <w:i w:val="0"/>
+                <w:sz w:val="19"/>
+              </w:rPr>
+              <w:t>已实现</w:t>
+            </w:r>
+          </w:p>
+        </w:tc>
+        <w:tc>
+          <w:tcPr>
+            <w:tcW w:type="dxa" w:w="1728"/>
+          </w:tcPr>
+          <w:p>
+            <w:r>
+              <w:rPr>
+                <w:rFonts w:ascii="宋体" w:hAnsi="宋体" w:eastAsia="宋体"/>
+                <w:b w:val="0"/>
+                <w:i w:val="0"/>
+                <w:sz w:val="19"/>
+              </w:rPr>
+              <w:t xml:space="preserve">全局 IP 黑名单 </w:t>
+            </w:r>
+            <w:r>
+              <w:rPr>
+                <w:rFonts w:ascii="Consolas" w:hAnsi="Consolas" w:eastAsia="Consolas"/>
+                <w:b w:val="0"/>
+                <w:i w:val="0"/>
+                <w:sz w:val="18"/>
+              </w:rPr>
+              <w:t>IP_DENYLIST</w:t>
+            </w:r>
+            <w:r>
+              <w:rPr>
+                <w:rFonts w:ascii="宋体" w:hAnsi="宋体" w:eastAsia="宋体"/>
+                <w:b w:val="0"/>
+                <w:i w:val="0"/>
+                <w:sz w:val="19"/>
+              </w:rPr>
+              <w:t>（中间件 403，</w:t>
+            </w:r>
+            <w:r>
+              <w:rPr>
+                <w:rFonts w:ascii="Consolas" w:hAnsi="Consolas" w:eastAsia="Consolas"/>
+                <w:b w:val="0"/>
+                <w:i w:val="0"/>
+                <w:sz w:val="18"/>
+              </w:rPr>
+              <w:t>/health</w:t>
+            </w:r>
+            <w:r>
+              <w:rPr>
+                <w:rFonts w:ascii="宋体" w:hAnsi="宋体" w:eastAsia="宋体"/>
+                <w:b w:val="0"/>
+                <w:i w:val="0"/>
+                <w:sz w:val="19"/>
+              </w:rPr>
+              <w:t xml:space="preserve"> 豁免）；API Key 级 IP 白名单（CIDR，拒绝 403 不扣配额并写审计 </w:t>
+            </w:r>
+            <w:r>
+              <w:rPr>
+                <w:rFonts w:ascii="Consolas" w:hAnsi="Consolas" w:eastAsia="Consolas"/>
+                <w:b w:val="0"/>
+                <w:i w:val="0"/>
+                <w:sz w:val="18"/>
+              </w:rPr>
+              <w:t>api_key_ip_rejected</w:t>
+            </w:r>
+            <w:r>
+              <w:rPr>
+                <w:rFonts w:ascii="宋体" w:hAnsi="宋体" w:eastAsia="宋体"/>
+                <w:b w:val="0"/>
+                <w:i w:val="0"/>
+                <w:sz w:val="19"/>
+              </w:rPr>
+              <w:t>）；客户端 IP 默认取连接对端，</w:t>
+            </w:r>
+            <w:r>
+              <w:rPr>
+                <w:rFonts w:ascii="Consolas" w:hAnsi="Consolas" w:eastAsia="Consolas"/>
+                <w:b w:val="0"/>
+                <w:i w:val="0"/>
+                <w:sz w:val="18"/>
+              </w:rPr>
+              <w:t>TRUSTED_PROXY_ENABLED</w:t>
+            </w:r>
+            <w:r>
+              <w:rPr>
+                <w:rFonts w:ascii="宋体" w:hAnsi="宋体" w:eastAsia="宋体"/>
+                <w:b w:val="0"/>
+                <w:i w:val="0"/>
+                <w:sz w:val="19"/>
+              </w:rPr>
+              <w:t xml:space="preserve"> 打开才信任 </w:t>
+            </w:r>
+            <w:r>
+              <w:rPr>
+                <w:rFonts w:ascii="Consolas" w:hAnsi="Consolas" w:eastAsia="Consolas"/>
+                <w:b w:val="0"/>
+                <w:i w:val="0"/>
+                <w:sz w:val="18"/>
+              </w:rPr>
+              <w:t>X-Real-IP</w:t>
+            </w:r>
+            <w:r>
+              <w:rPr>
+                <w:rFonts w:ascii="宋体" w:hAnsi="宋体" w:eastAsia="宋体"/>
+                <w:b w:val="0"/>
+                <w:i w:val="0"/>
+                <w:sz w:val="19"/>
+              </w:rPr>
+              <w:t xml:space="preserve"> / </w:t>
+            </w:r>
+            <w:r>
+              <w:rPr>
+                <w:rFonts w:ascii="Consolas" w:hAnsi="Consolas" w:eastAsia="Consolas"/>
+                <w:b w:val="0"/>
+                <w:i w:val="0"/>
+                <w:sz w:val="18"/>
+              </w:rPr>
+              <w:t>X-Forwarded-For</w:t>
+            </w:r>
+            <w:r>
+              <w:rPr>
+                <w:rFonts w:ascii="宋体" w:hAnsi="宋体" w:eastAsia="宋体"/>
+                <w:b w:val="0"/>
+                <w:i w:val="0"/>
+                <w:sz w:val="19"/>
+              </w:rPr>
+              <w:t xml:space="preserve">；审计自动写 </w:t>
+            </w:r>
+            <w:r>
+              <w:rPr>
+                <w:rFonts w:ascii="Consolas" w:hAnsi="Consolas" w:eastAsia="Consolas"/>
+                <w:b w:val="0"/>
+                <w:i w:val="0"/>
+                <w:sz w:val="18"/>
+              </w:rPr>
+              <w:t>ip</w:t>
+            </w:r>
+            <w:r>
+              <w:rPr>
+                <w:rFonts w:ascii="宋体" w:hAnsi="宋体" w:eastAsia="宋体"/>
+                <w:b w:val="0"/>
+                <w:i w:val="0"/>
+                <w:sz w:val="19"/>
+              </w:rPr>
+              <w:t>；API Key 按创建人隔离，developer 只见、只改本人的；前端 API Key 页含编辑入口与白名单 / 限速字段，菜单对 developer 开放（2026-09-05，</w:t>
+            </w:r>
+            <w:r>
+              <w:rPr>
+                <w:rFonts w:ascii="Consolas" w:hAnsi="Consolas" w:eastAsia="Consolas"/>
+                <w:b w:val="0"/>
+                <w:i w:val="0"/>
+                <w:sz w:val="18"/>
+              </w:rPr>
+              <w:t>12</w:t>
+            </w:r>
+            <w:r>
+              <w:rPr>
+                <w:rFonts w:ascii="宋体" w:hAnsi="宋体" w:eastAsia="宋体"/>
+                <w:b w:val="0"/>
+                <w:i w:val="0"/>
+                <w:sz w:val="19"/>
+              </w:rPr>
+              <w:t xml:space="preserve"> 第 1.1～1.3 步）</w:t>
+            </w:r>
+          </w:p>
+        </w:tc>
+      </w:tr>
     </w:tbl>
     <w:p/>
     <w:p>
@@ -4691,386 +5089,6 @@
                 <w:i w:val="0"/>
                 <w:sz w:val="19"/>
               </w:rPr>
-              <w:t>FR-025</w:t>
-            </w:r>
-          </w:p>
-        </w:tc>
-        <w:tc>
-          <w:tcPr>
-            <w:tcW w:type="dxa" w:w="1728"/>
-          </w:tcPr>
-          <w:p>
-            <w:r>
-              <w:rPr>
-                <w:rFonts w:ascii="宋体" w:hAnsi="宋体" w:eastAsia="宋体"/>
-                <w:b w:val="0"/>
-                <w:i w:val="0"/>
-                <w:sz w:val="19"/>
-              </w:rPr>
-              <w:t>入口限流</w:t>
-            </w:r>
-          </w:p>
-        </w:tc>
-        <w:tc>
-          <w:tcPr>
-            <w:tcW w:type="dxa" w:w="1728"/>
-          </w:tcPr>
-          <w:p>
-            <w:r>
-              <w:rPr>
-                <w:rFonts w:ascii="宋体" w:hAnsi="宋体" w:eastAsia="宋体"/>
-                <w:b w:val="0"/>
-                <w:i w:val="0"/>
-                <w:sz w:val="19"/>
-              </w:rPr>
-              <w:t>P0</w:t>
-            </w:r>
-          </w:p>
-        </w:tc>
-        <w:tc>
-          <w:tcPr>
-            <w:tcW w:type="dxa" w:w="1728"/>
-          </w:tcPr>
-          <w:p>
-            <w:r>
-              <w:rPr>
-                <w:rFonts w:ascii="宋体" w:hAnsi="宋体" w:eastAsia="宋体"/>
-                <w:b w:val="0"/>
-                <w:i w:val="0"/>
-                <w:sz w:val="19"/>
-              </w:rPr>
-              <w:t>部分实现</w:t>
-            </w:r>
-          </w:p>
-        </w:tc>
-        <w:tc>
-          <w:tcPr>
-            <w:tcW w:type="dxa" w:w="1728"/>
-          </w:tcPr>
-          <w:p>
-            <w:r>
-              <w:rPr>
-                <w:rFonts w:ascii="宋体" w:hAnsi="宋体" w:eastAsia="宋体"/>
-                <w:b w:val="0"/>
-                <w:i w:val="0"/>
-                <w:sz w:val="19"/>
-              </w:rPr>
-              <w:t>已实现（2026-09-05，</w:t>
-            </w:r>
-            <w:r>
-              <w:rPr>
-                <w:rFonts w:ascii="Consolas" w:hAnsi="Consolas" w:eastAsia="Consolas"/>
-                <w:b w:val="0"/>
-                <w:i w:val="0"/>
-                <w:sz w:val="18"/>
-              </w:rPr>
-              <w:t>12</w:t>
-            </w:r>
-            <w:r>
-              <w:rPr>
-                <w:rFonts w:ascii="宋体" w:hAnsi="宋体" w:eastAsia="宋体"/>
-                <w:b w:val="0"/>
-                <w:i w:val="0"/>
-                <w:sz w:val="19"/>
-              </w:rPr>
-              <w:t xml:space="preserve"> 第 1.2 步）：API Key 维度按自然分钟固定窗口限流，单 Key </w:t>
-            </w:r>
-            <w:r>
-              <w:rPr>
-                <w:rFonts w:ascii="Consolas" w:hAnsi="Consolas" w:eastAsia="Consolas"/>
-                <w:b w:val="0"/>
-                <w:i w:val="0"/>
-                <w:sz w:val="18"/>
-              </w:rPr>
-              <w:t>rate_limit_per_minute</w:t>
-            </w:r>
-            <w:r>
-              <w:rPr>
-                <w:rFonts w:ascii="宋体" w:hAnsi="宋体" w:eastAsia="宋体"/>
-                <w:b w:val="0"/>
-                <w:i w:val="0"/>
-                <w:sz w:val="19"/>
-              </w:rPr>
-              <w:t xml:space="preserve"> 可覆盖全局默认，超限 429 且不扣配额，Redis 不可用时放行并记录故障。待做：登录用户与匿名 IP 维度、</w:t>
-            </w:r>
-            <w:r>
-              <w:rPr>
-                <w:rFonts w:ascii="Consolas" w:hAnsi="Consolas" w:eastAsia="Consolas"/>
-                <w:b w:val="0"/>
-                <w:i w:val="0"/>
-                <w:sz w:val="18"/>
-              </w:rPr>
-              <w:t>Retry-After</w:t>
-            </w:r>
-            <w:r>
-              <w:rPr>
-                <w:rFonts w:ascii="宋体" w:hAnsi="宋体" w:eastAsia="宋体"/>
-                <w:b w:val="0"/>
-                <w:i w:val="0"/>
-                <w:sz w:val="19"/>
-              </w:rPr>
-              <w:t xml:space="preserve"> 与 </w:t>
-            </w:r>
-            <w:r>
-              <w:rPr>
-                <w:rFonts w:ascii="Consolas" w:hAnsi="Consolas" w:eastAsia="Consolas"/>
-                <w:b w:val="0"/>
-                <w:i w:val="0"/>
-                <w:sz w:val="18"/>
-              </w:rPr>
-              <w:t>X-RateLimit-*</w:t>
-            </w:r>
-            <w:r>
-              <w:rPr>
-                <w:rFonts w:ascii="宋体" w:hAnsi="宋体" w:eastAsia="宋体"/>
-                <w:b w:val="0"/>
-                <w:i w:val="0"/>
-                <w:sz w:val="19"/>
-              </w:rPr>
-              <w:t xml:space="preserve"> 响应头、</w:t>
-            </w:r>
-            <w:r>
-              <w:rPr>
-                <w:rFonts w:ascii="Consolas" w:hAnsi="Consolas" w:eastAsia="Consolas"/>
-                <w:b w:val="0"/>
-                <w:i w:val="0"/>
-                <w:sz w:val="18"/>
-              </w:rPr>
-              <w:t>/system/status</w:t>
-            </w:r>
-            <w:r>
-              <w:rPr>
-                <w:rFonts w:ascii="宋体" w:hAnsi="宋体" w:eastAsia="宋体"/>
-                <w:b w:val="0"/>
-                <w:i w:val="0"/>
-                <w:sz w:val="19"/>
-              </w:rPr>
-              <w:t xml:space="preserve"> 汇报（1.3）</w:t>
-            </w:r>
-          </w:p>
-        </w:tc>
-      </w:tr>
-      <w:tr>
-        <w:tc>
-          <w:tcPr>
-            <w:tcW w:type="dxa" w:w="1728"/>
-          </w:tcPr>
-          <w:p>
-            <w:r>
-              <w:rPr>
-                <w:rFonts w:ascii="宋体" w:hAnsi="宋体" w:eastAsia="宋体"/>
-                <w:b w:val="0"/>
-                <w:i w:val="0"/>
-                <w:sz w:val="19"/>
-              </w:rPr>
-              <w:t>FR-026</w:t>
-            </w:r>
-          </w:p>
-        </w:tc>
-        <w:tc>
-          <w:tcPr>
-            <w:tcW w:type="dxa" w:w="1728"/>
-          </w:tcPr>
-          <w:p>
-            <w:r>
-              <w:rPr>
-                <w:rFonts w:ascii="宋体" w:hAnsi="宋体" w:eastAsia="宋体"/>
-                <w:b w:val="0"/>
-                <w:i w:val="0"/>
-                <w:sz w:val="19"/>
-              </w:rPr>
-              <w:t>来源 IP 管控</w:t>
-            </w:r>
-          </w:p>
-        </w:tc>
-        <w:tc>
-          <w:tcPr>
-            <w:tcW w:type="dxa" w:w="1728"/>
-          </w:tcPr>
-          <w:p>
-            <w:r>
-              <w:rPr>
-                <w:rFonts w:ascii="宋体" w:hAnsi="宋体" w:eastAsia="宋体"/>
-                <w:b w:val="0"/>
-                <w:i w:val="0"/>
-                <w:sz w:val="19"/>
-              </w:rPr>
-              <w:t>P0</w:t>
-            </w:r>
-          </w:p>
-        </w:tc>
-        <w:tc>
-          <w:tcPr>
-            <w:tcW w:type="dxa" w:w="1728"/>
-          </w:tcPr>
-          <w:p>
-            <w:r>
-              <w:rPr>
-                <w:rFonts w:ascii="宋体" w:hAnsi="宋体" w:eastAsia="宋体"/>
-                <w:b w:val="0"/>
-                <w:i w:val="0"/>
-                <w:sz w:val="19"/>
-              </w:rPr>
-              <w:t>部分实现</w:t>
-            </w:r>
-          </w:p>
-        </w:tc>
-        <w:tc>
-          <w:tcPr>
-            <w:tcW w:type="dxa" w:w="1728"/>
-          </w:tcPr>
-          <w:p>
-            <w:r>
-              <w:rPr>
-                <w:rFonts w:ascii="宋体" w:hAnsi="宋体" w:eastAsia="宋体"/>
-                <w:b w:val="0"/>
-                <w:i w:val="0"/>
-                <w:sz w:val="19"/>
-              </w:rPr>
-              <w:t>已实现（2026-09-05，</w:t>
-            </w:r>
-            <w:r>
-              <w:rPr>
-                <w:rFonts w:ascii="Consolas" w:hAnsi="Consolas" w:eastAsia="Consolas"/>
-                <w:b w:val="0"/>
-                <w:i w:val="0"/>
-                <w:sz w:val="18"/>
-              </w:rPr>
-              <w:t>12</w:t>
-            </w:r>
-            <w:r>
-              <w:rPr>
-                <w:rFonts w:ascii="宋体" w:hAnsi="宋体" w:eastAsia="宋体"/>
-                <w:b w:val="0"/>
-                <w:i w:val="0"/>
-                <w:sz w:val="19"/>
-              </w:rPr>
-              <w:t xml:space="preserve"> 第 1.1 / 1.2 步）：全局 IP 黑名单 </w:t>
-            </w:r>
-            <w:r>
-              <w:rPr>
-                <w:rFonts w:ascii="Consolas" w:hAnsi="Consolas" w:eastAsia="Consolas"/>
-                <w:b w:val="0"/>
-                <w:i w:val="0"/>
-                <w:sz w:val="18"/>
-              </w:rPr>
-              <w:t>IP_DENYLIST</w:t>
-            </w:r>
-            <w:r>
-              <w:rPr>
-                <w:rFonts w:ascii="宋体" w:hAnsi="宋体" w:eastAsia="宋体"/>
-                <w:b w:val="0"/>
-                <w:i w:val="0"/>
-                <w:sz w:val="19"/>
-              </w:rPr>
-              <w:t>（中间件 403，</w:t>
-            </w:r>
-            <w:r>
-              <w:rPr>
-                <w:rFonts w:ascii="Consolas" w:hAnsi="Consolas" w:eastAsia="Consolas"/>
-                <w:b w:val="0"/>
-                <w:i w:val="0"/>
-                <w:sz w:val="18"/>
-              </w:rPr>
-              <w:t>/health</w:t>
-            </w:r>
-            <w:r>
-              <w:rPr>
-                <w:rFonts w:ascii="宋体" w:hAnsi="宋体" w:eastAsia="宋体"/>
-                <w:b w:val="0"/>
-                <w:i w:val="0"/>
-                <w:sz w:val="19"/>
-              </w:rPr>
-              <w:t xml:space="preserve"> 豁免）、客户端 IP 解析（</w:t>
-            </w:r>
-            <w:r>
-              <w:rPr>
-                <w:rFonts w:ascii="Consolas" w:hAnsi="Consolas" w:eastAsia="Consolas"/>
-                <w:b w:val="0"/>
-                <w:i w:val="0"/>
-                <w:sz w:val="18"/>
-              </w:rPr>
-              <w:t>TRUSTED_PROXY_ENABLED</w:t>
-            </w:r>
-            <w:r>
-              <w:rPr>
-                <w:rFonts w:ascii="宋体" w:hAnsi="宋体" w:eastAsia="宋体"/>
-                <w:b w:val="0"/>
-                <w:i w:val="0"/>
-                <w:sz w:val="19"/>
-              </w:rPr>
-              <w:t xml:space="preserve"> 决定是否信任转发头）、审计自动写 </w:t>
-            </w:r>
-            <w:r>
-              <w:rPr>
-                <w:rFonts w:ascii="Consolas" w:hAnsi="Consolas" w:eastAsia="Consolas"/>
-                <w:b w:val="0"/>
-                <w:i w:val="0"/>
-                <w:sz w:val="18"/>
-              </w:rPr>
-              <w:t>ip</w:t>
-            </w:r>
-            <w:r>
-              <w:rPr>
-                <w:rFonts w:ascii="宋体" w:hAnsi="宋体" w:eastAsia="宋体"/>
-                <w:b w:val="0"/>
-                <w:i w:val="0"/>
-                <w:sz w:val="19"/>
-              </w:rPr>
-              <w:t xml:space="preserve">、API Key 级 IP 白名单（CIDR，拒绝时 403 不扣配额并写审计 </w:t>
-            </w:r>
-            <w:r>
-              <w:rPr>
-                <w:rFonts w:ascii="Consolas" w:hAnsi="Consolas" w:eastAsia="Consolas"/>
-                <w:b w:val="0"/>
-                <w:i w:val="0"/>
-                <w:sz w:val="18"/>
-              </w:rPr>
-              <w:t>api_key_ip_rejected</w:t>
-            </w:r>
-            <w:r>
-              <w:rPr>
-                <w:rFonts w:ascii="宋体" w:hAnsi="宋体" w:eastAsia="宋体"/>
-                <w:b w:val="0"/>
-                <w:i w:val="0"/>
-                <w:sz w:val="19"/>
-              </w:rPr>
-              <w:t xml:space="preserve">）、API Key 按创建人隔离与 </w:t>
-            </w:r>
-            <w:r>
-              <w:rPr>
-                <w:rFonts w:ascii="Consolas" w:hAnsi="Consolas" w:eastAsia="Consolas"/>
-                <w:b w:val="0"/>
-                <w:i w:val="0"/>
-                <w:sz w:val="18"/>
-              </w:rPr>
-              <w:t>PUT /api-keys/{id}</w:t>
-            </w:r>
-            <w:r>
-              <w:rPr>
-                <w:rFonts w:ascii="宋体" w:hAnsi="宋体" w:eastAsia="宋体"/>
-                <w:b w:val="0"/>
-                <w:i w:val="0"/>
-                <w:sz w:val="19"/>
-              </w:rPr>
-              <w:t>。待做：前端 API Key 页的编辑入口、白名单与限速字段、菜单对 developer 开放（1.3）</w:t>
-            </w:r>
-          </w:p>
-        </w:tc>
-      </w:tr>
-      <w:tr>
-        <w:tc>
-          <w:tcPr>
-            <w:tcW w:type="dxa" w:w="1728"/>
-          </w:tcPr>
-          <w:p>
-            <w:r>
-              <w:rPr>
-                <w:rFonts w:ascii="宋体" w:hAnsi="宋体" w:eastAsia="宋体"/>
-                <w:b w:val="0"/>
-                <w:i w:val="0"/>
-                <w:sz w:val="19"/>
-              </w:rPr>
               <w:t>FR-027</w:t>
             </w:r>
           </w:p>
@@ -6824,6 +6842,209 @@
           </w:p>
         </w:tc>
       </w:tr>
+      <w:tr>
+        <w:tc>
+          <w:tcPr>
+            <w:tcW w:type="dxa" w:w="4320"/>
+          </w:tcPr>
+          <w:p>
+            <w:r>
+              <w:rPr>
+                <w:rFonts w:ascii="宋体" w:hAnsi="宋体" w:eastAsia="宋体"/>
+                <w:b w:val="0"/>
+                <w:i w:val="0"/>
+                <w:sz w:val="19"/>
+              </w:rPr>
+              <w:t>AC-011</w:t>
+            </w:r>
+          </w:p>
+        </w:tc>
+        <w:tc>
+          <w:tcPr>
+            <w:tcW w:type="dxa" w:w="4320"/>
+          </w:tcPr>
+          <w:p>
+            <w:r>
+              <w:rPr>
+                <w:rFonts w:ascii="宋体" w:hAnsi="宋体" w:eastAsia="宋体"/>
+                <w:b w:val="0"/>
+                <w:i w:val="0"/>
+                <w:sz w:val="19"/>
+              </w:rPr>
+              <w:t xml:space="preserve">同一 API Key 一分钟内第 N+1 次请求返回 429 且带 </w:t>
+            </w:r>
+            <w:r>
+              <w:rPr>
+                <w:rFonts w:ascii="Consolas" w:hAnsi="Consolas" w:eastAsia="Consolas"/>
+                <w:b w:val="0"/>
+                <w:i w:val="0"/>
+                <w:sz w:val="18"/>
+              </w:rPr>
+              <w:t>Retry-After</w:t>
+            </w:r>
+            <w:r>
+              <w:rPr>
+                <w:rFonts w:ascii="宋体" w:hAnsi="宋体" w:eastAsia="宋体"/>
+                <w:b w:val="0"/>
+                <w:i w:val="0"/>
+                <w:sz w:val="19"/>
+              </w:rPr>
+              <w:t>，</w:t>
+            </w:r>
+            <w:r>
+              <w:rPr>
+                <w:rFonts w:ascii="Consolas" w:hAnsi="Consolas" w:eastAsia="Consolas"/>
+                <w:b w:val="0"/>
+                <w:i w:val="0"/>
+                <w:sz w:val="18"/>
+              </w:rPr>
+              <w:t>used</w:t>
+            </w:r>
+            <w:r>
+              <w:rPr>
+                <w:rFonts w:ascii="宋体" w:hAnsi="宋体" w:eastAsia="宋体"/>
+                <w:b w:val="0"/>
+                <w:i w:val="0"/>
+                <w:sz w:val="19"/>
+              </w:rPr>
+              <w:t xml:space="preserve"> 不增加；Redis 故障时请求放行且 </w:t>
+            </w:r>
+            <w:r>
+              <w:rPr>
+                <w:rFonts w:ascii="Consolas" w:hAnsi="Consolas" w:eastAsia="Consolas"/>
+                <w:b w:val="0"/>
+                <w:i w:val="0"/>
+                <w:sz w:val="18"/>
+              </w:rPr>
+              <w:t>/system/status.degraded</w:t>
+            </w:r>
+            <w:r>
+              <w:rPr>
+                <w:rFonts w:ascii="宋体" w:hAnsi="宋体" w:eastAsia="宋体"/>
+                <w:b w:val="0"/>
+                <w:i w:val="0"/>
+                <w:sz w:val="19"/>
+              </w:rPr>
+              <w:t xml:space="preserve"> 含 </w:t>
+            </w:r>
+            <w:r>
+              <w:rPr>
+                <w:rFonts w:ascii="Consolas" w:hAnsi="Consolas" w:eastAsia="Consolas"/>
+                <w:b w:val="0"/>
+                <w:i w:val="0"/>
+                <w:sz w:val="18"/>
+              </w:rPr>
+              <w:t>rate_limit</w:t>
+            </w:r>
+          </w:p>
+        </w:tc>
+      </w:tr>
+      <w:tr>
+        <w:tc>
+          <w:tcPr>
+            <w:tcW w:type="dxa" w:w="4320"/>
+          </w:tcPr>
+          <w:p>
+            <w:r>
+              <w:rPr>
+                <w:rFonts w:ascii="宋体" w:hAnsi="宋体" w:eastAsia="宋体"/>
+                <w:b w:val="0"/>
+                <w:i w:val="0"/>
+                <w:sz w:val="19"/>
+              </w:rPr>
+              <w:t>AC-012</w:t>
+            </w:r>
+          </w:p>
+        </w:tc>
+        <w:tc>
+          <w:tcPr>
+            <w:tcW w:type="dxa" w:w="4320"/>
+          </w:tcPr>
+          <w:p>
+            <w:r>
+              <w:rPr>
+                <w:rFonts w:ascii="宋体" w:hAnsi="宋体" w:eastAsia="宋体"/>
+                <w:b w:val="0"/>
+                <w:i w:val="0"/>
+                <w:sz w:val="19"/>
+              </w:rPr>
+              <w:t xml:space="preserve">白名单外来源调用返回 403、配额不变、审计有 </w:t>
+            </w:r>
+            <w:r>
+              <w:rPr>
+                <w:rFonts w:ascii="Consolas" w:hAnsi="Consolas" w:eastAsia="Consolas"/>
+                <w:b w:val="0"/>
+                <w:i w:val="0"/>
+                <w:sz w:val="18"/>
+              </w:rPr>
+              <w:t>api_key_ip_rejected</w:t>
+            </w:r>
+            <w:r>
+              <w:rPr>
+                <w:rFonts w:ascii="宋体" w:hAnsi="宋体" w:eastAsia="宋体"/>
+                <w:b w:val="0"/>
+                <w:i w:val="0"/>
+                <w:sz w:val="19"/>
+              </w:rPr>
+              <w:t xml:space="preserve"> 且 </w:t>
+            </w:r>
+            <w:r>
+              <w:rPr>
+                <w:rFonts w:ascii="Consolas" w:hAnsi="Consolas" w:eastAsia="Consolas"/>
+                <w:b w:val="0"/>
+                <w:i w:val="0"/>
+                <w:sz w:val="18"/>
+              </w:rPr>
+              <w:t>ip</w:t>
+            </w:r>
+            <w:r>
+              <w:rPr>
+                <w:rFonts w:ascii="宋体" w:hAnsi="宋体" w:eastAsia="宋体"/>
+                <w:b w:val="0"/>
+                <w:i w:val="0"/>
+                <w:sz w:val="19"/>
+              </w:rPr>
+              <w:t xml:space="preserve"> 列非空；</w:t>
+            </w:r>
+            <w:r>
+              <w:rPr>
+                <w:rFonts w:ascii="Consolas" w:hAnsi="Consolas" w:eastAsia="Consolas"/>
+                <w:b w:val="0"/>
+                <w:i w:val="0"/>
+                <w:sz w:val="18"/>
+              </w:rPr>
+              <w:t>IP_DENYLIST</w:t>
+            </w:r>
+            <w:r>
+              <w:rPr>
+                <w:rFonts w:ascii="宋体" w:hAnsi="宋体" w:eastAsia="宋体"/>
+                <w:b w:val="0"/>
+                <w:i w:val="0"/>
+                <w:sz w:val="19"/>
+              </w:rPr>
+              <w:t xml:space="preserve"> 命中时登录接口 403 而 </w:t>
+            </w:r>
+            <w:r>
+              <w:rPr>
+                <w:rFonts w:ascii="Consolas" w:hAnsi="Consolas" w:eastAsia="Consolas"/>
+                <w:b w:val="0"/>
+                <w:i w:val="0"/>
+                <w:sz w:val="18"/>
+              </w:rPr>
+              <w:t>/health</w:t>
+            </w:r>
+            <w:r>
+              <w:rPr>
+                <w:rFonts w:ascii="宋体" w:hAnsi="宋体" w:eastAsia="宋体"/>
+                <w:b w:val="0"/>
+                <w:i w:val="0"/>
+                <w:sz w:val="19"/>
+              </w:rPr>
+              <w:t xml:space="preserve"> 正常</w:t>
+            </w:r>
+          </w:p>
+        </w:tc>
+      </w:tr>
     </w:tbl>
     <w:p/>
     <w:p>
@@ -7157,6 +7378,74 @@
                 <w:sz w:val="18"/>
               </w:rPr>
               <w:t>11-差距补齐PRD.md</w:t>
+            </w:r>
+          </w:p>
+        </w:tc>
+      </w:tr>
+      <w:tr>
+        <w:tc>
+          <w:tcPr>
+            <w:tcW w:type="dxa" w:w="2880"/>
+          </w:tcPr>
+          <w:p>
+            <w:r>
+              <w:rPr>
+                <w:rFonts w:ascii="宋体" w:hAnsi="宋体" w:eastAsia="宋体"/>
+                <w:b w:val="0"/>
+                <w:i w:val="0"/>
+                <w:sz w:val="19"/>
+              </w:rPr>
+              <w:t>V2.4</w:t>
+            </w:r>
+          </w:p>
+        </w:tc>
+        <w:tc>
+          <w:tcPr>
+            <w:tcW w:type="dxa" w:w="2880"/>
+          </w:tcPr>
+          <w:p>
+            <w:r>
+              <w:rPr>
+                <w:rFonts w:ascii="宋体" w:hAnsi="宋体" w:eastAsia="宋体"/>
+                <w:b w:val="0"/>
+                <w:i w:val="0"/>
+                <w:sz w:val="19"/>
+              </w:rPr>
+              <w:t>2026-09-05</w:t>
+            </w:r>
+          </w:p>
+        </w:tc>
+        <w:tc>
+          <w:tcPr>
+            <w:tcW w:type="dxa" w:w="2880"/>
+          </w:tcPr>
+          <w:p>
+            <w:r>
+              <w:rPr>
+                <w:rFonts w:ascii="宋体" w:hAnsi="宋体" w:eastAsia="宋体"/>
+                <w:b w:val="0"/>
+                <w:i w:val="0"/>
+                <w:sz w:val="19"/>
+              </w:rPr>
+              <w:t>FR-025 入口限流、FR-026 来源 IP 管控实现（</w:t>
+            </w:r>
+            <w:r>
+              <w:rPr>
+                <w:rFonts w:ascii="Consolas" w:hAnsi="Consolas" w:eastAsia="Consolas"/>
+                <w:b w:val="0"/>
+                <w:i w:val="0"/>
+                <w:sz w:val="18"/>
+              </w:rPr>
+              <w:t>12</w:t>
+            </w:r>
+            <w:r>
+              <w:rPr>
+                <w:rFonts w:ascii="宋体" w:hAnsi="宋体" w:eastAsia="宋体"/>
+                <w:b w:val="0"/>
+                <w:i w:val="0"/>
+                <w:sz w:val="19"/>
+              </w:rPr>
+              <w:t xml:space="preserve"> 第 1.1～1.3 步），从 4.7 移入 4.1；NFR-002 修订；权限矩阵 API Key 行按创建人隔离；新增 AC-011 / AC-012</w:t>
             </w:r>
           </w:p>
         </w:tc>
@@ -9175,7 +9464,25 @@
           <w:i w:val="0"/>
           <w:sz w:val="21"/>
         </w:rPr>
-        <w:t>：Redis 计数检查是否锁定 → bcrypt 校验 → 是否停用 → 清计数、写审计、签发 JWT（payload：</w:t>
+        <w:t>：来源 IP 每分钟限流（</w:t>
+      </w:r>
+      <w:r>
+        <w:rPr>
+          <w:rFonts w:ascii="Consolas" w:hAnsi="Consolas" w:eastAsia="Consolas"/>
+          <w:b w:val="0"/>
+          <w:i w:val="0"/>
+          <w:sz w:val="20"/>
+        </w:rPr>
+        <w:t>core/rate_limiter</w:t>
+      </w:r>
+      <w:r>
+        <w:rPr>
+          <w:rFonts w:ascii="宋体" w:hAnsi="宋体" w:eastAsia="宋体"/>
+          <w:b w:val="0"/>
+          <w:i w:val="0"/>
+          <w:sz w:val="21"/>
+        </w:rPr>
+        <w:t>）→ Redis 计数检查是否锁定 → bcrypt 校验 → 是否停用 → 清计数、写审计、签发 JWT（payload：</w:t>
       </w:r>
       <w:r>
         <w:rPr>
@@ -9261,7 +9568,7 @@
           <w:i w:val="0"/>
           <w:sz w:val="21"/>
         </w:rPr>
-        <w:t xml:space="preserve"> 解析 Bearer 并查库确认用户存在且启用；需要角色时用 </w:t>
+        <w:t xml:space="preserve"> 解析 Bearer 并查库确认用户存在且启用，再按用户每分钟限流（先鉴权后计数，无效 token 不占额度）；需要角色时用 </w:t>
       </w:r>
       <w:r>
         <w:rPr>
@@ -9361,7 +9668,7 @@
           <w:i w:val="0"/>
           <w:sz w:val="21"/>
         </w:rPr>
-        <w:t xml:space="preserve">（校验、原子扣配额），鉴权来源记在 </w:t>
+        <w:t xml:space="preserve">（Key 有效 → 账号可用 → 来源白名单 → 限流 → 原子扣配额），鉴权来源记在 </w:t>
       </w:r>
       <w:r>
         <w:rPr>
@@ -9416,6 +9723,110 @@
           <w:sz w:val="21"/>
         </w:rPr>
         <w:t xml:space="preserve"> 开放。</w:t>
+      </w:r>
+    </w:p>
+    <w:p>
+      <w:pPr>
+        <w:pStyle w:val="ListNumber"/>
+      </w:pPr>
+      <w:r>
+        <w:rPr>
+          <w:rFonts w:ascii="宋体" w:hAnsi="宋体" w:eastAsia="宋体"/>
+          <w:b w:val="0"/>
+          <w:i w:val="0"/>
+          <w:sz w:val="21"/>
+        </w:rPr>
+        <w:t xml:space="preserve">限流结果挂在 </w:t>
+      </w:r>
+      <w:r>
+        <w:rPr>
+          <w:rFonts w:ascii="Consolas" w:hAnsi="Consolas" w:eastAsia="Consolas"/>
+          <w:b w:val="0"/>
+          <w:i w:val="0"/>
+          <w:sz w:val="20"/>
+        </w:rPr>
+        <w:t>request.state.rate_limit</w:t>
+      </w:r>
+      <w:r>
+        <w:rPr>
+          <w:rFonts w:ascii="宋体" w:hAnsi="宋体" w:eastAsia="宋体"/>
+          <w:b w:val="0"/>
+          <w:i w:val="0"/>
+          <w:sz w:val="21"/>
+        </w:rPr>
+        <w:t xml:space="preserve">，请求 ID 中间件据此回写 </w:t>
+      </w:r>
+      <w:r>
+        <w:rPr>
+          <w:rFonts w:ascii="Consolas" w:hAnsi="Consolas" w:eastAsia="Consolas"/>
+          <w:b w:val="0"/>
+          <w:i w:val="0"/>
+          <w:sz w:val="20"/>
+        </w:rPr>
+        <w:t>X-RateLimit-*</w:t>
+      </w:r>
+      <w:r>
+        <w:rPr>
+          <w:rFonts w:ascii="宋体" w:hAnsi="宋体" w:eastAsia="宋体"/>
+          <w:b w:val="0"/>
+          <w:i w:val="0"/>
+          <w:sz w:val="21"/>
+        </w:rPr>
+        <w:t xml:space="preserve">；超限由 </w:t>
+      </w:r>
+      <w:r>
+        <w:rPr>
+          <w:rFonts w:ascii="Consolas" w:hAnsi="Consolas" w:eastAsia="Consolas"/>
+          <w:b w:val="0"/>
+          <w:i w:val="0"/>
+          <w:sz w:val="20"/>
+        </w:rPr>
+        <w:t>rate_limiter.limit_exceeded</w:t>
+      </w:r>
+      <w:r>
+        <w:rPr>
+          <w:rFonts w:ascii="宋体" w:hAnsi="宋体" w:eastAsia="宋体"/>
+          <w:b w:val="0"/>
+          <w:i w:val="0"/>
+          <w:sz w:val="21"/>
+        </w:rPr>
+        <w:t xml:space="preserve"> 生成带 </w:t>
+      </w:r>
+      <w:r>
+        <w:rPr>
+          <w:rFonts w:ascii="Consolas" w:hAnsi="Consolas" w:eastAsia="Consolas"/>
+          <w:b w:val="0"/>
+          <w:i w:val="0"/>
+          <w:sz w:val="20"/>
+        </w:rPr>
+        <w:t>Retry-After</w:t>
+      </w:r>
+      <w:r>
+        <w:rPr>
+          <w:rFonts w:ascii="宋体" w:hAnsi="宋体" w:eastAsia="宋体"/>
+          <w:b w:val="0"/>
+          <w:i w:val="0"/>
+          <w:sz w:val="21"/>
+        </w:rPr>
+        <w:t xml:space="preserve"> 的 </w:t>
+      </w:r>
+      <w:r>
+        <w:rPr>
+          <w:rFonts w:ascii="Consolas" w:hAnsi="Consolas" w:eastAsia="Consolas"/>
+          <w:b w:val="0"/>
+          <w:i w:val="0"/>
+          <w:sz w:val="20"/>
+        </w:rPr>
+        <w:t>BizError(429)</w:t>
+      </w:r>
+      <w:r>
+        <w:rPr>
+          <w:rFonts w:ascii="宋体" w:hAnsi="宋体" w:eastAsia="宋体"/>
+          <w:b w:val="0"/>
+          <w:i w:val="0"/>
+          <w:sz w:val="21"/>
+        </w:rPr>
+        <w:t>，三个维度共用同一出口。</w:t>
       </w:r>
     </w:p>
     <w:p>
@@ -12785,7 +13196,7 @@
           <w:i w:val="0"/>
           <w:sz w:val="21"/>
         </w:rPr>
-        <w:t>：向量后端、登录限流、数据库、调度器注册数，</w:t>
+        <w:t>：向量后端、登录限流、入口限流、数据库、调度器注册数，</w:t>
       </w:r>
       <w:r>
         <w:rPr>
@@ -12803,7 +13214,7 @@
           <w:i w:val="0"/>
           <w:sz w:val="21"/>
         </w:rPr>
-        <w:t xml:space="preserve"> 汇总当前所有降级项，前端知识库页据此提示。</w:t>
+        <w:t xml:space="preserve"> 汇总当前所有降级项，前端知识库页据此提示。入口限流"配置关闭"不算降级，"配置打开但 Redis 故障"才算。</w:t>
       </w:r>
     </w:p>
     <w:p>
@@ -28489,7 +28900,7 @@
                 <w:i w:val="0"/>
                 <w:sz w:val="19"/>
               </w:rPr>
-              <w:t>登录失败次数过多、API Key 配额用尽</w:t>
+              <w:t>登录失败次数过多、API Key 配额用尽、入口限流（按 API Key / 登录用户 / 登录接口来源 IP 每分钟计数）</w:t>
             </w:r>
           </w:p>
         </w:tc>
@@ -28505,7 +28916,52 @@
                 <w:i w:val="0"/>
                 <w:sz w:val="19"/>
               </w:rPr>
-              <w:t>字符串</w:t>
+              <w:t xml:space="preserve">字符串；限流的 429 另带响应头 </w:t>
+            </w:r>
+            <w:r>
+              <w:rPr>
+                <w:rFonts w:ascii="Consolas" w:hAnsi="Consolas" w:eastAsia="Consolas"/>
+                <w:b w:val="0"/>
+                <w:i w:val="0"/>
+                <w:sz w:val="18"/>
+              </w:rPr>
+              <w:t>Retry-After</w:t>
+            </w:r>
+            <w:r>
+              <w:rPr>
+                <w:rFonts w:ascii="宋体" w:hAnsi="宋体" w:eastAsia="宋体"/>
+                <w:b w:val="0"/>
+                <w:i w:val="0"/>
+                <w:sz w:val="19"/>
+              </w:rPr>
+              <w:t>（秒）、</w:t>
+            </w:r>
+            <w:r>
+              <w:rPr>
+                <w:rFonts w:ascii="Consolas" w:hAnsi="Consolas" w:eastAsia="Consolas"/>
+                <w:b w:val="0"/>
+                <w:i w:val="0"/>
+                <w:sz w:val="18"/>
+              </w:rPr>
+              <w:t>X-RateLimit-Limit</w:t>
+            </w:r>
+            <w:r>
+              <w:rPr>
+                <w:rFonts w:ascii="宋体" w:hAnsi="宋体" w:eastAsia="宋体"/>
+                <w:b w:val="0"/>
+                <w:i w:val="0"/>
+                <w:sz w:val="19"/>
+              </w:rPr>
+              <w:t>、</w:t>
+            </w:r>
+            <w:r>
+              <w:rPr>
+                <w:rFonts w:ascii="Consolas" w:hAnsi="Consolas" w:eastAsia="Consolas"/>
+                <w:b w:val="0"/>
+                <w:i w:val="0"/>
+                <w:sz w:val="18"/>
+              </w:rPr>
+              <w:t>X-RateLimit-Remaining: 0</w:t>
             </w:r>
           </w:p>
         </w:tc>
@@ -28663,6 +29119,71 @@
           <w:sz w:val="21"/>
         </w:rPr>
         <w:t xml:space="preserve"> 拼进错误提示，用户截图即可定位。</w:t>
+      </w:r>
+    </w:p>
+    <w:p>
+      <w:r>
+        <w:rPr>
+          <w:rFonts w:ascii="宋体" w:hAnsi="宋体" w:eastAsia="宋体"/>
+          <w:b w:val="0"/>
+          <w:i w:val="0"/>
+          <w:sz w:val="21"/>
+        </w:rPr>
+        <w:t xml:space="preserve">通过鉴权且未超限的请求，响应头带 </w:t>
+      </w:r>
+      <w:r>
+        <w:rPr>
+          <w:rFonts w:ascii="Consolas" w:hAnsi="Consolas" w:eastAsia="Consolas"/>
+          <w:b w:val="0"/>
+          <w:i w:val="0"/>
+          <w:sz w:val="20"/>
+        </w:rPr>
+        <w:t>X-RateLimit-Limit</w:t>
+      </w:r>
+      <w:r>
+        <w:rPr>
+          <w:rFonts w:ascii="宋体" w:hAnsi="宋体" w:eastAsia="宋体"/>
+          <w:b w:val="0"/>
+          <w:i w:val="0"/>
+          <w:sz w:val="21"/>
+        </w:rPr>
+        <w:t xml:space="preserve"> 与 </w:t>
+      </w:r>
+      <w:r>
+        <w:rPr>
+          <w:rFonts w:ascii="Consolas" w:hAnsi="Consolas" w:eastAsia="Consolas"/>
+          <w:b w:val="0"/>
+          <w:i w:val="0"/>
+          <w:sz w:val="20"/>
+        </w:rPr>
+        <w:t>X-RateLimit-Remaining</w:t>
+      </w:r>
+      <w:r>
+        <w:rPr>
+          <w:rFonts w:ascii="宋体" w:hAnsi="宋体" w:eastAsia="宋体"/>
+          <w:b w:val="0"/>
+          <w:i w:val="0"/>
+          <w:sz w:val="21"/>
+        </w:rPr>
+        <w:t>（本自然分钟剩余次数），调用方可据此自适应；</w:t>
+      </w:r>
+      <w:r>
+        <w:rPr>
+          <w:rFonts w:ascii="Consolas" w:hAnsi="Consolas" w:eastAsia="Consolas"/>
+          <w:b w:val="0"/>
+          <w:i w:val="0"/>
+          <w:sz w:val="20"/>
+        </w:rPr>
+        <w:t>/health</w:t>
+      </w:r>
+      <w:r>
+        <w:rPr>
+          <w:rFonts w:ascii="宋体" w:hAnsi="宋体" w:eastAsia="宋体"/>
+          <w:b w:val="0"/>
+          <w:i w:val="0"/>
+          <w:sz w:val="21"/>
+        </w:rPr>
+        <w:t xml:space="preserve"> 与未鉴权的响应没有这两个头。</w:t>
       </w:r>
     </w:p>
     <w:p>
@@ -29709,7 +30230,7 @@
           <w:i w:val="0"/>
           <w:sz w:val="21"/>
         </w:rPr>
-        <w:t>限流依赖 Redis：Redis 不可用时放行并记录故障。</w:t>
+        <w:t>限流依赖 Redis：Redis 不可用时放行并记录故障，</w:t>
       </w:r>
       <w:r>
         <w:rPr>
@@ -29718,6 +30239,60 @@
           <w:i w:val="0"/>
           <w:sz w:val="20"/>
         </w:rPr>
+        <w:t>/system/status.rate_limit.enabled=false</w:t>
+      </w:r>
+      <w:r>
+        <w:rPr>
+          <w:rFonts w:ascii="宋体" w:hAnsi="宋体" w:eastAsia="宋体"/>
+          <w:b w:val="0"/>
+          <w:i w:val="0"/>
+          <w:sz w:val="21"/>
+        </w:rPr>
+        <w:t xml:space="preserve"> 且进 </w:t>
+      </w:r>
+      <w:r>
+        <w:rPr>
+          <w:rFonts w:ascii="Consolas" w:hAnsi="Consolas" w:eastAsia="Consolas"/>
+          <w:b w:val="0"/>
+          <w:i w:val="0"/>
+          <w:sz w:val="20"/>
+        </w:rPr>
+        <w:t>degraded</w:t>
+      </w:r>
+      <w:r>
+        <w:rPr>
+          <w:rFonts w:ascii="宋体" w:hAnsi="宋体" w:eastAsia="宋体"/>
+          <w:b w:val="0"/>
+          <w:i w:val="0"/>
+          <w:sz w:val="21"/>
+        </w:rPr>
+        <w:t>；</w:t>
+      </w:r>
+      <w:r>
+        <w:rPr>
+          <w:rFonts w:ascii="Consolas" w:hAnsi="Consolas" w:eastAsia="Consolas"/>
+          <w:b w:val="0"/>
+          <w:i w:val="0"/>
+          <w:sz w:val="20"/>
+        </w:rPr>
+        <w:t>RATE_LIMIT_ENABLED=false</w:t>
+      </w:r>
+      <w:r>
+        <w:rPr>
+          <w:rFonts w:ascii="宋体" w:hAnsi="宋体" w:eastAsia="宋体"/>
+          <w:b w:val="0"/>
+          <w:i w:val="0"/>
+          <w:sz w:val="21"/>
+        </w:rPr>
+        <w:t xml:space="preserve"> 是配置关闭，不算降级。限流的 429 带 </w:t>
+      </w:r>
+      <w:r>
+        <w:rPr>
+          <w:rFonts w:ascii="Consolas" w:hAnsi="Consolas" w:eastAsia="Consolas"/>
+          <w:b w:val="0"/>
+          <w:i w:val="0"/>
+          <w:sz w:val="20"/>
+        </w:rPr>
         <w:t>Retry-After</w:t>
       </w:r>
       <w:r>
@@ -29727,7 +30302,7 @@
           <w:i w:val="0"/>
           <w:sz w:val="21"/>
         </w:rPr>
-        <w:t xml:space="preserve"> / </w:t>
+        <w:t xml:space="preserve"> 与 </w:t>
       </w:r>
       <w:r>
         <w:rPr>
@@ -29745,61 +30320,7 @@
           <w:i w:val="0"/>
           <w:sz w:val="21"/>
         </w:rPr>
-        <w:t xml:space="preserve"> 响应头与 </w:t>
-      </w:r>
-      <w:r>
-        <w:rPr>
-          <w:rFonts w:ascii="Consolas" w:hAnsi="Consolas" w:eastAsia="Consolas"/>
-          <w:b w:val="0"/>
-          <w:i w:val="0"/>
-          <w:sz w:val="20"/>
-        </w:rPr>
-        <w:t>/system/status</w:t>
-      </w:r>
-      <w:r>
-        <w:rPr>
-          <w:rFonts w:ascii="宋体" w:hAnsi="宋体" w:eastAsia="宋体"/>
-          <w:b w:val="0"/>
-          <w:i w:val="0"/>
-          <w:sz w:val="21"/>
-        </w:rPr>
-        <w:t xml:space="preserve"> 的 </w:t>
-      </w:r>
-      <w:r>
-        <w:rPr>
-          <w:rFonts w:ascii="Consolas" w:hAnsi="Consolas" w:eastAsia="Consolas"/>
-          <w:b w:val="0"/>
-          <w:i w:val="0"/>
-          <w:sz w:val="20"/>
-        </w:rPr>
-        <w:t>rate_limit</w:t>
-      </w:r>
-      <w:r>
-        <w:rPr>
-          <w:rFonts w:ascii="宋体" w:hAnsi="宋体" w:eastAsia="宋体"/>
-          <w:b w:val="0"/>
-          <w:i w:val="0"/>
-          <w:sz w:val="21"/>
-        </w:rPr>
-        <w:t xml:space="preserve"> 块尚未接入，见 </w:t>
-      </w:r>
-      <w:r>
-        <w:rPr>
-          <w:rFonts w:ascii="Consolas" w:hAnsi="Consolas" w:eastAsia="Consolas"/>
-          <w:b w:val="0"/>
-          <w:i w:val="0"/>
-          <w:sz w:val="20"/>
-        </w:rPr>
-        <w:t>12-差距补齐开发计划.md</w:t>
-      </w:r>
-      <w:r>
-        <w:rPr>
-          <w:rFonts w:ascii="宋体" w:hAnsi="宋体" w:eastAsia="宋体"/>
-          <w:b w:val="0"/>
-          <w:i w:val="0"/>
-          <w:sz w:val="21"/>
-        </w:rPr>
-        <w:t xml:space="preserve"> 1.3。</w:t>
+        <w:t>，通过的请求带剩余额度，见 2.2。</w:t>
       </w:r>
     </w:p>
     <w:p>
@@ -30189,7 +30710,16 @@
                 <w:i w:val="0"/>
                 <w:sz w:val="19"/>
               </w:rPr>
-              <w:t>；401 密码错、403 停用、429 锁定</w:t>
+              <w:t xml:space="preserve">；401 密码错、403 停用、429 锁定或来源 IP 每分钟超过 </w:t>
+            </w:r>
+            <w:r>
+              <w:rPr>
+                <w:rFonts w:ascii="Consolas" w:hAnsi="Consolas" w:eastAsia="Consolas"/>
+                <w:b w:val="0"/>
+                <w:i w:val="0"/>
+                <w:sz w:val="18"/>
+              </w:rPr>
+              <w:t>RATE_LIMIT_IP_PER_MINUTE</w:t>
             </w:r>
           </w:p>
         </w:tc>
@@ -36419,6 +36949,10 @@
         <w:br/>
         <w:t xml:space="preserve">  "login_guard": {"enabled": true, "reason": null, "max_fail": 5, "lock_seconds": 600},</w:t>
         <w:br/>
+        <w:t xml:space="preserve">  "rate_limit": {"enabled": true, "configured": true, "reason": null,</w:t>
+        <w:br/>
+        <w:t xml:space="preserve">                 "api_key_per_minute": 60, "user_per_minute": 300, "ip_per_minute": 20},</w:t>
+        <w:br/>
         <w:t xml:space="preserve">  "scheduler": {"running": true, "registered_jobs": 0, "enabled_jobs": 0},</w:t>
         <w:br/>
         <w:t xml:space="preserve">  "degraded": [{"item": "embedding", "message": "未配置 EMBEDDING_API_KEY…"}]</w:t>
@@ -36565,6 +37099,119 @@
           <w:sz w:val="21"/>
         </w:rPr>
         <w:t xml:space="preserve"> 表示 Redis 不可用、登录限流当前没有生效。</w:t>
+      </w:r>
+    </w:p>
+    <w:p>
+      <w:pPr>
+        <w:pStyle w:val="ListBullet"/>
+      </w:pPr>
+      <w:r>
+        <w:rPr>
+          <w:rFonts w:ascii="Consolas" w:hAnsi="Consolas" w:eastAsia="Consolas"/>
+          <w:b w:val="0"/>
+          <w:i w:val="0"/>
+          <w:sz w:val="20"/>
+        </w:rPr>
+        <w:t>rate_limit.configured=false</w:t>
+      </w:r>
+      <w:r>
+        <w:rPr>
+          <w:rFonts w:ascii="宋体" w:hAnsi="宋体" w:eastAsia="宋体"/>
+          <w:b w:val="0"/>
+          <w:i w:val="0"/>
+          <w:sz w:val="21"/>
+        </w:rPr>
+        <w:t xml:space="preserve"> 是配置关闭（</w:t>
+      </w:r>
+      <w:r>
+        <w:rPr>
+          <w:rFonts w:ascii="Consolas" w:hAnsi="Consolas" w:eastAsia="Consolas"/>
+          <w:b w:val="0"/>
+          <w:i w:val="0"/>
+          <w:sz w:val="20"/>
+        </w:rPr>
+        <w:t>RATE_LIMIT_ENABLED=false</w:t>
+      </w:r>
+      <w:r>
+        <w:rPr>
+          <w:rFonts w:ascii="宋体" w:hAnsi="宋体" w:eastAsia="宋体"/>
+          <w:b w:val="0"/>
+          <w:i w:val="0"/>
+          <w:sz w:val="21"/>
+        </w:rPr>
+        <w:t xml:space="preserve">，不进 </w:t>
+      </w:r>
+      <w:r>
+        <w:rPr>
+          <w:rFonts w:ascii="Consolas" w:hAnsi="Consolas" w:eastAsia="Consolas"/>
+          <w:b w:val="0"/>
+          <w:i w:val="0"/>
+          <w:sz w:val="20"/>
+        </w:rPr>
+        <w:t>degraded</w:t>
+      </w:r>
+      <w:r>
+        <w:rPr>
+          <w:rFonts w:ascii="宋体" w:hAnsi="宋体" w:eastAsia="宋体"/>
+          <w:b w:val="0"/>
+          <w:i w:val="0"/>
+          <w:sz w:val="21"/>
+        </w:rPr>
+        <w:t>）；</w:t>
+      </w:r>
+      <w:r>
+        <w:rPr>
+          <w:rFonts w:ascii="Consolas" w:hAnsi="Consolas" w:eastAsia="Consolas"/>
+          <w:b w:val="0"/>
+          <w:i w:val="0"/>
+          <w:sz w:val="20"/>
+        </w:rPr>
+        <w:t>configured=true</w:t>
+      </w:r>
+      <w:r>
+        <w:rPr>
+          <w:rFonts w:ascii="宋体" w:hAnsi="宋体" w:eastAsia="宋体"/>
+          <w:b w:val="0"/>
+          <w:i w:val="0"/>
+          <w:sz w:val="21"/>
+        </w:rPr>
+        <w:t xml:space="preserve"> 且 </w:t>
+      </w:r>
+      <w:r>
+        <w:rPr>
+          <w:rFonts w:ascii="Consolas" w:hAnsi="Consolas" w:eastAsia="Consolas"/>
+          <w:b w:val="0"/>
+          <w:i w:val="0"/>
+          <w:sz w:val="20"/>
+        </w:rPr>
+        <w:t>enabled=false</w:t>
+      </w:r>
+      <w:r>
+        <w:rPr>
+          <w:rFonts w:ascii="宋体" w:hAnsi="宋体" w:eastAsia="宋体"/>
+          <w:b w:val="0"/>
+          <w:i w:val="0"/>
+          <w:sz w:val="21"/>
+        </w:rPr>
+        <w:t xml:space="preserve"> 是 Redis 故障，进 </w:t>
+      </w:r>
+      <w:r>
+        <w:rPr>
+          <w:rFonts w:ascii="Consolas" w:hAnsi="Consolas" w:eastAsia="Consolas"/>
+          <w:b w:val="0"/>
+          <w:i w:val="0"/>
+          <w:sz w:val="20"/>
+        </w:rPr>
+        <w:t>degraded</w:t>
+      </w:r>
+      <w:r>
+        <w:rPr>
+          <w:rFonts w:ascii="宋体" w:hAnsi="宋体" w:eastAsia="宋体"/>
+          <w:b w:val="0"/>
+          <w:i w:val="0"/>
+          <w:sz w:val="21"/>
+        </w:rPr>
+        <w:t>。</w:t>
       </w:r>
     </w:p>
     <w:p>

--- a/docs/agent-platform-design.docx
+++ b/docs/agent-platform-design.docx
@@ -71,7 +71,7 @@
           <w:i w:val="0"/>
           <w:sz w:val="21"/>
         </w:rPr>
-        <w:t>版本 V2.4 · 2026-09-05 · 与代码现状同步</w:t>
+        <w:t>版本 V2.5 · 2026-09-05 · 与代码现状同步</w:t>
       </w:r>
     </w:p>
     <w:p>
@@ -2899,7 +2899,197 @@
                 <w:i w:val="0"/>
                 <w:sz w:val="19"/>
               </w:rPr>
-              <w:t>通过 LangChain ChatOpenAI 统一接入 OpenAI 兼容协议的厂商，流式输出并提取 token 用量</w:t>
+              <w:t>通过 LangChain ChatOpenAI 统一接入 OpenAI 兼容协议的厂商，流式输出并提取 token 用量；SDK 重试归零（</w:t>
+            </w:r>
+            <w:r>
+              <w:rPr>
+                <w:rFonts w:ascii="Consolas" w:hAnsi="Consolas" w:eastAsia="Consolas"/>
+                <w:b w:val="0"/>
+                <w:i w:val="0"/>
+                <w:sz w:val="18"/>
+              </w:rPr>
+              <w:t>MODEL_MAX_RETRIES=0</w:t>
+            </w:r>
+            <w:r>
+              <w:rPr>
+                <w:rFonts w:ascii="宋体" w:hAnsi="宋体" w:eastAsia="宋体"/>
+                <w:b w:val="0"/>
+                <w:i w:val="0"/>
+                <w:sz w:val="19"/>
+              </w:rPr>
+              <w:t>），故障处理交给熔断器</w:t>
+            </w:r>
+          </w:p>
+        </w:tc>
+      </w:tr>
+      <w:tr>
+        <w:tc>
+          <w:tcPr>
+            <w:tcW w:type="dxa" w:w="1728"/>
+          </w:tcPr>
+          <w:p>
+            <w:r>
+              <w:rPr>
+                <w:rFonts w:ascii="宋体" w:hAnsi="宋体" w:eastAsia="宋体"/>
+                <w:b w:val="0"/>
+                <w:i w:val="0"/>
+                <w:sz w:val="19"/>
+              </w:rPr>
+              <w:t>FR-027</w:t>
+            </w:r>
+          </w:p>
+        </w:tc>
+        <w:tc>
+          <w:tcPr>
+            <w:tcW w:type="dxa" w:w="1728"/>
+          </w:tcPr>
+          <w:p>
+            <w:r>
+              <w:rPr>
+                <w:rFonts w:ascii="宋体" w:hAnsi="宋体" w:eastAsia="宋体"/>
+                <w:b w:val="0"/>
+                <w:i w:val="0"/>
+                <w:sz w:val="19"/>
+              </w:rPr>
+              <w:t>模型调用熔断</w:t>
+            </w:r>
+          </w:p>
+        </w:tc>
+        <w:tc>
+          <w:tcPr>
+            <w:tcW w:type="dxa" w:w="1728"/>
+          </w:tcPr>
+          <w:p>
+            <w:r>
+              <w:rPr>
+                <w:rFonts w:ascii="宋体" w:hAnsi="宋体" w:eastAsia="宋体"/>
+                <w:b w:val="0"/>
+                <w:i w:val="0"/>
+                <w:sz w:val="19"/>
+              </w:rPr>
+              <w:t>P1</w:t>
+            </w:r>
+          </w:p>
+        </w:tc>
+        <w:tc>
+          <w:tcPr>
+            <w:tcW w:type="dxa" w:w="1728"/>
+          </w:tcPr>
+          <w:p>
+            <w:r>
+              <w:rPr>
+                <w:rFonts w:ascii="宋体" w:hAnsi="宋体" w:eastAsia="宋体"/>
+                <w:b w:val="0"/>
+                <w:i w:val="0"/>
+                <w:sz w:val="19"/>
+              </w:rPr>
+              <w:t>已实现</w:t>
+            </w:r>
+          </w:p>
+        </w:tc>
+        <w:tc>
+          <w:tcPr>
+            <w:tcW w:type="dxa" w:w="1728"/>
+          </w:tcPr>
+          <w:p>
+            <w:r>
+              <w:rPr>
+                <w:rFonts w:ascii="宋体" w:hAnsi="宋体" w:eastAsia="宋体"/>
+                <w:b w:val="0"/>
+                <w:i w:val="0"/>
+                <w:sz w:val="19"/>
+              </w:rPr>
+              <w:t xml:space="preserve">以模型为粒度：连接失败 / 超时 / 上游 429 / 5xx 连续 </w:t>
+            </w:r>
+            <w:r>
+              <w:rPr>
+                <w:rFonts w:ascii="Consolas" w:hAnsi="Consolas" w:eastAsia="Consolas"/>
+                <w:b w:val="0"/>
+                <w:i w:val="0"/>
+                <w:sz w:val="18"/>
+              </w:rPr>
+              <w:t>MODEL_BREAKER_FAIL_THRESHOLD</w:t>
+            </w:r>
+            <w:r>
+              <w:rPr>
+                <w:rFonts w:ascii="宋体" w:hAnsi="宋体" w:eastAsia="宋体"/>
+                <w:b w:val="0"/>
+                <w:i w:val="0"/>
+                <w:sz w:val="19"/>
+              </w:rPr>
+              <w:t>（默认 5）次即打开，</w:t>
+            </w:r>
+            <w:r>
+              <w:rPr>
+                <w:rFonts w:ascii="Consolas" w:hAnsi="Consolas" w:eastAsia="Consolas"/>
+                <w:b w:val="0"/>
+                <w:i w:val="0"/>
+                <w:sz w:val="18"/>
+              </w:rPr>
+              <w:t>MODEL_BREAKER_OPEN_SECONDS</w:t>
+            </w:r>
+            <w:r>
+              <w:rPr>
+                <w:rFonts w:ascii="宋体" w:hAnsi="宋体" w:eastAsia="宋体"/>
+                <w:b w:val="0"/>
+                <w:i w:val="0"/>
+                <w:sz w:val="19"/>
+              </w:rPr>
+              <w:t>（默认 30）内直接 503 不请求上游，到期放行一个探测请求（锁内原子，并发的第二个仍 503），成功关闭、失败重开；4xx 配置 / 参数错误不计数，探测遇到 4xx 视为上游可达并关闭；对话首个 chunk 视为成功、建立流前失败才计数；历史摘要与查询改写在熔断期间走既有降级不报 503 但计入失败；连通测试以探测模式绕过打开期，成功即恢复；</w:t>
+            </w:r>
+            <w:r>
+              <w:rPr>
+                <w:rFonts w:ascii="Consolas" w:hAnsi="Consolas" w:eastAsia="Consolas"/>
+                <w:b w:val="0"/>
+                <w:i w:val="0"/>
+                <w:sz w:val="18"/>
+              </w:rPr>
+              <w:t>/system/status.model_breakers</w:t>
+            </w:r>
+            <w:r>
+              <w:rPr>
+                <w:rFonts w:ascii="宋体" w:hAnsi="宋体" w:eastAsia="宋体"/>
+                <w:b w:val="0"/>
+                <w:i w:val="0"/>
+                <w:sz w:val="19"/>
+              </w:rPr>
+              <w:t xml:space="preserve"> 与 </w:t>
+            </w:r>
+            <w:r>
+              <w:rPr>
+                <w:rFonts w:ascii="Consolas" w:hAnsi="Consolas" w:eastAsia="Consolas"/>
+                <w:b w:val="0"/>
+                <w:i w:val="0"/>
+                <w:sz w:val="18"/>
+              </w:rPr>
+              <w:t>degraded</w:t>
+            </w:r>
+            <w:r>
+              <w:rPr>
+                <w:rFonts w:ascii="宋体" w:hAnsi="宋体" w:eastAsia="宋体"/>
+                <w:b w:val="0"/>
+                <w:i w:val="0"/>
+                <w:sz w:val="19"/>
+              </w:rPr>
+              <w:t xml:space="preserve"> 可见，模型页显示标签与测试按钮；状态在进程内，多实例不共享（2026-09-05，</w:t>
+            </w:r>
+            <w:r>
+              <w:rPr>
+                <w:rFonts w:ascii="Consolas" w:hAnsi="Consolas" w:eastAsia="Consolas"/>
+                <w:b w:val="0"/>
+                <w:i w:val="0"/>
+                <w:sz w:val="18"/>
+              </w:rPr>
+              <w:t>12</w:t>
+            </w:r>
+            <w:r>
+              <w:rPr>
+                <w:rFonts w:ascii="宋体" w:hAnsi="宋体" w:eastAsia="宋体"/>
+                <w:b w:val="0"/>
+                <w:i w:val="0"/>
+                <w:sz w:val="19"/>
+              </w:rPr>
+              <w:t xml:space="preserve"> 第 1.4 步）</w:t>
             </w:r>
           </w:p>
         </w:tc>
@@ -5089,106 +5279,6 @@
                 <w:i w:val="0"/>
                 <w:sz w:val="19"/>
               </w:rPr>
-              <w:t>FR-027</w:t>
-            </w:r>
-          </w:p>
-        </w:tc>
-        <w:tc>
-          <w:tcPr>
-            <w:tcW w:type="dxa" w:w="1728"/>
-          </w:tcPr>
-          <w:p>
-            <w:r>
-              <w:rPr>
-                <w:rFonts w:ascii="宋体" w:hAnsi="宋体" w:eastAsia="宋体"/>
-                <w:b w:val="0"/>
-                <w:i w:val="0"/>
-                <w:sz w:val="19"/>
-              </w:rPr>
-              <w:t>模型调用熔断</w:t>
-            </w:r>
-          </w:p>
-        </w:tc>
-        <w:tc>
-          <w:tcPr>
-            <w:tcW w:type="dxa" w:w="1728"/>
-          </w:tcPr>
-          <w:p>
-            <w:r>
-              <w:rPr>
-                <w:rFonts w:ascii="宋体" w:hAnsi="宋体" w:eastAsia="宋体"/>
-                <w:b w:val="0"/>
-                <w:i w:val="0"/>
-                <w:sz w:val="19"/>
-              </w:rPr>
-              <w:t>P1</w:t>
-            </w:r>
-          </w:p>
-        </w:tc>
-        <w:tc>
-          <w:tcPr>
-            <w:tcW w:type="dxa" w:w="1728"/>
-          </w:tcPr>
-          <w:p>
-            <w:r>
-              <w:rPr>
-                <w:rFonts w:ascii="宋体" w:hAnsi="宋体" w:eastAsia="宋体"/>
-                <w:b w:val="0"/>
-                <w:i w:val="0"/>
-                <w:sz w:val="19"/>
-              </w:rPr>
-              <w:t>规划</w:t>
-            </w:r>
-          </w:p>
-        </w:tc>
-        <w:tc>
-          <w:tcPr>
-            <w:tcW w:type="dxa" w:w="1728"/>
-          </w:tcPr>
-          <w:p>
-            <w:r>
-              <w:rPr>
-                <w:rFonts w:ascii="宋体" w:hAnsi="宋体" w:eastAsia="宋体"/>
-                <w:b w:val="0"/>
-                <w:i w:val="0"/>
-                <w:sz w:val="19"/>
-              </w:rPr>
-              <w:t xml:space="preserve">按模型连续失败计数熔断，熔断期内快速失败 503，半开探测自动恢复；状态经 </w:t>
-            </w:r>
-            <w:r>
-              <w:rPr>
-                <w:rFonts w:ascii="Consolas" w:hAnsi="Consolas" w:eastAsia="Consolas"/>
-                <w:b w:val="0"/>
-                <w:i w:val="0"/>
-                <w:sz w:val="18"/>
-              </w:rPr>
-              <w:t>/system/status</w:t>
-            </w:r>
-            <w:r>
-              <w:rPr>
-                <w:rFonts w:ascii="宋体" w:hAnsi="宋体" w:eastAsia="宋体"/>
-                <w:b w:val="0"/>
-                <w:i w:val="0"/>
-                <w:sz w:val="19"/>
-              </w:rPr>
-              <w:t xml:space="preserve"> 可见</w:t>
-            </w:r>
-          </w:p>
-        </w:tc>
-      </w:tr>
-      <w:tr>
-        <w:tc>
-          <w:tcPr>
-            <w:tcW w:type="dxa" w:w="1728"/>
-          </w:tcPr>
-          <w:p>
-            <w:r>
-              <w:rPr>
-                <w:rFonts w:ascii="宋体" w:hAnsi="宋体" w:eastAsia="宋体"/>
-                <w:b w:val="0"/>
-                <w:i w:val="0"/>
-                <w:sz w:val="19"/>
-              </w:rPr>
               <w:t>FR-028</w:t>
             </w:r>
           </w:p>
@@ -6351,6 +6441,174 @@
           </w:p>
         </w:tc>
       </w:tr>
+      <w:tr>
+        <w:tc>
+          <w:tcPr>
+            <w:tcW w:type="dxa" w:w="2160"/>
+          </w:tcPr>
+          <w:p>
+            <w:r>
+              <w:rPr>
+                <w:rFonts w:ascii="宋体" w:hAnsi="宋体" w:eastAsia="宋体"/>
+                <w:b w:val="0"/>
+                <w:i w:val="0"/>
+                <w:sz w:val="19"/>
+              </w:rPr>
+              <w:t>NFR-008</w:t>
+            </w:r>
+          </w:p>
+        </w:tc>
+        <w:tc>
+          <w:tcPr>
+            <w:tcW w:type="dxa" w:w="2160"/>
+          </w:tcPr>
+          <w:p>
+            <w:r>
+              <w:rPr>
+                <w:rFonts w:ascii="宋体" w:hAnsi="宋体" w:eastAsia="宋体"/>
+                <w:b w:val="0"/>
+                <w:i w:val="0"/>
+                <w:sz w:val="19"/>
+              </w:rPr>
+              <w:t>可用性</w:t>
+            </w:r>
+          </w:p>
+        </w:tc>
+        <w:tc>
+          <w:tcPr>
+            <w:tcW w:type="dxa" w:w="2160"/>
+          </w:tcPr>
+          <w:p>
+            <w:r>
+              <w:rPr>
+                <w:rFonts w:ascii="宋体" w:hAnsi="宋体" w:eastAsia="宋体"/>
+                <w:b w:val="0"/>
+                <w:i w:val="0"/>
+                <w:sz w:val="19"/>
+              </w:rPr>
+              <w:t>入口治理（限流、IP 名单）的依赖故障不能让平台不可用：Redis 故障放行并报降级；配置解析失败启动时报错退出而不是静默关闭</w:t>
+            </w:r>
+          </w:p>
+        </w:tc>
+        <w:tc>
+          <w:tcPr>
+            <w:tcW w:type="dxa" w:w="2160"/>
+          </w:tcPr>
+          <w:p>
+            <w:r>
+              <w:rPr>
+                <w:rFonts w:ascii="宋体" w:hAnsi="宋体" w:eastAsia="宋体"/>
+                <w:b w:val="0"/>
+                <w:i w:val="0"/>
+                <w:sz w:val="19"/>
+              </w:rPr>
+              <w:t>已实现（</w:t>
+            </w:r>
+            <w:r>
+              <w:rPr>
+                <w:rFonts w:ascii="Consolas" w:hAnsi="Consolas" w:eastAsia="Consolas"/>
+                <w:b w:val="0"/>
+                <w:i w:val="0"/>
+                <w:sz w:val="18"/>
+              </w:rPr>
+              <w:t>12</w:t>
+            </w:r>
+            <w:r>
+              <w:rPr>
+                <w:rFonts w:ascii="宋体" w:hAnsi="宋体" w:eastAsia="宋体"/>
+                <w:b w:val="0"/>
+                <w:i w:val="0"/>
+                <w:sz w:val="19"/>
+              </w:rPr>
+              <w:t xml:space="preserve"> 第 1.1～1.3 步）</w:t>
+            </w:r>
+          </w:p>
+        </w:tc>
+      </w:tr>
+      <w:tr>
+        <w:tc>
+          <w:tcPr>
+            <w:tcW w:type="dxa" w:w="2160"/>
+          </w:tcPr>
+          <w:p>
+            <w:r>
+              <w:rPr>
+                <w:rFonts w:ascii="宋体" w:hAnsi="宋体" w:eastAsia="宋体"/>
+                <w:b w:val="0"/>
+                <w:i w:val="0"/>
+                <w:sz w:val="19"/>
+              </w:rPr>
+              <w:t>NFR-009</w:t>
+            </w:r>
+          </w:p>
+        </w:tc>
+        <w:tc>
+          <w:tcPr>
+            <w:tcW w:type="dxa" w:w="2160"/>
+          </w:tcPr>
+          <w:p>
+            <w:r>
+              <w:rPr>
+                <w:rFonts w:ascii="宋体" w:hAnsi="宋体" w:eastAsia="宋体"/>
+                <w:b w:val="0"/>
+                <w:i w:val="0"/>
+                <w:sz w:val="19"/>
+              </w:rPr>
+              <w:t>一致性</w:t>
+            </w:r>
+          </w:p>
+        </w:tc>
+        <w:tc>
+          <w:tcPr>
+            <w:tcW w:type="dxa" w:w="2160"/>
+          </w:tcPr>
+          <w:p>
+            <w:r>
+              <w:rPr>
+                <w:rFonts w:ascii="宋体" w:hAnsi="宋体" w:eastAsia="宋体"/>
+                <w:b w:val="0"/>
+                <w:i w:val="0"/>
+                <w:sz w:val="19"/>
+              </w:rPr>
+              <w:t>单实例是当前支持的部署形态：模型熔断状态在进程内，多实例各自熔断；限流计数在 Redis 里，多实例共享</w:t>
+            </w:r>
+          </w:p>
+        </w:tc>
+        <w:tc>
+          <w:tcPr>
+            <w:tcW w:type="dxa" w:w="2160"/>
+          </w:tcPr>
+          <w:p>
+            <w:r>
+              <w:rPr>
+                <w:rFonts w:ascii="宋体" w:hAnsi="宋体" w:eastAsia="宋体"/>
+                <w:b w:val="0"/>
+                <w:i w:val="0"/>
+                <w:sz w:val="19"/>
+              </w:rPr>
+              <w:t xml:space="preserve">已实现并在 </w:t>
+            </w:r>
+            <w:r>
+              <w:rPr>
+                <w:rFonts w:ascii="Consolas" w:hAnsi="Consolas" w:eastAsia="Consolas"/>
+                <w:b w:val="0"/>
+                <w:i w:val="0"/>
+                <w:sz w:val="18"/>
+              </w:rPr>
+              <w:t>08-运行与部署.md</w:t>
+            </w:r>
+            <w:r>
+              <w:rPr>
+                <w:rFonts w:ascii="宋体" w:hAnsi="宋体" w:eastAsia="宋体"/>
+                <w:b w:val="0"/>
+                <w:i w:val="0"/>
+                <w:sz w:val="19"/>
+              </w:rPr>
+              <w:t xml:space="preserve"> 注明</w:t>
+            </w:r>
+          </w:p>
+        </w:tc>
+      </w:tr>
     </w:tbl>
     <w:p/>
     <w:p>
@@ -7041,6 +7299,40 @@
                 <w:sz w:val="19"/>
               </w:rPr>
               <w:t xml:space="preserve"> 正常</w:t>
+            </w:r>
+          </w:p>
+        </w:tc>
+      </w:tr>
+      <w:tr>
+        <w:tc>
+          <w:tcPr>
+            <w:tcW w:type="dxa" w:w="4320"/>
+          </w:tcPr>
+          <w:p>
+            <w:r>
+              <w:rPr>
+                <w:rFonts w:ascii="宋体" w:hAnsi="宋体" w:eastAsia="宋体"/>
+                <w:b w:val="0"/>
+                <w:i w:val="0"/>
+                <w:sz w:val="19"/>
+              </w:rPr>
+              <w:t>AC-013</w:t>
+            </w:r>
+          </w:p>
+        </w:tc>
+        <w:tc>
+          <w:tcPr>
+            <w:tcW w:type="dxa" w:w="4320"/>
+          </w:tcPr>
+          <w:p>
+            <w:r>
+              <w:rPr>
+                <w:rFonts w:ascii="宋体" w:hAnsi="宋体" w:eastAsia="宋体"/>
+                <w:b w:val="0"/>
+                <w:i w:val="0"/>
+                <w:sz w:val="19"/>
+              </w:rPr>
+              <w:t>上游失败时 SDK 不重试；不可达模型连续 5 次失败后第 6 次不请求上游直接返回"熔断中"；半开时并发 2 个只放行 1 个；30 秒后放行探测；连通测试成功后恢复；上游 401 不触发熔断</w:t>
             </w:r>
           </w:p>
         </w:tc>
@@ -7446,6 +7738,74 @@
                 <w:sz w:val="19"/>
               </w:rPr>
               <w:t xml:space="preserve"> 第 1.1～1.3 步），从 4.7 移入 4.1；NFR-002 修订；权限矩阵 API Key 行按创建人隔离；新增 AC-011 / AC-012</w:t>
+            </w:r>
+          </w:p>
+        </w:tc>
+      </w:tr>
+      <w:tr>
+        <w:tc>
+          <w:tcPr>
+            <w:tcW w:type="dxa" w:w="2880"/>
+          </w:tcPr>
+          <w:p>
+            <w:r>
+              <w:rPr>
+                <w:rFonts w:ascii="宋体" w:hAnsi="宋体" w:eastAsia="宋体"/>
+                <w:b w:val="0"/>
+                <w:i w:val="0"/>
+                <w:sz w:val="19"/>
+              </w:rPr>
+              <w:t>V2.5</w:t>
+            </w:r>
+          </w:p>
+        </w:tc>
+        <w:tc>
+          <w:tcPr>
+            <w:tcW w:type="dxa" w:w="2880"/>
+          </w:tcPr>
+          <w:p>
+            <w:r>
+              <w:rPr>
+                <w:rFonts w:ascii="宋体" w:hAnsi="宋体" w:eastAsia="宋体"/>
+                <w:b w:val="0"/>
+                <w:i w:val="0"/>
+                <w:sz w:val="19"/>
+              </w:rPr>
+              <w:t>2026-09-05</w:t>
+            </w:r>
+          </w:p>
+        </w:tc>
+        <w:tc>
+          <w:tcPr>
+            <w:tcW w:type="dxa" w:w="2880"/>
+          </w:tcPr>
+          <w:p>
+            <w:r>
+              <w:rPr>
+                <w:rFonts w:ascii="宋体" w:hAnsi="宋体" w:eastAsia="宋体"/>
+                <w:b w:val="0"/>
+                <w:i w:val="0"/>
+                <w:sz w:val="19"/>
+              </w:rPr>
+              <w:t>FR-027 模型调用熔断实现（</w:t>
+            </w:r>
+            <w:r>
+              <w:rPr>
+                <w:rFonts w:ascii="Consolas" w:hAnsi="Consolas" w:eastAsia="Consolas"/>
+                <w:b w:val="0"/>
+                <w:i w:val="0"/>
+                <w:sz w:val="18"/>
+              </w:rPr>
+              <w:t>12</w:t>
+            </w:r>
+            <w:r>
+              <w:rPr>
+                <w:rFonts w:ascii="宋体" w:hAnsi="宋体" w:eastAsia="宋体"/>
+                <w:b w:val="0"/>
+                <w:i w:val="0"/>
+                <w:sz w:val="19"/>
+              </w:rPr>
+              <w:t xml:space="preserve"> 第 1.4 步），从 4.7 移入 4.2；FR-004 补 SDK 重试归零；新增 NFR-008 / NFR-009、AC-013</w:t>
             </w:r>
           </w:p>
         </w:tc>
@@ -13042,6 +13402,92 @@
           <w:i w:val="0"/>
           <w:sz w:val="21"/>
         </w:rPr>
+        <w:t>模型调用熔断（</w:t>
+      </w:r>
+      <w:r>
+        <w:rPr>
+          <w:rFonts w:ascii="Consolas" w:hAnsi="Consolas" w:eastAsia="Consolas"/>
+          <w:b w:val="0"/>
+          <w:i w:val="0"/>
+          <w:sz w:val="20"/>
+        </w:rPr>
+        <w:t>model_gateway/breaker</w:t>
+      </w:r>
+      <w:r>
+        <w:rPr>
+          <w:rFonts w:ascii="宋体" w:hAnsi="宋体" w:eastAsia="宋体"/>
+          <w:b w:val="0"/>
+          <w:i w:val="0"/>
+          <w:sz w:val="21"/>
+        </w:rPr>
+        <w:t xml:space="preserve">）：所有模型调用经 </w:t>
+      </w:r>
+      <w:r>
+        <w:rPr>
+          <w:rFonts w:ascii="Consolas" w:hAnsi="Consolas" w:eastAsia="Consolas"/>
+          <w:b w:val="0"/>
+          <w:i w:val="0"/>
+          <w:sz w:val="20"/>
+        </w:rPr>
+        <w:t>gateway.guarded_invoke / guarded_ainvoke / guarded_astream</w:t>
+      </w:r>
+      <w:r>
+        <w:rPr>
+          <w:rFonts w:ascii="宋体" w:hAnsi="宋体" w:eastAsia="宋体"/>
+          <w:b w:val="0"/>
+          <w:i w:val="0"/>
+          <w:sz w:val="21"/>
+        </w:rPr>
+        <w:t xml:space="preserve"> 包装，按模型连续失败计数；打开期直接 </w:t>
+      </w:r>
+      <w:r>
+        <w:rPr>
+          <w:rFonts w:ascii="Consolas" w:hAnsi="Consolas" w:eastAsia="Consolas"/>
+          <w:b w:val="0"/>
+          <w:i w:val="0"/>
+          <w:sz w:val="20"/>
+        </w:rPr>
+        <w:t>BizError(503)</w:t>
+      </w:r>
+      <w:r>
+        <w:rPr>
+          <w:rFonts w:ascii="宋体" w:hAnsi="宋体" w:eastAsia="宋体"/>
+          <w:b w:val="0"/>
+          <w:i w:val="0"/>
+          <w:sz w:val="21"/>
+        </w:rPr>
+        <w:t xml:space="preserve"> 不请求上游，到期放行一个探测（锁内原子）。流式调用以首个 chunk 为成功；摘要与查询改写在打开期走既有降级不报 503 但计入失败；连通测试以探测模式绕过打开期，成功即恢复。打开 WARN、关闭 INFO，</w:t>
+      </w:r>
+      <w:r>
+        <w:rPr>
+          <w:rFonts w:ascii="Consolas" w:hAnsi="Consolas" w:eastAsia="Consolas"/>
+          <w:b w:val="0"/>
+          <w:i w:val="0"/>
+          <w:sz w:val="20"/>
+        </w:rPr>
+        <w:t>status()</w:t>
+      </w:r>
+      <w:r>
+        <w:rPr>
+          <w:rFonts w:ascii="宋体" w:hAnsi="宋体" w:eastAsia="宋体"/>
+          <w:b w:val="0"/>
+          <w:i w:val="0"/>
+          <w:sz w:val="21"/>
+        </w:rPr>
+        <w:t xml:space="preserve"> 接进系统状态。</w:t>
+      </w:r>
+    </w:p>
+    <w:p>
+      <w:pPr>
+        <w:pStyle w:val="ListBullet"/>
+      </w:pPr>
+      <w:r>
+        <w:rPr>
+          <w:rFonts w:ascii="宋体" w:hAnsi="宋体" w:eastAsia="宋体"/>
+          <w:b w:val="0"/>
+          <w:i w:val="0"/>
+          <w:sz w:val="21"/>
+        </w:rPr>
         <w:t>三类异常出口：</w:t>
       </w:r>
       <w:r>
@@ -13842,6 +14288,174 @@
                 <w:sz w:val="19"/>
               </w:rPr>
               <w:t>超过 100 项时要改为服务端搜索</w:t>
+            </w:r>
+          </w:p>
+        </w:tc>
+      </w:tr>
+      <w:tr>
+        <w:tc>
+          <w:tcPr>
+            <w:tcW w:type="dxa" w:w="2880"/>
+          </w:tcPr>
+          <w:p>
+            <w:r>
+              <w:rPr>
+                <w:rFonts w:ascii="宋体" w:hAnsi="宋体" w:eastAsia="宋体"/>
+                <w:b w:val="0"/>
+                <w:i w:val="0"/>
+                <w:sz w:val="19"/>
+              </w:rPr>
+              <w:t>模型 SDK 重试归零（</w:t>
+            </w:r>
+            <w:r>
+              <w:rPr>
+                <w:rFonts w:ascii="Consolas" w:hAnsi="Consolas" w:eastAsia="Consolas"/>
+                <w:b w:val="0"/>
+                <w:i w:val="0"/>
+                <w:sz w:val="18"/>
+              </w:rPr>
+              <w:t>MODEL_MAX_RETRIES=0</w:t>
+            </w:r>
+            <w:r>
+              <w:rPr>
+                <w:rFonts w:ascii="宋体" w:hAnsi="宋体" w:eastAsia="宋体"/>
+                <w:b w:val="0"/>
+                <w:i w:val="0"/>
+                <w:sz w:val="19"/>
+              </w:rPr>
+              <w:t>）</w:t>
+            </w:r>
+          </w:p>
+        </w:tc>
+        <w:tc>
+          <w:tcPr>
+            <w:tcW w:type="dxa" w:w="2880"/>
+          </w:tcPr>
+          <w:p>
+            <w:r>
+              <w:rPr>
+                <w:rFonts w:ascii="宋体" w:hAnsi="宋体" w:eastAsia="宋体"/>
+                <w:b w:val="0"/>
+                <w:i w:val="0"/>
+                <w:sz w:val="19"/>
+              </w:rPr>
+              <w:t>不设时 SDK 默认重试 2 次，超时类故障一次"失败"要等 3 × 120 秒；故障处理统一交给熔断器</w:t>
+            </w:r>
+          </w:p>
+        </w:tc>
+        <w:tc>
+          <w:tcPr>
+            <w:tcW w:type="dxa" w:w="2880"/>
+          </w:tcPr>
+          <w:p>
+            <w:r>
+              <w:rPr>
+                <w:rFonts w:ascii="宋体" w:hAnsi="宋体" w:eastAsia="宋体"/>
+                <w:b w:val="0"/>
+                <w:i w:val="0"/>
+                <w:sz w:val="19"/>
+              </w:rPr>
+              <w:t>单次网络抖动直接失败；靠熔断只计连续失败与对话页"重新生成"兜底，可按环境调回</w:t>
+            </w:r>
+          </w:p>
+        </w:tc>
+      </w:tr>
+      <w:tr>
+        <w:tc>
+          <w:tcPr>
+            <w:tcW w:type="dxa" w:w="2880"/>
+          </w:tcPr>
+          <w:p>
+            <w:r>
+              <w:rPr>
+                <w:rFonts w:ascii="宋体" w:hAnsi="宋体" w:eastAsia="宋体"/>
+                <w:b w:val="0"/>
+                <w:i w:val="0"/>
+                <w:sz w:val="19"/>
+              </w:rPr>
+              <w:t>模型熔断状态存进程内存</w:t>
+            </w:r>
+          </w:p>
+        </w:tc>
+        <w:tc>
+          <w:tcPr>
+            <w:tcW w:type="dxa" w:w="2880"/>
+          </w:tcPr>
+          <w:p>
+            <w:r>
+              <w:rPr>
+                <w:rFonts w:ascii="宋体" w:hAnsi="宋体" w:eastAsia="宋体"/>
+                <w:b w:val="0"/>
+                <w:i w:val="0"/>
+                <w:sz w:val="19"/>
+              </w:rPr>
+              <w:t>单实例部署，不为它引入 Redis 状态机</w:t>
+            </w:r>
+          </w:p>
+        </w:tc>
+        <w:tc>
+          <w:tcPr>
+            <w:tcW w:type="dxa" w:w="2880"/>
+          </w:tcPr>
+          <w:p>
+            <w:r>
+              <w:rPr>
+                <w:rFonts w:ascii="宋体" w:hAnsi="宋体" w:eastAsia="宋体"/>
+                <w:b w:val="0"/>
+                <w:i w:val="0"/>
+                <w:sz w:val="19"/>
+              </w:rPr>
+              <w:t>多实例各自熔断；连通测试只恢复当前实例</w:t>
+            </w:r>
+          </w:p>
+        </w:tc>
+      </w:tr>
+      <w:tr>
+        <w:tc>
+          <w:tcPr>
+            <w:tcW w:type="dxa" w:w="2880"/>
+          </w:tcPr>
+          <w:p>
+            <w:r>
+              <w:rPr>
+                <w:rFonts w:ascii="宋体" w:hAnsi="宋体" w:eastAsia="宋体"/>
+                <w:b w:val="0"/>
+                <w:i w:val="0"/>
+                <w:sz w:val="19"/>
+              </w:rPr>
+              <w:t>熔断只计连接 / 超时 / 429 / 5xx，4xx 不计</w:t>
+            </w:r>
+          </w:p>
+        </w:tc>
+        <w:tc>
+          <w:tcPr>
+            <w:tcW w:type="dxa" w:w="2880"/>
+          </w:tcPr>
+          <w:p>
+            <w:r>
+              <w:rPr>
+                <w:rFonts w:ascii="宋体" w:hAnsi="宋体" w:eastAsia="宋体"/>
+                <w:b w:val="0"/>
+                <w:i w:val="0"/>
+                <w:sz w:val="19"/>
+              </w:rPr>
+              <w:t>配置与参数错误不会因为等待而恢复，熔断会掩盖真正原因</w:t>
+            </w:r>
+          </w:p>
+        </w:tc>
+        <w:tc>
+          <w:tcPr>
+            <w:tcW w:type="dxa" w:w="2880"/>
+          </w:tcPr>
+          <w:p>
+            <w:r>
+              <w:rPr>
+                <w:rFonts w:ascii="宋体" w:hAnsi="宋体" w:eastAsia="宋体"/>
+                <w:b w:val="0"/>
+                <w:i w:val="0"/>
+                <w:sz w:val="19"/>
+              </w:rPr>
+              <w:t>上游持续 401 时每次仍会真实请求一次</w:t>
             </w:r>
           </w:p>
         </w:tc>
@@ -29016,6 +29630,128 @@
           </w:p>
         </w:tc>
       </w:tr>
+      <w:tr>
+        <w:tc>
+          <w:tcPr>
+            <w:tcW w:type="dxa" w:w="2880"/>
+          </w:tcPr>
+          <w:p>
+            <w:r>
+              <w:rPr>
+                <w:rFonts w:ascii="宋体" w:hAnsi="宋体" w:eastAsia="宋体"/>
+                <w:b w:val="0"/>
+                <w:i w:val="0"/>
+                <w:sz w:val="19"/>
+              </w:rPr>
+              <w:t>503</w:t>
+            </w:r>
+          </w:p>
+        </w:tc>
+        <w:tc>
+          <w:tcPr>
+            <w:tcW w:type="dxa" w:w="2880"/>
+          </w:tcPr>
+          <w:p>
+            <w:r>
+              <w:rPr>
+                <w:rFonts w:ascii="宋体" w:hAnsi="宋体" w:eastAsia="宋体"/>
+                <w:b w:val="0"/>
+                <w:i w:val="0"/>
+                <w:sz w:val="19"/>
+              </w:rPr>
+              <w:t xml:space="preserve">模型熔断中：该模型连续失败达 </w:t>
+            </w:r>
+            <w:r>
+              <w:rPr>
+                <w:rFonts w:ascii="Consolas" w:hAnsi="Consolas" w:eastAsia="Consolas"/>
+                <w:b w:val="0"/>
+                <w:i w:val="0"/>
+                <w:sz w:val="18"/>
+              </w:rPr>
+              <w:t>MODEL_BREAKER_FAIL_THRESHOLD</w:t>
+            </w:r>
+            <w:r>
+              <w:rPr>
+                <w:rFonts w:ascii="宋体" w:hAnsi="宋体" w:eastAsia="宋体"/>
+                <w:b w:val="0"/>
+                <w:i w:val="0"/>
+                <w:sz w:val="19"/>
+              </w:rPr>
+              <w:t xml:space="preserve"> 次，</w:t>
+            </w:r>
+            <w:r>
+              <w:rPr>
+                <w:rFonts w:ascii="Consolas" w:hAnsi="Consolas" w:eastAsia="Consolas"/>
+                <w:b w:val="0"/>
+                <w:i w:val="0"/>
+                <w:sz w:val="18"/>
+              </w:rPr>
+              <w:t>MODEL_BREAKER_OPEN_SECONDS</w:t>
+            </w:r>
+            <w:r>
+              <w:rPr>
+                <w:rFonts w:ascii="宋体" w:hAnsi="宋体" w:eastAsia="宋体"/>
+                <w:b w:val="0"/>
+                <w:i w:val="0"/>
+                <w:sz w:val="19"/>
+              </w:rPr>
+              <w:t xml:space="preserve"> 内不请求上游直接失败</w:t>
+            </w:r>
+          </w:p>
+        </w:tc>
+        <w:tc>
+          <w:tcPr>
+            <w:tcW w:type="dxa" w:w="2880"/>
+          </w:tcPr>
+          <w:p>
+            <w:r>
+              <w:rPr>
+                <w:rFonts w:ascii="宋体" w:hAnsi="宋体" w:eastAsia="宋体"/>
+                <w:b w:val="0"/>
+                <w:i w:val="0"/>
+                <w:sz w:val="19"/>
+              </w:rPr>
+              <w:t xml:space="preserve">字符串"模型「x」暂时不可用（熔断中，N 秒后自动重试）"，带 </w:t>
+            </w:r>
+            <w:r>
+              <w:rPr>
+                <w:rFonts w:ascii="Consolas" w:hAnsi="Consolas" w:eastAsia="Consolas"/>
+                <w:b w:val="0"/>
+                <w:i w:val="0"/>
+                <w:sz w:val="18"/>
+              </w:rPr>
+              <w:t>Retry-After</w:t>
+            </w:r>
+            <w:r>
+              <w:rPr>
+                <w:rFonts w:ascii="宋体" w:hAnsi="宋体" w:eastAsia="宋体"/>
+                <w:b w:val="0"/>
+                <w:i w:val="0"/>
+                <w:sz w:val="19"/>
+              </w:rPr>
+              <w:t xml:space="preserve">；对话接口以 SSE </w:t>
+            </w:r>
+            <w:r>
+              <w:rPr>
+                <w:rFonts w:ascii="Consolas" w:hAnsi="Consolas" w:eastAsia="Consolas"/>
+                <w:b w:val="0"/>
+                <w:i w:val="0"/>
+                <w:sz w:val="18"/>
+              </w:rPr>
+              <w:t>error</w:t>
+            </w:r>
+            <w:r>
+              <w:rPr>
+                <w:rFonts w:ascii="宋体" w:hAnsi="宋体" w:eastAsia="宋体"/>
+                <w:b w:val="0"/>
+                <w:i w:val="0"/>
+                <w:sz w:val="19"/>
+              </w:rPr>
+              <w:t xml:space="preserve"> 事件下发同一文案，工作流运行记录的 error 含同一文案</w:t>
+            </w:r>
+          </w:p>
+        </w:tc>
+      </w:tr>
     </w:tbl>
     <w:p/>
     <w:p>
@@ -31712,6 +32448,15 @@
                 <w:sz w:val="18"/>
               </w:rPr>
               <w:t>{ok: false, error}</w:t>
+            </w:r>
+            <w:r>
+              <w:rPr>
+                <w:rFonts w:ascii="宋体" w:hAnsi="宋体" w:eastAsia="宋体"/>
+                <w:b w:val="0"/>
+                <w:i w:val="0"/>
+                <w:sz w:val="19"/>
+              </w:rPr>
+              <w:t>；以探测模式绕过熔断的打开期判定，成功即关闭该模型的熔断（人工恢复手段）</w:t>
             </w:r>
           </w:p>
         </w:tc>
@@ -36953,6 +37698,10 @@
         <w:br/>
         <w:t xml:space="preserve">                 "api_key_per_minute": 60, "user_per_minute": 300, "ip_per_minute": 20},</w:t>
         <w:br/>
+        <w:t xml:space="preserve">  "model_breakers": [{"model_id": 3, "name": "deepseek", "state": "open", "consecutive_failures": 5,</w:t>
+        <w:br/>
+        <w:t xml:space="preserve">                      "opened_at": "2026-09-05T04:00:00+00:00", "retry_after_seconds": 12}],</w:t>
+        <w:br/>
         <w:t xml:space="preserve">  "scheduler": {"running": true, "registered_jobs": 0, "enabled_jobs": 0},</w:t>
         <w:br/>
         <w:t xml:space="preserve">  "degraded": [{"item": "embedding", "message": "未配置 EMBEDDING_API_KEY…"}]</w:t>
@@ -37212,6 +37961,137 @@
           <w:sz w:val="21"/>
         </w:rPr>
         <w:t>。</w:t>
+      </w:r>
+    </w:p>
+    <w:p>
+      <w:pPr>
+        <w:pStyle w:val="ListBullet"/>
+      </w:pPr>
+      <w:r>
+        <w:rPr>
+          <w:rFonts w:ascii="Consolas" w:hAnsi="Consolas" w:eastAsia="Consolas"/>
+          <w:b w:val="0"/>
+          <w:i w:val="0"/>
+          <w:sz w:val="20"/>
+        </w:rPr>
+        <w:t>model_breakers</w:t>
+      </w:r>
+      <w:r>
+        <w:rPr>
+          <w:rFonts w:ascii="宋体" w:hAnsi="宋体" w:eastAsia="宋体"/>
+          <w:b w:val="0"/>
+          <w:i w:val="0"/>
+          <w:sz w:val="21"/>
+        </w:rPr>
+        <w:t xml:space="preserve"> 只列非 closed 的模型：</w:t>
+      </w:r>
+      <w:r>
+        <w:rPr>
+          <w:rFonts w:ascii="Consolas" w:hAnsi="Consolas" w:eastAsia="Consolas"/>
+          <w:b w:val="0"/>
+          <w:i w:val="0"/>
+          <w:sz w:val="20"/>
+        </w:rPr>
+        <w:t>open</w:t>
+      </w:r>
+      <w:r>
+        <w:rPr>
+          <w:rFonts w:ascii="宋体" w:hAnsi="宋体" w:eastAsia="宋体"/>
+          <w:b w:val="0"/>
+          <w:i w:val="0"/>
+          <w:sz w:val="21"/>
+        </w:rPr>
+        <w:t xml:space="preserve"> 表示打开期内直接 503，</w:t>
+      </w:r>
+      <w:r>
+        <w:rPr>
+          <w:rFonts w:ascii="Consolas" w:hAnsi="Consolas" w:eastAsia="Consolas"/>
+          <w:b w:val="0"/>
+          <w:i w:val="0"/>
+          <w:sz w:val="20"/>
+        </w:rPr>
+        <w:t>retry_after_seconds</w:t>
+      </w:r>
+      <w:r>
+        <w:rPr>
+          <w:rFonts w:ascii="宋体" w:hAnsi="宋体" w:eastAsia="宋体"/>
+          <w:b w:val="0"/>
+          <w:i w:val="0"/>
+          <w:sz w:val="21"/>
+        </w:rPr>
+        <w:t xml:space="preserve"> 后自动放行一个探测；</w:t>
+      </w:r>
+      <w:r>
+        <w:rPr>
+          <w:rFonts w:ascii="Consolas" w:hAnsi="Consolas" w:eastAsia="Consolas"/>
+          <w:b w:val="0"/>
+          <w:i w:val="0"/>
+          <w:sz w:val="20"/>
+        </w:rPr>
+        <w:t>half_open</w:t>
+      </w:r>
+      <w:r>
+        <w:rPr>
+          <w:rFonts w:ascii="宋体" w:hAnsi="宋体" w:eastAsia="宋体"/>
+          <w:b w:val="0"/>
+          <w:i w:val="0"/>
+          <w:sz w:val="21"/>
+        </w:rPr>
+        <w:t xml:space="preserve"> 表示探测进行中。</w:t>
+      </w:r>
+      <w:r>
+        <w:rPr>
+          <w:rFonts w:ascii="Consolas" w:hAnsi="Consolas" w:eastAsia="Consolas"/>
+          <w:b w:val="0"/>
+          <w:i w:val="0"/>
+          <w:sz w:val="20"/>
+        </w:rPr>
+        <w:t>open</w:t>
+      </w:r>
+      <w:r>
+        <w:rPr>
+          <w:rFonts w:ascii="宋体" w:hAnsi="宋体" w:eastAsia="宋体"/>
+          <w:b w:val="0"/>
+          <w:i w:val="0"/>
+          <w:sz w:val="21"/>
+        </w:rPr>
+        <w:t xml:space="preserve"> 的模型进 </w:t>
+      </w:r>
+      <w:r>
+        <w:rPr>
+          <w:rFonts w:ascii="Consolas" w:hAnsi="Consolas" w:eastAsia="Consolas"/>
+          <w:b w:val="0"/>
+          <w:i w:val="0"/>
+          <w:sz w:val="20"/>
+        </w:rPr>
+        <w:t>degraded</w:t>
+      </w:r>
+      <w:r>
+        <w:rPr>
+          <w:rFonts w:ascii="宋体" w:hAnsi="宋体" w:eastAsia="宋体"/>
+          <w:b w:val="0"/>
+          <w:i w:val="0"/>
+          <w:sz w:val="21"/>
+        </w:rPr>
+        <w:t>（</w:t>
+      </w:r>
+      <w:r>
+        <w:rPr>
+          <w:rFonts w:ascii="Consolas" w:hAnsi="Consolas" w:eastAsia="Consolas"/>
+          <w:b w:val="0"/>
+          <w:i w:val="0"/>
+          <w:sz w:val="20"/>
+        </w:rPr>
+        <w:t>item=model_breaker</w:t>
+      </w:r>
+      <w:r>
+        <w:rPr>
+          <w:rFonts w:ascii="宋体" w:hAnsi="宋体" w:eastAsia="宋体"/>
+          <w:b w:val="0"/>
+          <w:i w:val="0"/>
+          <w:sz w:val="21"/>
+        </w:rPr>
+        <w:t>）。状态在进程内，多实例各自独立。</w:t>
       </w:r>
     </w:p>
     <w:p>

--- a/docs/agent-platform-design.docx
+++ b/docs/agent-platform-design.docx
@@ -3447,7 +3447,179 @@
                 <w:i w:val="0"/>
                 <w:sz w:val="19"/>
               </w:rPr>
-              <w:t>只能与已发布的智能体对话。SSE 流式逐 token 返回；多轮上下文保留最近 20 条消息，更早的由模型压缩成摘要；工具调用循环；RAG 引用注入与来源回填；支持停止（已生成部分落库，运行记录状态 cancelled）、重新生成、实时 token 展示</w:t>
+              <w:t>只能与已发布的智能体对话。SSE 流式逐 token 返回；多轮上下文保留最近 20 条消息，更早的由模型压缩成摘要并持久化到会话（FR-031）；工具调用循环；RAG 引用注入与来源回填；支持停止（已生成部分落库，运行记录状态 cancelled）、重新生成、实时 token 展示</w:t>
+            </w:r>
+          </w:p>
+        </w:tc>
+      </w:tr>
+      <w:tr>
+        <w:tc>
+          <w:tcPr>
+            <w:tcW w:type="dxa" w:w="1728"/>
+          </w:tcPr>
+          <w:p>
+            <w:r>
+              <w:rPr>
+                <w:rFonts w:ascii="宋体" w:hAnsi="宋体" w:eastAsia="宋体"/>
+                <w:b w:val="0"/>
+                <w:i w:val="0"/>
+                <w:sz w:val="19"/>
+              </w:rPr>
+              <w:t>FR-031</w:t>
+            </w:r>
+          </w:p>
+        </w:tc>
+        <w:tc>
+          <w:tcPr>
+            <w:tcW w:type="dxa" w:w="1728"/>
+          </w:tcPr>
+          <w:p>
+            <w:r>
+              <w:rPr>
+                <w:rFonts w:ascii="宋体" w:hAnsi="宋体" w:eastAsia="宋体"/>
+                <w:b w:val="0"/>
+                <w:i w:val="0"/>
+                <w:sz w:val="19"/>
+              </w:rPr>
+              <w:t>对话摘要持久化</w:t>
+            </w:r>
+          </w:p>
+        </w:tc>
+        <w:tc>
+          <w:tcPr>
+            <w:tcW w:type="dxa" w:w="1728"/>
+          </w:tcPr>
+          <w:p>
+            <w:r>
+              <w:rPr>
+                <w:rFonts w:ascii="宋体" w:hAnsi="宋体" w:eastAsia="宋体"/>
+                <w:b w:val="0"/>
+                <w:i w:val="0"/>
+                <w:sz w:val="19"/>
+              </w:rPr>
+              <w:t>P1</w:t>
+            </w:r>
+          </w:p>
+        </w:tc>
+        <w:tc>
+          <w:tcPr>
+            <w:tcW w:type="dxa" w:w="1728"/>
+          </w:tcPr>
+          <w:p>
+            <w:r>
+              <w:rPr>
+                <w:rFonts w:ascii="宋体" w:hAnsi="宋体" w:eastAsia="宋体"/>
+                <w:b w:val="0"/>
+                <w:i w:val="0"/>
+                <w:sz w:val="19"/>
+              </w:rPr>
+              <w:t>已实现</w:t>
+            </w:r>
+          </w:p>
+        </w:tc>
+        <w:tc>
+          <w:tcPr>
+            <w:tcW w:type="dxa" w:w="1728"/>
+          </w:tcPr>
+          <w:p>
+            <w:r>
+              <w:rPr>
+                <w:rFonts w:ascii="宋体" w:hAnsi="宋体" w:eastAsia="宋体"/>
+                <w:b w:val="0"/>
+                <w:i w:val="0"/>
+                <w:sz w:val="19"/>
+              </w:rPr>
+              <w:t xml:space="preserve">摘要、覆盖到的消息 ID 与更新时间存在 </w:t>
+            </w:r>
+            <w:r>
+              <w:rPr>
+                <w:rFonts w:ascii="Consolas" w:hAnsi="Consolas" w:eastAsia="Consolas"/>
+                <w:b w:val="0"/>
+                <w:i w:val="0"/>
+                <w:sz w:val="18"/>
+              </w:rPr>
+              <w:t>conversations</w:t>
+            </w:r>
+            <w:r>
+              <w:rPr>
+                <w:rFonts w:ascii="宋体" w:hAnsi="宋体" w:eastAsia="宋体"/>
+                <w:b w:val="0"/>
+                <w:i w:val="0"/>
+                <w:sz w:val="19"/>
+              </w:rPr>
+              <w:t xml:space="preserve"> 上；更早消息里未折叠的攒够 </w:t>
+            </w:r>
+            <w:r>
+              <w:rPr>
+                <w:rFonts w:ascii="Consolas" w:hAnsi="Consolas" w:eastAsia="Consolas"/>
+                <w:b w:val="0"/>
+                <w:i w:val="0"/>
+                <w:sz w:val="18"/>
+              </w:rPr>
+              <w:t>CHAT_SUMMARY_BATCH_MESSAGES</w:t>
+            </w:r>
+            <w:r>
+              <w:rPr>
+                <w:rFonts w:ascii="宋体" w:hAnsi="宋体" w:eastAsia="宋体"/>
+                <w:b w:val="0"/>
+                <w:i w:val="0"/>
+                <w:sz w:val="19"/>
+              </w:rPr>
+              <w:t>（默认 10）条才调一次模型把旧摘要与它们压成新摘要并落库，不足一批按原文注入，摘要调用从每轮一次降为每批一次且输入有界；注入顺序为摘要 + 未折叠原文 + 最近 20 条；摘要失败时旧摘要与边界不动、本轮退回 2000 字符截断原文并打 WARN，截断文本不落库；</w:t>
+            </w:r>
+            <w:r>
+              <w:rPr>
+                <w:rFonts w:ascii="Consolas" w:hAnsi="Consolas" w:eastAsia="Consolas"/>
+                <w:b w:val="0"/>
+                <w:i w:val="0"/>
+                <w:sz w:val="18"/>
+              </w:rPr>
+              <w:t>GET /conversations</w:t>
+            </w:r>
+            <w:r>
+              <w:rPr>
+                <w:rFonts w:ascii="宋体" w:hAnsi="宋体" w:eastAsia="宋体"/>
+                <w:b w:val="0"/>
+                <w:i w:val="0"/>
+                <w:sz w:val="19"/>
+              </w:rPr>
+              <w:t xml:space="preserve"> item 带 </w:t>
+            </w:r>
+            <w:r>
+              <w:rPr>
+                <w:rFonts w:ascii="Consolas" w:hAnsi="Consolas" w:eastAsia="Consolas"/>
+                <w:b w:val="0"/>
+                <w:i w:val="0"/>
+                <w:sz w:val="18"/>
+              </w:rPr>
+              <w:t>summary</w:t>
+            </w:r>
+            <w:r>
+              <w:rPr>
+                <w:rFonts w:ascii="宋体" w:hAnsi="宋体" w:eastAsia="宋体"/>
+                <w:b w:val="0"/>
+                <w:i w:val="0"/>
+                <w:sz w:val="19"/>
+              </w:rPr>
+              <w:t>；同一会话并发触发允许后写覆盖（2026-09-05，</w:t>
+            </w:r>
+            <w:r>
+              <w:rPr>
+                <w:rFonts w:ascii="Consolas" w:hAnsi="Consolas" w:eastAsia="Consolas"/>
+                <w:b w:val="0"/>
+                <w:i w:val="0"/>
+                <w:sz w:val="18"/>
+              </w:rPr>
+              <w:t>12</w:t>
+            </w:r>
+            <w:r>
+              <w:rPr>
+                <w:rFonts w:ascii="宋体" w:hAnsi="宋体" w:eastAsia="宋体"/>
+                <w:b w:val="0"/>
+                <w:i w:val="0"/>
+                <w:sz w:val="19"/>
+              </w:rPr>
+              <w:t xml:space="preserve"> 第 2.1 步）</w:t>
             </w:r>
           </w:p>
         </w:tc>
@@ -5588,88 +5760,6 @@
                 <w:i w:val="0"/>
                 <w:sz w:val="19"/>
               </w:rPr>
-              <w:t>FR-031</w:t>
-            </w:r>
-          </w:p>
-        </w:tc>
-        <w:tc>
-          <w:tcPr>
-            <w:tcW w:type="dxa" w:w="1728"/>
-          </w:tcPr>
-          <w:p>
-            <w:r>
-              <w:rPr>
-                <w:rFonts w:ascii="宋体" w:hAnsi="宋体" w:eastAsia="宋体"/>
-                <w:b w:val="0"/>
-                <w:i w:val="0"/>
-                <w:sz w:val="19"/>
-              </w:rPr>
-              <w:t>对话摘要持久化</w:t>
-            </w:r>
-          </w:p>
-        </w:tc>
-        <w:tc>
-          <w:tcPr>
-            <w:tcW w:type="dxa" w:w="1728"/>
-          </w:tcPr>
-          <w:p>
-            <w:r>
-              <w:rPr>
-                <w:rFonts w:ascii="宋体" w:hAnsi="宋体" w:eastAsia="宋体"/>
-                <w:b w:val="0"/>
-                <w:i w:val="0"/>
-                <w:sz w:val="19"/>
-              </w:rPr>
-              <w:t>P1</w:t>
-            </w:r>
-          </w:p>
-        </w:tc>
-        <w:tc>
-          <w:tcPr>
-            <w:tcW w:type="dxa" w:w="1728"/>
-          </w:tcPr>
-          <w:p>
-            <w:r>
-              <w:rPr>
-                <w:rFonts w:ascii="宋体" w:hAnsi="宋体" w:eastAsia="宋体"/>
-                <w:b w:val="0"/>
-                <w:i w:val="0"/>
-                <w:sz w:val="19"/>
-              </w:rPr>
-              <w:t>规划</w:t>
-            </w:r>
-          </w:p>
-        </w:tc>
-        <w:tc>
-          <w:tcPr>
-            <w:tcW w:type="dxa" w:w="1728"/>
-          </w:tcPr>
-          <w:p>
-            <w:r>
-              <w:rPr>
-                <w:rFonts w:ascii="宋体" w:hAnsi="宋体" w:eastAsia="宋体"/>
-                <w:b w:val="0"/>
-                <w:i w:val="0"/>
-                <w:sz w:val="19"/>
-              </w:rPr>
-              <w:t>摘要与已覆盖的消息 ID 存到会话；按批增量折叠，不再每轮重算</w:t>
-            </w:r>
-          </w:p>
-        </w:tc>
-      </w:tr>
-      <w:tr>
-        <w:tc>
-          <w:tcPr>
-            <w:tcW w:type="dxa" w:w="1728"/>
-          </w:tcPr>
-          <w:p>
-            <w:r>
-              <w:rPr>
-                <w:rFonts w:ascii="宋体" w:hAnsi="宋体" w:eastAsia="宋体"/>
-                <w:b w:val="0"/>
-                <w:i w:val="0"/>
-                <w:sz w:val="19"/>
-              </w:rPr>
               <w:t>FR-032</w:t>
             </w:r>
           </w:p>
@@ -7337,6 +7427,40 @@
           </w:p>
         </w:tc>
       </w:tr>
+      <w:tr>
+        <w:tc>
+          <w:tcPr>
+            <w:tcW w:type="dxa" w:w="4320"/>
+          </w:tcPr>
+          <w:p>
+            <w:r>
+              <w:rPr>
+                <w:rFonts w:ascii="宋体" w:hAnsi="宋体" w:eastAsia="宋体"/>
+                <w:b w:val="0"/>
+                <w:i w:val="0"/>
+                <w:sz w:val="19"/>
+              </w:rPr>
+              <w:t>AC-017</w:t>
+            </w:r>
+          </w:p>
+        </w:tc>
+        <w:tc>
+          <w:tcPr>
+            <w:tcW w:type="dxa" w:w="4320"/>
+          </w:tcPr>
+          <w:p>
+            <w:r>
+              <w:rPr>
+                <w:rFonts w:ascii="宋体" w:hAnsi="宋体" w:eastAsia="宋体"/>
+                <w:b w:val="0"/>
+                <w:i w:val="0"/>
+                <w:sz w:val="19"/>
+              </w:rPr>
+              <w:t>35 条消息的会话首轮调 1 次摘要并落库；随后 2 轮摘要调用 0 次；待折叠满 10 条再调 1 次且边界前进；摘要失败时对话正常、不落库且日志有 WARN；删除会话级联删消息</w:t>
+            </w:r>
+          </w:p>
+        </w:tc>
+      </w:tr>
     </w:tbl>
     <w:p/>
     <w:p>
@@ -7806,6 +7930,74 @@
                 <w:sz w:val="19"/>
               </w:rPr>
               <w:t xml:space="preserve"> 第 1.4 步），从 4.7 移入 4.2；FR-004 补 SDK 重试归零；新增 NFR-008 / NFR-009、AC-013</w:t>
+            </w:r>
+          </w:p>
+        </w:tc>
+      </w:tr>
+      <w:tr>
+        <w:tc>
+          <w:tcPr>
+            <w:tcW w:type="dxa" w:w="2880"/>
+          </w:tcPr>
+          <w:p>
+            <w:r>
+              <w:rPr>
+                <w:rFonts w:ascii="宋体" w:hAnsi="宋体" w:eastAsia="宋体"/>
+                <w:b w:val="0"/>
+                <w:i w:val="0"/>
+                <w:sz w:val="19"/>
+              </w:rPr>
+              <w:t>V2.6</w:t>
+            </w:r>
+          </w:p>
+        </w:tc>
+        <w:tc>
+          <w:tcPr>
+            <w:tcW w:type="dxa" w:w="2880"/>
+          </w:tcPr>
+          <w:p>
+            <w:r>
+              <w:rPr>
+                <w:rFonts w:ascii="宋体" w:hAnsi="宋体" w:eastAsia="宋体"/>
+                <w:b w:val="0"/>
+                <w:i w:val="0"/>
+                <w:sz w:val="19"/>
+              </w:rPr>
+              <w:t>2026-09-05</w:t>
+            </w:r>
+          </w:p>
+        </w:tc>
+        <w:tc>
+          <w:tcPr>
+            <w:tcW w:type="dxa" w:w="2880"/>
+          </w:tcPr>
+          <w:p>
+            <w:r>
+              <w:rPr>
+                <w:rFonts w:ascii="宋体" w:hAnsi="宋体" w:eastAsia="宋体"/>
+                <w:b w:val="0"/>
+                <w:i w:val="0"/>
+                <w:sz w:val="19"/>
+              </w:rPr>
+              <w:t>FR-031 对话摘要持久化实现（</w:t>
+            </w:r>
+            <w:r>
+              <w:rPr>
+                <w:rFonts w:ascii="Consolas" w:hAnsi="Consolas" w:eastAsia="Consolas"/>
+                <w:b w:val="0"/>
+                <w:i w:val="0"/>
+                <w:sz w:val="18"/>
+              </w:rPr>
+              <w:t>12</w:t>
+            </w:r>
+            <w:r>
+              <w:rPr>
+                <w:rFonts w:ascii="宋体" w:hAnsi="宋体" w:eastAsia="宋体"/>
+                <w:b w:val="0"/>
+                <w:i w:val="0"/>
+                <w:sz w:val="19"/>
+              </w:rPr>
+              <w:t xml:space="preserve"> 第 2.1 步），从 4.7 移入 4.3；FR-007 补摘要持久化；新增 AC-017</w:t>
             </w:r>
           </w:p>
         </w:tc>
@@ -10227,7 +10419,9 @@
         <w:br/>
         <w:t xml:space="preserve">        → 按 (kb_id, chunk_id) 合并取最高分 → 截断到 RAG_TOP_K × 知识库数 → 拼【参考片段】进 system prompt</w:t>
         <w:br/>
-        <w:t xml:space="preserve">      历史：最近 CHAT_HISTORY_MAX_MESSAGES 条原文，更早的用 LLM 压缩成摘要作为 SystemMessage</w:t>
+        <w:t xml:space="preserve">      历史：最近 CHAT_HISTORY_MAX_MESSAGES 条原文；更早的折叠进会话上持久化的摘要（conversations.summary）作为 SystemMessage，</w:t>
+        <w:br/>
+        <w:t xml:space="preserve">        未折叠的攒够 CHAT_SUMMARY_BATCH_MESSAGES 条才调一次 LLM 把旧摘要与它们压成新摘要并落库，不足一批按原文注入</w:t>
         <w:br/>
         <w:t xml:space="preserve">  3 写审计 rag_retrieve（召回 chunk_id、鉴权剔除数）</w:t>
         <w:br/>
@@ -14078,7 +14272,7 @@
                 <w:i w:val="0"/>
                 <w:sz w:val="19"/>
               </w:rPr>
-              <w:t>对话历史摘要每轮重新生成</w:t>
+              <w:t>对话摘要按批折叠并持久化到会话</w:t>
             </w:r>
           </w:p>
         </w:tc>
@@ -14094,7 +14288,7 @@
                 <w:i w:val="0"/>
                 <w:sz w:val="19"/>
               </w:rPr>
-              <w:t>实现简单</w:t>
+              <w:t>每轮重算的输入随会话线性增长；改为攒够一批（默认 10 条）才调一次模型，输入有界（旧摘要 + 一批消息）</w:t>
             </w:r>
           </w:p>
         </w:tc>
@@ -14110,7 +14304,7 @@
                 <w:i w:val="0"/>
                 <w:sz w:val="19"/>
               </w:rPr>
-              <w:t>长会话每轮多一次模型调用；应持久化摘要</w:t>
+              <w:t>摘要最多落后一批消息，它们按原文注入、token 略多；同一会话并发触发时后写覆盖，不加锁</w:t>
             </w:r>
           </w:p>
         </w:tc>
@@ -21514,6 +21708,204 @@
                 <w:sz w:val="19"/>
               </w:rPr>
               <w:t>）</w:t>
+            </w:r>
+          </w:p>
+        </w:tc>
+      </w:tr>
+      <w:tr>
+        <w:tc>
+          <w:tcPr>
+            <w:tcW w:type="dxa" w:w="2160"/>
+          </w:tcPr>
+          <w:p>
+            <w:r>
+              <w:rPr>
+                <w:rFonts w:ascii="宋体" w:hAnsi="宋体" w:eastAsia="宋体"/>
+                <w:b w:val="0"/>
+                <w:i w:val="0"/>
+                <w:sz w:val="19"/>
+              </w:rPr>
+              <w:t>summary</w:t>
+            </w:r>
+          </w:p>
+        </w:tc>
+        <w:tc>
+          <w:tcPr>
+            <w:tcW w:type="dxa" w:w="2160"/>
+          </w:tcPr>
+          <w:p>
+            <w:r>
+              <w:rPr>
+                <w:rFonts w:ascii="宋体" w:hAnsi="宋体" w:eastAsia="宋体"/>
+                <w:b w:val="0"/>
+                <w:i w:val="0"/>
+                <w:sz w:val="19"/>
+              </w:rPr>
+              <w:t>text</w:t>
+            </w:r>
+          </w:p>
+        </w:tc>
+        <w:tc>
+          <w:tcPr>
+            <w:tcW w:type="dxa" w:w="2160"/>
+          </w:tcPr>
+          <w:p>
+            <w:r>
+              <w:rPr>
+                <w:rFonts w:ascii="宋体" w:hAnsi="宋体" w:eastAsia="宋体"/>
+                <w:b w:val="0"/>
+                <w:i w:val="0"/>
+                <w:sz w:val="19"/>
+              </w:rPr>
+              <w:t>可空</w:t>
+            </w:r>
+          </w:p>
+        </w:tc>
+        <w:tc>
+          <w:tcPr>
+            <w:tcW w:type="dxa" w:w="2160"/>
+          </w:tcPr>
+          <w:p>
+            <w:r>
+              <w:rPr>
+                <w:rFonts w:ascii="宋体" w:hAnsi="宋体" w:eastAsia="宋体"/>
+                <w:b w:val="0"/>
+                <w:i w:val="0"/>
+                <w:sz w:val="19"/>
+              </w:rPr>
+              <w:t>更早消息的摘要（≤ 150 字），按批增量折叠（FR-031）</w:t>
+            </w:r>
+          </w:p>
+        </w:tc>
+      </w:tr>
+      <w:tr>
+        <w:tc>
+          <w:tcPr>
+            <w:tcW w:type="dxa" w:w="2160"/>
+          </w:tcPr>
+          <w:p>
+            <w:r>
+              <w:rPr>
+                <w:rFonts w:ascii="宋体" w:hAnsi="宋体" w:eastAsia="宋体"/>
+                <w:b w:val="0"/>
+                <w:i w:val="0"/>
+                <w:sz w:val="19"/>
+              </w:rPr>
+              <w:t>summary_upto_message_id</w:t>
+            </w:r>
+          </w:p>
+        </w:tc>
+        <w:tc>
+          <w:tcPr>
+            <w:tcW w:type="dxa" w:w="2160"/>
+          </w:tcPr>
+          <w:p>
+            <w:r>
+              <w:rPr>
+                <w:rFonts w:ascii="宋体" w:hAnsi="宋体" w:eastAsia="宋体"/>
+                <w:b w:val="0"/>
+                <w:i w:val="0"/>
+                <w:sz w:val="19"/>
+              </w:rPr>
+              <w:t>bigint</w:t>
+            </w:r>
+          </w:p>
+        </w:tc>
+        <w:tc>
+          <w:tcPr>
+            <w:tcW w:type="dxa" w:w="2160"/>
+          </w:tcPr>
+          <w:p>
+            <w:r>
+              <w:rPr>
+                <w:rFonts w:ascii="宋体" w:hAnsi="宋体" w:eastAsia="宋体"/>
+                <w:b w:val="0"/>
+                <w:i w:val="0"/>
+                <w:sz w:val="19"/>
+              </w:rPr>
+              <w:t>可空</w:t>
+            </w:r>
+          </w:p>
+        </w:tc>
+        <w:tc>
+          <w:tcPr>
+            <w:tcW w:type="dxa" w:w="2160"/>
+          </w:tcPr>
+          <w:p>
+            <w:r>
+              <w:rPr>
+                <w:rFonts w:ascii="宋体" w:hAnsi="宋体" w:eastAsia="宋体"/>
+                <w:b w:val="0"/>
+                <w:i w:val="0"/>
+                <w:sz w:val="19"/>
+              </w:rPr>
+              <w:t>摘要已覆盖到的消息 id（含）；比它大的更早消息是待折叠。将来若新增删除单条消息的接口，必须同批处理它越界的情况</w:t>
+            </w:r>
+          </w:p>
+        </w:tc>
+      </w:tr>
+      <w:tr>
+        <w:tc>
+          <w:tcPr>
+            <w:tcW w:type="dxa" w:w="2160"/>
+          </w:tcPr>
+          <w:p>
+            <w:r>
+              <w:rPr>
+                <w:rFonts w:ascii="宋体" w:hAnsi="宋体" w:eastAsia="宋体"/>
+                <w:b w:val="0"/>
+                <w:i w:val="0"/>
+                <w:sz w:val="19"/>
+              </w:rPr>
+              <w:t>summary_updated_at</w:t>
+            </w:r>
+          </w:p>
+        </w:tc>
+        <w:tc>
+          <w:tcPr>
+            <w:tcW w:type="dxa" w:w="2160"/>
+          </w:tcPr>
+          <w:p>
+            <w:r>
+              <w:rPr>
+                <w:rFonts w:ascii="宋体" w:hAnsi="宋体" w:eastAsia="宋体"/>
+                <w:b w:val="0"/>
+                <w:i w:val="0"/>
+                <w:sz w:val="19"/>
+              </w:rPr>
+              <w:t>timestamptz</w:t>
+            </w:r>
+          </w:p>
+        </w:tc>
+        <w:tc>
+          <w:tcPr>
+            <w:tcW w:type="dxa" w:w="2160"/>
+          </w:tcPr>
+          <w:p>
+            <w:r>
+              <w:rPr>
+                <w:rFonts w:ascii="宋体" w:hAnsi="宋体" w:eastAsia="宋体"/>
+                <w:b w:val="0"/>
+                <w:i w:val="0"/>
+                <w:sz w:val="19"/>
+              </w:rPr>
+              <w:t>可空</w:t>
+            </w:r>
+          </w:p>
+        </w:tc>
+        <w:tc>
+          <w:tcPr>
+            <w:tcW w:type="dxa" w:w="2160"/>
+          </w:tcPr>
+          <w:p>
+            <w:r>
+              <w:rPr>
+                <w:rFonts w:ascii="宋体" w:hAnsi="宋体" w:eastAsia="宋体"/>
+                <w:b w:val="0"/>
+                <w:i w:val="0"/>
+                <w:sz w:val="19"/>
+              </w:rPr>
+              <w:t>摘要最近一次更新时间</w:t>
             </w:r>
           </w:p>
         </w:tc>
@@ -28196,6 +28588,40 @@
           </w:p>
         </w:tc>
       </w:tr>
+      <w:tr>
+        <w:tc>
+          <w:tcPr>
+            <w:tcW w:type="dxa" w:w="4320"/>
+          </w:tcPr>
+          <w:p>
+            <w:r>
+              <w:rPr>
+                <w:rFonts w:ascii="Consolas" w:hAnsi="Consolas" w:eastAsia="Consolas"/>
+                <w:b w:val="0"/>
+                <w:i w:val="0"/>
+                <w:sz w:val="18"/>
+              </w:rPr>
+              <w:t>20260905_150000_s6t7u8_conversation_summary_fields.py</w:t>
+            </w:r>
+          </w:p>
+        </w:tc>
+        <w:tc>
+          <w:tcPr>
+            <w:tcW w:type="dxa" w:w="4320"/>
+          </w:tcPr>
+          <w:p>
+            <w:r>
+              <w:rPr>
+                <w:rFonts w:ascii="宋体" w:hAnsi="宋体" w:eastAsia="宋体"/>
+                <w:b w:val="0"/>
+                <w:i w:val="0"/>
+                <w:sz w:val="19"/>
+              </w:rPr>
+              <w:t>conversations 增加 summary / summary_upto_message_id / summary_updated_at（摘要持久化）</w:t>
+            </w:r>
+          </w:p>
+        </w:tc>
+      </w:tr>
     </w:tbl>
     <w:p/>
     <w:p>
@@ -33534,16 +33960,34 @@
                 <w:i w:val="0"/>
                 <w:sz w:val="18"/>
               </w:rPr>
-              <w:t>[{id, agent_id, title, created_at, updated_at}]</w:t>
-            </w:r>
-            <w:r>
-              <w:rPr>
-                <w:rFonts w:ascii="宋体" w:hAnsi="宋体" w:eastAsia="宋体"/>
-                <w:b w:val="0"/>
-                <w:i w:val="0"/>
-                <w:sz w:val="19"/>
-              </w:rPr>
-              <w:t xml:space="preserve"> 按更新时间倒序</w:t>
+              <w:t>[{id, agent_id, title, summary, created_at, updated_at}]</w:t>
+            </w:r>
+            <w:r>
+              <w:rPr>
+                <w:rFonts w:ascii="宋体" w:hAnsi="宋体" w:eastAsia="宋体"/>
+                <w:b w:val="0"/>
+                <w:i w:val="0"/>
+                <w:sz w:val="19"/>
+              </w:rPr>
+              <w:t xml:space="preserve"> 按更新时间倒序。</w:t>
+            </w:r>
+            <w:r>
+              <w:rPr>
+                <w:rFonts w:ascii="Consolas" w:hAnsi="Consolas" w:eastAsia="Consolas"/>
+                <w:b w:val="0"/>
+                <w:i w:val="0"/>
+                <w:sz w:val="18"/>
+              </w:rPr>
+              <w:t>summary</w:t>
+            </w:r>
+            <w:r>
+              <w:rPr>
+                <w:rFonts w:ascii="宋体" w:hAnsi="宋体" w:eastAsia="宋体"/>
+                <w:b w:val="0"/>
+                <w:i w:val="0"/>
+                <w:sz w:val="19"/>
+              </w:rPr>
+              <w:t xml:space="preserve"> 可空，是更早消息的持久化摘要（≤ 150 字），仅用于排查，API Key 调用方同样可见</w:t>
             </w:r>
           </w:p>
         </w:tc>

--- a/docs/agent-platform-design.docx
+++ b/docs/agent-platform-design.docx
@@ -5717,7 +5717,25 @@
                 <w:i w:val="0"/>
                 <w:sz w:val="19"/>
               </w:rPr>
-              <w:t>规划</w:t>
+              <w:t>部分实现（后端，</w:t>
+            </w:r>
+            <w:r>
+              <w:rPr>
+                <w:rFonts w:ascii="Consolas" w:hAnsi="Consolas" w:eastAsia="Consolas"/>
+                <w:b w:val="0"/>
+                <w:i w:val="0"/>
+                <w:sz w:val="18"/>
+              </w:rPr>
+              <w:t>12</w:t>
+            </w:r>
+            <w:r>
+              <w:rPr>
+                <w:rFonts w:ascii="宋体" w:hAnsi="宋体" w:eastAsia="宋体"/>
+                <w:b w:val="0"/>
+                <w:i w:val="0"/>
+                <w:sz w:val="19"/>
+              </w:rPr>
+              <w:t xml:space="preserve"> 第 2.2 步，2026-09-05）</w:t>
             </w:r>
           </w:p>
         </w:tc>
@@ -5742,7 +5760,25 @@
                 <w:i w:val="0"/>
                 <w:sz w:val="19"/>
               </w:rPr>
-              <w:t xml:space="preserve"> 声明 JSON Schema 子集，模型按结构化参数调用；测试接口按 schema 校验入参</w:t>
+              <w:t xml:space="preserve"> 声明 JSON Schema 子集（保存时校验 422 并规范化），模型按结构化参数调用，传参不符合声明时校验错误作为工具结果回给模型；测试接口与工作流 </w:t>
+            </w:r>
+            <w:r>
+              <w:rPr>
+                <w:rFonts w:ascii="Consolas" w:hAnsi="Consolas" w:eastAsia="Consolas"/>
+                <w:b w:val="0"/>
+                <w:i w:val="0"/>
+                <w:sz w:val="18"/>
+              </w:rPr>
+              <w:t>tool</w:t>
+            </w:r>
+            <w:r>
+              <w:rPr>
+                <w:rFonts w:ascii="宋体" w:hAnsi="宋体" w:eastAsia="宋体"/>
+                <w:b w:val="0"/>
+                <w:i w:val="0"/>
+                <w:sz w:val="19"/>
+              </w:rPr>
+              <w:t xml:space="preserve"> 节点按声明校验入参（400 / 节点 failed）；未声明参数的工具按无参数工具暴露。前端参数编辑器与存量回填脚本在 2.3 步</w:t>
             </w:r>
           </w:p>
         </w:tc>
@@ -12919,7 +12955,7 @@
           <w:i w:val="0"/>
           <w:sz w:val="20"/>
         </w:rPr>
-        <w:t>url / method / headers</w:t>
+        <w:t>url / method / headers / parameters</w:t>
       </w:r>
       <w:r>
         <w:rPr>
@@ -12928,7 +12964,25 @@
           <w:i w:val="0"/>
           <w:sz w:val="21"/>
         </w:rPr>
-        <w:t>；</w:t>
+        <w:t xml:space="preserve">（参数声明，JSON Schema 子集，见 </w:t>
+      </w:r>
+      <w:r>
+        <w:rPr>
+          <w:rFonts w:ascii="Consolas" w:hAnsi="Consolas" w:eastAsia="Consolas"/>
+          <w:b w:val="0"/>
+          <w:i w:val="0"/>
+          <w:sz w:val="20"/>
+        </w:rPr>
+        <w:t>03</w:t>
+      </w:r>
+      <w:r>
+        <w:rPr>
+          <w:rFonts w:ascii="宋体" w:hAnsi="宋体" w:eastAsia="宋体"/>
+          <w:b w:val="0"/>
+          <w:i w:val="0"/>
+          <w:sz w:val="21"/>
+        </w:rPr>
+        <w:t xml:space="preserve"> 4.2）；</w:t>
       </w:r>
       <w:r>
         <w:rPr>
@@ -12960,7 +13014,7 @@
           <w:i w:val="0"/>
           <w:sz w:val="20"/>
         </w:rPr>
-        <w:t>tools/executor.execute_tool</w:t>
+        <w:t>tools/schema.py</w:t>
       </w:r>
       <w:r>
         <w:rPr>
@@ -12969,7 +13023,7 @@
           <w:i w:val="0"/>
           <w:sz w:val="21"/>
         </w:rPr>
-        <w:t>：内置工具按名字分发（</w:t>
+        <w:t>：参数声明的校验、按声明生成 pydantic 参数模型、调用前校验与规范化（</w:t>
       </w:r>
       <w:r>
         <w:rPr>
@@ -12978,7 +13032,7 @@
           <w:i w:val="0"/>
           <w:sz w:val="20"/>
         </w:rPr>
-        <w:t>current_time</w:t>
+        <w:t>check_tool_args</w:t>
       </w:r>
       <w:r>
         <w:rPr>
@@ -12987,7 +13041,7 @@
           <w:i w:val="0"/>
           <w:sz w:val="21"/>
         </w:rPr>
-        <w:t>、</w:t>
+        <w:t xml:space="preserve">）。对话、测试接口、工作流 </w:t>
       </w:r>
       <w:r>
         <w:rPr>
@@ -12996,7 +13050,7 @@
           <w:i w:val="0"/>
           <w:sz w:val="20"/>
         </w:rPr>
-        <w:t>calculator</w:t>
+        <w:t>tool</w:t>
       </w:r>
       <w:r>
         <w:rPr>
@@ -13005,43 +13059,7 @@
           <w:i w:val="0"/>
           <w:sz w:val="21"/>
         </w:rPr>
-        <w:t xml:space="preserve">），HTTP 工具用 httpx 调用，返回 JSON 或 </w:t>
-      </w:r>
-      <w:r>
-        <w:rPr>
-          <w:rFonts w:ascii="Consolas" w:hAnsi="Consolas" w:eastAsia="Consolas"/>
-          <w:b w:val="0"/>
-          <w:i w:val="0"/>
-          <w:sz w:val="20"/>
-        </w:rPr>
-        <w:t>{"result": 文本}</w:t>
-      </w:r>
-      <w:r>
-        <w:rPr>
-          <w:rFonts w:ascii="宋体" w:hAnsi="宋体" w:eastAsia="宋体"/>
-          <w:b w:val="0"/>
-          <w:i w:val="0"/>
-          <w:sz w:val="21"/>
-        </w:rPr>
-        <w:t xml:space="preserve">，失败返回 </w:t>
-      </w:r>
-      <w:r>
-        <w:rPr>
-          <w:rFonts w:ascii="Consolas" w:hAnsi="Consolas" w:eastAsia="Consolas"/>
-          <w:b w:val="0"/>
-          <w:i w:val="0"/>
-          <w:sz w:val="20"/>
-        </w:rPr>
-        <w:t>{"error": ...}</w:t>
-      </w:r>
-      <w:r>
-        <w:rPr>
-          <w:rFonts w:ascii="宋体" w:hAnsi="宋体" w:eastAsia="宋体"/>
-          <w:b w:val="0"/>
-          <w:i w:val="0"/>
-          <w:sz w:val="21"/>
-        </w:rPr>
-        <w:t xml:space="preserve"> 不抛出。</w:t>
+        <w:t xml:space="preserve"> 节点共用。</w:t>
       </w:r>
     </w:p>
     <w:p>
@@ -13055,6 +13073,101 @@
           <w:i w:val="0"/>
           <w:sz w:val="20"/>
         </w:rPr>
+        <w:t>tools/executor.execute_tool</w:t>
+      </w:r>
+      <w:r>
+        <w:rPr>
+          <w:rFonts w:ascii="宋体" w:hAnsi="宋体" w:eastAsia="宋体"/>
+          <w:b w:val="0"/>
+          <w:i w:val="0"/>
+          <w:sz w:val="21"/>
+        </w:rPr>
+        <w:t>：内置工具按名字分发（</w:t>
+      </w:r>
+      <w:r>
+        <w:rPr>
+          <w:rFonts w:ascii="Consolas" w:hAnsi="Consolas" w:eastAsia="Consolas"/>
+          <w:b w:val="0"/>
+          <w:i w:val="0"/>
+          <w:sz w:val="20"/>
+        </w:rPr>
+        <w:t>current_time</w:t>
+      </w:r>
+      <w:r>
+        <w:rPr>
+          <w:rFonts w:ascii="宋体" w:hAnsi="宋体" w:eastAsia="宋体"/>
+          <w:b w:val="0"/>
+          <w:i w:val="0"/>
+          <w:sz w:val="21"/>
+        </w:rPr>
+        <w:t>、</w:t>
+      </w:r>
+      <w:r>
+        <w:rPr>
+          <w:rFonts w:ascii="Consolas" w:hAnsi="Consolas" w:eastAsia="Consolas"/>
+          <w:b w:val="0"/>
+          <w:i w:val="0"/>
+          <w:sz w:val="20"/>
+        </w:rPr>
+        <w:t>calculator</w:t>
+      </w:r>
+      <w:r>
+        <w:rPr>
+          <w:rFonts w:ascii="宋体" w:hAnsi="宋体" w:eastAsia="宋体"/>
+          <w:b w:val="0"/>
+          <w:i w:val="0"/>
+          <w:sz w:val="21"/>
+        </w:rPr>
+        <w:t xml:space="preserve">），HTTP 工具用 httpx 调用（GET 参数走 query，其余走 JSON body），返回 JSON 或 </w:t>
+      </w:r>
+      <w:r>
+        <w:rPr>
+          <w:rFonts w:ascii="Consolas" w:hAnsi="Consolas" w:eastAsia="Consolas"/>
+          <w:b w:val="0"/>
+          <w:i w:val="0"/>
+          <w:sz w:val="20"/>
+        </w:rPr>
+        <w:t>{"result": 文本}</w:t>
+      </w:r>
+      <w:r>
+        <w:rPr>
+          <w:rFonts w:ascii="宋体" w:hAnsi="宋体" w:eastAsia="宋体"/>
+          <w:b w:val="0"/>
+          <w:i w:val="0"/>
+          <w:sz w:val="21"/>
+        </w:rPr>
+        <w:t xml:space="preserve">，失败返回 </w:t>
+      </w:r>
+      <w:r>
+        <w:rPr>
+          <w:rFonts w:ascii="Consolas" w:hAnsi="Consolas" w:eastAsia="Consolas"/>
+          <w:b w:val="0"/>
+          <w:i w:val="0"/>
+          <w:sz w:val="20"/>
+        </w:rPr>
+        <w:t>{"error": ...}</w:t>
+      </w:r>
+      <w:r>
+        <w:rPr>
+          <w:rFonts w:ascii="宋体" w:hAnsi="宋体" w:eastAsia="宋体"/>
+          <w:b w:val="0"/>
+          <w:i w:val="0"/>
+          <w:sz w:val="21"/>
+        </w:rPr>
+        <w:t xml:space="preserve"> 不抛出。</w:t>
+      </w:r>
+    </w:p>
+    <w:p>
+      <w:pPr>
+        <w:pStyle w:val="ListBullet"/>
+      </w:pPr>
+      <w:r>
+        <w:rPr>
+          <w:rFonts w:ascii="Consolas" w:hAnsi="Consolas" w:eastAsia="Consolas"/>
+          <w:b w:val="0"/>
+          <w:i w:val="0"/>
+          <w:sz w:val="20"/>
+        </w:rPr>
         <w:t>tools/langchain_tools.build_tools</w:t>
       </w:r>
       <w:r>
@@ -13082,7 +13195,7 @@
           <w:i w:val="0"/>
           <w:sz w:val="21"/>
         </w:rPr>
-        <w:t xml:space="preserve">（参数是一个 JSON 字符串 </w:t>
+        <w:t>，</w:t>
       </w:r>
       <w:r>
         <w:rPr>
@@ -13091,7 +13204,7 @@
           <w:i w:val="0"/>
           <w:sz w:val="20"/>
         </w:rPr>
-        <w:t>arguments</w:t>
+        <w:t>args_schema</w:t>
       </w:r>
       <w:r>
         <w:rPr>
@@ -13100,7 +13213,25 @@
           <w:i w:val="0"/>
           <w:sz w:val="21"/>
         </w:rPr>
-        <w:t>）。</w:t>
+        <w:t xml:space="preserve"> 由参数声明生成，模型按结构化参数调用；未声明参数的工具暴露为无参数工具。模型传参不符合声明时校验错误作为工具结果回给模型（</w:t>
+      </w:r>
+      <w:r>
+        <w:rPr>
+          <w:rFonts w:ascii="Consolas" w:hAnsi="Consolas" w:eastAsia="Consolas"/>
+          <w:b w:val="0"/>
+          <w:i w:val="0"/>
+          <w:sz w:val="20"/>
+        </w:rPr>
+        <w:t>handle_validation_error</w:t>
+      </w:r>
+      <w:r>
+        <w:rPr>
+          <w:rFonts w:ascii="宋体" w:hAnsi="宋体" w:eastAsia="宋体"/>
+          <w:b w:val="0"/>
+          <w:i w:val="0"/>
+          <w:sz w:val="21"/>
+        </w:rPr>
+        <w:t>），不中断对话。</w:t>
       </w:r>
     </w:p>
     <w:p>
@@ -26507,7 +26638,15 @@
           <w:color w:val="1F2937"/>
           <w:sz w:val="18"/>
         </w:rPr>
-        <w:t>{"url": "https://api.example.com/search", "method": "POST", "headers": {"Authorization": "Bearer ..."}}</w:t>
+        <w:t>{"url": "https://api.example.com/weather", "method": "GET", "headers": {"Authorization": "Bearer ..."},</w:t>
+        <w:br/>
+        <w:t xml:space="preserve"> "parameters": {"type": "object",</w:t>
+        <w:br/>
+        <w:t xml:space="preserve">                "properties": {"city": {"type": "string", "description": "城市名", "enum": ["北京", "上海"]},</w:t>
+        <w:br/>
+        <w:t xml:space="preserve">                               "days": {"type": "integer", "description": "预报天数"}},</w:t>
+        <w:br/>
+        <w:t xml:space="preserve">                "required": ["city"]}}</w:t>
       </w:r>
     </w:p>
     <w:p>
@@ -26519,6 +26658,224 @@
           <w:sz w:val="21"/>
         </w:rPr>
         <w:t>注意 headers 里的凭据是明文存储，目前没有加密；见演进路线。</w:t>
+      </w:r>
+    </w:p>
+    <w:p>
+      <w:r>
+        <w:rPr>
+          <w:rFonts w:ascii="Consolas" w:hAnsi="Consolas" w:eastAsia="Consolas"/>
+          <w:b w:val="0"/>
+          <w:i w:val="0"/>
+          <w:sz w:val="20"/>
+        </w:rPr>
+        <w:t>parameters</w:t>
+      </w:r>
+      <w:r>
+        <w:rPr>
+          <w:rFonts w:ascii="宋体" w:hAnsi="宋体" w:eastAsia="宋体"/>
+          <w:b w:val="0"/>
+          <w:i w:val="0"/>
+          <w:sz w:val="21"/>
+        </w:rPr>
+        <w:t xml:space="preserve"> 是参数声明（FR-030），JSON Schema 子集：顶层固定 </w:t>
+      </w:r>
+      <w:r>
+        <w:rPr>
+          <w:rFonts w:ascii="Consolas" w:hAnsi="Consolas" w:eastAsia="Consolas"/>
+          <w:b w:val="0"/>
+          <w:i w:val="0"/>
+          <w:sz w:val="20"/>
+        </w:rPr>
+        <w:t>object</w:t>
+      </w:r>
+      <w:r>
+        <w:rPr>
+          <w:rFonts w:ascii="宋体" w:hAnsi="宋体" w:eastAsia="宋体"/>
+          <w:b w:val="0"/>
+          <w:i w:val="0"/>
+          <w:sz w:val="21"/>
+        </w:rPr>
+        <w:t>；</w:t>
+      </w:r>
+      <w:r>
+        <w:rPr>
+          <w:rFonts w:ascii="Consolas" w:hAnsi="Consolas" w:eastAsia="Consolas"/>
+          <w:b w:val="0"/>
+          <w:i w:val="0"/>
+          <w:sz w:val="20"/>
+        </w:rPr>
+        <w:t>type</w:t>
+      </w:r>
+      <w:r>
+        <w:rPr>
+          <w:rFonts w:ascii="宋体" w:hAnsi="宋体" w:eastAsia="宋体"/>
+          <w:b w:val="0"/>
+          <w:i w:val="0"/>
+          <w:sz w:val="21"/>
+        </w:rPr>
+        <w:t xml:space="preserve"> 只允许 </w:t>
+      </w:r>
+      <w:r>
+        <w:rPr>
+          <w:rFonts w:ascii="Consolas" w:hAnsi="Consolas" w:eastAsia="Consolas"/>
+          <w:b w:val="0"/>
+          <w:i w:val="0"/>
+          <w:sz w:val="20"/>
+        </w:rPr>
+        <w:t>string / number / integer / boolean</w:t>
+      </w:r>
+      <w:r>
+        <w:rPr>
+          <w:rFonts w:ascii="宋体" w:hAnsi="宋体" w:eastAsia="宋体"/>
+          <w:b w:val="0"/>
+          <w:i w:val="0"/>
+          <w:sz w:val="21"/>
+        </w:rPr>
+        <w:t>，不支持嵌套对象与数组；</w:t>
+      </w:r>
+      <w:r>
+        <w:rPr>
+          <w:rFonts w:ascii="Consolas" w:hAnsi="Consolas" w:eastAsia="Consolas"/>
+          <w:b w:val="0"/>
+          <w:i w:val="0"/>
+          <w:sz w:val="20"/>
+        </w:rPr>
+        <w:t>enum</w:t>
+      </w:r>
+      <w:r>
+        <w:rPr>
+          <w:rFonts w:ascii="宋体" w:hAnsi="宋体" w:eastAsia="宋体"/>
+          <w:b w:val="0"/>
+          <w:i w:val="0"/>
+          <w:sz w:val="21"/>
+        </w:rPr>
+        <w:t xml:space="preserve"> 只对 string 有效；参数名匹配 </w:t>
+      </w:r>
+      <w:r>
+        <w:rPr>
+          <w:rFonts w:ascii="Consolas" w:hAnsi="Consolas" w:eastAsia="Consolas"/>
+          <w:b w:val="0"/>
+          <w:i w:val="0"/>
+          <w:sz w:val="20"/>
+        </w:rPr>
+        <w:t>^[A-Za-z_][A-Za-z0-9_]*$</w:t>
+      </w:r>
+      <w:r>
+        <w:rPr>
+          <w:rFonts w:ascii="宋体" w:hAnsi="宋体" w:eastAsia="宋体"/>
+          <w:b w:val="0"/>
+          <w:i w:val="0"/>
+          <w:sz w:val="21"/>
+        </w:rPr>
+        <w:t>，最多 20 个；</w:t>
+      </w:r>
+      <w:r>
+        <w:rPr>
+          <w:rFonts w:ascii="Consolas" w:hAnsi="Consolas" w:eastAsia="Consolas"/>
+          <w:b w:val="0"/>
+          <w:i w:val="0"/>
+          <w:sz w:val="20"/>
+        </w:rPr>
+        <w:t>required</w:t>
+      </w:r>
+      <w:r>
+        <w:rPr>
+          <w:rFonts w:ascii="宋体" w:hAnsi="宋体" w:eastAsia="宋体"/>
+          <w:b w:val="0"/>
+          <w:i w:val="0"/>
+          <w:sz w:val="21"/>
+        </w:rPr>
+        <w:t xml:space="preserve"> 必须是 </w:t>
+      </w:r>
+      <w:r>
+        <w:rPr>
+          <w:rFonts w:ascii="Consolas" w:hAnsi="Consolas" w:eastAsia="Consolas"/>
+          <w:b w:val="0"/>
+          <w:i w:val="0"/>
+          <w:sz w:val="20"/>
+        </w:rPr>
+        <w:t>properties</w:t>
+      </w:r>
+      <w:r>
+        <w:rPr>
+          <w:rFonts w:ascii="宋体" w:hAnsi="宋体" w:eastAsia="宋体"/>
+          <w:b w:val="0"/>
+          <w:i w:val="0"/>
+          <w:sz w:val="21"/>
+        </w:rPr>
+        <w:t xml:space="preserve"> 的子集。保存时按此校验（422）并规范化（补 </w:t>
+      </w:r>
+      <w:r>
+        <w:rPr>
+          <w:rFonts w:ascii="Consolas" w:hAnsi="Consolas" w:eastAsia="Consolas"/>
+          <w:b w:val="0"/>
+          <w:i w:val="0"/>
+          <w:sz w:val="20"/>
+        </w:rPr>
+        <w:t>type / required</w:t>
+      </w:r>
+      <w:r>
+        <w:rPr>
+          <w:rFonts w:ascii="宋体" w:hAnsi="宋体" w:eastAsia="宋体"/>
+          <w:b w:val="0"/>
+          <w:i w:val="0"/>
+          <w:sz w:val="21"/>
+        </w:rPr>
+        <w:t xml:space="preserve">，去掉空的 </w:t>
+      </w:r>
+      <w:r>
+        <w:rPr>
+          <w:rFonts w:ascii="Consolas" w:hAnsi="Consolas" w:eastAsia="Consolas"/>
+          <w:b w:val="0"/>
+          <w:i w:val="0"/>
+          <w:sz w:val="20"/>
+        </w:rPr>
+        <w:t>enum</w:t>
+      </w:r>
+      <w:r>
+        <w:rPr>
+          <w:rFonts w:ascii="宋体" w:hAnsi="宋体" w:eastAsia="宋体"/>
+          <w:b w:val="0"/>
+          <w:i w:val="0"/>
+          <w:sz w:val="21"/>
+        </w:rPr>
+        <w:t xml:space="preserve">）。未声明或 </w:t>
+      </w:r>
+      <w:r>
+        <w:rPr>
+          <w:rFonts w:ascii="Consolas" w:hAnsi="Consolas" w:eastAsia="Consolas"/>
+          <w:b w:val="0"/>
+          <w:i w:val="0"/>
+          <w:sz w:val="20"/>
+        </w:rPr>
+        <w:t>properties</w:t>
+      </w:r>
+      <w:r>
+        <w:rPr>
+          <w:rFonts w:ascii="宋体" w:hAnsi="宋体" w:eastAsia="宋体"/>
+          <w:b w:val="0"/>
+          <w:i w:val="0"/>
+          <w:sz w:val="21"/>
+        </w:rPr>
+        <w:t xml:space="preserve"> 为空的工具是无参数工具，只接受 </w:t>
+      </w:r>
+      <w:r>
+        <w:rPr>
+          <w:rFonts w:ascii="Consolas" w:hAnsi="Consolas" w:eastAsia="Consolas"/>
+          <w:b w:val="0"/>
+          <w:i w:val="0"/>
+          <w:sz w:val="20"/>
+        </w:rPr>
+        <w:t>{}</w:t>
+      </w:r>
+      <w:r>
+        <w:rPr>
+          <w:rFonts w:ascii="宋体" w:hAnsi="宋体" w:eastAsia="宋体"/>
+          <w:b w:val="0"/>
+          <w:i w:val="0"/>
+          <w:sz w:val="21"/>
+        </w:rPr>
+        <w:t>。</w:t>
       </w:r>
     </w:p>
     <w:p>
@@ -34348,21 +34705,102 @@
               </w:rPr>
               <w:t>{name, description, type="builtin", config={}, timeout=30}</w:t>
             </w:r>
-          </w:p>
-        </w:tc>
-        <w:tc>
-          <w:tcPr>
-            <w:tcW w:type="dxa" w:w="2160"/>
-          </w:tcPr>
-          <w:p>
-            <w:r>
-              <w:rPr>
-                <w:rFonts w:ascii="宋体" w:hAnsi="宋体" w:eastAsia="宋体"/>
-                <w:b w:val="0"/>
-                <w:i w:val="0"/>
-                <w:sz w:val="19"/>
-              </w:rPr>
-              <w:t>工具对象</w:t>
+            <w:r>
+              <w:rPr>
+                <w:rFonts w:ascii="宋体" w:hAnsi="宋体" w:eastAsia="宋体"/>
+                <w:b w:val="0"/>
+                <w:i w:val="0"/>
+                <w:sz w:val="19"/>
+              </w:rPr>
+              <w:t xml:space="preserve">；HTTP 工具的 </w:t>
+            </w:r>
+            <w:r>
+              <w:rPr>
+                <w:rFonts w:ascii="Consolas" w:hAnsi="Consolas" w:eastAsia="Consolas"/>
+                <w:b w:val="0"/>
+                <w:i w:val="0"/>
+                <w:sz w:val="18"/>
+              </w:rPr>
+              <w:t>config.parameters</w:t>
+            </w:r>
+            <w:r>
+              <w:rPr>
+                <w:rFonts w:ascii="宋体" w:hAnsi="宋体" w:eastAsia="宋体"/>
+                <w:b w:val="0"/>
+                <w:i w:val="0"/>
+                <w:sz w:val="19"/>
+              </w:rPr>
+              <w:t xml:space="preserve"> 按 </w:t>
+            </w:r>
+            <w:r>
+              <w:rPr>
+                <w:rFonts w:ascii="Consolas" w:hAnsi="Consolas" w:eastAsia="Consolas"/>
+                <w:b w:val="0"/>
+                <w:i w:val="0"/>
+                <w:sz w:val="18"/>
+              </w:rPr>
+              <w:t>03</w:t>
+            </w:r>
+            <w:r>
+              <w:rPr>
+                <w:rFonts w:ascii="宋体" w:hAnsi="宋体" w:eastAsia="宋体"/>
+                <w:b w:val="0"/>
+                <w:i w:val="0"/>
+                <w:sz w:val="19"/>
+              </w:rPr>
+              <w:t xml:space="preserve"> 4.2 的子集校验，不合法 422（</w:t>
+            </w:r>
+            <w:r>
+              <w:rPr>
+                <w:rFonts w:ascii="Consolas" w:hAnsi="Consolas" w:eastAsia="Consolas"/>
+                <w:b w:val="0"/>
+                <w:i w:val="0"/>
+                <w:sz w:val="18"/>
+              </w:rPr>
+              <w:t>loc=["body","config"]</w:t>
+            </w:r>
+            <w:r>
+              <w:rPr>
+                <w:rFonts w:ascii="宋体" w:hAnsi="宋体" w:eastAsia="宋体"/>
+                <w:b w:val="0"/>
+                <w:i w:val="0"/>
+                <w:sz w:val="19"/>
+              </w:rPr>
+              <w:t>，msg 以"config.parameters 不合法："开头并指出位置）</w:t>
+            </w:r>
+          </w:p>
+        </w:tc>
+        <w:tc>
+          <w:tcPr>
+            <w:tcW w:type="dxa" w:w="2160"/>
+          </w:tcPr>
+          <w:p>
+            <w:r>
+              <w:rPr>
+                <w:rFonts w:ascii="宋体" w:hAnsi="宋体" w:eastAsia="宋体"/>
+                <w:b w:val="0"/>
+                <w:i w:val="0"/>
+                <w:sz w:val="19"/>
+              </w:rPr>
+              <w:t>工具对象（</w:t>
+            </w:r>
+            <w:r>
+              <w:rPr>
+                <w:rFonts w:ascii="Consolas" w:hAnsi="Consolas" w:eastAsia="Consolas"/>
+                <w:b w:val="0"/>
+                <w:i w:val="0"/>
+                <w:sz w:val="18"/>
+              </w:rPr>
+              <w:t>config.parameters</w:t>
+            </w:r>
+            <w:r>
+              <w:rPr>
+                <w:rFonts w:ascii="宋体" w:hAnsi="宋体" w:eastAsia="宋体"/>
+                <w:b w:val="0"/>
+                <w:i w:val="0"/>
+                <w:sz w:val="19"/>
+              </w:rPr>
+              <w:t xml:space="preserve"> 已规范化）</w:t>
             </w:r>
           </w:p>
         </w:tc>
@@ -34535,6 +34973,51 @@
                 <w:sz w:val="18"/>
               </w:rPr>
               <w:t>{args={}}</w:t>
+            </w:r>
+            <w:r>
+              <w:rPr>
+                <w:rFonts w:ascii="宋体" w:hAnsi="宋体" w:eastAsia="宋体"/>
+                <w:b w:val="0"/>
+                <w:i w:val="0"/>
+                <w:sz w:val="19"/>
+              </w:rPr>
+              <w:t xml:space="preserve">；HTTP 工具先按声明校验 </w:t>
+            </w:r>
+            <w:r>
+              <w:rPr>
+                <w:rFonts w:ascii="Consolas" w:hAnsi="Consolas" w:eastAsia="Consolas"/>
+                <w:b w:val="0"/>
+                <w:i w:val="0"/>
+                <w:sz w:val="18"/>
+              </w:rPr>
+              <w:t>args</w:t>
+            </w:r>
+            <w:r>
+              <w:rPr>
+                <w:rFonts w:ascii="宋体" w:hAnsi="宋体" w:eastAsia="宋体"/>
+                <w:b w:val="0"/>
+                <w:i w:val="0"/>
+                <w:sz w:val="19"/>
+              </w:rPr>
+              <w:t>（宽松转换：</w:t>
+            </w:r>
+            <w:r>
+              <w:rPr>
+                <w:rFonts w:ascii="Consolas" w:hAnsi="Consolas" w:eastAsia="Consolas"/>
+                <w:b w:val="0"/>
+                <w:i w:val="0"/>
+                <w:sz w:val="18"/>
+              </w:rPr>
+              <w:t>"3"</w:t>
+            </w:r>
+            <w:r>
+              <w:rPr>
+                <w:rFonts w:ascii="宋体" w:hAnsi="宋体" w:eastAsia="宋体"/>
+                <w:b w:val="0"/>
+                <w:i w:val="0"/>
+                <w:sz w:val="19"/>
+              </w:rPr>
+              <w:t xml:space="preserve"> → 3；未声明的键、缺必填、枚举外、类型不符都拒绝），不合法 400 "参数校验失败：&lt;位置: 原因&gt;" 且不发起调用</w:t>
             </w:r>
           </w:p>
         </w:tc>
@@ -34575,6 +35058,137 @@
       </w:tr>
     </w:tbl>
     <w:p/>
+    <w:p>
+      <w:r>
+        <w:rPr>
+          <w:rFonts w:ascii="宋体" w:hAnsi="宋体" w:eastAsia="宋体"/>
+          <w:b w:val="0"/>
+          <w:i w:val="0"/>
+          <w:sz w:val="21"/>
+        </w:rPr>
+        <w:t>智能体对话中 HTTP 工具按声明以结构化参数暴露给模型（</w:t>
+      </w:r>
+      <w:r>
+        <w:rPr>
+          <w:rFonts w:ascii="Consolas" w:hAnsi="Consolas" w:eastAsia="Consolas"/>
+          <w:b w:val="0"/>
+          <w:i w:val="0"/>
+          <w:sz w:val="20"/>
+        </w:rPr>
+        <w:t>StructuredTool.args_schema</w:t>
+      </w:r>
+      <w:r>
+        <w:rPr>
+          <w:rFonts w:ascii="宋体" w:hAnsi="宋体" w:eastAsia="宋体"/>
+          <w:b w:val="0"/>
+          <w:i w:val="0"/>
+          <w:sz w:val="21"/>
+        </w:rPr>
+        <w:t xml:space="preserve">）；模型传参不符合声明时不中断对话，工具结果返回"参数校验失败：..."让模型纠正。工作流 </w:t>
+      </w:r>
+      <w:r>
+        <w:rPr>
+          <w:rFonts w:ascii="Consolas" w:hAnsi="Consolas" w:eastAsia="Consolas"/>
+          <w:b w:val="0"/>
+          <w:i w:val="0"/>
+          <w:sz w:val="20"/>
+        </w:rPr>
+        <w:t>tool</w:t>
+      </w:r>
+      <w:r>
+        <w:rPr>
+          <w:rFonts w:ascii="宋体" w:hAnsi="宋体" w:eastAsia="宋体"/>
+          <w:b w:val="0"/>
+          <w:i w:val="0"/>
+          <w:sz w:val="21"/>
+        </w:rPr>
+        <w:t xml:space="preserve"> 节点的固定 </w:t>
+      </w:r>
+      <w:r>
+        <w:rPr>
+          <w:rFonts w:ascii="Consolas" w:hAnsi="Consolas" w:eastAsia="Consolas"/>
+          <w:b w:val="0"/>
+          <w:i w:val="0"/>
+          <w:sz w:val="20"/>
+        </w:rPr>
+        <w:t>args</w:t>
+      </w:r>
+      <w:r>
+        <w:rPr>
+          <w:rFonts w:ascii="宋体" w:hAnsi="宋体" w:eastAsia="宋体"/>
+          <w:b w:val="0"/>
+          <w:i w:val="0"/>
+          <w:sz w:val="21"/>
+        </w:rPr>
+        <w:t xml:space="preserve"> 同样在运行前校验，不合法时节点 failed、运行 failed，错误文本相同。</w:t>
+      </w:r>
+    </w:p>
+    <w:p>
+      <w:r>
+        <w:rPr>
+          <w:rFonts w:ascii="宋体" w:hAnsi="宋体" w:eastAsia="宋体"/>
+          <w:b w:val="0"/>
+          <w:i w:val="0"/>
+          <w:sz w:val="21"/>
+        </w:rPr>
+        <w:t>典型 422（</w:t>
+      </w:r>
+      <w:r>
+        <w:rPr>
+          <w:rFonts w:ascii="Consolas" w:hAnsi="Consolas" w:eastAsia="Consolas"/>
+          <w:b w:val="0"/>
+          <w:i w:val="0"/>
+          <w:sz w:val="20"/>
+        </w:rPr>
+        <w:t>type: array</w:t>
+      </w:r>
+      <w:r>
+        <w:rPr>
+          <w:rFonts w:ascii="宋体" w:hAnsi="宋体" w:eastAsia="宋体"/>
+          <w:b w:val="0"/>
+          <w:i w:val="0"/>
+          <w:sz w:val="21"/>
+        </w:rPr>
+        <w:t>）：</w:t>
+      </w:r>
+    </w:p>
+    <w:p>
+      <w:pPr>
+        <w:ind w:left="240"/>
+      </w:pPr>
+      <w:r>
+        <w:rPr>
+          <w:rFonts w:ascii="Consolas" w:hAnsi="Consolas" w:eastAsia="Consolas"/>
+          <w:b w:val="0"/>
+          <w:i w:val="0"/>
+          <w:color w:val="1F2937"/>
+          <w:sz w:val="18"/>
+        </w:rPr>
+        <w:t>{"detail": [{"type": "value_error", "loc": ["body", "config"],</w:t>
+        <w:br/>
+        <w:t xml:space="preserve">             "msg": "Value error, config.parameters 不合法：properties.tags.type: Input should be 'string', 'number', 'integer' or 'boolean'", ...}]}</w:t>
+      </w:r>
+    </w:p>
+    <w:p>
+      <w:r>
+        <w:rPr>
+          <w:rFonts w:ascii="宋体" w:hAnsi="宋体" w:eastAsia="宋体"/>
+          <w:b w:val="0"/>
+          <w:i w:val="0"/>
+          <w:sz w:val="21"/>
+        </w:rPr>
+        <w:t>典型 400（测试调用缺必填）：</w:t>
+      </w:r>
+      <w:r>
+        <w:rPr>
+          <w:rFonts w:ascii="Consolas" w:hAnsi="Consolas" w:eastAsia="Consolas"/>
+          <w:b w:val="0"/>
+          <w:i w:val="0"/>
+          <w:sz w:val="20"/>
+        </w:rPr>
+        <w:t>{"detail": "参数校验失败：city: Field required", "trace_id": "..."}</w:t>
+      </w:r>
+    </w:p>
     <w:p>
       <w:pPr>
         <w:spacing w:before="160" w:after="60"/>
